--- a/docs/Proyecto_Grado_David_Acha.docx
+++ b/docs/Proyecto_Grado_David_Acha.docx
@@ -15,8 +15,8 @@
         <w:tblLook w:val="04A0" w:firstRow="1" w:lastRow="0" w:firstColumn="1" w:lastColumn="0" w:noHBand="0" w:noVBand="1"/>
       </w:tblPr>
       <w:tblGrid>
-        <w:gridCol w:w="4702"/>
-        <w:gridCol w:w="4702"/>
+        <w:gridCol w:w="2430"/>
+        <w:gridCol w:w="6974"/>
       </w:tblGrid>
       <w:tr>
         <w:trPr>
@@ -24,7 +24,7 @@
         </w:trPr>
         <w:tc>
           <w:tcPr>
-            <w:tcW w:w="4702" w:type="dxa"/>
+            <w:tcW w:w="2430" w:type="dxa"/>
             <w:tcBorders>
               <w:top w:val="nil"/>
               <w:left w:val="nil"/>
@@ -34,14 +34,15 @@
           </w:tcPr>
           <w:p>
             <w:pPr>
-              <w:jc w:val="center"/>
+              <w:ind w:firstLine="0"/>
+              <w:jc w:val="left"/>
             </w:pPr>
             <w:r>
               <w:rPr>
                 <w:noProof/>
               </w:rPr>
               <w:drawing>
-                <wp:inline distT="0" distB="0" distL="0" distR="0" wp14:anchorId="6305CD6D" wp14:editId="70A6B95E">
+                <wp:inline distT="0" distB="0" distL="0" distR="0" wp14:anchorId="1C887C68" wp14:editId="3B19557B">
                   <wp:extent cx="1234440" cy="1234440"/>
                   <wp:effectExtent l="0" t="0" r="0" b="0"/>
                   <wp:docPr id="1" name="Picture 1"/>
@@ -80,7 +81,7 @@
         </w:tc>
         <w:tc>
           <w:tcPr>
-            <w:tcW w:w="4702" w:type="dxa"/>
+            <w:tcW w:w="6974" w:type="dxa"/>
             <w:tcBorders>
               <w:top w:val="nil"/>
               <w:left w:val="nil"/>
@@ -208,6 +209,11 @@
       </w:r>
     </w:p>
     <w:p>
+      <w:r>
+        <w:br w:type="page"/>
+      </w:r>
+    </w:p>
+    <w:p>
       <w:pPr>
         <w:spacing w:before="600" w:after="400"/>
         <w:ind w:firstLine="0"/>
@@ -224,7 +230,17 @@
     </w:p>
     <w:p>
       <w:r>
-        <w:t>Expreso mi agradecimiento a la Universidad Privada del Valle y a los docentes de la carrera de Ingeniería de Sistemas Informáticos por la formación recibida a lo largo de la carrera. De manera especial, agradezco a la tutora Magaly Gómez Ugarte por la orientación metodológica y académica brindada durante la formulación y desarrollo del proyecto. Asimismo, agradezco a las personas que participen en las actividades de diagnóstico y evaluación del prototipo, así como a los profesionales de salud que aporten criterios para delimitar responsablemente el alcance de la herramienta. Finalmente, reconozco el apoyo de mi familia y de quienes acompañaron el proceso de formación y elaboración del presente trabajo.</w:t>
+        <w:t>Expreso mi agradecimiento a la Universidad Privada del Valle y a los docentes de la carrera de Ingeniería de Sistemas Informáticos por la formación recibida a lo largo de la carrera.</w:t>
+      </w:r>
+    </w:p>
+    <w:p>
+      <w:r>
+        <w:t>De manera especial, agradezco a la tutora Magaly Gómez Ugarte por la orientación metodológica y académica brindada durante la formulación y desarrollo del proyecto.</w:t>
+      </w:r>
+    </w:p>
+    <w:p>
+      <w:r>
+        <w:t>Asimismo, agradezco a las personas que confiaron en mí durante estos años. Agradezco a mi jefe, José Gutiérrez, por darme la oportunidad y apoyarme incluso en momentos en los que mi rendimiento no fue el mejor; a mi pareja actual, Mariel Vargas, quien siempre me motivó y me permitió desarrollarme en plenitud; y a mis padres.</w:t>
       </w:r>
     </w:p>
     <w:p>
@@ -249,7 +265,55 @@
     </w:p>
     <w:p>
       <w:r>
-        <w:t>El presente proyecto de grado plantea el desarrollo de un sistema multiplataforma de historia clínica personal para Android y web, orientado a centralizar, organizar y consultar longitudinalmente información de salud administrada por el propio usuario. La propuesta responde a la fragmentación de antecedentes, documentos, resultados y tratamientos que pueden quedar distribuidos entre diferentes instituciones, formatos físicos y archivos digitales. El sistema permitirá gestionar perfiles propios y dependientes, registrar antecedentes y eventos de salud, adjuntar documentos clínicos, consultar una línea de tiempo y localizar información mediante búsqueda y filtros. Como componente complementario, incorporará una funcionalidad de inteligencia artificial que trabajará únicamente con información seleccionada por el usuario para generar resúmenes no diagnósticos y señalar posibles datos incompletos o contradictorios. La solución se estructura con React Native y React Native Web en la capa cliente, Node.js y Express.js en el backend, MySQL para datos estructurados, almacenamiento privado para archivos y un adaptador de integración con la API de DeepSeek. El desarrollo se organizará mediante Kanban y la validación combinará pruebas funcionales, de integración, seguridad, rendimiento, accesibilidad y usabilidad, además de una rúbrica específica para las salidas de inteligencia artificial. La investigación adopta un enfoque mixto, aplicado y descriptivo, con usuarios potenciales y profesionales de salud. El documento define la ingeniería, los criterios de aceptación y el plan de validación sin atribuir resultados empíricos que aún no hayan sido observados.</w:t>
+        <w:t xml:space="preserve">El presente proyecto de grado plantea el desarrollo de Clinia, un sistema multiplataforma de historia clínica personal para Android y web, orientado a centralizar, organizar y consultar longitudinalmente información de salud administrada por el propio usuario. La propuesta responde a la fragmentación de antecedentes, documentos, resultados y tratamientos que pueden quedar distribuidos entre diferentes instituciones, formatos físicos y archivos digitales. Clinia permitirá gestionar perfiles propios y dependientes, registrar antecedentes y eventos de salud, adjuntar documentos clínicos, consultar una línea de tiempo y localizar información mediante búsqueda y filtros. Como componente complementario, incorporará una funcionalidad de inteligencia artificial que trabajará únicamente con información seleccionada por el usuario para generar resúmenes no diagnósticos y señalar posibles datos incompletos o contradictorios. La solución se estructura con </w:t>
+      </w:r>
+      <w:proofErr w:type="spellStart"/>
+      <w:r>
+        <w:t>React</w:t>
+      </w:r>
+      <w:proofErr w:type="spellEnd"/>
+      <w:r>
+        <w:t xml:space="preserve"> Native y </w:t>
+      </w:r>
+      <w:proofErr w:type="spellStart"/>
+      <w:r>
+        <w:t>React</w:t>
+      </w:r>
+      <w:proofErr w:type="spellEnd"/>
+      <w:r>
+        <w:t xml:space="preserve"> Native Web en la capa cliente, Node.js y Express.js en el </w:t>
+      </w:r>
+      <w:proofErr w:type="spellStart"/>
+      <w:r>
+        <w:t>backend</w:t>
+      </w:r>
+      <w:proofErr w:type="spellEnd"/>
+      <w:r>
+        <w:t xml:space="preserve">, MySQL para datos estructurados, almacenamiento privado para archivos y un adaptador de integración con la API de </w:t>
+      </w:r>
+      <w:proofErr w:type="spellStart"/>
+      <w:r>
+        <w:t>DeepSeek</w:t>
+      </w:r>
+      <w:proofErr w:type="spellEnd"/>
+      <w:r>
+        <w:t xml:space="preserve">. El desarrollo se organizará mediante Kanban y la validación combinará pruebas funcionales, de integración, seguridad, rendimiento, accesibilidad y usabilidad, además de una rúbrica específica para las salidas de inteligencia artificial. Para la versión web se utilizará Google Lighthouse desde Chrome </w:t>
+      </w:r>
+      <w:proofErr w:type="spellStart"/>
+      <w:r>
+        <w:t>DevTools</w:t>
+      </w:r>
+      <w:proofErr w:type="spellEnd"/>
+      <w:r>
+        <w:t xml:space="preserve"> como evidencia de rendimiento y Mozilla HTTP </w:t>
+      </w:r>
+      <w:proofErr w:type="spellStart"/>
+      <w:r>
+        <w:t>Observatory</w:t>
+      </w:r>
+      <w:proofErr w:type="spellEnd"/>
+      <w:r>
+        <w:t xml:space="preserve"> para revisar la configuración y cabeceras de seguridad del dominio https://www.clinia.win/. La investigación adopta un enfoque mixto, aplicado y descriptivo, con usuarios potenciales y profesionales de salud. El documento define la ingeniería, los criterios de aceptación y el plan de validación sin atribuir resultados empíricos que aún no hayan sido observados.</w:t>
       </w:r>
     </w:p>
     <w:p>
@@ -263,7 +327,15 @@
         <w:t xml:space="preserve">Palabras clave: </w:t>
       </w:r>
       <w:r>
-        <w:t>historia clínica personal, salud digital, aplicación multiplataforma, inteligencia artificial, React Native, seguridad, usabilidad, trazabilidad.</w:t>
+        <w:t xml:space="preserve">historia clínica personal, salud digital, aplicación multiplataforma, inteligencia artificial, </w:t>
+      </w:r>
+      <w:proofErr w:type="spellStart"/>
+      <w:r>
+        <w:t>React</w:t>
+      </w:r>
+      <w:proofErr w:type="spellEnd"/>
+      <w:r>
+        <w:t xml:space="preserve"> Native, seguridad, usabilidad, trazabilidad.</w:t>
       </w:r>
     </w:p>
     <w:p>
@@ -300,7 +372,7 @@
         <w:rPr>
           <w:lang w:val="en-US"/>
         </w:rPr>
-        <w:t xml:space="preserve">This degree project proposes the development of a cross-platform personal health record system for Android and the web, aimed at centralizing, organizing and longitudinally consulting health information managed by the user. The proposal addresses the fragmentation of medical history, documents, laboratory results and treatments that may remain distributed across different institutions, physical formats and digital files. The system will support personal and dependent profiles, health events and history, clinical document storage, a chronological timeline, and search and filtering mechanisms. As a complementary component, an artificial intelligence function will process only information explicitly selected by the user </w:t>
+        <w:t xml:space="preserve">This degree project proposes the development of Clinia, a cross-platform personal health record system for Android and the web, aimed at centralizing, organizing and longitudinally consulting health information managed by the user. The proposal addresses the fragmentation of medical history, documents, laboratory results and treatments that may remain distributed across different institutions, physical formats and digital files. Clinia will support personal and dependent profiles, health events and history, clinical document storage, a chronological timeline, and search and filtering mechanisms. As a complementary component, an artificial intelligence function will process only information explicitly selected by the user </w:t>
       </w:r>
       <w:proofErr w:type="gramStart"/>
       <w:r>
@@ -314,7 +386,21 @@
         <w:rPr>
           <w:lang w:val="en-US"/>
         </w:rPr>
-        <w:t xml:space="preserve"> generate non-diagnostic summaries and point out potentially incomplete or contradictory data. The solution is structured with React Native and React Native Web on the client side, Node.js and Express.js for the backend, MySQL for structured data, private object storage for documents, and an adapter for the DeepSeek API. Development will be managed through Kanban, while validation will include functional, integration, security, performance, accessibility and usability testing, together with a specific rubric for artificial intelligence outputs. The research follows a mixed, applied and descriptive approach involving potential users and health professionals. This document defines the engineering, acceptance criteria and validation plan without assigning empirical results that have not yet been observed.</w:t>
+        <w:t xml:space="preserve"> generate non-diagnostic summaries and point out potentially incomplete or contradictory data. The solution is structured with React Native and React Native Web on the client side, Node.js and Express.js for the backend, MySQL for structured data, private object storage for documents, and an adapter for the DeepSeek API. Development will be managed through Kanban, while validation will include functional, integration, security, performance, accessibility and usability testing, together with a specific rubric for artificial intelligence outputs. For the web version, Google Lighthouse in Chrome </w:t>
+      </w:r>
+      <w:proofErr w:type="spellStart"/>
+      <w:r>
+        <w:rPr>
+          <w:lang w:val="en-US"/>
+        </w:rPr>
+        <w:t>DevTools</w:t>
+      </w:r>
+      <w:proofErr w:type="spellEnd"/>
+      <w:r>
+        <w:rPr>
+          <w:lang w:val="en-US"/>
+        </w:rPr>
+        <w:t xml:space="preserve"> will be used to generate performance evidence, while Mozilla HTTP Observatory will be used to review HTTP security configuration and headers for https://www.clinia.win/. The research follows a mixed, applied and descriptive approach involving potential users and health professionals. This document defines the engineering, acceptance criteria and validation plan without assigning empirical results that have not yet been observed.</w:t>
       </w:r>
     </w:p>
     <w:p>
@@ -373,16 +459,18 @@
           <w:tab w:val="right" w:leader="dot" w:pos="9000"/>
         </w:tabs>
       </w:pPr>
-      <w:r>
-        <w:rPr>
-          <w:b/>
-        </w:rPr>
-        <w:t>MARCO INTRODUCTORIO</w:t>
-      </w:r>
-      <w:r>
-        <w:tab/>
-        <w:t>1</w:t>
-      </w:r>
+      <w:hyperlink w:anchor="_Clinia_toc_48" w:history="1">
+        <w:r>
+          <w:rPr>
+            <w:b/>
+          </w:rPr>
+          <w:t>MARCO INTRODUCTORIO</w:t>
+        </w:r>
+        <w:r>
+          <w:tab/>
+          <w:t>1</w:t>
+        </w:r>
+      </w:hyperlink>
     </w:p>
     <w:p>
       <w:pPr>
@@ -392,13 +480,15 @@
         </w:tabs>
         <w:ind w:left="255"/>
       </w:pPr>
-      <w:r>
-        <w:t>INTRODUCCIÓN</w:t>
-      </w:r>
-      <w:r>
-        <w:tab/>
-        <w:t>1</w:t>
-      </w:r>
+      <w:hyperlink w:anchor="_Clinia_toc_49" w:history="1">
+        <w:r>
+          <w:t>INTRODUCCIÓN</w:t>
+        </w:r>
+        <w:r>
+          <w:tab/>
+          <w:t>1</w:t>
+        </w:r>
+      </w:hyperlink>
     </w:p>
     <w:p>
       <w:pPr>
@@ -408,13 +498,15 @@
         </w:tabs>
         <w:ind w:left="255"/>
       </w:pPr>
-      <w:r>
-        <w:t>ANTECEDENTES</w:t>
-      </w:r>
-      <w:r>
-        <w:tab/>
-        <w:t>2</w:t>
-      </w:r>
+      <w:hyperlink w:anchor="_Clinia_toc_50" w:history="1">
+        <w:r>
+          <w:t>ANTECEDENTES</w:t>
+        </w:r>
+        <w:r>
+          <w:tab/>
+          <w:t>2</w:t>
+        </w:r>
+      </w:hyperlink>
     </w:p>
     <w:p>
       <w:pPr>
@@ -424,13 +516,15 @@
         </w:tabs>
         <w:ind w:left="255"/>
       </w:pPr>
-      <w:r>
-        <w:t>PLANTEAMIENTO DEL PROBLEMA</w:t>
-      </w:r>
-      <w:r>
-        <w:tab/>
-        <w:t>2</w:t>
-      </w:r>
+      <w:hyperlink w:anchor="_Clinia_toc_51" w:history="1">
+        <w:r>
+          <w:t>PLANTEAMIENTO DEL PROBLEMA</w:t>
+        </w:r>
+        <w:r>
+          <w:tab/>
+          <w:t>2</w:t>
+        </w:r>
+      </w:hyperlink>
     </w:p>
     <w:p>
       <w:pPr>
@@ -440,13 +534,15 @@
         </w:tabs>
         <w:ind w:left="510"/>
       </w:pPr>
-      <w:r>
-        <w:t>FORMULACIÓN DEL PROBLEMA</w:t>
-      </w:r>
-      <w:r>
-        <w:tab/>
-        <w:t>4</w:t>
-      </w:r>
+      <w:hyperlink w:anchor="_Clinia_toc_52" w:history="1">
+        <w:r>
+          <w:t>FORMULACIÓN DEL PROBLEMA</w:t>
+        </w:r>
+        <w:r>
+          <w:tab/>
+          <w:t>4</w:t>
+        </w:r>
+      </w:hyperlink>
     </w:p>
     <w:p>
       <w:pPr>
@@ -456,13 +552,15 @@
         </w:tabs>
         <w:ind w:left="255"/>
       </w:pPr>
-      <w:r>
-        <w:t>JUSTIFICACIÓN</w:t>
-      </w:r>
-      <w:r>
-        <w:tab/>
-        <w:t>4</w:t>
-      </w:r>
+      <w:hyperlink w:anchor="_Clinia_toc_53" w:history="1">
+        <w:r>
+          <w:t>JUSTIFICACIÓN</w:t>
+        </w:r>
+        <w:r>
+          <w:tab/>
+          <w:t>4</w:t>
+        </w:r>
+      </w:hyperlink>
     </w:p>
     <w:p>
       <w:pPr>
@@ -472,13 +570,15 @@
         </w:tabs>
         <w:ind w:left="510"/>
       </w:pPr>
-      <w:r>
-        <w:t>JUSTIFICACIÓN TÉCNICA</w:t>
-      </w:r>
-      <w:r>
-        <w:tab/>
-        <w:t>4</w:t>
-      </w:r>
+      <w:hyperlink w:anchor="_Clinia_toc_54" w:history="1">
+        <w:r>
+          <w:t>JUSTIFICACIÓN TÉCNICA</w:t>
+        </w:r>
+        <w:r>
+          <w:tab/>
+          <w:t>4</w:t>
+        </w:r>
+      </w:hyperlink>
     </w:p>
     <w:p>
       <w:pPr>
@@ -488,13 +588,15 @@
         </w:tabs>
         <w:ind w:left="510"/>
       </w:pPr>
-      <w:r>
-        <w:t>JUSTIFICACIÓN SOCIAL</w:t>
-      </w:r>
-      <w:r>
-        <w:tab/>
-        <w:t>4</w:t>
-      </w:r>
+      <w:hyperlink w:anchor="_Clinia_toc_55" w:history="1">
+        <w:r>
+          <w:t>JUSTIFICACIÓN SOCIAL</w:t>
+        </w:r>
+        <w:r>
+          <w:tab/>
+          <w:t>4</w:t>
+        </w:r>
+      </w:hyperlink>
     </w:p>
     <w:p>
       <w:pPr>
@@ -504,13 +606,15 @@
         </w:tabs>
         <w:ind w:left="510"/>
       </w:pPr>
-      <w:r>
-        <w:t>JUSTIFICACIÓN ECONÓMICA</w:t>
-      </w:r>
-      <w:r>
-        <w:tab/>
-        <w:t>4</w:t>
-      </w:r>
+      <w:hyperlink w:anchor="_Clinia_toc_56" w:history="1">
+        <w:r>
+          <w:t>JUSTIFICACIÓN ECONÓMICA</w:t>
+        </w:r>
+        <w:r>
+          <w:tab/>
+          <w:t>4</w:t>
+        </w:r>
+      </w:hyperlink>
     </w:p>
     <w:p>
       <w:pPr>
@@ -520,13 +624,15 @@
         </w:tabs>
         <w:ind w:left="255"/>
       </w:pPr>
-      <w:r>
-        <w:t>OBJETIVOS</w:t>
-      </w:r>
-      <w:r>
-        <w:tab/>
-        <w:t>5</w:t>
-      </w:r>
+      <w:hyperlink w:anchor="_Clinia_toc_57" w:history="1">
+        <w:r>
+          <w:t>OBJETIVOS</w:t>
+        </w:r>
+        <w:r>
+          <w:tab/>
+          <w:t>5</w:t>
+        </w:r>
+      </w:hyperlink>
     </w:p>
     <w:p>
       <w:pPr>
@@ -536,13 +642,15 @@
         </w:tabs>
         <w:ind w:left="510"/>
       </w:pPr>
-      <w:r>
-        <w:t>OBJETIVO GENERAL</w:t>
-      </w:r>
-      <w:r>
-        <w:tab/>
-        <w:t>5</w:t>
-      </w:r>
+      <w:hyperlink w:anchor="_Clinia_toc_58" w:history="1">
+        <w:r>
+          <w:t>OBJETIVO GENERAL</w:t>
+        </w:r>
+        <w:r>
+          <w:tab/>
+          <w:t>5</w:t>
+        </w:r>
+      </w:hyperlink>
     </w:p>
     <w:p>
       <w:pPr>
@@ -552,13 +660,15 @@
         </w:tabs>
         <w:ind w:left="510"/>
       </w:pPr>
-      <w:r>
-        <w:t>OBJETIVOS ESPECÍFICOS</w:t>
-      </w:r>
-      <w:r>
-        <w:tab/>
-        <w:t>5</w:t>
-      </w:r>
+      <w:hyperlink w:anchor="_Clinia_toc_59" w:history="1">
+        <w:r>
+          <w:t>OBJETIVOS ESPECÍFICOS</w:t>
+        </w:r>
+        <w:r>
+          <w:tab/>
+          <w:t>5</w:t>
+        </w:r>
+      </w:hyperlink>
     </w:p>
     <w:p>
       <w:pPr>
@@ -568,13 +678,15 @@
         </w:tabs>
         <w:ind w:left="255"/>
       </w:pPr>
-      <w:r>
-        <w:t>ALCANCE</w:t>
-      </w:r>
-      <w:r>
-        <w:tab/>
-        <w:t>5</w:t>
-      </w:r>
+      <w:hyperlink w:anchor="_Clinia_toc_60" w:history="1">
+        <w:r>
+          <w:t>ALCANCE</w:t>
+        </w:r>
+        <w:r>
+          <w:tab/>
+          <w:t>5</w:t>
+        </w:r>
+      </w:hyperlink>
     </w:p>
     <w:p>
       <w:pPr>
@@ -584,13 +696,15 @@
         </w:tabs>
         <w:ind w:left="255"/>
       </w:pPr>
-      <w:r>
-        <w:t>LÍMITES</w:t>
-      </w:r>
-      <w:r>
-        <w:tab/>
-        <w:t>6</w:t>
-      </w:r>
+      <w:hyperlink w:anchor="_Clinia_toc_61" w:history="1">
+        <w:r>
+          <w:t>LÍMITES</w:t>
+        </w:r>
+        <w:r>
+          <w:tab/>
+          <w:t>6</w:t>
+        </w:r>
+      </w:hyperlink>
     </w:p>
     <w:p>
       <w:pPr>
@@ -600,13 +714,15 @@
         </w:tabs>
         <w:ind w:left="255"/>
       </w:pPr>
-      <w:r>
-        <w:t>METODOLOGÍA DE DESARROLLO DE SOFTWARE</w:t>
-      </w:r>
-      <w:r>
-        <w:tab/>
-        <w:t>6</w:t>
-      </w:r>
+      <w:hyperlink w:anchor="_Clinia_toc_62" w:history="1">
+        <w:r>
+          <w:t>METODOLOGÍA DE DESARROLLO DE SOFTWARE</w:t>
+        </w:r>
+        <w:r>
+          <w:tab/>
+          <w:t>6</w:t>
+        </w:r>
+      </w:hyperlink>
     </w:p>
     <w:p>
       <w:pPr>
@@ -616,13 +732,15 @@
         </w:tabs>
         <w:ind w:left="255"/>
       </w:pPr>
-      <w:r>
-        <w:t>TECNOLOGÍAS DE DESARROLLO</w:t>
-      </w:r>
-      <w:r>
-        <w:tab/>
-        <w:t>7</w:t>
-      </w:r>
+      <w:hyperlink w:anchor="_Clinia_toc_63" w:history="1">
+        <w:r>
+          <w:t>TECNOLOGÍAS DE DESARROLLO</w:t>
+        </w:r>
+        <w:r>
+          <w:tab/>
+          <w:t>7</w:t>
+        </w:r>
+      </w:hyperlink>
     </w:p>
     <w:p>
       <w:pPr>
@@ -632,13 +750,15 @@
         </w:tabs>
         <w:ind w:left="255"/>
       </w:pPr>
-      <w:r>
-        <w:t>METODOLOGÍA DE LA INVESTIGACIÓN</w:t>
-      </w:r>
-      <w:r>
-        <w:tab/>
-        <w:t>7</w:t>
-      </w:r>
+      <w:hyperlink w:anchor="_Clinia_toc_64" w:history="1">
+        <w:r>
+          <w:t>METODOLOGÍA DE LA INVESTIGACIÓN</w:t>
+        </w:r>
+        <w:r>
+          <w:tab/>
+          <w:t>7</w:t>
+        </w:r>
+      </w:hyperlink>
     </w:p>
     <w:p>
       <w:pPr>
@@ -648,13 +768,15 @@
         </w:tabs>
         <w:ind w:left="510"/>
       </w:pPr>
-      <w:r>
-        <w:t>ENFOQUE DE INVESTIGACIÓN</w:t>
-      </w:r>
-      <w:r>
-        <w:tab/>
-        <w:t>7</w:t>
-      </w:r>
+      <w:hyperlink w:anchor="_Clinia_toc_65" w:history="1">
+        <w:r>
+          <w:t>ENFOQUE DE INVESTIGACIÓN</w:t>
+        </w:r>
+        <w:r>
+          <w:tab/>
+          <w:t>7</w:t>
+        </w:r>
+      </w:hyperlink>
     </w:p>
     <w:p>
       <w:pPr>
@@ -664,13 +786,15 @@
         </w:tabs>
         <w:ind w:left="510"/>
       </w:pPr>
-      <w:r>
-        <w:t>TIPO DE INVESTIGACIÓN</w:t>
-      </w:r>
-      <w:r>
-        <w:tab/>
-        <w:t>8</w:t>
-      </w:r>
+      <w:hyperlink w:anchor="_Clinia_toc_66" w:history="1">
+        <w:r>
+          <w:t>TIPO DE INVESTIGACIÓN</w:t>
+        </w:r>
+        <w:r>
+          <w:tab/>
+          <w:t>8</w:t>
+        </w:r>
+      </w:hyperlink>
     </w:p>
     <w:p>
       <w:pPr>
@@ -680,13 +804,15 @@
         </w:tabs>
         <w:ind w:left="510"/>
       </w:pPr>
-      <w:r>
-        <w:t>MÉTODOS DE INVESTIGACIÓN</w:t>
-      </w:r>
-      <w:r>
-        <w:tab/>
-        <w:t>8</w:t>
-      </w:r>
+      <w:hyperlink w:anchor="_Clinia_toc_67" w:history="1">
+        <w:r>
+          <w:t>MÉTODOS DE INVESTIGACIÓN</w:t>
+        </w:r>
+        <w:r>
+          <w:tab/>
+          <w:t>8</w:t>
+        </w:r>
+      </w:hyperlink>
     </w:p>
     <w:p>
       <w:pPr>
@@ -696,13 +822,15 @@
         </w:tabs>
         <w:ind w:left="510"/>
       </w:pPr>
-      <w:r>
-        <w:t>TÉCNICAS DE INVESTIGACIÓN</w:t>
-      </w:r>
-      <w:r>
-        <w:tab/>
-        <w:t>8</w:t>
-      </w:r>
+      <w:hyperlink w:anchor="_Clinia_toc_68" w:history="1">
+        <w:r>
+          <w:t>TÉCNICAS DE INVESTIGACIÓN</w:t>
+        </w:r>
+        <w:r>
+          <w:tab/>
+          <w:t>8</w:t>
+        </w:r>
+      </w:hyperlink>
     </w:p>
     <w:p>
       <w:pPr>
@@ -712,13 +840,15 @@
         </w:tabs>
         <w:ind w:left="510"/>
       </w:pPr>
-      <w:r>
-        <w:t>POBLACIÓN Y MUESTRA</w:t>
-      </w:r>
-      <w:r>
-        <w:tab/>
-        <w:t>8</w:t>
-      </w:r>
+      <w:hyperlink w:anchor="_Clinia_toc_69" w:history="1">
+        <w:r>
+          <w:t>POBLACIÓN Y MUESTRA</w:t>
+        </w:r>
+        <w:r>
+          <w:tab/>
+          <w:t>8</w:t>
+        </w:r>
+      </w:hyperlink>
     </w:p>
     <w:p>
       <w:pPr>
@@ -728,13 +858,15 @@
         </w:tabs>
         <w:ind w:left="510"/>
       </w:pPr>
-      <w:r>
-        <w:t>FUENTES DE INVESTIGACIÓN</w:t>
-      </w:r>
-      <w:r>
-        <w:tab/>
-        <w:t>9</w:t>
-      </w:r>
+      <w:hyperlink w:anchor="_Clinia_toc_70" w:history="1">
+        <w:r>
+          <w:t>FUENTES DE INVESTIGACIÓN</w:t>
+        </w:r>
+        <w:r>
+          <w:tab/>
+          <w:t>9</w:t>
+        </w:r>
+      </w:hyperlink>
     </w:p>
     <w:p>
       <w:pPr>
@@ -743,16 +875,18 @@
           <w:tab w:val="right" w:leader="dot" w:pos="9000"/>
         </w:tabs>
       </w:pPr>
-      <w:r>
-        <w:rPr>
-          <w:b/>
-        </w:rPr>
-        <w:t>CAPÍTULO I. MARCO TEÓRICO Y CONCEPTUAL</w:t>
-      </w:r>
-      <w:r>
-        <w:tab/>
-        <w:t>11</w:t>
-      </w:r>
+      <w:hyperlink w:anchor="_Clinia_toc_71" w:history="1">
+        <w:r>
+          <w:rPr>
+            <w:b/>
+          </w:rPr>
+          <w:t>CAPÍTULO I. MARCO TEÓRICO Y CONCEPTUAL</w:t>
+        </w:r>
+        <w:r>
+          <w:tab/>
+          <w:t>11</w:t>
+        </w:r>
+      </w:hyperlink>
     </w:p>
     <w:p>
       <w:pPr>
@@ -762,13 +896,15 @@
         </w:tabs>
         <w:ind w:left="255"/>
       </w:pPr>
-      <w:r>
-        <w:t>1.1 ESTADO DEL ARTE</w:t>
-      </w:r>
-      <w:r>
-        <w:tab/>
-        <w:t>11</w:t>
-      </w:r>
+      <w:hyperlink w:anchor="_Clinia_toc_72" w:history="1">
+        <w:r>
+          <w:t>1.1 ESTADO DEL ARTE</w:t>
+        </w:r>
+        <w:r>
+          <w:tab/>
+          <w:t>11</w:t>
+        </w:r>
+      </w:hyperlink>
     </w:p>
     <w:p>
       <w:pPr>
@@ -778,13 +914,15 @@
         </w:tabs>
         <w:ind w:left="510"/>
       </w:pPr>
-      <w:r>
-        <w:t>1.1.1 Antecedentes sobre historias clínicas personales y PHR</w:t>
-      </w:r>
-      <w:r>
-        <w:tab/>
-        <w:t>11</w:t>
-      </w:r>
+      <w:hyperlink w:anchor="_Clinia_toc_73" w:history="1">
+        <w:r>
+          <w:t>1.1.1 Antecedentes sobre historias clínicas personales y PHR</w:t>
+        </w:r>
+        <w:r>
+          <w:tab/>
+          <w:t>11</w:t>
+        </w:r>
+      </w:hyperlink>
     </w:p>
     <w:p>
       <w:pPr>
@@ -794,13 +932,15 @@
         </w:tabs>
         <w:ind w:left="510"/>
       </w:pPr>
-      <w:r>
-        <w:t>1.1.2 Salud digital e interoperabilidad</w:t>
-      </w:r>
-      <w:r>
-        <w:tab/>
-        <w:t>11</w:t>
-      </w:r>
+      <w:hyperlink w:anchor="_Clinia_toc_74" w:history="1">
+        <w:r>
+          <w:t>1.1.2 Salud digital e interoperabilidad</w:t>
+        </w:r>
+        <w:r>
+          <w:tab/>
+          <w:t>11</w:t>
+        </w:r>
+      </w:hyperlink>
     </w:p>
     <w:p>
       <w:pPr>
@@ -810,13 +950,15 @@
         </w:tabs>
         <w:ind w:left="510"/>
       </w:pPr>
-      <w:r>
-        <w:t>1.1.3 Inteligencia artificial aplicada a la revisión de información de salud</w:t>
-      </w:r>
-      <w:r>
-        <w:tab/>
-        <w:t>11</w:t>
-      </w:r>
+      <w:hyperlink w:anchor="_Clinia_toc_75" w:history="1">
+        <w:r>
+          <w:t>1.1.3 Inteligencia artificial aplicada a la revisión de información de salud</w:t>
+        </w:r>
+        <w:r>
+          <w:tab/>
+          <w:t>11</w:t>
+        </w:r>
+      </w:hyperlink>
     </w:p>
     <w:p>
       <w:pPr>
@@ -826,13 +968,15 @@
         </w:tabs>
         <w:ind w:left="510"/>
       </w:pPr>
-      <w:r>
-        <w:t>1.1.4 Oportunidad de aplicación en el contexto del proyecto</w:t>
-      </w:r>
-      <w:r>
-        <w:tab/>
-        <w:t>12</w:t>
-      </w:r>
+      <w:hyperlink w:anchor="_Clinia_toc_76" w:history="1">
+        <w:r>
+          <w:t>1.1.4 Oportunidad de aplicación en el contexto del proyecto</w:t>
+        </w:r>
+        <w:r>
+          <w:tab/>
+          <w:t>12</w:t>
+        </w:r>
+      </w:hyperlink>
     </w:p>
     <w:p>
       <w:pPr>
@@ -842,13 +986,15 @@
         </w:tabs>
         <w:ind w:left="255"/>
       </w:pPr>
-      <w:r>
-        <w:t>1.2 MARCO CONCEPTUAL</w:t>
-      </w:r>
-      <w:r>
-        <w:tab/>
-        <w:t>12</w:t>
-      </w:r>
+      <w:hyperlink w:anchor="_Clinia_toc_77" w:history="1">
+        <w:r>
+          <w:t>1.2 MARCO CONCEPTUAL</w:t>
+        </w:r>
+        <w:r>
+          <w:tab/>
+          <w:t>12</w:t>
+        </w:r>
+      </w:hyperlink>
     </w:p>
     <w:p>
       <w:pPr>
@@ -858,13 +1004,15 @@
         </w:tabs>
         <w:ind w:left="510"/>
       </w:pPr>
-      <w:r>
-        <w:t>1.2.1 Historia clínica personal y Personal Health Record</w:t>
-      </w:r>
-      <w:r>
-        <w:tab/>
-        <w:t>12</w:t>
-      </w:r>
+      <w:hyperlink w:anchor="_Clinia_toc_78" w:history="1">
+        <w:r>
+          <w:t>1.2.1 Historia clínica personal y Personal Health Record</w:t>
+        </w:r>
+        <w:r>
+          <w:tab/>
+          <w:t>12</w:t>
+        </w:r>
+      </w:hyperlink>
     </w:p>
     <w:p>
       <w:pPr>
@@ -874,13 +1022,15 @@
         </w:tabs>
         <w:ind w:left="510"/>
       </w:pPr>
-      <w:r>
-        <w:t>1.2.2 Historia clínica longitudinal</w:t>
-      </w:r>
-      <w:r>
-        <w:tab/>
-        <w:t>12</w:t>
-      </w:r>
+      <w:hyperlink w:anchor="_Clinia_toc_79" w:history="1">
+        <w:r>
+          <w:t>1.2.2 Historia clínica longitudinal</w:t>
+        </w:r>
+        <w:r>
+          <w:tab/>
+          <w:t>12</w:t>
+        </w:r>
+      </w:hyperlink>
     </w:p>
     <w:p>
       <w:pPr>
@@ -890,13 +1040,15 @@
         </w:tabs>
         <w:ind w:left="510"/>
       </w:pPr>
-      <w:r>
-        <w:t>1.2.3 Salud digital</w:t>
-      </w:r>
-      <w:r>
-        <w:tab/>
-        <w:t>12</w:t>
-      </w:r>
+      <w:hyperlink w:anchor="_Clinia_toc_80" w:history="1">
+        <w:r>
+          <w:t>1.2.3 Salud digital</w:t>
+        </w:r>
+        <w:r>
+          <w:tab/>
+          <w:t>12</w:t>
+        </w:r>
+      </w:hyperlink>
     </w:p>
     <w:p>
       <w:pPr>
@@ -906,13 +1058,15 @@
         </w:tabs>
         <w:ind w:left="510"/>
       </w:pPr>
-      <w:r>
-        <w:t>1.2.4 Interoperabilidad y HL7 FHIR</w:t>
-      </w:r>
-      <w:r>
-        <w:tab/>
-        <w:t>12</w:t>
-      </w:r>
+      <w:hyperlink w:anchor="_Clinia_toc_81" w:history="1">
+        <w:r>
+          <w:t>1.2.4 Interoperabilidad y HL7 FHIR</w:t>
+        </w:r>
+        <w:r>
+          <w:tab/>
+          <w:t>12</w:t>
+        </w:r>
+      </w:hyperlink>
     </w:p>
     <w:p>
       <w:pPr>
@@ -922,13 +1076,15 @@
         </w:tabs>
         <w:ind w:left="510"/>
       </w:pPr>
-      <w:r>
-        <w:t>1.2.5 Medicina preventiva y apoyo informativo</w:t>
-      </w:r>
-      <w:r>
-        <w:tab/>
-        <w:t>13</w:t>
-      </w:r>
+      <w:hyperlink w:anchor="_Clinia_toc_82" w:history="1">
+        <w:r>
+          <w:t>1.2.5 Medicina preventiva y apoyo informativo</w:t>
+        </w:r>
+        <w:r>
+          <w:tab/>
+          <w:t>13</w:t>
+        </w:r>
+      </w:hyperlink>
     </w:p>
     <w:p>
       <w:pPr>
@@ -938,13 +1094,15 @@
         </w:tabs>
         <w:ind w:left="510"/>
       </w:pPr>
-      <w:r>
-        <w:t>1.2.6 Inteligencia artificial y modelos de lenguaje</w:t>
-      </w:r>
-      <w:r>
-        <w:tab/>
-        <w:t>13</w:t>
-      </w:r>
+      <w:hyperlink w:anchor="_Clinia_toc_83" w:history="1">
+        <w:r>
+          <w:t>1.2.6 Inteligencia artificial y modelos de lenguaje</w:t>
+        </w:r>
+        <w:r>
+          <w:tab/>
+          <w:t>13</w:t>
+        </w:r>
+      </w:hyperlink>
     </w:p>
     <w:p>
       <w:pPr>
@@ -954,13 +1112,15 @@
         </w:tabs>
         <w:ind w:left="510"/>
       </w:pPr>
-      <w:r>
-        <w:t>1.2.7 Privacidad, seguridad y trazabilidad</w:t>
-      </w:r>
-      <w:r>
-        <w:tab/>
-        <w:t>13</w:t>
-      </w:r>
+      <w:hyperlink w:anchor="_Clinia_toc_84" w:history="1">
+        <w:r>
+          <w:t>1.2.7 Privacidad, seguridad y trazabilidad</w:t>
+        </w:r>
+        <w:r>
+          <w:tab/>
+          <w:t>13</w:t>
+        </w:r>
+      </w:hyperlink>
     </w:p>
     <w:p>
       <w:pPr>
@@ -970,13 +1130,15 @@
         </w:tabs>
         <w:ind w:left="255"/>
       </w:pPr>
-      <w:r>
-        <w:t>1.3 MARCO TÉCNICO</w:t>
-      </w:r>
-      <w:r>
-        <w:tab/>
-        <w:t>13</w:t>
-      </w:r>
+      <w:hyperlink w:anchor="_Clinia_toc_85" w:history="1">
+        <w:r>
+          <w:t>1.3 MARCO TÉCNICO</w:t>
+        </w:r>
+        <w:r>
+          <w:tab/>
+          <w:t>13</w:t>
+        </w:r>
+      </w:hyperlink>
     </w:p>
     <w:p>
       <w:pPr>
@@ -989,19 +1151,21 @@
           <w:lang w:val="en-US"/>
         </w:rPr>
       </w:pPr>
-      <w:r>
-        <w:rPr>
-          <w:lang w:val="en-US"/>
-        </w:rPr>
-        <w:t>1.3.1 React Native y React Native Web</w:t>
-      </w:r>
-      <w:r>
-        <w:rPr>
-          <w:lang w:val="en-US"/>
-        </w:rPr>
-        <w:tab/>
-        <w:t>13</w:t>
-      </w:r>
+      <w:hyperlink w:anchor="_Clinia_toc_86" w:history="1">
+        <w:r>
+          <w:rPr>
+            <w:lang w:val="en-US"/>
+          </w:rPr>
+          <w:t>1.3.1 React Native y React Native Web</w:t>
+        </w:r>
+        <w:r>
+          <w:rPr>
+            <w:lang w:val="en-US"/>
+          </w:rPr>
+          <w:tab/>
+          <w:t>13</w:t>
+        </w:r>
+      </w:hyperlink>
     </w:p>
     <w:p>
       <w:pPr>
@@ -1011,13 +1175,15 @@
         </w:tabs>
         <w:ind w:left="510"/>
       </w:pPr>
-      <w:r>
-        <w:t>1.3.2 Node.js y Express.js</w:t>
-      </w:r>
-      <w:r>
-        <w:tab/>
-        <w:t>14</w:t>
-      </w:r>
+      <w:hyperlink w:anchor="_Clinia_toc_87" w:history="1">
+        <w:r>
+          <w:t>1.3.2 Node.js y Express.js</w:t>
+        </w:r>
+        <w:r>
+          <w:tab/>
+          <w:t>14</w:t>
+        </w:r>
+      </w:hyperlink>
     </w:p>
     <w:p>
       <w:pPr>
@@ -1027,13 +1193,15 @@
         </w:tabs>
         <w:ind w:left="510"/>
       </w:pPr>
-      <w:r>
-        <w:t>1.3.3 MySQL</w:t>
-      </w:r>
-      <w:r>
-        <w:tab/>
-        <w:t>14</w:t>
-      </w:r>
+      <w:hyperlink w:anchor="_Clinia_toc_88" w:history="1">
+        <w:r>
+          <w:t>1.3.3 MySQL</w:t>
+        </w:r>
+        <w:r>
+          <w:tab/>
+          <w:t>14</w:t>
+        </w:r>
+      </w:hyperlink>
     </w:p>
     <w:p>
       <w:pPr>
@@ -1043,13 +1211,15 @@
         </w:tabs>
         <w:ind w:left="510"/>
       </w:pPr>
-      <w:r>
-        <w:t>1.3.4 Almacenamiento privado de archivos</w:t>
-      </w:r>
-      <w:r>
-        <w:tab/>
-        <w:t>14</w:t>
-      </w:r>
+      <w:hyperlink w:anchor="_Clinia_toc_89" w:history="1">
+        <w:r>
+          <w:t>1.3.4 Almacenamiento privado de archivos</w:t>
+        </w:r>
+        <w:r>
+          <w:tab/>
+          <w:t>14</w:t>
+        </w:r>
+      </w:hyperlink>
     </w:p>
     <w:p>
       <w:pPr>
@@ -1059,13 +1229,20 @@
         </w:tabs>
         <w:ind w:left="510"/>
       </w:pPr>
-      <w:r>
-        <w:t>1.3.5 API de DeepSeek</w:t>
-      </w:r>
-      <w:r>
-        <w:tab/>
-        <w:t>14</w:t>
-      </w:r>
+      <w:hyperlink w:anchor="_Clinia_toc_90" w:history="1">
+        <w:r>
+          <w:t xml:space="preserve">1.3.5 API de </w:t>
+        </w:r>
+        <w:proofErr w:type="spellStart"/>
+        <w:r>
+          <w:t>DeepSeek</w:t>
+        </w:r>
+        <w:proofErr w:type="spellEnd"/>
+        <w:r>
+          <w:tab/>
+          <w:t>14</w:t>
+        </w:r>
+      </w:hyperlink>
     </w:p>
     <w:p>
       <w:pPr>
@@ -1075,14 +1252,23 @@
         </w:tabs>
         <w:ind w:left="510"/>
       </w:pPr>
-      <w:r>
-        <w:lastRenderedPageBreak/>
-        <w:t>1.3.6 Git, GitHub, Figma y Postman</w:t>
-      </w:r>
-      <w:r>
-        <w:tab/>
-        <w:t>14</w:t>
-      </w:r>
+      <w:hyperlink w:anchor="_Clinia_toc_91" w:history="1">
+        <w:r>
+          <w:t xml:space="preserve">1.3.6 Git, GitHub, </w:t>
+        </w:r>
+        <w:proofErr w:type="spellStart"/>
+        <w:r>
+          <w:t>Figma</w:t>
+        </w:r>
+        <w:proofErr w:type="spellEnd"/>
+        <w:r>
+          <w:t xml:space="preserve"> y Postman</w:t>
+        </w:r>
+        <w:r>
+          <w:tab/>
+          <w:t>14</w:t>
+        </w:r>
+      </w:hyperlink>
     </w:p>
     <w:p>
       <w:pPr>
@@ -1092,13 +1278,15 @@
         </w:tabs>
         <w:ind w:left="255"/>
       </w:pPr>
-      <w:r>
-        <w:t>1.4 MARCO DE INGENIERÍA DE SOFTWARE</w:t>
-      </w:r>
-      <w:r>
-        <w:tab/>
-        <w:t>15</w:t>
-      </w:r>
+      <w:hyperlink w:anchor="_Clinia_toc_92" w:history="1">
+        <w:r>
+          <w:t>1.4 MARCO DE INGENIERÍA DE SOFTWARE</w:t>
+        </w:r>
+        <w:r>
+          <w:tab/>
+          <w:t>15</w:t>
+        </w:r>
+      </w:hyperlink>
     </w:p>
     <w:p>
       <w:pPr>
@@ -1108,13 +1296,15 @@
         </w:tabs>
         <w:ind w:left="510"/>
       </w:pPr>
-      <w:r>
-        <w:t>1.4.1 Kanban</w:t>
-      </w:r>
-      <w:r>
-        <w:tab/>
-        <w:t>15</w:t>
-      </w:r>
+      <w:hyperlink w:anchor="_Clinia_toc_93" w:history="1">
+        <w:r>
+          <w:t>1.4.1 Kanban</w:t>
+        </w:r>
+        <w:r>
+          <w:tab/>
+          <w:t>15</w:t>
+        </w:r>
+      </w:hyperlink>
     </w:p>
     <w:p>
       <w:pPr>
@@ -1124,13 +1314,15 @@
         </w:tabs>
         <w:ind w:left="510"/>
       </w:pPr>
-      <w:r>
-        <w:t>1.4.2 Arquitectura cliente-servidor</w:t>
-      </w:r>
-      <w:r>
-        <w:tab/>
-        <w:t>15</w:t>
-      </w:r>
+      <w:hyperlink w:anchor="_Clinia_toc_94" w:history="1">
+        <w:r>
+          <w:t>1.4.2 Arquitectura cliente-servidor</w:t>
+        </w:r>
+        <w:r>
+          <w:tab/>
+          <w:t>15</w:t>
+        </w:r>
+      </w:hyperlink>
     </w:p>
     <w:p>
       <w:pPr>
@@ -1140,13 +1332,15 @@
         </w:tabs>
         <w:ind w:left="510"/>
       </w:pPr>
-      <w:r>
-        <w:t>1.4.3 Modelo de datos y API</w:t>
-      </w:r>
-      <w:r>
-        <w:tab/>
-        <w:t>15</w:t>
-      </w:r>
+      <w:hyperlink w:anchor="_Clinia_toc_95" w:history="1">
+        <w:r>
+          <w:t>1.4.3 Modelo de datos y API</w:t>
+        </w:r>
+        <w:r>
+          <w:tab/>
+          <w:t>15</w:t>
+        </w:r>
+      </w:hyperlink>
     </w:p>
     <w:p>
       <w:pPr>
@@ -1156,13 +1350,15 @@
         </w:tabs>
         <w:ind w:left="510"/>
       </w:pPr>
-      <w:r>
-        <w:t>1.4.4 Seguridad y trazabilidad</w:t>
-      </w:r>
-      <w:r>
-        <w:tab/>
-        <w:t>15</w:t>
-      </w:r>
+      <w:hyperlink w:anchor="_Clinia_toc_96" w:history="1">
+        <w:r>
+          <w:t>1.4.4 Seguridad y trazabilidad</w:t>
+        </w:r>
+        <w:r>
+          <w:tab/>
+          <w:t>15</w:t>
+        </w:r>
+      </w:hyperlink>
     </w:p>
     <w:p>
       <w:pPr>
@@ -1172,13 +1368,15 @@
         </w:tabs>
         <w:ind w:left="255"/>
       </w:pPr>
-      <w:r>
-        <w:t>1.5 MARCO DE CALIDAD</w:t>
-      </w:r>
-      <w:r>
-        <w:tab/>
-        <w:t>15</w:t>
-      </w:r>
+      <w:hyperlink w:anchor="_Clinia_toc_97" w:history="1">
+        <w:r>
+          <w:t>1.5 MARCO DE CALIDAD</w:t>
+        </w:r>
+        <w:r>
+          <w:tab/>
+          <w:t>15</w:t>
+        </w:r>
+      </w:hyperlink>
     </w:p>
     <w:p>
       <w:pPr>
@@ -1188,13 +1386,15 @@
         </w:tabs>
         <w:ind w:left="510"/>
       </w:pPr>
-      <w:r>
-        <w:t>1.5.1 Pruebas funcionales e integración</w:t>
-      </w:r>
-      <w:r>
-        <w:tab/>
-        <w:t>15</w:t>
-      </w:r>
+      <w:hyperlink w:anchor="_Clinia_toc_98" w:history="1">
+        <w:r>
+          <w:t>1.5.1 Pruebas funcionales e integración</w:t>
+        </w:r>
+        <w:r>
+          <w:tab/>
+          <w:t>15</w:t>
+        </w:r>
+      </w:hyperlink>
     </w:p>
     <w:p>
       <w:pPr>
@@ -1204,13 +1404,15 @@
         </w:tabs>
         <w:ind w:left="510"/>
       </w:pPr>
-      <w:r>
-        <w:t>1.5.2 Seguridad, rendimiento y compatibilidad</w:t>
-      </w:r>
-      <w:r>
-        <w:tab/>
-        <w:t>16</w:t>
-      </w:r>
+      <w:hyperlink w:anchor="_Clinia_toc_99" w:history="1">
+        <w:r>
+          <w:t>1.5.2 Seguridad, rendimiento y compatibilidad</w:t>
+        </w:r>
+        <w:r>
+          <w:tab/>
+          <w:t>16</w:t>
+        </w:r>
+      </w:hyperlink>
     </w:p>
     <w:p>
       <w:pPr>
@@ -1220,13 +1422,15 @@
         </w:tabs>
         <w:ind w:left="510"/>
       </w:pPr>
-      <w:r>
-        <w:t>1.5.3 Accesibilidad y usabilidad</w:t>
-      </w:r>
-      <w:r>
-        <w:tab/>
-        <w:t>16</w:t>
-      </w:r>
+      <w:hyperlink w:anchor="_Clinia_toc_100" w:history="1">
+        <w:r>
+          <w:t>1.5.3 Accesibilidad y usabilidad</w:t>
+        </w:r>
+        <w:r>
+          <w:tab/>
+          <w:t>16</w:t>
+        </w:r>
+      </w:hyperlink>
     </w:p>
     <w:p>
       <w:pPr>
@@ -1236,13 +1440,15 @@
         </w:tabs>
         <w:ind w:left="255"/>
       </w:pPr>
-      <w:r>
-        <w:t>1.6 MARCO DE EVALUACIÓN</w:t>
-      </w:r>
-      <w:r>
-        <w:tab/>
-        <w:t>16</w:t>
-      </w:r>
+      <w:hyperlink w:anchor="_Clinia_toc_101" w:history="1">
+        <w:r>
+          <w:t>1.6 MARCO DE EVALUACIÓN</w:t>
+        </w:r>
+        <w:r>
+          <w:tab/>
+          <w:t>16</w:t>
+        </w:r>
+      </w:hyperlink>
     </w:p>
     <w:p>
       <w:pPr>
@@ -1252,13 +1458,31 @@
         </w:tabs>
         <w:ind w:left="510"/>
       </w:pPr>
-      <w:r>
-        <w:t>1.6.1 System Usability Scale</w:t>
-      </w:r>
-      <w:r>
-        <w:tab/>
-        <w:t>16</w:t>
-      </w:r>
+      <w:hyperlink w:anchor="_Clinia_toc_102" w:history="1">
+        <w:r>
+          <w:t xml:space="preserve">1.6.1 </w:t>
+        </w:r>
+        <w:proofErr w:type="spellStart"/>
+        <w:r>
+          <w:t>System</w:t>
+        </w:r>
+        <w:proofErr w:type="spellEnd"/>
+        <w:r>
+          <w:t xml:space="preserve"> </w:t>
+        </w:r>
+        <w:proofErr w:type="spellStart"/>
+        <w:r>
+          <w:t>Usability</w:t>
+        </w:r>
+        <w:proofErr w:type="spellEnd"/>
+        <w:r>
+          <w:t xml:space="preserve"> Scale</w:t>
+        </w:r>
+        <w:r>
+          <w:tab/>
+          <w:t>16</w:t>
+        </w:r>
+      </w:hyperlink>
     </w:p>
     <w:p>
       <w:pPr>
@@ -1268,13 +1492,15 @@
         </w:tabs>
         <w:ind w:left="510"/>
       </w:pPr>
-      <w:r>
-        <w:t>1.6.2 Evaluación de salidas de inteligencia artificial</w:t>
-      </w:r>
-      <w:r>
-        <w:tab/>
-        <w:t>16</w:t>
-      </w:r>
+      <w:hyperlink w:anchor="_Clinia_toc_103" w:history="1">
+        <w:r>
+          <w:t>1.6.2 Evaluación de salidas de inteligencia artificial</w:t>
+        </w:r>
+        <w:r>
+          <w:tab/>
+          <w:t>16</w:t>
+        </w:r>
+      </w:hyperlink>
     </w:p>
     <w:p>
       <w:pPr>
@@ -1283,16 +1509,18 @@
           <w:tab w:val="right" w:leader="dot" w:pos="9000"/>
         </w:tabs>
       </w:pPr>
-      <w:r>
-        <w:rPr>
-          <w:b/>
-        </w:rPr>
-        <w:t>CAPÍTULO II. INGENIERÍA DEL PROYECTO</w:t>
-      </w:r>
-      <w:r>
-        <w:tab/>
-        <w:t>18</w:t>
-      </w:r>
+      <w:hyperlink w:anchor="_Clinia_toc_104" w:history="1">
+        <w:r>
+          <w:rPr>
+            <w:b/>
+          </w:rPr>
+          <w:t>CAPÍTULO II. INGENIERÍA DEL PROYECTO</w:t>
+        </w:r>
+        <w:r>
+          <w:tab/>
+          <w:t>18</w:t>
+        </w:r>
+      </w:hyperlink>
     </w:p>
     <w:p>
       <w:pPr>
@@ -1302,13 +1530,15 @@
         </w:tabs>
         <w:ind w:left="255"/>
       </w:pPr>
-      <w:r>
-        <w:t>2.1 CONTEXTO, ACTORES Y REGLAS DEL SISTEMA</w:t>
-      </w:r>
-      <w:r>
-        <w:tab/>
-        <w:t>18</w:t>
-      </w:r>
+      <w:hyperlink w:anchor="_Clinia_toc_105" w:history="1">
+        <w:r>
+          <w:t>2.1 CONTEXTO, ACTORES Y REGLAS DEL SISTEMA</w:t>
+        </w:r>
+        <w:r>
+          <w:tab/>
+          <w:t>18</w:t>
+        </w:r>
+      </w:hyperlink>
     </w:p>
     <w:p>
       <w:pPr>
@@ -1318,13 +1548,15 @@
         </w:tabs>
         <w:ind w:left="255"/>
       </w:pPr>
-      <w:r>
-        <w:t>2.2 ESPECIFICACIÓN DE REQUERIMIENTOS</w:t>
-      </w:r>
-      <w:r>
-        <w:tab/>
-        <w:t>18</w:t>
-      </w:r>
+      <w:hyperlink w:anchor="_Clinia_toc_106" w:history="1">
+        <w:r>
+          <w:t>2.2 ESPECIFICACIÓN DE REQUERIMIENTOS</w:t>
+        </w:r>
+        <w:r>
+          <w:tab/>
+          <w:t>18</w:t>
+        </w:r>
+      </w:hyperlink>
     </w:p>
     <w:p>
       <w:pPr>
@@ -1334,13 +1566,15 @@
         </w:tabs>
         <w:ind w:left="510"/>
       </w:pPr>
-      <w:r>
-        <w:t>2.2.1 Requerimientos funcionales</w:t>
-      </w:r>
-      <w:r>
-        <w:tab/>
-        <w:t>18</w:t>
-      </w:r>
+      <w:hyperlink w:anchor="_Clinia_toc_107" w:history="1">
+        <w:r>
+          <w:t>2.2.1 Requerimientos funcionales</w:t>
+        </w:r>
+        <w:r>
+          <w:tab/>
+          <w:t>18</w:t>
+        </w:r>
+      </w:hyperlink>
     </w:p>
     <w:p>
       <w:pPr>
@@ -1350,13 +1584,15 @@
         </w:tabs>
         <w:ind w:left="510"/>
       </w:pPr>
-      <w:r>
-        <w:t>2.2.2 Requerimientos no funcionales</w:t>
-      </w:r>
-      <w:r>
-        <w:tab/>
-        <w:t>20</w:t>
-      </w:r>
+      <w:hyperlink w:anchor="_Clinia_toc_108" w:history="1">
+        <w:r>
+          <w:t>2.2.2 Requerimientos no funcionales</w:t>
+        </w:r>
+        <w:r>
+          <w:tab/>
+          <w:t>20</w:t>
+        </w:r>
+      </w:hyperlink>
     </w:p>
     <w:p>
       <w:pPr>
@@ -1366,13 +1602,15 @@
         </w:tabs>
         <w:ind w:left="255"/>
       </w:pPr>
-      <w:r>
-        <w:t>2.3 MODELO DE CASOS DE USO</w:t>
-      </w:r>
-      <w:r>
-        <w:tab/>
-        <w:t>21</w:t>
-      </w:r>
+      <w:hyperlink w:anchor="_Clinia_toc_109" w:history="1">
+        <w:r>
+          <w:t>2.3 MODELO DE CASOS DE USO</w:t>
+        </w:r>
+        <w:r>
+          <w:tab/>
+          <w:t>21</w:t>
+        </w:r>
+      </w:hyperlink>
     </w:p>
     <w:p>
       <w:pPr>
@@ -1382,13 +1620,15 @@
         </w:tabs>
         <w:ind w:left="510"/>
       </w:pPr>
-      <w:r>
-        <w:t>2.3.1 Casos de uso principales</w:t>
-      </w:r>
-      <w:r>
-        <w:tab/>
-        <w:t>22</w:t>
-      </w:r>
+      <w:hyperlink w:anchor="_Clinia_toc_110" w:history="1">
+        <w:r>
+          <w:t>2.3.1 Casos de uso principales</w:t>
+        </w:r>
+        <w:r>
+          <w:tab/>
+          <w:t>22</w:t>
+        </w:r>
+      </w:hyperlink>
     </w:p>
     <w:p>
       <w:pPr>
@@ -1398,13 +1638,15 @@
         </w:tabs>
         <w:ind w:left="255"/>
       </w:pPr>
-      <w:r>
-        <w:t>2.4 ARQUITECTURA DEL SISTEMA</w:t>
-      </w:r>
-      <w:r>
-        <w:tab/>
-        <w:t>25</w:t>
-      </w:r>
+      <w:hyperlink w:anchor="_Clinia_toc_111" w:history="1">
+        <w:r>
+          <w:t>2.4 ARQUITECTURA DEL SISTEMA</w:t>
+        </w:r>
+        <w:r>
+          <w:tab/>
+          <w:t>25</w:t>
+        </w:r>
+      </w:hyperlink>
     </w:p>
     <w:p>
       <w:pPr>
@@ -1414,13 +1656,15 @@
         </w:tabs>
         <w:ind w:left="510"/>
       </w:pPr>
-      <w:r>
-        <w:t>2.4.1 Arquitectura general</w:t>
-      </w:r>
-      <w:r>
-        <w:tab/>
-        <w:t>25</w:t>
-      </w:r>
+      <w:hyperlink w:anchor="_Clinia_toc_112" w:history="1">
+        <w:r>
+          <w:t>2.4.1 Arquitectura general</w:t>
+        </w:r>
+        <w:r>
+          <w:tab/>
+          <w:t>25</w:t>
+        </w:r>
+      </w:hyperlink>
     </w:p>
     <w:p>
       <w:pPr>
@@ -1430,13 +1674,15 @@
         </w:tabs>
         <w:ind w:left="510"/>
       </w:pPr>
-      <w:r>
-        <w:t>2.4.2 Componentes y despliegue</w:t>
-      </w:r>
-      <w:r>
-        <w:tab/>
-        <w:t>25</w:t>
-      </w:r>
+      <w:hyperlink w:anchor="_Clinia_toc_113" w:history="1">
+        <w:r>
+          <w:t>2.4.2 Componentes y despliegue</w:t>
+        </w:r>
+        <w:r>
+          <w:tab/>
+          <w:t>25</w:t>
+        </w:r>
+      </w:hyperlink>
     </w:p>
     <w:p>
       <w:pPr>
@@ -1446,13 +1692,15 @@
         </w:tabs>
         <w:ind w:left="255"/>
       </w:pPr>
-      <w:r>
-        <w:t>2.5 DISEÑO DE DATOS</w:t>
-      </w:r>
-      <w:r>
-        <w:tab/>
-        <w:t>26</w:t>
-      </w:r>
+      <w:hyperlink w:anchor="_Clinia_toc_114" w:history="1">
+        <w:r>
+          <w:t>2.5 DISEÑO DE DATOS</w:t>
+        </w:r>
+        <w:r>
+          <w:tab/>
+          <w:t>26</w:t>
+        </w:r>
+      </w:hyperlink>
     </w:p>
     <w:p>
       <w:pPr>
@@ -1462,13 +1710,15 @@
         </w:tabs>
         <w:ind w:left="510"/>
       </w:pPr>
-      <w:r>
-        <w:t>2.5.1 Modelo relacional</w:t>
-      </w:r>
-      <w:r>
-        <w:tab/>
-        <w:t>26</w:t>
-      </w:r>
+      <w:hyperlink w:anchor="_Clinia_toc_115" w:history="1">
+        <w:r>
+          <w:t>2.5.1 Modelo relacional</w:t>
+        </w:r>
+        <w:r>
+          <w:tab/>
+          <w:t>26</w:t>
+        </w:r>
+      </w:hyperlink>
     </w:p>
     <w:p>
       <w:pPr>
@@ -1478,13 +1728,15 @@
         </w:tabs>
         <w:ind w:left="510"/>
       </w:pPr>
-      <w:r>
-        <w:t>2.5.2 Diccionario de datos</w:t>
-      </w:r>
-      <w:r>
-        <w:tab/>
-        <w:t>27</w:t>
-      </w:r>
+      <w:hyperlink w:anchor="_Clinia_toc_116" w:history="1">
+        <w:r>
+          <w:t>2.5.2 Diccionario de datos</w:t>
+        </w:r>
+        <w:r>
+          <w:tab/>
+          <w:t>27</w:t>
+        </w:r>
+      </w:hyperlink>
     </w:p>
     <w:p>
       <w:pPr>
@@ -1494,13 +1746,15 @@
         </w:tabs>
         <w:ind w:left="255"/>
       </w:pPr>
-      <w:r>
-        <w:t>2.6 DISEÑO DE INTERACCIÓN Y EXPERIENCIA DE USUARIO</w:t>
-      </w:r>
-      <w:r>
-        <w:tab/>
-        <w:t>28</w:t>
-      </w:r>
+      <w:hyperlink w:anchor="_Clinia_toc_117" w:history="1">
+        <w:r>
+          <w:t>2.6 DISEÑO DE INTERACCIÓN Y EXPERIENCIA DE USUARIO</w:t>
+        </w:r>
+        <w:r>
+          <w:tab/>
+          <w:t>28</w:t>
+        </w:r>
+      </w:hyperlink>
     </w:p>
     <w:p>
       <w:pPr>
@@ -1510,13 +1764,15 @@
         </w:tabs>
         <w:ind w:left="255"/>
       </w:pPr>
-      <w:r>
-        <w:t>2.7 SEGURIDAD, PRIVACIDAD Y TRAZABILIDAD</w:t>
-      </w:r>
-      <w:r>
-        <w:tab/>
-        <w:t>29</w:t>
-      </w:r>
+      <w:hyperlink w:anchor="_Clinia_toc_118" w:history="1">
+        <w:r>
+          <w:t>2.7 SEGURIDAD, PRIVACIDAD Y TRAZABILIDAD</w:t>
+        </w:r>
+        <w:r>
+          <w:tab/>
+          <w:t>29</w:t>
+        </w:r>
+      </w:hyperlink>
     </w:p>
     <w:p>
       <w:pPr>
@@ -1526,13 +1782,15 @@
         </w:tabs>
         <w:ind w:left="255"/>
       </w:pPr>
-      <w:r>
-        <w:t>2.8 DESARROLLO E INTEGRACIÓN</w:t>
-      </w:r>
-      <w:r>
-        <w:tab/>
-        <w:t>29</w:t>
-      </w:r>
+      <w:hyperlink w:anchor="_Clinia_toc_119" w:history="1">
+        <w:r>
+          <w:t>2.8 DESARROLLO E INTEGRACIÓN</w:t>
+        </w:r>
+        <w:r>
+          <w:tab/>
+          <w:t>29</w:t>
+        </w:r>
+      </w:hyperlink>
     </w:p>
     <w:p>
       <w:pPr>
@@ -1541,16 +1799,18 @@
           <w:tab w:val="right" w:leader="dot" w:pos="9000"/>
         </w:tabs>
       </w:pPr>
-      <w:r>
-        <w:rPr>
-          <w:b/>
-        </w:rPr>
-        <w:t>CAPÍTULO III. PRUEBAS Y CALIDAD DE SOFTWARE</w:t>
-      </w:r>
-      <w:r>
-        <w:tab/>
-        <w:t>36</w:t>
-      </w:r>
+      <w:hyperlink w:anchor="_Clinia_toc_120" w:history="1">
+        <w:r>
+          <w:rPr>
+            <w:b/>
+          </w:rPr>
+          <w:t>CAPÍTULO III. PRUEBAS Y CALIDAD DE SOFTWARE</w:t>
+        </w:r>
+        <w:r>
+          <w:tab/>
+          <w:t>36</w:t>
+        </w:r>
+      </w:hyperlink>
     </w:p>
     <w:p>
       <w:pPr>
@@ -1560,13 +1820,15 @@
         </w:tabs>
         <w:ind w:left="255"/>
       </w:pPr>
-      <w:r>
-        <w:t>3.1 PLAN DE PRUEBAS</w:t>
-      </w:r>
-      <w:r>
-        <w:tab/>
-        <w:t>36</w:t>
-      </w:r>
+      <w:hyperlink w:anchor="_Clinia_toc_121" w:history="1">
+        <w:r>
+          <w:t>3.1 PLAN DE PRUEBAS</w:t>
+        </w:r>
+        <w:r>
+          <w:tab/>
+          <w:t>36</w:t>
+        </w:r>
+      </w:hyperlink>
     </w:p>
     <w:p>
       <w:pPr>
@@ -1576,13 +1838,15 @@
         </w:tabs>
         <w:ind w:left="255"/>
       </w:pPr>
-      <w:r>
-        <w:t>3.2 PRUEBAS FUNCIONALES</w:t>
-      </w:r>
-      <w:r>
-        <w:tab/>
-        <w:t>36</w:t>
-      </w:r>
+      <w:hyperlink w:anchor="_Clinia_toc_122" w:history="1">
+        <w:r>
+          <w:t>3.2 PRUEBAS FUNCIONALES</w:t>
+        </w:r>
+        <w:r>
+          <w:tab/>
+          <w:t>36</w:t>
+        </w:r>
+      </w:hyperlink>
     </w:p>
     <w:p>
       <w:pPr>
@@ -1592,13 +1856,15 @@
         </w:tabs>
         <w:ind w:left="255"/>
       </w:pPr>
-      <w:r>
-        <w:t>3.3 PRUEBAS DE INTEGRACIÓN</w:t>
-      </w:r>
-      <w:r>
-        <w:tab/>
-        <w:t>37</w:t>
-      </w:r>
+      <w:hyperlink w:anchor="_Clinia_toc_123" w:history="1">
+        <w:r>
+          <w:t>3.3 PRUEBAS DE INTEGRACIÓN</w:t>
+        </w:r>
+        <w:r>
+          <w:tab/>
+          <w:t>37</w:t>
+        </w:r>
+      </w:hyperlink>
     </w:p>
     <w:p>
       <w:pPr>
@@ -1608,13 +1874,15 @@
         </w:tabs>
         <w:ind w:left="255"/>
       </w:pPr>
-      <w:r>
-        <w:t>3.4 PRUEBAS DE SEGURIDAD</w:t>
-      </w:r>
-      <w:r>
-        <w:tab/>
-        <w:t>37</w:t>
-      </w:r>
+      <w:hyperlink w:anchor="_Clinia_toc_124" w:history="1">
+        <w:r>
+          <w:t>3.4 PRUEBAS DE SEGURIDAD</w:t>
+        </w:r>
+        <w:r>
+          <w:tab/>
+          <w:t>37</w:t>
+        </w:r>
+      </w:hyperlink>
     </w:p>
     <w:p>
       <w:pPr>
@@ -1624,13 +1892,15 @@
         </w:tabs>
         <w:ind w:left="255"/>
       </w:pPr>
-      <w:r>
-        <w:t>3.5 PRUEBAS DE RENDIMIENTO Y COMPATIBILIDAD</w:t>
-      </w:r>
-      <w:r>
-        <w:tab/>
-        <w:t>38</w:t>
-      </w:r>
+      <w:hyperlink w:anchor="_Clinia_toc_125" w:history="1">
+        <w:r>
+          <w:t>3.5 PRUEBAS DE RENDIMIENTO Y COMPATIBILIDAD</w:t>
+        </w:r>
+        <w:r>
+          <w:tab/>
+          <w:t>38</w:t>
+        </w:r>
+      </w:hyperlink>
     </w:p>
     <w:p>
       <w:pPr>
@@ -1640,13 +1910,15 @@
         </w:tabs>
         <w:ind w:left="255"/>
       </w:pPr>
-      <w:r>
-        <w:t>3.6 PRUEBAS DE ACCESIBILIDAD Y USABILIDAD</w:t>
-      </w:r>
-      <w:r>
-        <w:tab/>
-        <w:t>38</w:t>
-      </w:r>
+      <w:hyperlink w:anchor="_Clinia_toc_126" w:history="1">
+        <w:r>
+          <w:t>3.6 PRUEBAS DE ACCESIBILIDAD Y USABILIDAD</w:t>
+        </w:r>
+        <w:r>
+          <w:tab/>
+          <w:t>38</w:t>
+        </w:r>
+      </w:hyperlink>
     </w:p>
     <w:p>
       <w:pPr>
@@ -1656,13 +1928,15 @@
         </w:tabs>
         <w:ind w:left="255"/>
       </w:pPr>
-      <w:r>
-        <w:t>3.7 EVALUACIÓN DE INTELIGENCIA ARTIFICIAL</w:t>
-      </w:r>
-      <w:r>
-        <w:tab/>
-        <w:t>39</w:t>
-      </w:r>
+      <w:hyperlink w:anchor="_Clinia_toc_127" w:history="1">
+        <w:r>
+          <w:t>3.7 EVALUACIÓN DE INTELIGENCIA ARTIFICIAL</w:t>
+        </w:r>
+        <w:r>
+          <w:tab/>
+          <w:t>39</w:t>
+        </w:r>
+      </w:hyperlink>
     </w:p>
     <w:p>
       <w:pPr>
@@ -1672,13 +1946,15 @@
         </w:tabs>
         <w:ind w:left="255"/>
       </w:pPr>
-      <w:r>
-        <w:t>3.8 MATRIZ DE TRAZABILIDAD Y CRITERIOS DE ACEPTACIÓN</w:t>
-      </w:r>
-      <w:r>
-        <w:tab/>
-        <w:t>39</w:t>
-      </w:r>
+      <w:hyperlink w:anchor="_Clinia_toc_128" w:history="1">
+        <w:r>
+          <w:t>3.8 MATRIZ DE TRAZABILIDAD Y CRITERIOS DE ACEPTACIÓN</w:t>
+        </w:r>
+        <w:r>
+          <w:tab/>
+          <w:t>39</w:t>
+        </w:r>
+      </w:hyperlink>
     </w:p>
     <w:p>
       <w:pPr>
@@ -1687,16 +1963,18 @@
           <w:tab w:val="right" w:leader="dot" w:pos="9000"/>
         </w:tabs>
       </w:pPr>
-      <w:r>
-        <w:rPr>
-          <w:b/>
-        </w:rPr>
-        <w:t>CAPÍTULO IV. ESTIMACIÓN DE COSTOS Y PLANIFICACIÓN</w:t>
-      </w:r>
-      <w:r>
-        <w:tab/>
-        <w:t>42</w:t>
-      </w:r>
+      <w:hyperlink w:anchor="_Clinia_toc_129" w:history="1">
+        <w:r>
+          <w:rPr>
+            <w:b/>
+          </w:rPr>
+          <w:t>CAPÍTULO IV. ESTIMACIÓN DE COSTOS Y PLANIFICACIÓN</w:t>
+        </w:r>
+        <w:r>
+          <w:tab/>
+          <w:t>42</w:t>
+        </w:r>
+      </w:hyperlink>
     </w:p>
     <w:p>
       <w:pPr>
@@ -1706,13 +1984,15 @@
         </w:tabs>
         <w:ind w:left="255"/>
       </w:pPr>
-      <w:r>
-        <w:t>4.1 RECURSOS DEL PROYECTO</w:t>
-      </w:r>
-      <w:r>
-        <w:tab/>
-        <w:t>42</w:t>
-      </w:r>
+      <w:hyperlink w:anchor="_Clinia_toc_130" w:history="1">
+        <w:r>
+          <w:t>4.1 RECURSOS DEL PROYECTO</w:t>
+        </w:r>
+        <w:r>
+          <w:tab/>
+          <w:t>42</w:t>
+        </w:r>
+      </w:hyperlink>
     </w:p>
     <w:p>
       <w:pPr>
@@ -1722,13 +2002,15 @@
         </w:tabs>
         <w:ind w:left="255"/>
       </w:pPr>
-      <w:r>
-        <w:t>4.2 COSTO DEL PERSONAL</w:t>
-      </w:r>
-      <w:r>
-        <w:tab/>
-        <w:t>42</w:t>
-      </w:r>
+      <w:hyperlink w:anchor="_Clinia_toc_131" w:history="1">
+        <w:r>
+          <w:t>4.2 COSTO DEL PERSONAL</w:t>
+        </w:r>
+        <w:r>
+          <w:tab/>
+          <w:t>42</w:t>
+        </w:r>
+      </w:hyperlink>
     </w:p>
     <w:p>
       <w:pPr>
@@ -1738,13 +2020,15 @@
         </w:tabs>
         <w:ind w:left="255"/>
       </w:pPr>
-      <w:r>
-        <w:t>4.3 COSTOS DE INFRAESTRUCTURA Y SERVICIOS</w:t>
-      </w:r>
-      <w:r>
-        <w:tab/>
-        <w:t>42</w:t>
-      </w:r>
+      <w:hyperlink w:anchor="_Clinia_toc_132" w:history="1">
+        <w:r>
+          <w:t>4.3 COSTOS DE INFRAESTRUCTURA Y SERVICIOS</w:t>
+        </w:r>
+        <w:r>
+          <w:tab/>
+          <w:t>42</w:t>
+        </w:r>
+      </w:hyperlink>
     </w:p>
     <w:p>
       <w:pPr>
@@ -1754,13 +2038,15 @@
         </w:tabs>
         <w:ind w:left="255"/>
       </w:pPr>
-      <w:r>
-        <w:t>4.4 COSTOS DE INVESTIGACIÓN Y PRUEBAS</w:t>
-      </w:r>
-      <w:r>
-        <w:tab/>
-        <w:t>43</w:t>
-      </w:r>
+      <w:hyperlink w:anchor="_Clinia_toc_133" w:history="1">
+        <w:r>
+          <w:t>4.4 COSTOS DE INVESTIGACIÓN Y PRUEBAS</w:t>
+        </w:r>
+        <w:r>
+          <w:tab/>
+          <w:t>43</w:t>
+        </w:r>
+      </w:hyperlink>
     </w:p>
     <w:p>
       <w:pPr>
@@ -1770,13 +2056,15 @@
         </w:tabs>
         <w:ind w:left="255"/>
       </w:pPr>
-      <w:r>
-        <w:t>4.5 COSTO TOTAL ESTIMADO</w:t>
-      </w:r>
-      <w:r>
-        <w:tab/>
-        <w:t>43</w:t>
-      </w:r>
+      <w:hyperlink w:anchor="_Clinia_toc_134" w:history="1">
+        <w:r>
+          <w:t>4.5 COSTO TOTAL ESTIMADO</w:t>
+        </w:r>
+        <w:r>
+          <w:tab/>
+          <w:t>43</w:t>
+        </w:r>
+      </w:hyperlink>
     </w:p>
     <w:p>
       <w:pPr>
@@ -1786,13 +2074,15 @@
         </w:tabs>
         <w:ind w:left="255"/>
       </w:pPr>
-      <w:r>
-        <w:t>4.6 CRONOGRAMA DE ACTIVIDADES</w:t>
-      </w:r>
-      <w:r>
-        <w:tab/>
-        <w:t>43</w:t>
-      </w:r>
+      <w:hyperlink w:anchor="_Clinia_toc_135" w:history="1">
+        <w:r>
+          <w:t>4.6 CRONOGRAMA DE ACTIVIDADES</w:t>
+        </w:r>
+        <w:r>
+          <w:tab/>
+          <w:t>43</w:t>
+        </w:r>
+      </w:hyperlink>
     </w:p>
     <w:p>
       <w:pPr>
@@ -1802,14 +2092,15 @@
         </w:tabs>
         <w:ind w:left="255"/>
       </w:pPr>
-      <w:r>
-        <w:lastRenderedPageBreak/>
-        <w:t>4.7 VIABILIDAD DEL PROYECTO</w:t>
-      </w:r>
-      <w:r>
-        <w:tab/>
-        <w:t>44</w:t>
-      </w:r>
+      <w:hyperlink w:anchor="_Clinia_toc_136" w:history="1">
+        <w:r>
+          <w:t>4.7 VIABILIDAD DEL PROYECTO</w:t>
+        </w:r>
+        <w:r>
+          <w:tab/>
+          <w:t>44</w:t>
+        </w:r>
+      </w:hyperlink>
     </w:p>
     <w:p>
       <w:pPr>
@@ -1818,16 +2109,18 @@
           <w:tab w:val="right" w:leader="dot" w:pos="9000"/>
         </w:tabs>
       </w:pPr>
-      <w:r>
-        <w:rPr>
-          <w:b/>
-        </w:rPr>
-        <w:t>CONCLUSIONES</w:t>
-      </w:r>
-      <w:r>
-        <w:tab/>
-        <w:t>46</w:t>
-      </w:r>
+      <w:hyperlink w:anchor="_Clinia_toc_137" w:history="1">
+        <w:r>
+          <w:rPr>
+            <w:b/>
+          </w:rPr>
+          <w:t>CONCLUSIONES</w:t>
+        </w:r>
+        <w:r>
+          <w:tab/>
+          <w:t>46</w:t>
+        </w:r>
+      </w:hyperlink>
     </w:p>
     <w:p>
       <w:pPr>
@@ -1836,16 +2129,18 @@
           <w:tab w:val="right" w:leader="dot" w:pos="9000"/>
         </w:tabs>
       </w:pPr>
-      <w:r>
-        <w:rPr>
-          <w:b/>
-        </w:rPr>
-        <w:t>RECOMENDACIONES</w:t>
-      </w:r>
-      <w:r>
-        <w:tab/>
-        <w:t>46</w:t>
-      </w:r>
+      <w:hyperlink w:anchor="_Clinia_toc_138" w:history="1">
+        <w:r>
+          <w:rPr>
+            <w:b/>
+          </w:rPr>
+          <w:t>RECOMENDACIONES</w:t>
+        </w:r>
+        <w:r>
+          <w:tab/>
+          <w:t>46</w:t>
+        </w:r>
+      </w:hyperlink>
     </w:p>
     <w:p>
       <w:pPr>
@@ -1854,16 +2149,18 @@
           <w:tab w:val="right" w:leader="dot" w:pos="9000"/>
         </w:tabs>
       </w:pPr>
-      <w:r>
-        <w:rPr>
-          <w:b/>
-        </w:rPr>
-        <w:t>REFERENCIAS BIBLIOGRÁFICAS</w:t>
-      </w:r>
-      <w:r>
-        <w:tab/>
-        <w:t>49</w:t>
-      </w:r>
+      <w:hyperlink w:anchor="_Clinia_toc_139" w:history="1">
+        <w:r>
+          <w:rPr>
+            <w:b/>
+          </w:rPr>
+          <w:t>REFERENCIAS BIBLIOGRÁFICAS</w:t>
+        </w:r>
+        <w:r>
+          <w:tab/>
+          <w:t>49</w:t>
+        </w:r>
+      </w:hyperlink>
     </w:p>
     <w:p>
       <w:pPr>
@@ -1872,16 +2169,18 @@
           <w:tab w:val="right" w:leader="dot" w:pos="9000"/>
         </w:tabs>
       </w:pPr>
-      <w:r>
-        <w:rPr>
-          <w:b/>
-        </w:rPr>
-        <w:t>APÉNDICES</w:t>
-      </w:r>
-      <w:r>
-        <w:tab/>
-        <w:t>52</w:t>
-      </w:r>
+      <w:hyperlink w:anchor="_Clinia_toc_140" w:history="1">
+        <w:r>
+          <w:rPr>
+            <w:b/>
+          </w:rPr>
+          <w:t>APÉNDICES</w:t>
+        </w:r>
+        <w:r>
+          <w:tab/>
+          <w:t>52</w:t>
+        </w:r>
+      </w:hyperlink>
     </w:p>
     <w:p>
       <w:r>
@@ -1910,16 +2209,18 @@
           <w:tab w:val="right" w:leader="dot" w:pos="9000"/>
         </w:tabs>
       </w:pPr>
-      <w:r>
-        <w:rPr>
-          <w:b/>
-        </w:rPr>
-        <w:t>Figura 1. Árbol de problemas sobre la fragmentación de la información médica personal</w:t>
-      </w:r>
-      <w:r>
-        <w:tab/>
-        <w:t>3</w:t>
-      </w:r>
+      <w:hyperlink w:anchor="_Clinia_fig_1" w:history="1">
+        <w:r>
+          <w:rPr>
+            <w:b/>
+          </w:rPr>
+          <w:t>Figura 1. Árbol de problemas sobre la fragmentación de la información médica personal</w:t>
+        </w:r>
+        <w:r>
+          <w:tab/>
+          <w:t>3</w:t>
+        </w:r>
+      </w:hyperlink>
     </w:p>
     <w:p>
       <w:pPr>
@@ -1928,16 +2229,18 @@
           <w:tab w:val="right" w:leader="dot" w:pos="9000"/>
         </w:tabs>
       </w:pPr>
-      <w:r>
-        <w:rPr>
-          <w:b/>
-        </w:rPr>
-        <w:t>Figura 1.1. Flujo de trabajo Kanban adaptado al proyecto</w:t>
-      </w:r>
-      <w:r>
-        <w:tab/>
-        <w:t>7</w:t>
-      </w:r>
+      <w:hyperlink w:anchor="_Clinia_fig_2" w:history="1">
+        <w:r>
+          <w:rPr>
+            <w:b/>
+          </w:rPr>
+          <w:t>Figura 1.1. Flujo de trabajo Kanban adaptado al proyecto</w:t>
+        </w:r>
+        <w:r>
+          <w:tab/>
+          <w:t>7</w:t>
+        </w:r>
+      </w:hyperlink>
     </w:p>
     <w:p>
       <w:pPr>
@@ -1946,16 +2249,18 @@
           <w:tab w:val="right" w:leader="dot" w:pos="9000"/>
         </w:tabs>
       </w:pPr>
-      <w:r>
-        <w:rPr>
-          <w:b/>
-        </w:rPr>
-        <w:t>Figura 2.1. Diagrama general de casos de uso</w:t>
-      </w:r>
-      <w:r>
-        <w:tab/>
-        <w:t>21</w:t>
-      </w:r>
+      <w:hyperlink w:anchor="_Clinia_fig_3" w:history="1">
+        <w:r>
+          <w:rPr>
+            <w:b/>
+          </w:rPr>
+          <w:t>Figura 2.1. Diagrama general de casos de uso</w:t>
+        </w:r>
+        <w:r>
+          <w:tab/>
+          <w:t>21</w:t>
+        </w:r>
+      </w:hyperlink>
     </w:p>
     <w:p>
       <w:pPr>
@@ -1964,16 +2269,18 @@
           <w:tab w:val="right" w:leader="dot" w:pos="9000"/>
         </w:tabs>
       </w:pPr>
-      <w:r>
-        <w:rPr>
-          <w:b/>
-        </w:rPr>
-        <w:t>Figura 2.2. Arquitectura general del sistema</w:t>
-      </w:r>
-      <w:r>
-        <w:tab/>
-        <w:t>25</w:t>
-      </w:r>
+      <w:hyperlink w:anchor="_Clinia_fig_4" w:history="1">
+        <w:r>
+          <w:rPr>
+            <w:b/>
+          </w:rPr>
+          <w:t>Figura 2.2. Arquitectura general del sistema</w:t>
+        </w:r>
+        <w:r>
+          <w:tab/>
+          <w:t>25</w:t>
+        </w:r>
+      </w:hyperlink>
     </w:p>
     <w:p>
       <w:pPr>
@@ -1982,16 +2289,18 @@
           <w:tab w:val="right" w:leader="dot" w:pos="9000"/>
         </w:tabs>
       </w:pPr>
-      <w:r>
-        <w:rPr>
-          <w:b/>
-        </w:rPr>
-        <w:t>Figura 2.3. Diagrama de componentes</w:t>
-      </w:r>
-      <w:r>
-        <w:tab/>
-        <w:t>26</w:t>
-      </w:r>
+      <w:hyperlink w:anchor="_Clinia_fig_5" w:history="1">
+        <w:r>
+          <w:rPr>
+            <w:b/>
+          </w:rPr>
+          <w:t>Figura 2.3. Diagrama de componentes</w:t>
+        </w:r>
+        <w:r>
+          <w:tab/>
+          <w:t>26</w:t>
+        </w:r>
+      </w:hyperlink>
     </w:p>
     <w:p>
       <w:pPr>
@@ -2000,16 +2309,18 @@
           <w:tab w:val="right" w:leader="dot" w:pos="9000"/>
         </w:tabs>
       </w:pPr>
-      <w:r>
-        <w:rPr>
-          <w:b/>
-        </w:rPr>
-        <w:t>Figura 2.4. Diagrama de despliegue</w:t>
-      </w:r>
-      <w:r>
-        <w:tab/>
-        <w:t>26</w:t>
-      </w:r>
+      <w:hyperlink w:anchor="_Clinia_fig_6" w:history="1">
+        <w:r>
+          <w:rPr>
+            <w:b/>
+          </w:rPr>
+          <w:t>Figura 2.4. Diagrama de despliegue</w:t>
+        </w:r>
+        <w:r>
+          <w:tab/>
+          <w:t>26</w:t>
+        </w:r>
+      </w:hyperlink>
     </w:p>
     <w:p>
       <w:pPr>
@@ -2018,16 +2329,18 @@
           <w:tab w:val="right" w:leader="dot" w:pos="9000"/>
         </w:tabs>
       </w:pPr>
-      <w:r>
-        <w:rPr>
-          <w:b/>
-        </w:rPr>
-        <w:t>Figura 2.5. Modelo relacional conceptual</w:t>
-      </w:r>
-      <w:r>
-        <w:tab/>
-        <w:t>27</w:t>
-      </w:r>
+      <w:hyperlink w:anchor="_Clinia_fig_7" w:history="1">
+        <w:r>
+          <w:rPr>
+            <w:b/>
+          </w:rPr>
+          <w:t>Figura 2.5. Modelo relacional conceptual</w:t>
+        </w:r>
+        <w:r>
+          <w:tab/>
+          <w:t>27</w:t>
+        </w:r>
+      </w:hyperlink>
     </w:p>
     <w:p>
       <w:pPr>
@@ -2036,16 +2349,18 @@
           <w:tab w:val="right" w:leader="dot" w:pos="9000"/>
         </w:tabs>
       </w:pPr>
-      <w:r>
-        <w:rPr>
-          <w:b/>
-        </w:rPr>
-        <w:t>Figura 2.6. Mapa de navegación principal</w:t>
-      </w:r>
-      <w:r>
-        <w:tab/>
-        <w:t>28</w:t>
-      </w:r>
+      <w:hyperlink w:anchor="_Clinia_fig_8" w:history="1">
+        <w:r>
+          <w:rPr>
+            <w:b/>
+          </w:rPr>
+          <w:t>Figura 2.6. Mapa de navegación principal</w:t>
+        </w:r>
+        <w:r>
+          <w:tab/>
+          <w:t>28</w:t>
+        </w:r>
+      </w:hyperlink>
     </w:p>
     <w:p>
       <w:pPr>
@@ -2054,16 +2369,18 @@
           <w:tab w:val="right" w:leader="dot" w:pos="9000"/>
         </w:tabs>
       </w:pPr>
-      <w:r>
-        <w:rPr>
-          <w:b/>
-        </w:rPr>
-        <w:t>Figura 2.7. Flujo de seguridad de una solicitud</w:t>
-      </w:r>
-      <w:r>
-        <w:tab/>
-        <w:t>29</w:t>
-      </w:r>
+      <w:hyperlink w:anchor="_Clinia_fig_9" w:history="1">
+        <w:r>
+          <w:rPr>
+            <w:b/>
+          </w:rPr>
+          <w:t>Figura 2.7. Flujo de seguridad de una solicitud</w:t>
+        </w:r>
+        <w:r>
+          <w:tab/>
+          <w:t>29</w:t>
+        </w:r>
+      </w:hyperlink>
     </w:p>
     <w:p>
       <w:pPr>
@@ -2072,16 +2389,18 @@
           <w:tab w:val="right" w:leader="dot" w:pos="9000"/>
         </w:tabs>
       </w:pPr>
-      <w:r>
-        <w:rPr>
-          <w:b/>
-        </w:rPr>
-        <w:t>Figura 2.8. Secuencia simplificada de autenticación</w:t>
-      </w:r>
-      <w:r>
-        <w:tab/>
-        <w:t>31</w:t>
-      </w:r>
+      <w:hyperlink w:anchor="_Clinia_fig_10" w:history="1">
+        <w:r>
+          <w:rPr>
+            <w:b/>
+          </w:rPr>
+          <w:t>Figura 2.8. Secuencia simplificada de autenticación</w:t>
+        </w:r>
+        <w:r>
+          <w:tab/>
+          <w:t>31</w:t>
+        </w:r>
+      </w:hyperlink>
     </w:p>
     <w:p>
       <w:pPr>
@@ -2090,16 +2409,18 @@
           <w:tab w:val="right" w:leader="dot" w:pos="9000"/>
         </w:tabs>
       </w:pPr>
-      <w:r>
-        <w:rPr>
-          <w:b/>
-        </w:rPr>
-        <w:t>Figura 2.9. Secuencia de registro de evento de salud</w:t>
-      </w:r>
-      <w:r>
-        <w:tab/>
-        <w:t>32</w:t>
-      </w:r>
+      <w:hyperlink w:anchor="_Clinia_fig_11" w:history="1">
+        <w:r>
+          <w:rPr>
+            <w:b/>
+          </w:rPr>
+          <w:t>Figura 2.9. Secuencia de registro de evento de salud</w:t>
+        </w:r>
+        <w:r>
+          <w:tab/>
+          <w:t>32</w:t>
+        </w:r>
+      </w:hyperlink>
     </w:p>
     <w:p>
       <w:pPr>
@@ -2108,16 +2429,18 @@
           <w:tab w:val="right" w:leader="dot" w:pos="9000"/>
         </w:tabs>
       </w:pPr>
-      <w:r>
-        <w:rPr>
-          <w:b/>
-        </w:rPr>
-        <w:t>Figura 2.10. Secuencia de carga de documento clínico</w:t>
-      </w:r>
-      <w:r>
-        <w:tab/>
-        <w:t>33</w:t>
-      </w:r>
+      <w:hyperlink w:anchor="_Clinia_fig_12" w:history="1">
+        <w:r>
+          <w:rPr>
+            <w:b/>
+          </w:rPr>
+          <w:t>Figura 2.10. Secuencia de carga de documento clínico</w:t>
+        </w:r>
+        <w:r>
+          <w:tab/>
+          <w:t>33</w:t>
+        </w:r>
+      </w:hyperlink>
     </w:p>
     <w:p>
       <w:pPr>
@@ -2126,16 +2449,18 @@
           <w:tab w:val="right" w:leader="dot" w:pos="9000"/>
         </w:tabs>
       </w:pPr>
-      <w:r>
-        <w:rPr>
-          <w:b/>
-        </w:rPr>
-        <w:t>Figura 2.11. Secuencia de revisión asistida por inteligencia artificial</w:t>
-      </w:r>
-      <w:r>
-        <w:tab/>
-        <w:t>34</w:t>
-      </w:r>
+      <w:hyperlink w:anchor="_Clinia_fig_13" w:history="1">
+        <w:r>
+          <w:rPr>
+            <w:b/>
+          </w:rPr>
+          <w:t>Figura 2.11. Secuencia de revisión asistida por inteligencia artificial</w:t>
+        </w:r>
+        <w:r>
+          <w:tab/>
+          <w:t>34</w:t>
+        </w:r>
+      </w:hyperlink>
     </w:p>
     <w:p>
       <w:r>
@@ -2164,16 +2489,18 @@
           <w:tab w:val="right" w:leader="dot" w:pos="9000"/>
         </w:tabs>
       </w:pPr>
-      <w:r>
-        <w:rPr>
-          <w:b/>
-        </w:rPr>
-        <w:t>Tabla 1. Instrumentos, aspectos evaluados y procedimiento de análisis</w:t>
-      </w:r>
-      <w:r>
-        <w:tab/>
-        <w:t>8</w:t>
-      </w:r>
+      <w:hyperlink w:anchor="_Clinia_tbl_14" w:history="1">
+        <w:r>
+          <w:rPr>
+            <w:b/>
+          </w:rPr>
+          <w:t>Tabla 1. Instrumentos, aspectos evaluados y procedimiento de análisis</w:t>
+        </w:r>
+        <w:r>
+          <w:tab/>
+          <w:t>8</w:t>
+        </w:r>
+      </w:hyperlink>
     </w:p>
     <w:p>
       <w:pPr>
@@ -2182,16 +2509,18 @@
           <w:tab w:val="right" w:leader="dot" w:pos="9000"/>
         </w:tabs>
       </w:pPr>
-      <w:r>
-        <w:rPr>
-          <w:b/>
-        </w:rPr>
-        <w:t>Tabla 2.1. Reglas generales del sistema</w:t>
-      </w:r>
-      <w:r>
-        <w:tab/>
-        <w:t>18</w:t>
-      </w:r>
+      <w:hyperlink w:anchor="_Clinia_tbl_15" w:history="1">
+        <w:r>
+          <w:rPr>
+            <w:b/>
+          </w:rPr>
+          <w:t>Tabla 2.1. Reglas generales del sistema</w:t>
+        </w:r>
+        <w:r>
+          <w:tab/>
+          <w:t>18</w:t>
+        </w:r>
+      </w:hyperlink>
     </w:p>
     <w:p>
       <w:pPr>
@@ -2200,16 +2529,18 @@
           <w:tab w:val="right" w:leader="dot" w:pos="9000"/>
         </w:tabs>
       </w:pPr>
-      <w:r>
-        <w:rPr>
-          <w:b/>
-        </w:rPr>
-        <w:t>Tabla 2.2. Requerimientos funcionales de autenticación y perfiles</w:t>
-      </w:r>
-      <w:r>
-        <w:tab/>
-        <w:t>18</w:t>
-      </w:r>
+      <w:hyperlink w:anchor="_Clinia_tbl_16" w:history="1">
+        <w:r>
+          <w:rPr>
+            <w:b/>
+          </w:rPr>
+          <w:t>Tabla 2.2. Requerimientos funcionales de autenticación y perfiles</w:t>
+        </w:r>
+        <w:r>
+          <w:tab/>
+          <w:t>18</w:t>
+        </w:r>
+      </w:hyperlink>
     </w:p>
     <w:p>
       <w:pPr>
@@ -2218,16 +2549,18 @@
           <w:tab w:val="right" w:leader="dot" w:pos="9000"/>
         </w:tabs>
       </w:pPr>
-      <w:r>
-        <w:rPr>
-          <w:b/>
-        </w:rPr>
-        <w:t>Tabla 2.3. Requerimientos funcionales de historia longitudinal</w:t>
-      </w:r>
-      <w:r>
-        <w:tab/>
-        <w:t>19</w:t>
-      </w:r>
+      <w:hyperlink w:anchor="_Clinia_tbl_17" w:history="1">
+        <w:r>
+          <w:rPr>
+            <w:b/>
+          </w:rPr>
+          <w:t>Tabla 2.3. Requerimientos funcionales de historia longitudinal</w:t>
+        </w:r>
+        <w:r>
+          <w:tab/>
+          <w:t>19</w:t>
+        </w:r>
+      </w:hyperlink>
     </w:p>
     <w:p>
       <w:pPr>
@@ -2236,16 +2569,18 @@
           <w:tab w:val="right" w:leader="dot" w:pos="9000"/>
         </w:tabs>
       </w:pPr>
-      <w:r>
-        <w:rPr>
-          <w:b/>
-        </w:rPr>
-        <w:t>Tabla 2.4. Requerimientos funcionales de documentos, búsqueda e inteligencia artificial</w:t>
-      </w:r>
-      <w:r>
-        <w:tab/>
-        <w:t>19</w:t>
-      </w:r>
+      <w:hyperlink w:anchor="_Clinia_tbl_18" w:history="1">
+        <w:r>
+          <w:rPr>
+            <w:b/>
+          </w:rPr>
+          <w:t>Tabla 2.4. Requerimientos funcionales de documentos, búsqueda e inteligencia artificial</w:t>
+        </w:r>
+        <w:r>
+          <w:tab/>
+          <w:t>19</w:t>
+        </w:r>
+      </w:hyperlink>
     </w:p>
     <w:p>
       <w:pPr>
@@ -2254,16 +2589,18 @@
           <w:tab w:val="right" w:leader="dot" w:pos="9000"/>
         </w:tabs>
       </w:pPr>
-      <w:r>
-        <w:rPr>
-          <w:b/>
-        </w:rPr>
-        <w:t>Tabla 2.5. Requerimientos no funcionales</w:t>
-      </w:r>
-      <w:r>
-        <w:tab/>
-        <w:t>20</w:t>
-      </w:r>
+      <w:hyperlink w:anchor="_Clinia_tbl_19" w:history="1">
+        <w:r>
+          <w:rPr>
+            <w:b/>
+          </w:rPr>
+          <w:t>Tabla 2.5. Requerimientos no funcionales</w:t>
+        </w:r>
+        <w:r>
+          <w:tab/>
+          <w:t>20</w:t>
+        </w:r>
+      </w:hyperlink>
     </w:p>
     <w:p>
       <w:pPr>
@@ -2272,16 +2609,18 @@
           <w:tab w:val="right" w:leader="dot" w:pos="9000"/>
         </w:tabs>
       </w:pPr>
-      <w:r>
-        <w:rPr>
-          <w:b/>
-        </w:rPr>
-        <w:t>Tabla 2.6. Caso de uso CU-01 Autenticarse</w:t>
-      </w:r>
-      <w:r>
-        <w:tab/>
-        <w:t>22</w:t>
-      </w:r>
+      <w:hyperlink w:anchor="_Clinia_tbl_20" w:history="1">
+        <w:r>
+          <w:rPr>
+            <w:b/>
+          </w:rPr>
+          <w:t>Tabla 2.6. Caso de uso CU-01 Autenticarse</w:t>
+        </w:r>
+        <w:r>
+          <w:tab/>
+          <w:t>22</w:t>
+        </w:r>
+      </w:hyperlink>
     </w:p>
     <w:p>
       <w:pPr>
@@ -2290,16 +2629,18 @@
           <w:tab w:val="right" w:leader="dot" w:pos="9000"/>
         </w:tabs>
       </w:pPr>
-      <w:r>
-        <w:rPr>
-          <w:b/>
-        </w:rPr>
-        <w:t>Tabla 2.7. Caso de uso CU-02 Gestionar perfil propio</w:t>
-      </w:r>
-      <w:r>
-        <w:tab/>
-        <w:t>22</w:t>
-      </w:r>
+      <w:hyperlink w:anchor="_Clinia_tbl_21" w:history="1">
+        <w:r>
+          <w:rPr>
+            <w:b/>
+          </w:rPr>
+          <w:t>Tabla 2.7. Caso de uso CU-02 Gestionar perfil propio</w:t>
+        </w:r>
+        <w:r>
+          <w:tab/>
+          <w:t>22</w:t>
+        </w:r>
+      </w:hyperlink>
     </w:p>
     <w:p>
       <w:pPr>
@@ -2308,16 +2649,18 @@
           <w:tab w:val="right" w:leader="dot" w:pos="9000"/>
         </w:tabs>
       </w:pPr>
-      <w:r>
-        <w:rPr>
-          <w:b/>
-        </w:rPr>
-        <w:t>Tabla 2.8. Caso de uso CU-03 Gestionar perfil dependiente</w:t>
-      </w:r>
-      <w:r>
-        <w:tab/>
-        <w:t>22</w:t>
-      </w:r>
+      <w:hyperlink w:anchor="_Clinia_tbl_22" w:history="1">
+        <w:r>
+          <w:rPr>
+            <w:b/>
+          </w:rPr>
+          <w:t>Tabla 2.8. Caso de uso CU-03 Gestionar perfil dependiente</w:t>
+        </w:r>
+        <w:r>
+          <w:tab/>
+          <w:t>22</w:t>
+        </w:r>
+      </w:hyperlink>
     </w:p>
     <w:p>
       <w:pPr>
@@ -2326,16 +2669,18 @@
           <w:tab w:val="right" w:leader="dot" w:pos="9000"/>
         </w:tabs>
       </w:pPr>
-      <w:r>
-        <w:rPr>
-          <w:b/>
-        </w:rPr>
-        <w:t>Tabla 2.9. Caso de uso CU-04 Registrar evento de salud</w:t>
-      </w:r>
-      <w:r>
-        <w:tab/>
-        <w:t>22</w:t>
-      </w:r>
+      <w:hyperlink w:anchor="_Clinia_tbl_23" w:history="1">
+        <w:r>
+          <w:rPr>
+            <w:b/>
+          </w:rPr>
+          <w:t>Tabla 2.9. Caso de uso CU-04 Registrar evento de salud</w:t>
+        </w:r>
+        <w:r>
+          <w:tab/>
+          <w:t>22</w:t>
+        </w:r>
+      </w:hyperlink>
     </w:p>
     <w:p>
       <w:pPr>
@@ -2344,16 +2689,18 @@
           <w:tab w:val="right" w:leader="dot" w:pos="9000"/>
         </w:tabs>
       </w:pPr>
-      <w:r>
-        <w:rPr>
-          <w:b/>
-        </w:rPr>
-        <w:t>Tabla 2.10. Caso de uso CU-05 Gestionar antecedentes y medicamentos</w:t>
-      </w:r>
-      <w:r>
-        <w:tab/>
-        <w:t>23</w:t>
-      </w:r>
+      <w:hyperlink w:anchor="_Clinia_tbl_24" w:history="1">
+        <w:r>
+          <w:rPr>
+            <w:b/>
+          </w:rPr>
+          <w:t>Tabla 2.10. Caso de uso CU-05 Gestionar antecedentes y medicamentos</w:t>
+        </w:r>
+        <w:r>
+          <w:tab/>
+          <w:t>23</w:t>
+        </w:r>
+      </w:hyperlink>
     </w:p>
     <w:p>
       <w:pPr>
@@ -2362,16 +2709,18 @@
           <w:tab w:val="right" w:leader="dot" w:pos="9000"/>
         </w:tabs>
       </w:pPr>
-      <w:r>
-        <w:rPr>
-          <w:b/>
-        </w:rPr>
-        <w:t>Tabla 2.11. Caso de uso CU-06 Registrar resultado de laboratorio</w:t>
-      </w:r>
-      <w:r>
-        <w:tab/>
-        <w:t>23</w:t>
-      </w:r>
+      <w:hyperlink w:anchor="_Clinia_tbl_25" w:history="1">
+        <w:r>
+          <w:rPr>
+            <w:b/>
+          </w:rPr>
+          <w:t>Tabla 2.11. Caso de uso CU-06 Registrar resultado de laboratorio</w:t>
+        </w:r>
+        <w:r>
+          <w:tab/>
+          <w:t>23</w:t>
+        </w:r>
+      </w:hyperlink>
     </w:p>
     <w:p>
       <w:pPr>
@@ -2380,16 +2729,18 @@
           <w:tab w:val="right" w:leader="dot" w:pos="9000"/>
         </w:tabs>
       </w:pPr>
-      <w:r>
-        <w:rPr>
-          <w:b/>
-        </w:rPr>
-        <w:t>Tabla 2.12. Caso de uso CU-07 Gestionar documento clínico</w:t>
-      </w:r>
-      <w:r>
-        <w:tab/>
-        <w:t>23</w:t>
-      </w:r>
+      <w:hyperlink w:anchor="_Clinia_tbl_26" w:history="1">
+        <w:r>
+          <w:rPr>
+            <w:b/>
+          </w:rPr>
+          <w:t>Tabla 2.12. Caso de uso CU-07 Gestionar documento clínico</w:t>
+        </w:r>
+        <w:r>
+          <w:tab/>
+          <w:t>23</w:t>
+        </w:r>
+      </w:hyperlink>
     </w:p>
     <w:p>
       <w:pPr>
@@ -2398,16 +2749,18 @@
           <w:tab w:val="right" w:leader="dot" w:pos="9000"/>
         </w:tabs>
       </w:pPr>
-      <w:r>
-        <w:rPr>
-          <w:b/>
-        </w:rPr>
-        <w:t>Tabla 2.13. Caso de uso CU-08 Consultar línea de tiempo</w:t>
-      </w:r>
-      <w:r>
-        <w:tab/>
-        <w:t>23</w:t>
-      </w:r>
+      <w:hyperlink w:anchor="_Clinia_tbl_27" w:history="1">
+        <w:r>
+          <w:rPr>
+            <w:b/>
+          </w:rPr>
+          <w:t>Tabla 2.13. Caso de uso CU-08 Consultar línea de tiempo</w:t>
+        </w:r>
+        <w:r>
+          <w:tab/>
+          <w:t>23</w:t>
+        </w:r>
+      </w:hyperlink>
     </w:p>
     <w:p>
       <w:pPr>
@@ -2416,16 +2769,18 @@
           <w:tab w:val="right" w:leader="dot" w:pos="9000"/>
         </w:tabs>
       </w:pPr>
-      <w:r>
-        <w:rPr>
-          <w:b/>
-        </w:rPr>
-        <w:t>Tabla 2.14. Caso de uso CU-09 Buscar y filtrar información</w:t>
-      </w:r>
-      <w:r>
-        <w:tab/>
-        <w:t>24</w:t>
-      </w:r>
+      <w:hyperlink w:anchor="_Clinia_tbl_28" w:history="1">
+        <w:r>
+          <w:rPr>
+            <w:b/>
+          </w:rPr>
+          <w:t>Tabla 2.14. Caso de uso CU-09 Buscar y filtrar información</w:t>
+        </w:r>
+        <w:r>
+          <w:tab/>
+          <w:t>24</w:t>
+        </w:r>
+      </w:hyperlink>
     </w:p>
     <w:p>
       <w:pPr>
@@ -2434,16 +2789,18 @@
           <w:tab w:val="right" w:leader="dot" w:pos="9000"/>
         </w:tabs>
       </w:pPr>
-      <w:r>
-        <w:rPr>
-          <w:b/>
-        </w:rPr>
-        <w:t>Tabla 2.15. Caso de uso CU-10 Generar vista estructurada</w:t>
-      </w:r>
-      <w:r>
-        <w:tab/>
-        <w:t>24</w:t>
-      </w:r>
+      <w:hyperlink w:anchor="_Clinia_tbl_29" w:history="1">
+        <w:r>
+          <w:rPr>
+            <w:b/>
+          </w:rPr>
+          <w:t>Tabla 2.15. Caso de uso CU-10 Generar vista estructurada</w:t>
+        </w:r>
+        <w:r>
+          <w:tab/>
+          <w:t>24</w:t>
+        </w:r>
+      </w:hyperlink>
     </w:p>
     <w:p>
       <w:pPr>
@@ -2452,16 +2809,18 @@
           <w:tab w:val="right" w:leader="dot" w:pos="9000"/>
         </w:tabs>
       </w:pPr>
-      <w:r>
-        <w:rPr>
-          <w:b/>
-        </w:rPr>
-        <w:t>Tabla 2.16. Caso de uso CU-11 Solicitar revisión asistida por IA</w:t>
-      </w:r>
-      <w:r>
-        <w:tab/>
-        <w:t>24</w:t>
-      </w:r>
+      <w:hyperlink w:anchor="_Clinia_tbl_30" w:history="1">
+        <w:r>
+          <w:rPr>
+            <w:b/>
+          </w:rPr>
+          <w:t>Tabla 2.16. Caso de uso CU-11 Solicitar revisión asistida por IA</w:t>
+        </w:r>
+        <w:r>
+          <w:tab/>
+          <w:t>24</w:t>
+        </w:r>
+      </w:hyperlink>
     </w:p>
     <w:p>
       <w:pPr>
@@ -2470,16 +2829,18 @@
           <w:tab w:val="right" w:leader="dot" w:pos="9000"/>
         </w:tabs>
       </w:pPr>
-      <w:r>
-        <w:rPr>
-          <w:b/>
-        </w:rPr>
-        <w:t>Tabla 2.17. Caso de uso CU-12 Consultar trazabilidad</w:t>
-      </w:r>
-      <w:r>
-        <w:tab/>
-        <w:t>25</w:t>
-      </w:r>
+      <w:hyperlink w:anchor="_Clinia_tbl_31" w:history="1">
+        <w:r>
+          <w:rPr>
+            <w:b/>
+          </w:rPr>
+          <w:t>Tabla 2.17. Caso de uso CU-12 Consultar trazabilidad</w:t>
+        </w:r>
+        <w:r>
+          <w:tab/>
+          <w:t>25</w:t>
+        </w:r>
+      </w:hyperlink>
     </w:p>
     <w:p>
       <w:pPr>
@@ -2488,16 +2849,18 @@
           <w:tab w:val="right" w:leader="dot" w:pos="9000"/>
         </w:tabs>
       </w:pPr>
-      <w:r>
-        <w:rPr>
-          <w:b/>
-        </w:rPr>
-        <w:t>Tabla 2.18. Entidades principales del modelo de datos</w:t>
-      </w:r>
-      <w:r>
-        <w:tab/>
-        <w:t>27</w:t>
-      </w:r>
+      <w:hyperlink w:anchor="_Clinia_tbl_32" w:history="1">
+        <w:r>
+          <w:rPr>
+            <w:b/>
+          </w:rPr>
+          <w:t>Tabla 2.18. Entidades principales del modelo de datos</w:t>
+        </w:r>
+        <w:r>
+          <w:tab/>
+          <w:t>27</w:t>
+        </w:r>
+      </w:hyperlink>
     </w:p>
     <w:p>
       <w:pPr>
@@ -2506,16 +2869,18 @@
           <w:tab w:val="right" w:leader="dot" w:pos="9000"/>
         </w:tabs>
       </w:pPr>
-      <w:r>
-        <w:rPr>
-          <w:b/>
-        </w:rPr>
-        <w:t>Tabla 2.19. Controles de seguridad y privacidad</w:t>
-      </w:r>
-      <w:r>
-        <w:tab/>
-        <w:t>29</w:t>
-      </w:r>
+      <w:hyperlink w:anchor="_Clinia_tbl_33" w:history="1">
+        <w:r>
+          <w:rPr>
+            <w:b/>
+          </w:rPr>
+          <w:t>Tabla 2.19. Controles de seguridad y privacidad</w:t>
+        </w:r>
+        <w:r>
+          <w:tab/>
+          <w:t>29</w:t>
+        </w:r>
+      </w:hyperlink>
     </w:p>
     <w:p>
       <w:pPr>
@@ -2524,16 +2889,32 @@
           <w:tab w:val="right" w:leader="dot" w:pos="9000"/>
         </w:tabs>
       </w:pPr>
-      <w:r>
-        <w:rPr>
-          <w:b/>
-        </w:rPr>
-        <w:t>Tabla 2.20. Endpoints principales de la API</w:t>
-      </w:r>
-      <w:r>
-        <w:tab/>
-        <w:t>30</w:t>
-      </w:r>
+      <w:hyperlink w:anchor="_Clinia_tbl_34" w:history="1">
+        <w:r>
+          <w:rPr>
+            <w:b/>
+          </w:rPr>
+          <w:t xml:space="preserve">Tabla 2.20. </w:t>
+        </w:r>
+        <w:proofErr w:type="spellStart"/>
+        <w:r>
+          <w:rPr>
+            <w:b/>
+          </w:rPr>
+          <w:t>Endpoints</w:t>
+        </w:r>
+        <w:proofErr w:type="spellEnd"/>
+        <w:r>
+          <w:rPr>
+            <w:b/>
+          </w:rPr>
+          <w:t xml:space="preserve"> principales de la API</w:t>
+        </w:r>
+        <w:r>
+          <w:tab/>
+          <w:t>30</w:t>
+        </w:r>
+      </w:hyperlink>
     </w:p>
     <w:p>
       <w:pPr>
@@ -2542,16 +2923,18 @@
           <w:tab w:val="right" w:leader="dot" w:pos="9000"/>
         </w:tabs>
       </w:pPr>
-      <w:r>
-        <w:rPr>
-          <w:b/>
-        </w:rPr>
-        <w:t>Tabla 3.1. Casos de prueba funcionales</w:t>
-      </w:r>
-      <w:r>
-        <w:tab/>
-        <w:t>36</w:t>
-      </w:r>
+      <w:hyperlink w:anchor="_Clinia_tbl_35" w:history="1">
+        <w:r>
+          <w:rPr>
+            <w:b/>
+          </w:rPr>
+          <w:t>Tabla 3.1. Casos de prueba funcionales</w:t>
+        </w:r>
+        <w:r>
+          <w:tab/>
+          <w:t>36</w:t>
+        </w:r>
+      </w:hyperlink>
     </w:p>
     <w:p>
       <w:pPr>
@@ -2560,16 +2943,18 @@
           <w:tab w:val="right" w:leader="dot" w:pos="9000"/>
         </w:tabs>
       </w:pPr>
-      <w:r>
-        <w:rPr>
-          <w:b/>
-        </w:rPr>
-        <w:t>Tabla 3.2. Casos de prueba de integración</w:t>
-      </w:r>
-      <w:r>
-        <w:tab/>
-        <w:t>37</w:t>
-      </w:r>
+      <w:hyperlink w:anchor="_Clinia_tbl_36" w:history="1">
+        <w:r>
+          <w:rPr>
+            <w:b/>
+          </w:rPr>
+          <w:t>Tabla 3.2. Casos de prueba de integración</w:t>
+        </w:r>
+        <w:r>
+          <w:tab/>
+          <w:t>37</w:t>
+        </w:r>
+      </w:hyperlink>
     </w:p>
     <w:p>
       <w:pPr>
@@ -2578,16 +2963,18 @@
           <w:tab w:val="right" w:leader="dot" w:pos="9000"/>
         </w:tabs>
       </w:pPr>
-      <w:r>
-        <w:rPr>
-          <w:b/>
-        </w:rPr>
-        <w:t>Tabla 3.3. Casos de prueba de seguridad</w:t>
-      </w:r>
-      <w:r>
-        <w:tab/>
-        <w:t>37</w:t>
-      </w:r>
+      <w:hyperlink w:anchor="_Clinia_tbl_37" w:history="1">
+        <w:r>
+          <w:rPr>
+            <w:b/>
+          </w:rPr>
+          <w:t>Tabla 3.3. Casos de prueba de seguridad</w:t>
+        </w:r>
+        <w:r>
+          <w:tab/>
+          <w:t>37</w:t>
+        </w:r>
+      </w:hyperlink>
     </w:p>
     <w:p>
       <w:pPr>
@@ -2596,16 +2983,18 @@
           <w:tab w:val="right" w:leader="dot" w:pos="9000"/>
         </w:tabs>
       </w:pPr>
-      <w:r>
-        <w:rPr>
-          <w:b/>
-        </w:rPr>
-        <w:t>Tabla 3.4. Casos de prueba de rendimiento y compatibilidad</w:t>
-      </w:r>
-      <w:r>
-        <w:tab/>
-        <w:t>38</w:t>
-      </w:r>
+      <w:hyperlink w:anchor="_Clinia_tbl_38" w:history="1">
+        <w:r>
+          <w:rPr>
+            <w:b/>
+          </w:rPr>
+          <w:t>Tabla 3.4. Casos de prueba de rendimiento y compatibilidad</w:t>
+        </w:r>
+        <w:r>
+          <w:tab/>
+          <w:t>38</w:t>
+        </w:r>
+      </w:hyperlink>
     </w:p>
     <w:p>
       <w:pPr>
@@ -2614,16 +3003,18 @@
           <w:tab w:val="right" w:leader="dot" w:pos="9000"/>
         </w:tabs>
       </w:pPr>
-      <w:r>
-        <w:rPr>
-          <w:b/>
-        </w:rPr>
-        <w:t>Tabla 3.5. Criterios de accesibilidad y usabilidad</w:t>
-      </w:r>
-      <w:r>
-        <w:tab/>
-        <w:t>38</w:t>
-      </w:r>
+      <w:hyperlink w:anchor="_Clinia_tbl_39" w:history="1">
+        <w:r>
+          <w:rPr>
+            <w:b/>
+          </w:rPr>
+          <w:t>Tabla 3.5. Criterios de accesibilidad y usabilidad</w:t>
+        </w:r>
+        <w:r>
+          <w:tab/>
+          <w:t>38</w:t>
+        </w:r>
+      </w:hyperlink>
     </w:p>
     <w:p>
       <w:pPr>
@@ -2632,16 +3023,18 @@
           <w:tab w:val="right" w:leader="dot" w:pos="9000"/>
         </w:tabs>
       </w:pPr>
-      <w:r>
-        <w:rPr>
-          <w:b/>
-        </w:rPr>
-        <w:t>Tabla 3.6. Rúbrica de evaluación de salidas de IA</w:t>
-      </w:r>
-      <w:r>
-        <w:tab/>
-        <w:t>39</w:t>
-      </w:r>
+      <w:hyperlink w:anchor="_Clinia_tbl_40" w:history="1">
+        <w:r>
+          <w:rPr>
+            <w:b/>
+          </w:rPr>
+          <w:t>Tabla 3.6. Rúbrica de evaluación de salidas de IA</w:t>
+        </w:r>
+        <w:r>
+          <w:tab/>
+          <w:t>39</w:t>
+        </w:r>
+      </w:hyperlink>
     </w:p>
     <w:p>
       <w:pPr>
@@ -2650,16 +3043,18 @@
           <w:tab w:val="right" w:leader="dot" w:pos="9000"/>
         </w:tabs>
       </w:pPr>
-      <w:r>
-        <w:rPr>
-          <w:b/>
-        </w:rPr>
-        <w:t>Tabla 3.7. Matriz de trazabilidad entre objetivos, requisitos y pruebas</w:t>
-      </w:r>
-      <w:r>
-        <w:tab/>
-        <w:t>39</w:t>
-      </w:r>
+      <w:hyperlink w:anchor="_Clinia_tbl_41" w:history="1">
+        <w:r>
+          <w:rPr>
+            <w:b/>
+          </w:rPr>
+          <w:t>Tabla 3.7. Matriz de trazabilidad entre objetivos, requisitos y pruebas</w:t>
+        </w:r>
+        <w:r>
+          <w:tab/>
+          <w:t>39</w:t>
+        </w:r>
+      </w:hyperlink>
     </w:p>
     <w:p>
       <w:pPr>
@@ -2668,16 +3063,18 @@
           <w:tab w:val="right" w:leader="dot" w:pos="9000"/>
         </w:tabs>
       </w:pPr>
-      <w:r>
-        <w:rPr>
-          <w:b/>
-        </w:rPr>
-        <w:t>Tabla 4.1. Recursos del proyecto</w:t>
-      </w:r>
-      <w:r>
-        <w:tab/>
-        <w:t>42</w:t>
-      </w:r>
+      <w:hyperlink w:anchor="_Clinia_tbl_42" w:history="1">
+        <w:r>
+          <w:rPr>
+            <w:b/>
+          </w:rPr>
+          <w:t>Tabla 4.1. Recursos del proyecto</w:t>
+        </w:r>
+        <w:r>
+          <w:tab/>
+          <w:t>42</w:t>
+        </w:r>
+      </w:hyperlink>
     </w:p>
     <w:p>
       <w:pPr>
@@ -2686,16 +3083,18 @@
           <w:tab w:val="right" w:leader="dot" w:pos="9000"/>
         </w:tabs>
       </w:pPr>
-      <w:r>
-        <w:rPr>
-          <w:b/>
-        </w:rPr>
-        <w:t>Tabla 4.2. Costo estimado del personal</w:t>
-      </w:r>
-      <w:r>
-        <w:tab/>
-        <w:t>42</w:t>
-      </w:r>
+      <w:hyperlink w:anchor="_Clinia_tbl_43" w:history="1">
+        <w:r>
+          <w:rPr>
+            <w:b/>
+          </w:rPr>
+          <w:t>Tabla 4.2. Costo estimado del personal</w:t>
+        </w:r>
+        <w:r>
+          <w:tab/>
+          <w:t>42</w:t>
+        </w:r>
+      </w:hyperlink>
     </w:p>
     <w:p>
       <w:pPr>
@@ -2704,16 +3103,18 @@
           <w:tab w:val="right" w:leader="dot" w:pos="9000"/>
         </w:tabs>
       </w:pPr>
-      <w:r>
-        <w:rPr>
-          <w:b/>
-        </w:rPr>
-        <w:t>Tabla 4.3. Costos estimados de infraestructura y servicios</w:t>
-      </w:r>
-      <w:r>
-        <w:tab/>
-        <w:t>42</w:t>
-      </w:r>
+      <w:hyperlink w:anchor="_Clinia_tbl_44" w:history="1">
+        <w:r>
+          <w:rPr>
+            <w:b/>
+          </w:rPr>
+          <w:t>Tabla 4.3. Costos estimados de infraestructura y servicios</w:t>
+        </w:r>
+        <w:r>
+          <w:tab/>
+          <w:t>42</w:t>
+        </w:r>
+      </w:hyperlink>
     </w:p>
     <w:p>
       <w:pPr>
@@ -2722,16 +3123,18 @@
           <w:tab w:val="right" w:leader="dot" w:pos="9000"/>
         </w:tabs>
       </w:pPr>
-      <w:r>
-        <w:rPr>
-          <w:b/>
-        </w:rPr>
-        <w:t>Tabla 4.4. Costos de investigación y pruebas</w:t>
-      </w:r>
-      <w:r>
-        <w:tab/>
-        <w:t>43</w:t>
-      </w:r>
+      <w:hyperlink w:anchor="_Clinia_tbl_45" w:history="1">
+        <w:r>
+          <w:rPr>
+            <w:b/>
+          </w:rPr>
+          <w:t>Tabla 4.4. Costos de investigación y pruebas</w:t>
+        </w:r>
+        <w:r>
+          <w:tab/>
+          <w:t>43</w:t>
+        </w:r>
+      </w:hyperlink>
     </w:p>
     <w:p>
       <w:pPr>
@@ -2740,16 +3143,18 @@
           <w:tab w:val="right" w:leader="dot" w:pos="9000"/>
         </w:tabs>
       </w:pPr>
-      <w:r>
-        <w:rPr>
-          <w:b/>
-        </w:rPr>
-        <w:t>Tabla 4.5. Costo total estimado</w:t>
-      </w:r>
-      <w:r>
-        <w:tab/>
-        <w:t>43</w:t>
-      </w:r>
+      <w:hyperlink w:anchor="_Clinia_tbl_46" w:history="1">
+        <w:r>
+          <w:rPr>
+            <w:b/>
+          </w:rPr>
+          <w:t>Tabla 4.5. Costo total estimado</w:t>
+        </w:r>
+        <w:r>
+          <w:tab/>
+          <w:t>43</w:t>
+        </w:r>
+      </w:hyperlink>
     </w:p>
     <w:p>
       <w:pPr>
@@ -2758,16 +3163,18 @@
           <w:tab w:val="right" w:leader="dot" w:pos="9000"/>
         </w:tabs>
       </w:pPr>
-      <w:r>
-        <w:rPr>
-          <w:b/>
-        </w:rPr>
-        <w:t>Tabla 4.6. Cronograma de actividades</w:t>
-      </w:r>
-      <w:r>
-        <w:tab/>
-        <w:t>43</w:t>
-      </w:r>
+      <w:hyperlink w:anchor="_Clinia_tbl_47" w:history="1">
+        <w:r>
+          <w:rPr>
+            <w:b/>
+          </w:rPr>
+          <w:t>Tabla 4.6. Cronograma de actividades</w:t>
+        </w:r>
+        <w:r>
+          <w:tab/>
+          <w:t>43</w:t>
+        </w:r>
+      </w:hyperlink>
     </w:p>
     <w:p>
       <w:r>
@@ -2879,11 +3286,47 @@
               <w:spacing w:line="240" w:lineRule="auto"/>
               <w:ind w:firstLine="0"/>
             </w:pPr>
+            <w:proofErr w:type="spellStart"/>
             <w:r>
               <w:rPr>
                 <w:sz w:val="18"/>
               </w:rPr>
-              <w:t>Application Programming Interface / Interfaz de Programación de Aplicaciones</w:t>
+              <w:t>Application</w:t>
+            </w:r>
+            <w:proofErr w:type="spellEnd"/>
+            <w:r>
+              <w:rPr>
+                <w:sz w:val="18"/>
+              </w:rPr>
+              <w:t xml:space="preserve"> </w:t>
+            </w:r>
+            <w:proofErr w:type="spellStart"/>
+            <w:r>
+              <w:rPr>
+                <w:sz w:val="18"/>
+              </w:rPr>
+              <w:t>Programming</w:t>
+            </w:r>
+            <w:proofErr w:type="spellEnd"/>
+            <w:r>
+              <w:rPr>
+                <w:sz w:val="18"/>
+              </w:rPr>
+              <w:t xml:space="preserve"> </w:t>
+            </w:r>
+            <w:proofErr w:type="gramStart"/>
+            <w:r>
+              <w:rPr>
+                <w:sz w:val="18"/>
+              </w:rPr>
+              <w:t>Interface</w:t>
+            </w:r>
+            <w:proofErr w:type="gramEnd"/>
+            <w:r>
+              <w:rPr>
+                <w:sz w:val="18"/>
+              </w:rPr>
+              <w:t xml:space="preserve"> / Interfaz de Programación de Aplicaciones</w:t>
             </w:r>
           </w:p>
         </w:tc>
@@ -2920,11 +3363,33 @@
               <w:spacing w:line="240" w:lineRule="auto"/>
               <w:ind w:firstLine="0"/>
             </w:pPr>
+            <w:proofErr w:type="spellStart"/>
             <w:r>
               <w:rPr>
                 <w:sz w:val="18"/>
               </w:rPr>
-              <w:t>Application Security Verification Standard</w:t>
+              <w:t>Application</w:t>
+            </w:r>
+            <w:proofErr w:type="spellEnd"/>
+            <w:r>
+              <w:rPr>
+                <w:sz w:val="18"/>
+              </w:rPr>
+              <w:t xml:space="preserve"> Security </w:t>
+            </w:r>
+            <w:proofErr w:type="spellStart"/>
+            <w:r>
+              <w:rPr>
+                <w:sz w:val="18"/>
+              </w:rPr>
+              <w:t>Verification</w:t>
+            </w:r>
+            <w:proofErr w:type="spellEnd"/>
+            <w:r>
+              <w:rPr>
+                <w:sz w:val="18"/>
+              </w:rPr>
+              <w:t xml:space="preserve"> Standard</w:t>
             </w:r>
           </w:p>
         </w:tc>
@@ -2961,12 +3426,56 @@
               <w:spacing w:line="240" w:lineRule="auto"/>
               <w:ind w:firstLine="0"/>
             </w:pPr>
+            <w:proofErr w:type="spellStart"/>
             <w:r>
               <w:rPr>
                 <w:sz w:val="18"/>
               </w:rPr>
-              <w:t>Fast Healthcare Interoperability Resources</w:t>
-            </w:r>
+              <w:t>Fast</w:t>
+            </w:r>
+            <w:proofErr w:type="spellEnd"/>
+            <w:r>
+              <w:rPr>
+                <w:sz w:val="18"/>
+              </w:rPr>
+              <w:t xml:space="preserve"> </w:t>
+            </w:r>
+            <w:proofErr w:type="spellStart"/>
+            <w:r>
+              <w:rPr>
+                <w:sz w:val="18"/>
+              </w:rPr>
+              <w:t>Healthcare</w:t>
+            </w:r>
+            <w:proofErr w:type="spellEnd"/>
+            <w:r>
+              <w:rPr>
+                <w:sz w:val="18"/>
+              </w:rPr>
+              <w:t xml:space="preserve"> </w:t>
+            </w:r>
+            <w:proofErr w:type="spellStart"/>
+            <w:r>
+              <w:rPr>
+                <w:sz w:val="18"/>
+              </w:rPr>
+              <w:t>Interoperability</w:t>
+            </w:r>
+            <w:proofErr w:type="spellEnd"/>
+            <w:r>
+              <w:rPr>
+                <w:sz w:val="18"/>
+              </w:rPr>
+              <w:t xml:space="preserve"> </w:t>
+            </w:r>
+            <w:proofErr w:type="spellStart"/>
+            <w:r>
+              <w:rPr>
+                <w:sz w:val="18"/>
+              </w:rPr>
+              <w:t>Resources</w:t>
+            </w:r>
+            <w:proofErr w:type="spellEnd"/>
           </w:p>
         </w:tc>
       </w:tr>
@@ -3047,8 +3556,30 @@
               <w:rPr>
                 <w:sz w:val="18"/>
               </w:rPr>
-              <w:t>Hypertext Transfer Protocol Secure</w:t>
-            </w:r>
+              <w:t xml:space="preserve">Hypertext Transfer </w:t>
+            </w:r>
+            <w:proofErr w:type="spellStart"/>
+            <w:r>
+              <w:rPr>
+                <w:sz w:val="18"/>
+              </w:rPr>
+              <w:t>Protocol</w:t>
+            </w:r>
+            <w:proofErr w:type="spellEnd"/>
+            <w:r>
+              <w:rPr>
+                <w:sz w:val="18"/>
+              </w:rPr>
+              <w:t xml:space="preserve"> </w:t>
+            </w:r>
+            <w:proofErr w:type="spellStart"/>
+            <w:r>
+              <w:rPr>
+                <w:sz w:val="18"/>
+              </w:rPr>
+              <w:t>Secure</w:t>
+            </w:r>
+            <w:proofErr w:type="spellEnd"/>
           </w:p>
         </w:tc>
       </w:tr>
@@ -3129,8 +3660,30 @@
               <w:rPr>
                 <w:sz w:val="18"/>
               </w:rPr>
-              <w:t>JavaScript Object Notation</w:t>
-            </w:r>
+              <w:t xml:space="preserve">JavaScript </w:t>
+            </w:r>
+            <w:proofErr w:type="spellStart"/>
+            <w:r>
+              <w:rPr>
+                <w:sz w:val="18"/>
+              </w:rPr>
+              <w:t>Object</w:t>
+            </w:r>
+            <w:proofErr w:type="spellEnd"/>
+            <w:r>
+              <w:rPr>
+                <w:sz w:val="18"/>
+              </w:rPr>
+              <w:t xml:space="preserve"> </w:t>
+            </w:r>
+            <w:proofErr w:type="spellStart"/>
+            <w:r>
+              <w:rPr>
+                <w:sz w:val="18"/>
+              </w:rPr>
+              <w:t>Notation</w:t>
+            </w:r>
+            <w:proofErr w:type="spellEnd"/>
           </w:p>
         </w:tc>
       </w:tr>
@@ -3170,7 +3723,21 @@
               <w:rPr>
                 <w:sz w:val="18"/>
               </w:rPr>
-              <w:t>Large Language Model / Modelo de lenguaje de gran escala</w:t>
+              <w:t xml:space="preserve">Large </w:t>
+            </w:r>
+            <w:proofErr w:type="spellStart"/>
+            <w:r>
+              <w:rPr>
+                <w:sz w:val="18"/>
+              </w:rPr>
+              <w:t>Language</w:t>
+            </w:r>
+            <w:proofErr w:type="spellEnd"/>
+            <w:r>
+              <w:rPr>
+                <w:sz w:val="18"/>
+              </w:rPr>
+              <w:t xml:space="preserve"> Model / Modelo de lenguaje de gran escala</w:t>
             </w:r>
           </w:p>
         </w:tc>
@@ -3293,11 +3860,33 @@
               <w:spacing w:line="240" w:lineRule="auto"/>
               <w:ind w:firstLine="0"/>
             </w:pPr>
+            <w:proofErr w:type="spellStart"/>
             <w:r>
               <w:rPr>
                 <w:sz w:val="18"/>
               </w:rPr>
-              <w:t>System Usability Scale</w:t>
+              <w:t>System</w:t>
+            </w:r>
+            <w:proofErr w:type="spellEnd"/>
+            <w:r>
+              <w:rPr>
+                <w:sz w:val="18"/>
+              </w:rPr>
+              <w:t xml:space="preserve"> </w:t>
+            </w:r>
+            <w:proofErr w:type="spellStart"/>
+            <w:r>
+              <w:rPr>
+                <w:sz w:val="18"/>
+              </w:rPr>
+              <w:t>Usability</w:t>
+            </w:r>
+            <w:proofErr w:type="spellEnd"/>
+            <w:r>
+              <w:rPr>
+                <w:sz w:val="18"/>
+              </w:rPr>
+              <w:t xml:space="preserve"> Scale</w:t>
             </w:r>
           </w:p>
         </w:tc>
@@ -3334,11 +3923,19 @@
               <w:spacing w:line="240" w:lineRule="auto"/>
               <w:ind w:firstLine="0"/>
             </w:pPr>
+            <w:proofErr w:type="spellStart"/>
             <w:r>
               <w:rPr>
                 <w:sz w:val="18"/>
               </w:rPr>
-              <w:t>Transport Layer Security</w:t>
+              <w:t>Transport</w:t>
+            </w:r>
+            <w:proofErr w:type="spellEnd"/>
+            <w:r>
+              <w:rPr>
+                <w:sz w:val="18"/>
+              </w:rPr>
+              <w:t xml:space="preserve"> Layer Security</w:t>
             </w:r>
           </w:p>
         </w:tc>
@@ -3375,12 +3972,42 @@
               <w:spacing w:line="240" w:lineRule="auto"/>
               <w:ind w:firstLine="0"/>
             </w:pPr>
+            <w:proofErr w:type="spellStart"/>
             <w:r>
               <w:rPr>
                 <w:sz w:val="18"/>
               </w:rPr>
-              <w:t>Unified Modeling Language</w:t>
-            </w:r>
+              <w:t>Unified</w:t>
+            </w:r>
+            <w:proofErr w:type="spellEnd"/>
+            <w:r>
+              <w:rPr>
+                <w:sz w:val="18"/>
+              </w:rPr>
+              <w:t xml:space="preserve"> </w:t>
+            </w:r>
+            <w:proofErr w:type="spellStart"/>
+            <w:r>
+              <w:rPr>
+                <w:sz w:val="18"/>
+              </w:rPr>
+              <w:t>Modeling</w:t>
+            </w:r>
+            <w:proofErr w:type="spellEnd"/>
+            <w:r>
+              <w:rPr>
+                <w:sz w:val="18"/>
+              </w:rPr>
+              <w:t xml:space="preserve"> </w:t>
+            </w:r>
+            <w:proofErr w:type="spellStart"/>
+            <w:r>
+              <w:rPr>
+                <w:sz w:val="18"/>
+              </w:rPr>
+              <w:t>Language</w:t>
+            </w:r>
+            <w:proofErr w:type="spellEnd"/>
           </w:p>
         </w:tc>
       </w:tr>
@@ -3420,8 +4047,30 @@
               <w:rPr>
                 <w:sz w:val="18"/>
               </w:rPr>
-              <w:t>Web Content Accessibility Guidelines</w:t>
-            </w:r>
+              <w:t xml:space="preserve">Web Content </w:t>
+            </w:r>
+            <w:proofErr w:type="spellStart"/>
+            <w:r>
+              <w:rPr>
+                <w:sz w:val="18"/>
+              </w:rPr>
+              <w:t>Accessibility</w:t>
+            </w:r>
+            <w:proofErr w:type="spellEnd"/>
+            <w:r>
+              <w:rPr>
+                <w:sz w:val="18"/>
+              </w:rPr>
+              <w:t xml:space="preserve"> </w:t>
+            </w:r>
+            <w:proofErr w:type="spellStart"/>
+            <w:r>
+              <w:rPr>
+                <w:sz w:val="18"/>
+              </w:rPr>
+              <w:t>Guidelines</w:t>
+            </w:r>
+            <w:proofErr w:type="spellEnd"/>
           </w:p>
         </w:tc>
       </w:tr>
@@ -3460,9 +4109,289 @@
       </w:r>
     </w:p>
     <w:p>
+      <w:bookmarkStart w:id="0" w:name="_Clinia_fig_1"/>
+      <w:bookmarkStart w:id="1" w:name="_Clinia_fig_2"/>
+      <w:bookmarkStart w:id="2" w:name="_Clinia_fig_3"/>
+      <w:bookmarkStart w:id="3" w:name="_Clinia_fig_4"/>
+      <w:bookmarkStart w:id="4" w:name="_Clinia_fig_5"/>
+      <w:bookmarkStart w:id="5" w:name="_Clinia_fig_6"/>
+      <w:bookmarkStart w:id="6" w:name="_Clinia_fig_7"/>
+      <w:bookmarkStart w:id="7" w:name="_Clinia_fig_8"/>
+      <w:bookmarkStart w:id="8" w:name="_Clinia_fig_9"/>
+      <w:bookmarkStart w:id="9" w:name="_Clinia_fig_10"/>
+      <w:bookmarkStart w:id="10" w:name="_Clinia_fig_11"/>
+      <w:bookmarkStart w:id="11" w:name="_Clinia_fig_12"/>
+      <w:bookmarkStart w:id="12" w:name="_Clinia_fig_13"/>
+      <w:bookmarkStart w:id="13" w:name="_Clinia_tbl_14"/>
+      <w:bookmarkStart w:id="14" w:name="_Clinia_tbl_15"/>
+      <w:bookmarkStart w:id="15" w:name="_Clinia_tbl_16"/>
+      <w:bookmarkStart w:id="16" w:name="_Clinia_tbl_17"/>
+      <w:bookmarkStart w:id="17" w:name="_Clinia_tbl_18"/>
+      <w:bookmarkStart w:id="18" w:name="_Clinia_tbl_19"/>
+      <w:bookmarkStart w:id="19" w:name="_Clinia_tbl_20"/>
+      <w:bookmarkStart w:id="20" w:name="_Clinia_tbl_21"/>
+      <w:bookmarkStart w:id="21" w:name="_Clinia_tbl_22"/>
+      <w:bookmarkStart w:id="22" w:name="_Clinia_tbl_23"/>
+      <w:bookmarkStart w:id="23" w:name="_Clinia_tbl_24"/>
+      <w:bookmarkStart w:id="24" w:name="_Clinia_tbl_25"/>
+      <w:bookmarkStart w:id="25" w:name="_Clinia_tbl_26"/>
+      <w:bookmarkStart w:id="26" w:name="_Clinia_tbl_27"/>
+      <w:bookmarkStart w:id="27" w:name="_Clinia_tbl_28"/>
+      <w:bookmarkStart w:id="28" w:name="_Clinia_tbl_29"/>
+      <w:bookmarkStart w:id="29" w:name="_Clinia_tbl_30"/>
+      <w:bookmarkStart w:id="30" w:name="_Clinia_tbl_31"/>
+      <w:bookmarkStart w:id="31" w:name="_Clinia_tbl_32"/>
+      <w:bookmarkStart w:id="32" w:name="_Clinia_tbl_33"/>
+      <w:bookmarkStart w:id="33" w:name="_Clinia_tbl_34"/>
+      <w:bookmarkStart w:id="34" w:name="_Clinia_tbl_35"/>
+      <w:bookmarkStart w:id="35" w:name="_Clinia_tbl_36"/>
+      <w:bookmarkStart w:id="36" w:name="_Clinia_tbl_37"/>
+      <w:bookmarkStart w:id="37" w:name="_Clinia_tbl_38"/>
+      <w:bookmarkStart w:id="38" w:name="_Clinia_tbl_39"/>
+      <w:bookmarkStart w:id="39" w:name="_Clinia_tbl_40"/>
+      <w:bookmarkStart w:id="40" w:name="_Clinia_tbl_41"/>
+      <w:bookmarkStart w:id="41" w:name="_Clinia_tbl_42"/>
+      <w:bookmarkStart w:id="42" w:name="_Clinia_tbl_43"/>
+      <w:bookmarkStart w:id="43" w:name="_Clinia_tbl_44"/>
+      <w:bookmarkStart w:id="44" w:name="_Clinia_tbl_45"/>
+      <w:bookmarkStart w:id="45" w:name="_Clinia_tbl_46"/>
+      <w:bookmarkStart w:id="46" w:name="_Clinia_tbl_47"/>
+      <w:bookmarkStart w:id="47" w:name="_Clinia_toc_48"/>
+      <w:bookmarkStart w:id="48" w:name="_Clinia_toc_49"/>
+      <w:bookmarkStart w:id="49" w:name="_Clinia_toc_50"/>
+      <w:bookmarkStart w:id="50" w:name="_Clinia_toc_51"/>
+      <w:bookmarkStart w:id="51" w:name="_Clinia_toc_52"/>
+      <w:bookmarkStart w:id="52" w:name="_Clinia_toc_53"/>
+      <w:bookmarkStart w:id="53" w:name="_Clinia_toc_54"/>
+      <w:bookmarkStart w:id="54" w:name="_Clinia_toc_55"/>
+      <w:bookmarkStart w:id="55" w:name="_Clinia_toc_56"/>
+      <w:bookmarkStart w:id="56" w:name="_Clinia_toc_57"/>
+      <w:bookmarkStart w:id="57" w:name="_Clinia_toc_58"/>
+      <w:bookmarkStart w:id="58" w:name="_Clinia_toc_59"/>
+      <w:bookmarkStart w:id="59" w:name="_Clinia_toc_60"/>
+      <w:bookmarkStart w:id="60" w:name="_Clinia_toc_61"/>
+      <w:bookmarkStart w:id="61" w:name="_Clinia_toc_62"/>
+      <w:bookmarkStart w:id="62" w:name="_Clinia_toc_63"/>
+      <w:bookmarkStart w:id="63" w:name="_Clinia_toc_64"/>
+      <w:bookmarkStart w:id="64" w:name="_Clinia_toc_65"/>
+      <w:bookmarkStart w:id="65" w:name="_Clinia_toc_66"/>
+      <w:bookmarkStart w:id="66" w:name="_Clinia_toc_67"/>
+      <w:bookmarkStart w:id="67" w:name="_Clinia_toc_68"/>
+      <w:bookmarkStart w:id="68" w:name="_Clinia_toc_69"/>
+      <w:bookmarkStart w:id="69" w:name="_Clinia_toc_70"/>
+      <w:bookmarkStart w:id="70" w:name="_Clinia_toc_71"/>
+      <w:bookmarkStart w:id="71" w:name="_Clinia_toc_72"/>
+      <w:bookmarkStart w:id="72" w:name="_Clinia_toc_73"/>
+      <w:bookmarkStart w:id="73" w:name="_Clinia_toc_74"/>
+      <w:bookmarkStart w:id="74" w:name="_Clinia_toc_75"/>
+      <w:bookmarkStart w:id="75" w:name="_Clinia_toc_76"/>
+      <w:bookmarkStart w:id="76" w:name="_Clinia_toc_77"/>
+      <w:bookmarkStart w:id="77" w:name="_Clinia_toc_78"/>
+      <w:bookmarkStart w:id="78" w:name="_Clinia_toc_79"/>
+      <w:bookmarkStart w:id="79" w:name="_Clinia_toc_80"/>
+      <w:bookmarkStart w:id="80" w:name="_Clinia_toc_81"/>
+      <w:bookmarkStart w:id="81" w:name="_Clinia_toc_82"/>
+      <w:bookmarkStart w:id="82" w:name="_Clinia_toc_83"/>
+      <w:bookmarkStart w:id="83" w:name="_Clinia_toc_84"/>
+      <w:bookmarkStart w:id="84" w:name="_Clinia_toc_85"/>
+      <w:bookmarkStart w:id="85" w:name="_Clinia_toc_86"/>
+      <w:bookmarkStart w:id="86" w:name="_Clinia_toc_87"/>
+      <w:bookmarkStart w:id="87" w:name="_Clinia_toc_88"/>
+      <w:bookmarkStart w:id="88" w:name="_Clinia_toc_89"/>
+      <w:bookmarkStart w:id="89" w:name="_Clinia_toc_90"/>
+      <w:bookmarkStart w:id="90" w:name="_Clinia_toc_91"/>
+      <w:bookmarkStart w:id="91" w:name="_Clinia_toc_92"/>
+      <w:bookmarkStart w:id="92" w:name="_Clinia_toc_93"/>
+      <w:bookmarkStart w:id="93" w:name="_Clinia_toc_94"/>
+      <w:bookmarkStart w:id="94" w:name="_Clinia_toc_95"/>
+      <w:bookmarkStart w:id="95" w:name="_Clinia_toc_96"/>
+      <w:bookmarkStart w:id="96" w:name="_Clinia_toc_97"/>
+      <w:bookmarkStart w:id="97" w:name="_Clinia_toc_98"/>
+      <w:bookmarkStart w:id="98" w:name="_Clinia_toc_99"/>
+      <w:bookmarkStart w:id="99" w:name="_Clinia_toc_100"/>
+      <w:bookmarkStart w:id="100" w:name="_Clinia_toc_101"/>
+      <w:bookmarkStart w:id="101" w:name="_Clinia_toc_102"/>
+      <w:bookmarkStart w:id="102" w:name="_Clinia_toc_103"/>
+      <w:bookmarkStart w:id="103" w:name="_Clinia_toc_104"/>
+      <w:bookmarkStart w:id="104" w:name="_Clinia_toc_105"/>
+      <w:bookmarkStart w:id="105" w:name="_Clinia_toc_106"/>
+      <w:bookmarkStart w:id="106" w:name="_Clinia_toc_107"/>
+      <w:bookmarkStart w:id="107" w:name="_Clinia_toc_108"/>
+      <w:bookmarkStart w:id="108" w:name="_Clinia_toc_109"/>
+      <w:bookmarkStart w:id="109" w:name="_Clinia_toc_110"/>
+      <w:bookmarkStart w:id="110" w:name="_Clinia_toc_111"/>
+      <w:bookmarkStart w:id="111" w:name="_Clinia_toc_112"/>
+      <w:bookmarkStart w:id="112" w:name="_Clinia_toc_113"/>
+      <w:bookmarkStart w:id="113" w:name="_Clinia_toc_114"/>
+      <w:bookmarkStart w:id="114" w:name="_Clinia_toc_115"/>
+      <w:bookmarkStart w:id="115" w:name="_Clinia_toc_116"/>
+      <w:bookmarkStart w:id="116" w:name="_Clinia_toc_117"/>
+      <w:bookmarkStart w:id="117" w:name="_Clinia_toc_118"/>
+      <w:bookmarkStart w:id="118" w:name="_Clinia_toc_119"/>
+      <w:bookmarkStart w:id="119" w:name="_Clinia_toc_120"/>
+      <w:bookmarkStart w:id="120" w:name="_Clinia_toc_121"/>
+      <w:bookmarkStart w:id="121" w:name="_Clinia_toc_122"/>
+      <w:bookmarkStart w:id="122" w:name="_Clinia_toc_123"/>
+      <w:bookmarkStart w:id="123" w:name="_Clinia_toc_124"/>
+      <w:bookmarkStart w:id="124" w:name="_Clinia_toc_125"/>
+      <w:bookmarkStart w:id="125" w:name="_Clinia_toc_126"/>
+      <w:bookmarkStart w:id="126" w:name="_Clinia_toc_127"/>
+      <w:bookmarkStart w:id="127" w:name="_Clinia_toc_128"/>
+      <w:bookmarkStart w:id="128" w:name="_Clinia_toc_129"/>
+      <w:bookmarkStart w:id="129" w:name="_Clinia_toc_130"/>
+      <w:bookmarkStart w:id="130" w:name="_Clinia_toc_131"/>
+      <w:bookmarkStart w:id="131" w:name="_Clinia_toc_132"/>
+      <w:bookmarkStart w:id="132" w:name="_Clinia_toc_133"/>
+      <w:bookmarkStart w:id="133" w:name="_Clinia_toc_134"/>
+      <w:bookmarkStart w:id="134" w:name="_Clinia_toc_135"/>
+      <w:bookmarkStart w:id="135" w:name="_Clinia_toc_136"/>
+      <w:bookmarkStart w:id="136" w:name="_Clinia_toc_137"/>
+      <w:bookmarkStart w:id="137" w:name="_Clinia_toc_138"/>
+      <w:bookmarkStart w:id="138" w:name="_Clinia_toc_139"/>
+      <w:bookmarkStart w:id="139" w:name="_Clinia_toc_140"/>
       <w:r>
         <w:br w:type="page"/>
       </w:r>
+      <w:bookmarkEnd w:id="0"/>
+      <w:bookmarkEnd w:id="1"/>
+      <w:bookmarkEnd w:id="2"/>
+      <w:bookmarkEnd w:id="3"/>
+      <w:bookmarkEnd w:id="4"/>
+      <w:bookmarkEnd w:id="5"/>
+      <w:bookmarkEnd w:id="6"/>
+      <w:bookmarkEnd w:id="7"/>
+      <w:bookmarkEnd w:id="8"/>
+      <w:bookmarkEnd w:id="9"/>
+      <w:bookmarkEnd w:id="10"/>
+      <w:bookmarkEnd w:id="11"/>
+      <w:bookmarkEnd w:id="12"/>
+      <w:bookmarkEnd w:id="13"/>
+      <w:bookmarkEnd w:id="14"/>
+      <w:bookmarkEnd w:id="15"/>
+      <w:bookmarkEnd w:id="16"/>
+      <w:bookmarkEnd w:id="17"/>
+      <w:bookmarkEnd w:id="18"/>
+      <w:bookmarkEnd w:id="19"/>
+      <w:bookmarkEnd w:id="20"/>
+      <w:bookmarkEnd w:id="21"/>
+      <w:bookmarkEnd w:id="22"/>
+      <w:bookmarkEnd w:id="23"/>
+      <w:bookmarkEnd w:id="24"/>
+      <w:bookmarkEnd w:id="25"/>
+      <w:bookmarkEnd w:id="26"/>
+      <w:bookmarkEnd w:id="27"/>
+      <w:bookmarkEnd w:id="28"/>
+      <w:bookmarkEnd w:id="29"/>
+      <w:bookmarkEnd w:id="30"/>
+      <w:bookmarkEnd w:id="31"/>
+      <w:bookmarkEnd w:id="32"/>
+      <w:bookmarkEnd w:id="33"/>
+      <w:bookmarkEnd w:id="34"/>
+      <w:bookmarkEnd w:id="35"/>
+      <w:bookmarkEnd w:id="36"/>
+      <w:bookmarkEnd w:id="37"/>
+      <w:bookmarkEnd w:id="38"/>
+      <w:bookmarkEnd w:id="39"/>
+      <w:bookmarkEnd w:id="40"/>
+      <w:bookmarkEnd w:id="41"/>
+      <w:bookmarkEnd w:id="42"/>
+      <w:bookmarkEnd w:id="43"/>
+      <w:bookmarkEnd w:id="44"/>
+      <w:bookmarkEnd w:id="45"/>
+      <w:bookmarkEnd w:id="46"/>
+      <w:bookmarkEnd w:id="47"/>
+      <w:bookmarkEnd w:id="48"/>
+      <w:bookmarkEnd w:id="49"/>
+      <w:bookmarkEnd w:id="50"/>
+      <w:bookmarkEnd w:id="51"/>
+      <w:bookmarkEnd w:id="52"/>
+      <w:bookmarkEnd w:id="53"/>
+      <w:bookmarkEnd w:id="54"/>
+      <w:bookmarkEnd w:id="55"/>
+      <w:bookmarkEnd w:id="56"/>
+      <w:bookmarkEnd w:id="57"/>
+      <w:bookmarkEnd w:id="58"/>
+      <w:bookmarkEnd w:id="59"/>
+      <w:bookmarkEnd w:id="60"/>
+      <w:bookmarkEnd w:id="61"/>
+      <w:bookmarkEnd w:id="62"/>
+      <w:bookmarkEnd w:id="63"/>
+      <w:bookmarkEnd w:id="64"/>
+      <w:bookmarkEnd w:id="65"/>
+      <w:bookmarkEnd w:id="66"/>
+      <w:bookmarkEnd w:id="67"/>
+      <w:bookmarkEnd w:id="68"/>
+      <w:bookmarkEnd w:id="69"/>
+      <w:bookmarkEnd w:id="70"/>
+      <w:bookmarkEnd w:id="71"/>
+      <w:bookmarkEnd w:id="72"/>
+      <w:bookmarkEnd w:id="73"/>
+      <w:bookmarkEnd w:id="74"/>
+      <w:bookmarkEnd w:id="75"/>
+      <w:bookmarkEnd w:id="76"/>
+      <w:bookmarkEnd w:id="77"/>
+      <w:bookmarkEnd w:id="78"/>
+      <w:bookmarkEnd w:id="79"/>
+      <w:bookmarkEnd w:id="80"/>
+      <w:bookmarkEnd w:id="81"/>
+      <w:bookmarkEnd w:id="82"/>
+      <w:bookmarkEnd w:id="83"/>
+      <w:bookmarkEnd w:id="84"/>
+      <w:bookmarkEnd w:id="85"/>
+      <w:bookmarkEnd w:id="86"/>
+      <w:bookmarkEnd w:id="87"/>
+      <w:bookmarkEnd w:id="88"/>
+      <w:bookmarkEnd w:id="89"/>
+      <w:bookmarkEnd w:id="90"/>
+      <w:bookmarkEnd w:id="91"/>
+      <w:bookmarkEnd w:id="92"/>
+      <w:bookmarkEnd w:id="93"/>
+      <w:bookmarkEnd w:id="94"/>
+      <w:bookmarkEnd w:id="95"/>
+      <w:bookmarkEnd w:id="96"/>
+      <w:bookmarkEnd w:id="97"/>
+      <w:bookmarkEnd w:id="98"/>
+      <w:bookmarkEnd w:id="99"/>
+      <w:bookmarkEnd w:id="100"/>
+      <w:bookmarkEnd w:id="101"/>
+      <w:bookmarkEnd w:id="102"/>
+      <w:bookmarkEnd w:id="103"/>
+      <w:bookmarkEnd w:id="104"/>
+      <w:bookmarkEnd w:id="105"/>
+      <w:bookmarkEnd w:id="106"/>
+      <w:bookmarkEnd w:id="107"/>
+      <w:bookmarkEnd w:id="108"/>
+      <w:bookmarkEnd w:id="109"/>
+      <w:bookmarkEnd w:id="110"/>
+      <w:bookmarkEnd w:id="111"/>
+      <w:bookmarkEnd w:id="112"/>
+      <w:bookmarkEnd w:id="113"/>
+      <w:bookmarkEnd w:id="114"/>
+      <w:bookmarkEnd w:id="115"/>
+      <w:bookmarkEnd w:id="116"/>
+      <w:bookmarkEnd w:id="117"/>
+      <w:bookmarkEnd w:id="118"/>
+      <w:bookmarkEnd w:id="119"/>
+      <w:bookmarkEnd w:id="120"/>
+      <w:bookmarkEnd w:id="121"/>
+      <w:bookmarkEnd w:id="122"/>
+      <w:bookmarkEnd w:id="123"/>
+      <w:bookmarkEnd w:id="124"/>
+      <w:bookmarkEnd w:id="125"/>
+      <w:bookmarkEnd w:id="126"/>
+      <w:bookmarkEnd w:id="127"/>
+      <w:bookmarkEnd w:id="128"/>
+      <w:bookmarkEnd w:id="129"/>
+      <w:bookmarkEnd w:id="130"/>
+      <w:bookmarkEnd w:id="131"/>
+      <w:bookmarkEnd w:id="132"/>
+      <w:bookmarkEnd w:id="133"/>
+      <w:bookmarkEnd w:id="134"/>
+      <w:bookmarkEnd w:id="135"/>
+      <w:bookmarkEnd w:id="136"/>
+      <w:bookmarkEnd w:id="137"/>
+      <w:bookmarkEnd w:id="138"/>
+      <w:bookmarkEnd w:id="139"/>
     </w:p>
     <w:p>
       <w:pPr>
@@ -3476,28 +4405,149 @@
     </w:p>
     <w:p>
       <w:r>
-        <w:t>La transformación digital de la salud ha incrementado la capacidad de registrar, consultar y compartir información relacionada con el bienestar de las personas. La estrategia global de salud digital de la Organización Mundial de la Salud destaca que el valor de estas tecnologías depende de su integración con procesos de atención, gobernanza de datos, seguridad y necesidades reales de los usuarios (Global strategy on digital health 2020-2027, 2025). En este contexto, disponer de información médica organizada a lo largo del tiempo resulta relevante porque una misma persona puede recibir atención en hospitales, clínicas, laboratorios, centros de diagnóstico y consultorios diferentes durante distintas etapas de su vida.</w:t>
-      </w:r>
-    </w:p>
-    <w:p>
-      <w:r>
-        <w:t>A pesar de la expansión de los sistemas digitales, la información médica personal puede permanecer distribuida entre historias clínicas institucionales, resultados impresos, archivos PDF, imágenes, recetas, carnets de vacunación y datos recordados por el propio paciente. Esta fragmentación dificulta reconstruir con rapidez una visión longitudinal del estado de salud y puede ocasionar que antecedentes, tratamientos o resultados previos no estén disponibles en una nueva consulta. Los registros personales de salud o Personal Health Records se plantean precisamente como herramientas orientadas a que la persona pueda acceder, administrar y complementar información relevante para su cuidado (Tang, Ash, Bates, Overhage, &amp; Sands, 2006).</w:t>
-      </w:r>
-    </w:p>
-    <w:p>
-      <w:r>
-        <w:t>El proyecto propone una aplicación multiplataforma para Android y web que permita registrar cronológicamente consultas, diagnósticos declarados, tratamientos, medicamentos, alergias, vacunas, cirugías, antecedentes familiares, resultados de laboratorio y documentos clínicos. La información se organizará mediante una línea de tiempo, búsqueda, filtros y vistas estructuradas, de forma que el usuario pueda localizar antecedentes y preparar información relevante antes de una atención médica. Para menores de edad, personas mayores u otros perfiles que requieran apoyo, se contempla la administración mediante un representante autorizado.</w:t>
-      </w:r>
-    </w:p>
-    <w:p>
-      <w:r>
-        <w:t>Como componente complementario, la plataforma incorporará herramientas de inteligencia artificial que operarán solamente sobre información seleccionada o autorizada por el usuario. Su función se limitará a generar resúmenes no diagnósticos y señalar posibles datos incompletos o contradictorios dentro del registro. La salida no establecerá factores de riesgo, no prescribirá tratamientos, no recomendará estudios y no reemplazará la evaluación clínica. Las guías de gobernanza de IA en salud resaltan la necesidad de transparencia, supervisión humana y protección de datos para reducir interpretaciones inadecuadas (Ethics and governance of artificial intelligence for health: WHO guidance, 2021).</w:t>
+        <w:t xml:space="preserve">La transformación digital de la salud ha incrementado la capacidad de registrar, consultar y compartir información relacionada con el bienestar de las personas. La estrategia global de salud digital de la Organización Mundial de la Salud destaca que el valor de estas tecnologías depende de su integración con procesos de atención, gobernanza de datos, seguridad y necesidades reales de los usuarios </w:t>
+      </w:r>
+      <w:r>
+        <w:fldChar w:fldCharType="begin"/>
+      </w:r>
+      <w:r>
+        <w:instrText xml:space="preserve"> CITATION WHO2025Global \l 3082 </w:instrText>
+      </w:r>
+      <w:r>
+        <w:fldChar w:fldCharType="separate"/>
+      </w:r>
+      <w:r>
+        <w:rPr>
+          <w:noProof/>
+        </w:rPr>
+        <w:t xml:space="preserve"> </w:t>
+      </w:r>
+      <w:r>
+        <w:rPr>
+          <w:noProof/>
+        </w:rPr>
+        <w:t>(World Health Organization, 2025)</w:t>
+      </w:r>
+      <w:r>
+        <w:fldChar w:fldCharType="end"/>
+      </w:r>
+      <w:r>
+        <w:t>. En este contexto, disponer de información médica organizada a lo largo del tiempo resulta relevante porque una misma persona puede recibir atención en hospitales, clínicas, laboratorios, centros de diagnóstico y consultorios diferentes durante distintas etapas de su vida.</w:t>
+      </w:r>
+    </w:p>
+    <w:p>
+      <w:r>
+        <w:t xml:space="preserve">A pesar de la expansión de los sistemas digitales, la información médica personal puede permanecer distribuida entre historias clínicas institucionales, resultados impresos, archivos PDF, imágenes, recetas, </w:t>
+      </w:r>
+      <w:proofErr w:type="gramStart"/>
+      <w:r>
+        <w:t>carnets</w:t>
+      </w:r>
+      <w:proofErr w:type="gramEnd"/>
+      <w:r>
+        <w:t xml:space="preserve"> de vacunación y datos recordados por el propio paciente. Esta fragmentación dificulta reconstruir con rapidez una visión longitudinal del estado de salud y puede ocasionar que antecedentes, tratamientos o resultados previos no estén disponibles en una nueva consulta. Los registros personales de salud o Personal Health Records se plantean precisamente como herramientas orientadas a que la persona pueda acceder, administrar y complementar información relevante para su cuidado </w:t>
+      </w:r>
+      <w:r>
+        <w:fldChar w:fldCharType="begin"/>
+      </w:r>
+      <w:r>
+        <w:instrText xml:space="preserve"> CITATION Tang2006 \l 3082 </w:instrText>
+      </w:r>
+      <w:r>
+        <w:fldChar w:fldCharType="separate"/>
+      </w:r>
+      <w:r>
+        <w:rPr>
+          <w:noProof/>
+        </w:rPr>
+        <w:t xml:space="preserve"> </w:t>
+      </w:r>
+      <w:r>
+        <w:rPr>
+          <w:noProof/>
+        </w:rPr>
+        <w:t>(Tang, Ash, Bates, Overhage, &amp; Sands, 2006)</w:t>
+      </w:r>
+      <w:r>
+        <w:fldChar w:fldCharType="end"/>
+      </w:r>
+      <w:r>
+        <w:t>.</w:t>
+      </w:r>
+    </w:p>
+    <w:p>
+      <w:r>
+        <w:t>El proyecto propone Clinia, una aplicación multiplataforma para Android y web que permita registrar cronológicamente consultas, diagnósticos declarados, tratamientos, medicamentos, alergias, vacunas, cirugías, antecedentes familiares, resultados de laboratorio y documentos clínicos. La información se organizará mediante una línea de tiempo, búsqueda, filtros y vistas estructuradas, de forma que el usuario pueda localizar antecedentes y preparar información relevante antes de una atención médica. Para menores de edad, personas de la tercera edad u otros perfiles dependientes, se contemplará la administración del registro por parte de un representante autorizado.</w:t>
+      </w:r>
+    </w:p>
+    <w:p>
+      <w:r>
+        <w:t xml:space="preserve">Como componente complementario, la plataforma incorporará herramientas de inteligencia artificial que operarán solamente sobre información seleccionada o autorizada por el usuario. Su función se limitará a generar resúmenes no diagnósticos y señalar posibles datos incompletos o contradictorios dentro del registro. La salida no establecerá factores de riesgo, no prescribirá tratamientos, no recomendará estudios y no reemplazará la evaluación clínica. Las guías de gobernanza de IA en salud resaltan la necesidad de transparencia, supervisión humana y protección de datos para reducir interpretaciones inadecuadas </w:t>
+      </w:r>
+      <w:r>
+        <w:fldChar w:fldCharType="begin"/>
+      </w:r>
+      <w:r>
+        <w:instrText xml:space="preserve"> CITATION WHO2021AI \l 3082 </w:instrText>
+      </w:r>
+      <w:r>
+        <w:fldChar w:fldCharType="separate"/>
+      </w:r>
+      <w:r>
+        <w:rPr>
+          <w:noProof/>
+        </w:rPr>
+        <w:t xml:space="preserve"> </w:t>
+      </w:r>
+      <w:r>
+        <w:rPr>
+          <w:noProof/>
+        </w:rPr>
+        <w:t>(World Health Organization, 2021)</w:t>
+      </w:r>
+      <w:r>
+        <w:fldChar w:fldCharType="end"/>
+      </w:r>
+      <w:r>
+        <w:t>.</w:t>
       </w:r>
     </w:p>
     <w:p>
       <w:r>
         <w:lastRenderedPageBreak/>
-        <w:t>La solución se implementará con React Native y React Native Web para las interfaces Android y web, Node.js con Express.js para el backend, MySQL como base de datos relacional, almacenamiento privado de objetos para documentos y una integración desacoplada con la API de DeepSeek. El trabajo de desarrollo se gestionará mediante Kanban, priorizando entregas incrementales, criterios de aceptación verificables y limitación del trabajo en progreso.</w:t>
+        <w:t xml:space="preserve">La solución se implementará con </w:t>
+      </w:r>
+      <w:proofErr w:type="spellStart"/>
+      <w:r>
+        <w:t>React</w:t>
+      </w:r>
+      <w:proofErr w:type="spellEnd"/>
+      <w:r>
+        <w:t xml:space="preserve"> Native y </w:t>
+      </w:r>
+      <w:proofErr w:type="spellStart"/>
+      <w:r>
+        <w:t>React</w:t>
+      </w:r>
+      <w:proofErr w:type="spellEnd"/>
+      <w:r>
+        <w:t xml:space="preserve"> Native Web para las interfaces Android y web, Node.js con Express.js para el </w:t>
+      </w:r>
+      <w:proofErr w:type="spellStart"/>
+      <w:r>
+        <w:t>backend</w:t>
+      </w:r>
+      <w:proofErr w:type="spellEnd"/>
+      <w:r>
+        <w:t xml:space="preserve">, MySQL como base de datos relacional, almacenamiento privado de objetos para documentos y una integración desacoplada con la API de </w:t>
+      </w:r>
+      <w:proofErr w:type="spellStart"/>
+      <w:r>
+        <w:t>DeepSeek</w:t>
+      </w:r>
+      <w:proofErr w:type="spellEnd"/>
+      <w:r>
+        <w:t>. El trabajo de desarrollo se gestionará mediante Kanban, priorizando entregas incrementales, criterios de aceptación verificables y limitación del trabajo en progreso.</w:t>
       </w:r>
     </w:p>
     <w:p>
@@ -3511,12 +4561,66 @@
     </w:p>
     <w:p>
       <w:r>
-        <w:t>La evolución de la salud digital ha impulsado la sustitución progresiva de registros exclusivamente físicos por sistemas capaces de almacenar y consultar información clínica de manera electrónica. Sin embargo, gran parte de estas soluciones se orienta a las necesidades de cada institución y no necesariamente a la construcción de un historial controlado por la propia persona. Los PHR surgieron como una alternativa para que el individuo reúna y administre información procedente de fuentes diferentes (Tang et al., 2006).</w:t>
-      </w:r>
-    </w:p>
-    <w:p>
-      <w:r>
-        <w:t>En la práctica, una persona puede atenderse en múltiples centros de salud a lo largo de su vida. Los antecedentes pueden quedar repartidos entre plataformas institucionales, resultados impresos, fotografías de documentos, archivos digitales y registros personales. Esta dispersión dificulta disponer de una visión longitudinal. Estándares como HL7 FHIR buscan facilitar el intercambio estructurado entre sistemas (FHIR Release 5, 2023), pero la existencia del estándar no implica que el usuario posea automáticamente un repositorio personal único, organizado y accesible.</w:t>
+        <w:t xml:space="preserve">La evolución de la salud digital ha impulsado la sustitución progresiva de registros exclusivamente físicos por sistemas capaces de almacenar y consultar información clínica de manera electrónica. Sin embargo, gran parte de estas soluciones se orienta a las necesidades de cada institución y no necesariamente a la construcción de un historial controlado por la propia persona. Los PHR surgieron como una alternativa para que el individuo reúna y administre información procedente de fuentes diferentes </w:t>
+      </w:r>
+      <w:r>
+        <w:fldChar w:fldCharType="begin"/>
+      </w:r>
+      <w:r>
+        <w:instrText xml:space="preserve"> CITATION Tang2006 \l 3082 </w:instrText>
+      </w:r>
+      <w:r>
+        <w:fldChar w:fldCharType="separate"/>
+      </w:r>
+      <w:r>
+        <w:rPr>
+          <w:noProof/>
+        </w:rPr>
+        <w:t xml:space="preserve"> </w:t>
+      </w:r>
+      <w:r>
+        <w:rPr>
+          <w:noProof/>
+        </w:rPr>
+        <w:t>(Tang, Ash, Bates, Overhage, &amp; Sands, 2006)</w:t>
+      </w:r>
+      <w:r>
+        <w:fldChar w:fldCharType="end"/>
+      </w:r>
+      <w:r>
+        <w:t>.</w:t>
+      </w:r>
+    </w:p>
+    <w:p>
+      <w:r>
+        <w:t xml:space="preserve">En la práctica, una persona puede atenderse en múltiples centros de salud a lo largo de su vida. Los antecedentes pueden quedar repartidos entre plataformas institucionales, resultados impresos, fotografías de documentos, archivos digitales y registros personales. Esta dispersión dificulta disponer de una visión longitudinal. Estándares como HL7 FHIR buscan facilitar el intercambio estructurado entre sistemas </w:t>
+      </w:r>
+      <w:r>
+        <w:fldChar w:fldCharType="begin"/>
+      </w:r>
+      <w:r>
+        <w:instrText xml:space="preserve"> CITATION FHIR2023 \l 3082 </w:instrText>
+      </w:r>
+      <w:r>
+        <w:fldChar w:fldCharType="separate"/>
+      </w:r>
+      <w:r>
+        <w:rPr>
+          <w:noProof/>
+        </w:rPr>
+        <w:t xml:space="preserve"> </w:t>
+      </w:r>
+      <w:r>
+        <w:rPr>
+          <w:noProof/>
+        </w:rPr>
+        <w:t>(HL7 International, 2023)</w:t>
+      </w:r>
+      <w:r>
+        <w:fldChar w:fldCharType="end"/>
+      </w:r>
+      <w:r>
+        <w:t>, pero la existencia del estándar no implica que el usuario posea automáticamente un repositorio personal único, organizado y accesible.</w:t>
       </w:r>
     </w:p>
     <w:p>
@@ -3546,7 +4650,15 @@
     </w:p>
     <w:p>
       <w:r>
-        <w:t>El problema se delimita al desarrollo y validación académica de un prototipo multiplataforma para Android y web dirigido a usuarios de Cochabamba que administran información de salud propia o de un dependiente. El sistema no reemplazará la historia clínica oficial de una institución ni realizará interoperabilidad automática con hospitales o laboratorios en la primera versión. La inteligencia artificial se tratará como apoyo informativo no diagnóstico y se evaluará preferentemente con datos ficticios, sintéticos o seudonimizados.</w:t>
+        <w:t xml:space="preserve">El problema se delimita al desarrollo y validación académica de un prototipo multiplataforma para Android y web dirigido a usuarios de Cochabamba que administran información de salud propia o de un dependiente. El sistema no reemplazará la historia clínica oficial de una institución ni realizará interoperabilidad automática con hospitales o laboratorios en la primera versión. La inteligencia artificial se tratará como apoyo informativo no diagnóstico y se evaluará preferentemente con datos ficticios, sintéticos o </w:t>
+      </w:r>
+      <w:proofErr w:type="spellStart"/>
+      <w:r>
+        <w:t>seudonimizados</w:t>
+      </w:r>
+      <w:proofErr w:type="spellEnd"/>
+      <w:r>
+        <w:t>.</w:t>
       </w:r>
     </w:p>
     <w:p>
@@ -3560,7 +4672,7 @@
           <w:noProof/>
         </w:rPr>
         <w:drawing>
-          <wp:inline distT="0" distB="0" distL="0" distR="0" wp14:anchorId="47224522" wp14:editId="08C2F81B">
+          <wp:inline distT="0" distB="0" distL="0" distR="0" wp14:anchorId="55F13642" wp14:editId="21BB755E">
             <wp:extent cx="5715000" cy="4064000"/>
             <wp:effectExtent l="0" t="0" r="0" b="0"/>
             <wp:docPr id="2" name="Picture 2"/>
@@ -3656,7 +4768,66 @@
     </w:p>
     <w:p>
       <w:r>
-        <w:t>La propuesta es técnicamente viable porque se basa en una arquitectura cliente-servidor y en tecnologías con documentación amplia para autenticación, persistencia de datos, validación de entradas e interfaces multiplataforma. React Native y React Native Web permiten compartir una parte importante de la lógica y componentes entre Android y navegador; Node.js y Express.js permiten concentrar reglas de negocio y controles de acceso en un backend común; MySQL proporciona persistencia relacional; y el almacenamiento privado mantiene los documentos fuera de la base transaccional. La integración con DeepSeek se encapsulará en un adaptador interno para minimizar información enviada y evitar dependencia directa desde los clientes. Los controles de seguridad se definirán con criterios verificables inspirados en OWASP ASVS 5.0.0 (2025).</w:t>
+        <w:t xml:space="preserve">La propuesta es técnicamente viable porque se basa en una arquitectura cliente-servidor y en tecnologías con documentación amplia para autenticación, persistencia de datos, validación de entradas e interfaces multiplataforma. </w:t>
+      </w:r>
+      <w:proofErr w:type="spellStart"/>
+      <w:r>
+        <w:t>React</w:t>
+      </w:r>
+      <w:proofErr w:type="spellEnd"/>
+      <w:r>
+        <w:t xml:space="preserve"> Native y </w:t>
+      </w:r>
+      <w:proofErr w:type="spellStart"/>
+      <w:r>
+        <w:t>React</w:t>
+      </w:r>
+      <w:proofErr w:type="spellEnd"/>
+      <w:r>
+        <w:t xml:space="preserve"> Native Web permiten compartir una parte importante de la lógica y componentes entre Android y navegador; Node.js y Express.js permiten concentrar reglas de negocio y controles de acceso en un </w:t>
+      </w:r>
+      <w:proofErr w:type="spellStart"/>
+      <w:r>
+        <w:t>backend</w:t>
+      </w:r>
+      <w:proofErr w:type="spellEnd"/>
+      <w:r>
+        <w:t xml:space="preserve"> común; MySQL proporciona persistencia relacional; y el almacenamiento privado mantiene los documentos fuera de la base transaccional. La integración con </w:t>
+      </w:r>
+      <w:proofErr w:type="spellStart"/>
+      <w:r>
+        <w:t>DeepSeek</w:t>
+      </w:r>
+      <w:proofErr w:type="spellEnd"/>
+      <w:r>
+        <w:t xml:space="preserve"> se encapsulará en un adaptador interno para minimizar información enviada y evitar dependencia directa desde los clientes. Los controles de seguridad se definirán con criterios verificables inspirados en OWASP ASVS 5.0.0 </w:t>
+      </w:r>
+      <w:r>
+        <w:fldChar w:fldCharType="begin"/>
+      </w:r>
+      <w:r>
+        <w:instrText xml:space="preserve"> CITATION OWASP2025 \l 3082 </w:instrText>
+      </w:r>
+      <w:r>
+        <w:fldChar w:fldCharType="separate"/>
+      </w:r>
+      <w:r>
+        <w:rPr>
+          <w:noProof/>
+        </w:rPr>
+        <w:t xml:space="preserve"> </w:t>
+      </w:r>
+      <w:r>
+        <w:rPr>
+          <w:noProof/>
+        </w:rPr>
+        <w:t>(OWASP Foundation, 2025)</w:t>
+      </w:r>
+      <w:r>
+        <w:fldChar w:fldCharType="end"/>
+      </w:r>
+      <w:r>
+        <w:t>.</w:t>
       </w:r>
     </w:p>
     <w:p>
@@ -3679,16 +4850,13 @@
         <w:ind w:firstLine="0"/>
       </w:pPr>
       <w:r>
+        <w:lastRenderedPageBreak/>
         <w:t>JUSTIFICACIÓN ECONÓMICA</w:t>
       </w:r>
     </w:p>
     <w:p>
       <w:r>
-        <w:t xml:space="preserve">El proyecto puede desarrollarse con una inversión moderada debido a que las principales herramientas de programación, control de versiones, diseño y pruebas cuentan con alternativas </w:t>
-      </w:r>
-      <w:r>
-        <w:lastRenderedPageBreak/>
-        <w:t>gratuitas, comunitarias o académicas. Los costos variables se concentran en alojamiento, almacenamiento de archivos, base de datos, consumo de API, dominio y actividades de validación. La arquitectura desacoplada permite modificar proveedores externos sin reconstruir toda la solución, lo que reduce el costo de sustitución tecnológica y permite evaluar escenarios de crecimiento antes de un despliegue mayor.</w:t>
+        <w:t>El proyecto puede desarrollarse con una inversión moderada debido a que las principales herramientas de programación, control de versiones, diseño y pruebas cuentan con alternativas gratuitas, comunitarias o académicas. Los costos variables se concentran en alojamiento, almacenamiento de archivos, base de datos, consumo de API, dominio y actividades de validación. La arquitectura desacoplada permite modificar proveedores externos sin reconstruir toda la solución, lo que reduce el costo de sustitución tecnológica y permite evaluar escenarios de crecimiento antes de un despliegue mayor.</w:t>
       </w:r>
     </w:p>
     <w:p>
@@ -3819,6 +4987,7 @@
         <w:ind w:left="340" w:hanging="198"/>
       </w:pPr>
       <w:r>
+        <w:lastRenderedPageBreak/>
         <w:t>• Línea de tiempo longitudinal, búsqueda por palabras clave y filtros por fecha, categoría y tipo de registro.</w:t>
       </w:r>
     </w:p>
@@ -3829,7 +4998,6 @@
         <w:ind w:left="340" w:hanging="198"/>
       </w:pPr>
       <w:r>
-        <w:lastRenderedPageBreak/>
         <w:t>• Almacenamiento privado y vinculación de archivos PDF e imágenes digitalizadas, con validación de formato y metadatos.</w:t>
       </w:r>
     </w:p>
@@ -3909,7 +5077,15 @@
         <w:ind w:left="340" w:hanging="198"/>
       </w:pPr>
       <w:r>
-        <w:t>• La inteligencia artificial no emitirá diagnósticos, factores de riesgo, prescripciones, indicaciones de tratamiento, recomendaciones de estudios, triaje de emergencias ni decisiones clínicas autónomas.</w:t>
+        <w:t xml:space="preserve">• La inteligencia artificial no emitirá diagnósticos, factores de riesgo, prescripciones, indicaciones de tratamiento, recomendaciones de estudios, </w:t>
+      </w:r>
+      <w:proofErr w:type="spellStart"/>
+      <w:r>
+        <w:t>triaje</w:t>
+      </w:r>
+      <w:proofErr w:type="spellEnd"/>
+      <w:r>
+        <w:t xml:space="preserve"> de emergencias ni decisiones clínicas autónomas.</w:t>
       </w:r>
     </w:p>
     <w:p>
@@ -3939,7 +5115,15 @@
         <w:ind w:left="340" w:hanging="198"/>
       </w:pPr>
       <w:r>
-        <w:t>• La integración con la API de DeepSeek dependerá de la disponibilidad y condiciones del proveedor, por lo que se mantendrá desacoplada mediante un adaptador.</w:t>
+        <w:t xml:space="preserve">• La integración con la API de </w:t>
+      </w:r>
+      <w:proofErr w:type="spellStart"/>
+      <w:r>
+        <w:t>DeepSeek</w:t>
+      </w:r>
+      <w:proofErr w:type="spellEnd"/>
+      <w:r>
+        <w:t xml:space="preserve"> dependerá de la disponibilidad y condiciones del proveedor, por lo que se mantendrá desacoplada mediante un adaptador.</w:t>
       </w:r>
     </w:p>
     <w:p>
@@ -3973,11 +5157,19 @@
     </w:p>
     <w:p>
       <w:r>
-        <w:t xml:space="preserve">El desarrollo se gestionará mediante Kanban. El tablero se organizará en los estados Pendiente, En progreso, En revisión y Finalizado. Cada requisito se dividirá en tareas pequeñas y verificables; se limitará el trabajo simultáneo para reducir actividades incompletas; y una tarea se considerará finalizada únicamente cuando cumpla su criterio de aceptación y las pruebas </w:t>
+        <w:t xml:space="preserve">El desarrollo se gestionará mediante Kanban. El tablero se organizará en los estados Pendiente, En progreso, En revisión y Finalizado. Cada requisito se dividirá en tareas pequeñas </w:t>
       </w:r>
       <w:r>
         <w:lastRenderedPageBreak/>
-        <w:t>correspondientes. GitHub Projects podrá utilizarse como soporte del tablero, mientras que Git y GitHub mantendrán el historial de cambios. El orden de implementación priorizará autenticación y perfiles, historia longitudinal, documentos y búsqueda, y finalmente integración de inteligencia artificial, seguridad complementaria y validación.</w:t>
+        <w:t xml:space="preserve">y verificables; se limitará el trabajo simultáneo para reducir actividades incompletas; y una tarea se considerará finalizada únicamente cuando cumpla su criterio de aceptación y las pruebas correspondientes. GitHub </w:t>
+      </w:r>
+      <w:proofErr w:type="spellStart"/>
+      <w:r>
+        <w:t>Projects</w:t>
+      </w:r>
+      <w:proofErr w:type="spellEnd"/>
+      <w:r>
+        <w:t xml:space="preserve"> podrá utilizarse como soporte del tablero, mientras que Git y GitHub mantendrán el historial de cambios. El orden de implementación priorizará autenticación y perfiles, historia longitudinal, documentos y búsqueda, y finalmente integración de inteligencia artificial, seguridad complementaria y validación.</w:t>
       </w:r>
     </w:p>
     <w:p>
@@ -3991,7 +5183,7 @@
           <w:noProof/>
         </w:rPr>
         <w:drawing>
-          <wp:inline distT="0" distB="0" distL="0" distR="0" wp14:anchorId="3AB4D39D" wp14:editId="46270387">
+          <wp:inline distT="0" distB="0" distL="0" distR="0" wp14:anchorId="2F926680" wp14:editId="1E72FDB1">
             <wp:extent cx="5303520" cy="278905"/>
             <wp:effectExtent l="0" t="0" r="0" b="0"/>
             <wp:docPr id="3" name="Picture 3"/>
@@ -4167,11 +5359,19 @@
               <w:spacing w:line="240" w:lineRule="auto"/>
               <w:ind w:firstLine="0"/>
             </w:pPr>
+            <w:proofErr w:type="spellStart"/>
             <w:r>
               <w:rPr>
                 <w:sz w:val="17"/>
               </w:rPr>
-              <w:t>React Native</w:t>
+              <w:t>React</w:t>
+            </w:r>
+            <w:proofErr w:type="spellEnd"/>
+            <w:r>
+              <w:rPr>
+                <w:sz w:val="17"/>
+              </w:rPr>
+              <w:t xml:space="preserve"> Native</w:t>
             </w:r>
           </w:p>
         </w:tc>
@@ -4226,11 +5426,19 @@
               <w:spacing w:line="240" w:lineRule="auto"/>
               <w:ind w:firstLine="0"/>
             </w:pPr>
+            <w:proofErr w:type="spellStart"/>
             <w:r>
               <w:rPr>
                 <w:sz w:val="17"/>
               </w:rPr>
-              <w:t>React Native Web</w:t>
+              <w:t>React</w:t>
+            </w:r>
+            <w:proofErr w:type="spellEnd"/>
+            <w:r>
+              <w:rPr>
+                <w:sz w:val="17"/>
+              </w:rPr>
+              <w:t xml:space="preserve"> Native Web</w:t>
             </w:r>
           </w:p>
         </w:tc>
@@ -4267,12 +5475,14 @@
               <w:spacing w:line="240" w:lineRule="auto"/>
               <w:ind w:firstLine="0"/>
             </w:pPr>
+            <w:proofErr w:type="spellStart"/>
             <w:r>
               <w:rPr>
                 <w:sz w:val="17"/>
               </w:rPr>
               <w:t>Backend</w:t>
             </w:r>
+            <w:proofErr w:type="spellEnd"/>
           </w:p>
         </w:tc>
         <w:tc>
@@ -4462,11 +5672,19 @@
               <w:spacing w:line="240" w:lineRule="auto"/>
               <w:ind w:firstLine="0"/>
             </w:pPr>
+            <w:proofErr w:type="spellStart"/>
             <w:r>
               <w:rPr>
                 <w:sz w:val="17"/>
               </w:rPr>
-              <w:t>DeepSeek API mediante adaptador</w:t>
+              <w:t>DeepSeek</w:t>
+            </w:r>
+            <w:proofErr w:type="spellEnd"/>
+            <w:r>
+              <w:rPr>
+                <w:sz w:val="17"/>
+              </w:rPr>
+              <w:t xml:space="preserve"> API mediante adaptador</w:t>
             </w:r>
           </w:p>
         </w:tc>
@@ -4579,12 +5797,15 @@
             <w:pPr>
               <w:spacing w:line="240" w:lineRule="auto"/>
               <w:ind w:firstLine="0"/>
-            </w:pPr>
-            <w:r>
-              <w:rPr>
-                <w:sz w:val="17"/>
-              </w:rPr>
-              <w:t>Figma + Postman</w:t>
+              <w:rPr>
+                <w:lang w:val="en-US"/>
+              </w:rPr>
+            </w:pPr>
+            <w:r>
+              <w:rPr>
+                <w:lang w:val="en-US"/>
+              </w:rPr>
+              <w:t>Figma + Postman + Google Lighthouse + Mozilla HTTP Observatory</w:t>
             </w:r>
           </w:p>
         </w:tc>
@@ -4599,10 +5820,15 @@
               <w:ind w:firstLine="0"/>
             </w:pPr>
             <w:r>
-              <w:rPr>
-                <w:sz w:val="17"/>
-              </w:rPr>
-              <w:t>Prototipos de interfaz y pruebas controladas de endpoints.</w:t>
+              <w:t xml:space="preserve">Prototipos de interfaz, pruebas de </w:t>
+            </w:r>
+            <w:proofErr w:type="spellStart"/>
+            <w:r>
+              <w:t>endpoints</w:t>
+            </w:r>
+            <w:proofErr w:type="spellEnd"/>
+            <w:r>
+              <w:t>, reportes de rendimiento web y revisión de configuración/cabeceras HTTP de seguridad.</w:t>
             </w:r>
           </w:p>
         </w:tc>
@@ -4638,7 +5864,34 @@
     </w:p>
     <w:p>
       <w:r>
-        <w:t>El estudio adoptará un enfoque mixto porque combinará información cuantitativa y cualitativa para caracterizar el problema y evaluar el prototipo. El componente cuantitativo utilizará preguntas cerradas, escalas y métricas de ejecución; el cualitativo permitirá profundizar en experiencias, necesidades, preocupaciones de privacidad y opiniones de profesionales de salud mediante respuestas abiertas y entrevistas. Los resultados cuantitativos se presentarán mediante frecuencias, porcentajes y estadísticas descriptivas, mientras que las respuestas cualitativas se agruparán por temas recurrentes (Hernández Sampieri, Fernández Collado, &amp; Baptista Lucio, 2014).</w:t>
+        <w:t xml:space="preserve">El estudio adoptará un enfoque mixto porque combinará información cuantitativa y cualitativa para caracterizar el problema y evaluar el prototipo. El componente cuantitativo utilizará preguntas cerradas, escalas y métricas de ejecución; el cualitativo permitirá profundizar en experiencias, necesidades, preocupaciones de privacidad y opiniones de profesionales de salud mediante respuestas abiertas y entrevistas. Los resultados cuantitativos se presentarán mediante frecuencias, porcentajes y estadísticas descriptivas, mientras que las respuestas cualitativas se agruparán por temas recurrentes </w:t>
+      </w:r>
+      <w:r>
+        <w:fldChar w:fldCharType="begin"/>
+      </w:r>
+      <w:r>
+        <w:instrText xml:space="preserve"> CITATION Hernandez2014 \l 3082 </w:instrText>
+      </w:r>
+      <w:r>
+        <w:fldChar w:fldCharType="separate"/>
+      </w:r>
+      <w:r>
+        <w:rPr>
+          <w:noProof/>
+        </w:rPr>
+        <w:t xml:space="preserve"> </w:t>
+      </w:r>
+      <w:r>
+        <w:rPr>
+          <w:noProof/>
+        </w:rPr>
+        <w:t>(Hernández Sampieri, Fernández Collado, &amp; Baptista Lucio, 2014)</w:t>
+      </w:r>
+      <w:r>
+        <w:fldChar w:fldCharType="end"/>
+      </w:r>
+      <w:r>
+        <w:t>.</w:t>
       </w:r>
     </w:p>
     <w:p>
@@ -4647,16 +5900,40 @@
         <w:ind w:firstLine="0"/>
       </w:pPr>
       <w:r>
+        <w:lastRenderedPageBreak/>
         <w:t>TIPO DE INVESTIGACIÓN</w:t>
       </w:r>
     </w:p>
     <w:p>
       <w:r>
-        <w:t xml:space="preserve">La investigación será aplicada porque utiliza conocimiento existente para construir una solución tecnológica orientada a un problema concreto (Lozada, 2014). Tendrá además un alcance descriptivo, al documentar cómo los participantes administran actualmente su </w:t>
-      </w:r>
-      <w:r>
-        <w:lastRenderedPageBreak/>
-        <w:t>información, qué dificultades encuentran y cómo perciben la utilidad, claridad y facilidad de uso del prototipo. No se buscará demostrar eficacia clínica ni relaciones causales.</w:t>
+        <w:t xml:space="preserve">La investigación será aplicada porque utiliza conocimiento existente para construir una solución tecnológica orientada a un problema concreto </w:t>
+      </w:r>
+      <w:r>
+        <w:fldChar w:fldCharType="begin"/>
+      </w:r>
+      <w:r>
+        <w:instrText xml:space="preserve"> CITATION Lozada2014 \l 3082 </w:instrText>
+      </w:r>
+      <w:r>
+        <w:fldChar w:fldCharType="separate"/>
+      </w:r>
+      <w:r>
+        <w:rPr>
+          <w:noProof/>
+        </w:rPr>
+        <w:t xml:space="preserve"> </w:t>
+      </w:r>
+      <w:r>
+        <w:rPr>
+          <w:noProof/>
+        </w:rPr>
+        <w:t>(Lozada, 2014)</w:t>
+      </w:r>
+      <w:r>
+        <w:fldChar w:fldCharType="end"/>
+      </w:r>
+      <w:r>
+        <w:t>. Tendrá además un alcance descriptivo, al documentar cómo los participantes administran actualmente su información, qué dificultades encuentran y cómo perciben la utilidad, claridad y facilidad de uso del prototipo. No se buscará demostrar eficacia clínica ni relaciones causales.</w:t>
       </w:r>
     </w:p>
     <w:p>
@@ -4670,7 +5947,88 @@
     </w:p>
     <w:p>
       <w:r>
-        <w:t>Se emplearán revisión bibliográfica y análisis documental para fundamentar conceptos de PHR, salud digital, interoperabilidad, inteligencia artificial, seguridad, accesibilidad y experiencia de usuario. La revisión organizada permite delimitar conceptos y relacionar la propuesta con conocimiento publicado (Fink, 2019), mientras que el análisis documental permite examinar normas, guías y documentación técnica de forma sistemática (Bowen, 2009). También se utilizarán encuesta, entrevista semiestructurada y observación directa durante las pruebas del prototipo.</w:t>
+        <w:t xml:space="preserve">Se emplearán revisión bibliográfica y análisis documental para fundamentar conceptos de PHR, salud digital, interoperabilidad, inteligencia artificial, seguridad, accesibilidad y experiencia de usuario. La revisión organizada permite delimitar conceptos y relacionar la propuesta con conocimiento publicado </w:t>
+      </w:r>
+      <w:r>
+        <w:fldChar w:fldCharType="begin"/>
+      </w:r>
+      <w:r>
+        <w:instrText xml:space="preserve"> CITATION Fink2019 \l 3082 </w:instrText>
+      </w:r>
+      <w:r>
+        <w:fldChar w:fldCharType="separate"/>
+      </w:r>
+      <w:r>
+        <w:rPr>
+          <w:noProof/>
+        </w:rPr>
+        <w:t xml:space="preserve"> </w:t>
+      </w:r>
+      <w:r>
+        <w:rPr>
+          <w:noProof/>
+        </w:rPr>
+        <w:t>(Fink, 2019)</w:t>
+      </w:r>
+      <w:r>
+        <w:fldChar w:fldCharType="end"/>
+      </w:r>
+      <w:r>
+        <w:t xml:space="preserve">, mientras que el análisis documental permite examinar normas, guías y documentación técnica de forma sistemática </w:t>
+      </w:r>
+      <w:r>
+        <w:fldChar w:fldCharType="begin"/>
+      </w:r>
+      <w:r>
+        <w:instrText xml:space="preserve"> CITATION Bowen2009 \l 3082 </w:instrText>
+      </w:r>
+      <w:r>
+        <w:fldChar w:fldCharType="separate"/>
+      </w:r>
+      <w:r>
+        <w:rPr>
+          <w:noProof/>
+        </w:rPr>
+        <w:t xml:space="preserve"> </w:t>
+      </w:r>
+      <w:r>
+        <w:rPr>
+          <w:noProof/>
+        </w:rPr>
+        <w:t>(Bowen, 2009)</w:t>
+      </w:r>
+      <w:r>
+        <w:fldChar w:fldCharType="end"/>
+      </w:r>
+      <w:r>
+        <w:t xml:space="preserve">. También se utilizará la encuesta </w:t>
+      </w:r>
+      <w:r>
+        <w:fldChar w:fldCharType="begin"/>
+      </w:r>
+      <w:r>
+        <w:instrText xml:space="preserve"> CITATION Ponto2015 \l 3082 </w:instrText>
+      </w:r>
+      <w:r>
+        <w:fldChar w:fldCharType="separate"/>
+      </w:r>
+      <w:r>
+        <w:rPr>
+          <w:noProof/>
+        </w:rPr>
+        <w:t xml:space="preserve"> </w:t>
+      </w:r>
+      <w:r>
+        <w:rPr>
+          <w:noProof/>
+        </w:rPr>
+        <w:t>(Ponto, 2015)</w:t>
+      </w:r>
+      <w:r>
+        <w:fldChar w:fldCharType="end"/>
+      </w:r>
+      <w:r>
+        <w:t>, además de entrevista semiestructurada y observación directa durante las pruebas del prototipo.</w:t>
       </w:r>
     </w:p>
     <w:p>
@@ -4684,7 +6042,50 @@
     </w:p>
     <w:p>
       <w:r>
-        <w:t>Para el diagnóstico se aplicará una encuesta a usuarios potenciales con preguntas cerradas, escalas y respuestas abiertas. A profesionales de salud se les realizará una entrevista semiestructurada para identificar información relevante durante una consulta y límites que debería respetar una herramienta de apoyo. La evaluación del prototipo utilizará una guía de tareas, observación estructurada y la System Usability Scale de diez ítems (Brooke, 1996). Las salidas de IA se revisarán con una rúbrica aplicada a casos ficticios o sintéticos.</w:t>
+        <w:t xml:space="preserve">Para el diagnóstico se aplicará una encuesta a usuarios potenciales con preguntas cerradas, escalas y respuestas abiertas. A profesionales de salud se les realizará una entrevista semiestructurada para identificar información relevante durante una consulta y límites que debería respetar una herramienta de apoyo. La evaluación del prototipo utilizará una guía de tareas, observación estructurada y la </w:t>
+      </w:r>
+      <w:proofErr w:type="spellStart"/>
+      <w:r>
+        <w:t>System</w:t>
+      </w:r>
+      <w:proofErr w:type="spellEnd"/>
+      <w:r>
+        <w:t xml:space="preserve"> </w:t>
+      </w:r>
+      <w:proofErr w:type="spellStart"/>
+      <w:r>
+        <w:t>Usability</w:t>
+      </w:r>
+      <w:proofErr w:type="spellEnd"/>
+      <w:r>
+        <w:t xml:space="preserve"> Scale de diez ítems </w:t>
+      </w:r>
+      <w:r>
+        <w:fldChar w:fldCharType="begin"/>
+      </w:r>
+      <w:r>
+        <w:instrText xml:space="preserve"> CITATION Brooke1996 \l 3082 </w:instrText>
+      </w:r>
+      <w:r>
+        <w:fldChar w:fldCharType="separate"/>
+      </w:r>
+      <w:r>
+        <w:rPr>
+          <w:noProof/>
+        </w:rPr>
+        <w:t xml:space="preserve"> </w:t>
+      </w:r>
+      <w:r>
+        <w:rPr>
+          <w:noProof/>
+        </w:rPr>
+        <w:t>(Brooke, 1996)</w:t>
+      </w:r>
+      <w:r>
+        <w:fldChar w:fldCharType="end"/>
+      </w:r>
+      <w:r>
+        <w:t>. Las salidas de IA se revisarán con una rúbrica aplicada a casos ficticios o sintéticos.</w:t>
       </w:r>
     </w:p>
     <w:p>
@@ -5064,11 +6465,33 @@
               <w:spacing w:line="240" w:lineRule="auto"/>
               <w:ind w:firstLine="0"/>
             </w:pPr>
-            <w:r>
-              <w:rPr>
-                <w:sz w:val="16"/>
-              </w:rPr>
-              <w:t>System Usability Scale</w:t>
+            <w:proofErr w:type="spellStart"/>
+            <w:r>
+              <w:rPr>
+                <w:sz w:val="16"/>
+              </w:rPr>
+              <w:t>System</w:t>
+            </w:r>
+            <w:proofErr w:type="spellEnd"/>
+            <w:r>
+              <w:rPr>
+                <w:sz w:val="16"/>
+              </w:rPr>
+              <w:t xml:space="preserve"> </w:t>
+            </w:r>
+            <w:proofErr w:type="spellStart"/>
+            <w:r>
+              <w:rPr>
+                <w:sz w:val="16"/>
+              </w:rPr>
+              <w:t>Usability</w:t>
+            </w:r>
+            <w:proofErr w:type="spellEnd"/>
+            <w:r>
+              <w:rPr>
+                <w:sz w:val="16"/>
+              </w:rPr>
+              <w:t xml:space="preserve"> Scale</w:t>
             </w:r>
           </w:p>
         </w:tc>
@@ -5208,12 +6631,15 @@
     </w:p>
     <w:p>
       <w:r>
-        <w:t>La población estará conformada por dos grupos. El primero incluirá usuarios potenciales mayores de 18 años que gestionen información de salud propia o de un familiar o dependiente. El segundo incluirá profesionales de salud con experiencia en atención sanitaria y/o gestión de información clínica. La evaluación tendrá carácter exploratorio y no buscará representar estadísticamente a toda la población de Cochabamba.</w:t>
-      </w:r>
-    </w:p>
-    <w:p>
+        <w:t xml:space="preserve">La población estará conformada por dos grupos. El primero incluirá usuarios potenciales mayores de 18 años que gestionen información de salud propia o de un familiar o dependiente. </w:t>
+      </w:r>
       <w:r>
         <w:lastRenderedPageBreak/>
+        <w:t>El segundo incluirá profesionales de salud con experiencia en atención sanitaria y/o gestión de información clínica. La evaluación tendrá carácter exploratorio y no buscará representar estadísticamente a toda la población de Cochabamba.</w:t>
+      </w:r>
+    </w:p>
+    <w:p>
+      <w:r>
         <w:t>Para usuarios potenciales se considerará un mínimo de 20 participantes mediante muestreo no probabilístico por conveniencia. Para profesionales de salud se seleccionarán entre 5 y 8 participantes mediante muestreo no probabilístico intencional. Los criterios de inclusión requerirán mayoría de edad, pertinencia con el grupo definido, acceso a un dispositivo con Internet cuando corresponda y participación voluntaria. Se excluirá a quienes no cumplan los criterios o decidan retirarse.</w:t>
       </w:r>
     </w:p>
@@ -5299,7 +6725,34 @@
     </w:p>
     <w:p>
       <w:r>
-        <w:t>Los Personal Health Records han sido estudiados como registros electrónicos centrados en la persona que permiten acceder, administrar y complementar información relacionada con su salud. Tang et al. (2006) destacan beneficios potenciales como participación del paciente, disponibilidad de información y continuidad, pero también describen barreras de adopción asociadas con interoperabilidad, privacidad, facilidad de uso y calidad de los datos.</w:t>
+        <w:t xml:space="preserve">Los Personal Health Records han sido estudiados como registros electrónicos centrados en la persona que permiten acceder, administrar y complementar información relacionada con su salud. </w:t>
+      </w:r>
+      <w:r>
+        <w:fldChar w:fldCharType="begin"/>
+      </w:r>
+      <w:r>
+        <w:instrText xml:space="preserve"> CITATION Tang2006 \l 3082 </w:instrText>
+      </w:r>
+      <w:r>
+        <w:fldChar w:fldCharType="separate"/>
+      </w:r>
+      <w:r>
+        <w:rPr>
+          <w:noProof/>
+        </w:rPr>
+        <w:t xml:space="preserve"> </w:t>
+      </w:r>
+      <w:r>
+        <w:rPr>
+          <w:noProof/>
+        </w:rPr>
+        <w:t>(Tang, Ash, Bates, Overhage, &amp; Sands, 2006)</w:t>
+      </w:r>
+      <w:r>
+        <w:fldChar w:fldCharType="end"/>
+      </w:r>
+      <w:r>
+        <w:t xml:space="preserve"> destacan beneficios potenciales como participación del paciente, disponibilidad de información y continuidad, pero también describen barreras de adopción asociadas con interoperabilidad, privacidad, facilidad de uso y calidad de los datos.</w:t>
       </w:r>
     </w:p>
     <w:p>
@@ -5318,7 +6771,85 @@
     </w:p>
     <w:p>
       <w:r>
-        <w:t>La salud digital integra tecnologías y procesos para apoyar información, servicios, gestión y participación de las personas. La estrategia global de la OMS resalta que una transformación sostenible requiere gobernanza, seguridad, capacidades técnicas e inclusión (Global strategy on digital health 2020-2027, 2025). En paralelo, HL7 FHIR define recursos y mecanismos de intercambio basados en tecnologías web para representar datos sanitarios (FHIR Release 5, 2023). Aunque el prototipo no implementará interoperabilidad automática, conceptos como Patient, Observation, Medication y DocumentReference orientan una estructura que pueda evolucionar sin quedar cerrada a modelos propietarios.</w:t>
+        <w:t xml:space="preserve">La salud digital integra tecnologías y procesos para apoyar información, servicios, gestión y participación de las personas. La estrategia global de la OMS resalta que una transformación sostenible requiere gobernanza, seguridad, capacidades técnicas e inclusión </w:t>
+      </w:r>
+      <w:r>
+        <w:fldChar w:fldCharType="begin"/>
+      </w:r>
+      <w:r>
+        <w:instrText xml:space="preserve"> CITATION WHO2025Global \l 3082 </w:instrText>
+      </w:r>
+      <w:r>
+        <w:fldChar w:fldCharType="separate"/>
+      </w:r>
+      <w:r>
+        <w:rPr>
+          <w:noProof/>
+        </w:rPr>
+        <w:t xml:space="preserve"> </w:t>
+      </w:r>
+      <w:r>
+        <w:rPr>
+          <w:noProof/>
+        </w:rPr>
+        <w:t>(World Health Organization, 2025)</w:t>
+      </w:r>
+      <w:r>
+        <w:fldChar w:fldCharType="end"/>
+      </w:r>
+      <w:r>
+        <w:t xml:space="preserve">. En paralelo, HL7 FHIR define recursos y mecanismos de intercambio basados en tecnologías web para representar datos sanitarios </w:t>
+      </w:r>
+      <w:r>
+        <w:fldChar w:fldCharType="begin"/>
+      </w:r>
+      <w:r>
+        <w:instrText xml:space="preserve"> CITATION FHIR2023 \l 3082 </w:instrText>
+      </w:r>
+      <w:r>
+        <w:fldChar w:fldCharType="separate"/>
+      </w:r>
+      <w:r>
+        <w:rPr>
+          <w:noProof/>
+        </w:rPr>
+        <w:t xml:space="preserve"> </w:t>
+      </w:r>
+      <w:r>
+        <w:rPr>
+          <w:noProof/>
+        </w:rPr>
+        <w:t>(HL7 International, 2023)</w:t>
+      </w:r>
+      <w:r>
+        <w:fldChar w:fldCharType="end"/>
+      </w:r>
+      <w:r>
+        <w:t xml:space="preserve">. Aunque el prototipo no implementará interoperabilidad automática, conceptos como Patient, </w:t>
+      </w:r>
+      <w:proofErr w:type="spellStart"/>
+      <w:r>
+        <w:t>Observation</w:t>
+      </w:r>
+      <w:proofErr w:type="spellEnd"/>
+      <w:r>
+        <w:t xml:space="preserve">, </w:t>
+      </w:r>
+      <w:proofErr w:type="spellStart"/>
+      <w:r>
+        <w:t>Medication</w:t>
+      </w:r>
+      <w:proofErr w:type="spellEnd"/>
+      <w:r>
+        <w:t xml:space="preserve"> y </w:t>
+      </w:r>
+      <w:proofErr w:type="spellStart"/>
+      <w:r>
+        <w:t>DocumentReference</w:t>
+      </w:r>
+      <w:proofErr w:type="spellEnd"/>
+      <w:r>
+        <w:t xml:space="preserve"> orientan una estructura que pueda evolucionar sin quedar cerrada a modelos propietarios.</w:t>
       </w:r>
     </w:p>
     <w:p>
@@ -5332,11 +6863,46 @@
     </w:p>
     <w:p>
       <w:r>
-        <w:t xml:space="preserve">Los modelos de lenguaje permiten resumir texto y generar respuestas a partir de instrucciones y contexto. En salud, estas capacidades deben utilizarse con precaución porque una salida convincente puede ser incorrecta, incompleta o exceder el propósito autorizado. Las guías de la OMS sobre inteligencia artificial en salud recomiendan transparencia, supervisión humana, protección de datos y evaluación de riesgos (Ethics and governance of artificial </w:t>
+        <w:t xml:space="preserve">Los modelos de lenguaje permiten resumir texto y generar respuestas a partir de instrucciones y contexto. En salud, estas capacidades deben utilizarse con precaución porque una salida convincente puede ser incorrecta, incompleta o exceder el propósito autorizado. Las guías de la OMS sobre inteligencia artificial en salud recomiendan transparencia, supervisión </w:t>
       </w:r>
       <w:r>
         <w:lastRenderedPageBreak/>
-        <w:t>intelligence for health: WHO guidance, 2021; Guidance on large multi-modal models, 2025). En consecuencia, el proyecto restringe la IA a funciones informativas sobre datos seleccionados, evitando diagnóstico, tratamiento y triaje.</w:t>
+        <w:t xml:space="preserve">humana, protección de datos y evaluación de riesgos </w:t>
+      </w:r>
+      <w:r>
+        <w:fldChar w:fldCharType="begin"/>
+      </w:r>
+      <w:r>
+        <w:instrText xml:space="preserve"> CITATION WHO2021AI \l 3082 \m WHO2025LMM </w:instrText>
+      </w:r>
+      <w:r>
+        <w:fldChar w:fldCharType="separate"/>
+      </w:r>
+      <w:r>
+        <w:rPr>
+          <w:noProof/>
+        </w:rPr>
+        <w:t xml:space="preserve"> </w:t>
+      </w:r>
+      <w:r>
+        <w:rPr>
+          <w:noProof/>
+        </w:rPr>
+        <w:t>(World Health Organization, 2021; World Health Organization, 2025)</w:t>
+      </w:r>
+      <w:r>
+        <w:fldChar w:fldCharType="end"/>
+      </w:r>
+      <w:r>
+        <w:t xml:space="preserve">. En consecuencia, el proyecto restringe la IA a funciones informativas sobre datos seleccionados, evitando diagnóstico, tratamiento y </w:t>
+      </w:r>
+      <w:proofErr w:type="spellStart"/>
+      <w:r>
+        <w:t>triaje</w:t>
+      </w:r>
+      <w:proofErr w:type="spellEnd"/>
+      <w:r>
+        <w:t>.</w:t>
       </w:r>
     </w:p>
     <w:p>
@@ -5373,7 +6939,34 @@
     </w:p>
     <w:p>
       <w:r>
-        <w:t>Un Personal Health Record es un registro electrónico centrado en la persona que permite acceder, administrar y complementar información de salud. Puede incorporar datos ingresados por el usuario y documentos procedentes de distintos prestadores. En el presente proyecto, la historia clínica personal corresponde a un repositorio administrado por el titular y no sustituye el expediente oficial mantenido por una institución sanitaria (Tang et al., 2006).</w:t>
+        <w:t xml:space="preserve">Un Personal Health Record es un registro electrónico centrado en la persona que permite acceder, administrar y complementar información de salud. Puede incorporar datos ingresados por el usuario y documentos procedentes de distintos prestadores. En el presente proyecto, la historia clínica personal corresponde a un repositorio administrado por el titular y no sustituye el expediente oficial mantenido por una institución sanitaria </w:t>
+      </w:r>
+      <w:r>
+        <w:fldChar w:fldCharType="begin"/>
+      </w:r>
+      <w:r>
+        <w:instrText xml:space="preserve"> CITATION Tang2006 \l 3082 </w:instrText>
+      </w:r>
+      <w:r>
+        <w:fldChar w:fldCharType="separate"/>
+      </w:r>
+      <w:r>
+        <w:rPr>
+          <w:noProof/>
+        </w:rPr>
+        <w:t xml:space="preserve"> </w:t>
+      </w:r>
+      <w:r>
+        <w:rPr>
+          <w:noProof/>
+        </w:rPr>
+        <w:t>(Tang, Ash, Bates, Overhage, &amp; Sands, 2006)</w:t>
+      </w:r>
+      <w:r>
+        <w:fldChar w:fldCharType="end"/>
+      </w:r>
+      <w:r>
+        <w:t>.</w:t>
       </w:r>
     </w:p>
     <w:p>
@@ -5410,16 +7003,13 @@
         <w:ind w:firstLine="0"/>
       </w:pPr>
       <w:r>
+        <w:lastRenderedPageBreak/>
         <w:t>1.2.4 Interoperabilidad y HL7 FHIR</w:t>
       </w:r>
     </w:p>
     <w:p>
       <w:r>
-        <w:t xml:space="preserve">La interoperabilidad implica que sistemas diferentes intercambien información conservando significado y estructura. FHIR organiza la información en recursos y utiliza tecnologías web </w:t>
-      </w:r>
-      <w:r>
-        <w:lastRenderedPageBreak/>
-        <w:t>modernas para el intercambio. Aunque la primera versión no se conectará con sistemas externos, considerar entidades equivalentes a paciente, observación, medicación y documento permite reducir dependencias y preparar futuras estrategias de integración.</w:t>
+        <w:t>La interoperabilidad implica que sistemas diferentes intercambien información conservando significado y estructura. FHIR organiza la información en recursos y utiliza tecnologías web modernas para el intercambio. Aunque la primera versión no se conectará con sistemas externos, considerar entidades equivalentes a paciente, observación, medicación y documento permite reducir dependencias y preparar futuras estrategias de integración.</w:t>
       </w:r>
     </w:p>
     <w:p>
@@ -5461,7 +7051,34 @@
     </w:p>
     <w:p>
       <w:r>
-        <w:t>Los datos de salud requieren controles reforzados por el impacto potencial de un acceso no autorizado. La privacidad limita recopilación y uso a finalidades conocidas; la seguridad protege confidencialidad, integridad y disponibilidad; y la trazabilidad permite conocer quién realizó una acción, sobre qué recurso y cuándo. El sistema aplicará autorización por recurso, auditoría, minimización de datos, cifrado en tránsito, protección de secretos y separación de archivos privados.</w:t>
+        <w:t xml:space="preserve">Los datos de salud requieren controles reforzados por el impacto potencial de un acceso no autorizado. La privacidad limita recopilación y uso a finalidades conocidas; la seguridad protege confidencialidad, integridad y disponibilidad; y la trazabilidad permite conocer quién realizó una acción, sobre qué recurso y cuándo. El sistema aplicará autorización por recurso, auditoría, minimización de datos, cifrado en tránsito, protección de secretos y separación de archivos privados </w:t>
+      </w:r>
+      <w:r>
+        <w:fldChar w:fldCharType="begin"/>
+      </w:r>
+      <w:r>
+        <w:instrText xml:space="preserve"> CITATION WHO2022PHR \l 3082 </w:instrText>
+      </w:r>
+      <w:r>
+        <w:fldChar w:fldCharType="separate"/>
+      </w:r>
+      <w:r>
+        <w:rPr>
+          <w:noProof/>
+        </w:rPr>
+        <w:t xml:space="preserve"> </w:t>
+      </w:r>
+      <w:r>
+        <w:rPr>
+          <w:noProof/>
+        </w:rPr>
+        <w:t>(World Health Organization, 2022)</w:t>
+      </w:r>
+      <w:r>
+        <w:fldChar w:fldCharType="end"/>
+      </w:r>
+      <w:r>
+        <w:t>.</w:t>
       </w:r>
     </w:p>
     <w:p>
@@ -5483,8 +7100,52 @@
       </w:r>
     </w:p>
     <w:p>
-      <w:r>
-        <w:t>React Native se utilizará para construir la interfaz Android y React Native Web para adaptar componentes al navegador. Esta decisión busca compartir lógica, validaciones y componentes visuales, manteniendo ajustes específicos cuando una plataforma lo requiera. La navegación, formularios, línea de tiempo, carga de documentos y visualización de resultados se diseñarán con interfaces adaptables y etiquetas accesibles (React Native Documentation, 2026; React Native for Web Documentation, 2026).</w:t>
+      <w:proofErr w:type="spellStart"/>
+      <w:r>
+        <w:t>React</w:t>
+      </w:r>
+      <w:proofErr w:type="spellEnd"/>
+      <w:r>
+        <w:t xml:space="preserve"> Native se utilizará para construir la interfaz Android y </w:t>
+      </w:r>
+      <w:proofErr w:type="spellStart"/>
+      <w:r>
+        <w:t>React</w:t>
+      </w:r>
+      <w:proofErr w:type="spellEnd"/>
+      <w:r>
+        <w:t xml:space="preserve"> Native Web para adaptar componentes al navegador. Esta decisión busca compartir lógica, validaciones y componentes visuales, manteniendo ajustes específicos cuando una plataforma lo requiera. La navegación, formularios, línea de tiempo, carga de documentos y visualización de resultados se diseñarán con </w:t>
+      </w:r>
+      <w:r>
+        <w:lastRenderedPageBreak/>
+        <w:t xml:space="preserve">interfaces adaptables y etiquetas accesibles </w:t>
+      </w:r>
+      <w:r>
+        <w:fldChar w:fldCharType="begin"/>
+      </w:r>
+      <w:r>
+        <w:instrText xml:space="preserve"> CITATION ReactNative2026 \l 3082 \m ReactNativeWeb2026 </w:instrText>
+      </w:r>
+      <w:r>
+        <w:fldChar w:fldCharType="separate"/>
+      </w:r>
+      <w:r>
+        <w:rPr>
+          <w:noProof/>
+        </w:rPr>
+        <w:t xml:space="preserve"> </w:t>
+      </w:r>
+      <w:r>
+        <w:rPr>
+          <w:noProof/>
+        </w:rPr>
+        <w:t>(React Native Documentation, 2026; React Native for Web Documentation, 2026)</w:t>
+      </w:r>
+      <w:r>
+        <w:fldChar w:fldCharType="end"/>
+      </w:r>
+      <w:r>
+        <w:t>.</w:t>
       </w:r>
     </w:p>
     <w:p>
@@ -5493,13 +7154,55 @@
         <w:ind w:firstLine="0"/>
       </w:pPr>
       <w:r>
-        <w:lastRenderedPageBreak/>
         <w:t>1.3.2 Node.js y Express.js</w:t>
       </w:r>
     </w:p>
     <w:p>
       <w:r>
-        <w:t>Node.js funcionará como entorno de ejecución del servidor y Express.js como framework para la API HTTP. El backend concentrará autenticación, autorización, validaciones, acceso a datos, carga de archivos e integración con servicios externos. Esta separación evita exponer claves de API en los clientes y permite aplicar una política consistente de seguridad para Android y web (Node.js Documentation, 2026; Express.js Documentation, 2026).</w:t>
+        <w:t xml:space="preserve">Node.js funcionará como entorno de ejecución del servidor y Express.js como </w:t>
+      </w:r>
+      <w:proofErr w:type="spellStart"/>
+      <w:r>
+        <w:t>framework</w:t>
+      </w:r>
+      <w:proofErr w:type="spellEnd"/>
+      <w:r>
+        <w:t xml:space="preserve"> para la API HTTP. El </w:t>
+      </w:r>
+      <w:proofErr w:type="spellStart"/>
+      <w:r>
+        <w:t>backend</w:t>
+      </w:r>
+      <w:proofErr w:type="spellEnd"/>
+      <w:r>
+        <w:t xml:space="preserve"> concentrará autenticación, autorización, validaciones, acceso a datos, carga de archivos e integración con servicios externos. Esta separación evita exponer claves de API en los clientes y permite aplicar una política consistente de seguridad para Android y web </w:t>
+      </w:r>
+      <w:r>
+        <w:fldChar w:fldCharType="begin"/>
+      </w:r>
+      <w:r>
+        <w:instrText xml:space="preserve"> CITATION Node2026 \l 3082 \m Express2026 </w:instrText>
+      </w:r>
+      <w:r>
+        <w:fldChar w:fldCharType="separate"/>
+      </w:r>
+      <w:r>
+        <w:rPr>
+          <w:noProof/>
+        </w:rPr>
+        <w:t xml:space="preserve"> </w:t>
+      </w:r>
+      <w:r>
+        <w:rPr>
+          <w:noProof/>
+        </w:rPr>
+        <w:t>(Node.js Documentation, 2026; Express.js Documentation, 2026)</w:t>
+      </w:r>
+      <w:r>
+        <w:fldChar w:fldCharType="end"/>
+      </w:r>
+      <w:r>
+        <w:t>.</w:t>
       </w:r>
     </w:p>
     <w:p>
@@ -5513,7 +7216,34 @@
     </w:p>
     <w:p>
       <w:r>
-        <w:t>MySQL almacenará cuentas, perfiles, eventos, antecedentes, resultados estructurados, relaciones de autorización y auditoría. El acceso se realizará mediante consultas parametrizadas y transacciones cuando una operación requiera mantener consistencia entre varias tablas. Las copias de seguridad, credenciales del motor y permisos se configurarán de acuerdo con el principio de mínimo privilegio (MySQL Reference Manual, 2026).</w:t>
+        <w:t xml:space="preserve">MySQL almacenará cuentas, perfiles, eventos, antecedentes, resultados estructurados, relaciones de autorización y auditoría. El acceso se realizará mediante consultas parametrizadas y transacciones cuando una operación requiera mantener consistencia entre varias tablas. Las copias de seguridad, credenciales del motor y permisos se configurarán de acuerdo con el principio de mínimo privilegio </w:t>
+      </w:r>
+      <w:r>
+        <w:fldChar w:fldCharType="begin"/>
+      </w:r>
+      <w:r>
+        <w:instrText xml:space="preserve"> CITATION MySQL2026 \l 3082 </w:instrText>
+      </w:r>
+      <w:r>
+        <w:fldChar w:fldCharType="separate"/>
+      </w:r>
+      <w:r>
+        <w:rPr>
+          <w:noProof/>
+        </w:rPr>
+        <w:t xml:space="preserve"> </w:t>
+      </w:r>
+      <w:r>
+        <w:rPr>
+          <w:noProof/>
+        </w:rPr>
+        <w:t>(Oracle, 2026)</w:t>
+      </w:r>
+      <w:r>
+        <w:fldChar w:fldCharType="end"/>
+      </w:r>
+      <w:r>
+        <w:t>.</w:t>
       </w:r>
     </w:p>
     <w:p>
@@ -5541,7 +7271,34 @@
     </w:p>
     <w:p>
       <w:r>
-        <w:t>La API de DeepSeek se consumirá exclusivamente desde el backend. Un adaptador interno preparará el contexto mínimo, eliminará identificadores directos cuando sea posible, agregará instrucciones que delimiten el alcance y validará que la respuesta incluya advertencias. El adaptador también permitirá sustituir el proveedor sin modificar la interfaz principal del sistema (DeepSeek API Docs, 2026).</w:t>
+        <w:t xml:space="preserve">La API de DeepSeek se consumirá exclusivamente desde el backend. Un adaptador interno preparará el contexto mínimo, eliminará identificadores directos cuando sea posible, agregará instrucciones que delimiten el alcance y validará que la respuesta incluya advertencias. El adaptador también permitirá sustituir el proveedor sin modificar la interfaz principal del sistema </w:t>
+      </w:r>
+      <w:r>
+        <w:fldChar w:fldCharType="begin"/>
+      </w:r>
+      <w:r>
+        <w:instrText xml:space="preserve"> CITATION DeepSeek2026 \l 3082 </w:instrText>
+      </w:r>
+      <w:r>
+        <w:fldChar w:fldCharType="separate"/>
+      </w:r>
+      <w:r>
+        <w:rPr>
+          <w:noProof/>
+        </w:rPr>
+        <w:t xml:space="preserve"> </w:t>
+      </w:r>
+      <w:r>
+        <w:rPr>
+          <w:noProof/>
+        </w:rPr>
+        <w:t>(DeepSeek, 2026)</w:t>
+      </w:r>
+      <w:r>
+        <w:fldChar w:fldCharType="end"/>
+      </w:r>
+      <w:r>
+        <w:t>.</w:t>
       </w:r>
     </w:p>
     <w:p>
@@ -5555,7 +7312,92 @@
     </w:p>
     <w:p>
       <w:r>
-        <w:t>Git y GitHub permitirán registrar cambios, trabajar con ramas e incidencias y conservar trazabilidad técnica del desarrollo (Chacon &amp; Straub, 2014; About GitHub and Git, 2026). Figma se empleará para prototipos y flujos de navegación antes de implementar pantallas completas (Figma Design documentation, 2026). Postman servirá para probar endpoints, autenticación y estructuras JSON durante el desarrollo (Postman Docs, 2026).</w:t>
+        <w:t xml:space="preserve">Git y GitHub permitirán registrar cambios y conservar trazabilidad técnica del desarrollo; Figma se empleará para prototipos y Postman para probar endpoints y autenticación </w:t>
+      </w:r>
+      <w:r>
+        <w:fldChar w:fldCharType="begin"/>
+      </w:r>
+      <w:r>
+        <w:instrText xml:space="preserve"> CITATION ChaconStraub2014 \l 3082 \m GitHub2026 \m Figma2026 \m Postman2026 </w:instrText>
+      </w:r>
+      <w:r>
+        <w:fldChar w:fldCharType="separate"/>
+      </w:r>
+      <w:r>
+        <w:rPr>
+          <w:noProof/>
+        </w:rPr>
+        <w:t xml:space="preserve"> </w:t>
+      </w:r>
+      <w:r>
+        <w:rPr>
+          <w:noProof/>
+        </w:rPr>
+        <w:t>(Chacon &amp; Straub, 2014; GitHub, 2026; Figma, 2026; Postman, 2026)</w:t>
+      </w:r>
+      <w:r>
+        <w:fldChar w:fldCharType="end"/>
+      </w:r>
+      <w:r>
+        <w:t xml:space="preserve">. Para la validación de Clinia Web se usarán Google Lighthouse para rendimiento </w:t>
+      </w:r>
+      <w:r>
+        <w:fldChar w:fldCharType="begin"/>
+      </w:r>
+      <w:r>
+        <w:instrText xml:space="preserve"> CITATION GoogleLighthouse2026 \l 3082 </w:instrText>
+      </w:r>
+      <w:r>
+        <w:fldChar w:fldCharType="separate"/>
+      </w:r>
+      <w:r>
+        <w:rPr>
+          <w:noProof/>
+        </w:rPr>
+        <w:t xml:space="preserve"> </w:t>
+      </w:r>
+      <w:r>
+        <w:rPr>
+          <w:noProof/>
+        </w:rPr>
+        <w:t>(Google, 2026)</w:t>
+      </w:r>
+      <w:r>
+        <w:fldChar w:fldCharType="end"/>
+      </w:r>
+      <w:r>
+        <w:t xml:space="preserve"> y Mozilla HTTP Observatory para </w:t>
+      </w:r>
+      <w:r>
+        <w:lastRenderedPageBreak/>
+        <w:t xml:space="preserve">revisar la configuración y cabeceras HTTP de seguridad </w:t>
+      </w:r>
+      <w:r>
+        <w:fldChar w:fldCharType="begin"/>
+      </w:r>
+      <w:r>
+        <w:instrText xml:space="preserve"> CITATION MDNObservatory2026 \l 3082 </w:instrText>
+      </w:r>
+      <w:r>
+        <w:fldChar w:fldCharType="separate"/>
+      </w:r>
+      <w:r>
+        <w:rPr>
+          <w:noProof/>
+        </w:rPr>
+        <w:t xml:space="preserve"> </w:t>
+      </w:r>
+      <w:r>
+        <w:rPr>
+          <w:noProof/>
+        </w:rPr>
+        <w:t>(MDN Web Docs, 2026)</w:t>
+      </w:r>
+      <w:r>
+        <w:fldChar w:fldCharType="end"/>
+      </w:r>
+      <w:r>
+        <w:t xml:space="preserve"> del dominio https://www.clinia.win/.</w:t>
       </w:r>
     </w:p>
     <w:p>
@@ -5564,7 +7406,6 @@
         <w:ind w:firstLine="0"/>
       </w:pPr>
       <w:r>
-        <w:lastRenderedPageBreak/>
         <w:t>1.4 MARCO DE INGENIERÍA DE SOFTWARE</w:t>
       </w:r>
     </w:p>
@@ -5579,7 +7420,34 @@
     </w:p>
     <w:p>
       <w:r>
-        <w:t>Kanban organiza el trabajo como un flujo visible, limita tareas en progreso y favorece la entrega continua. Su uso resulta adecuado para un proyecto individual porque no exige roles ni ceremonias propias de marcos pensados para equipos más grandes. El tablero permitirá relacionar cada tarea con un requisito y criterio de aceptación, y registrar correcciones como nuevas actividades cuando una revisión detecte defectos (Anderson, 2010; Ohno, 1988).</w:t>
+        <w:t xml:space="preserve">Kanban organiza el trabajo como un flujo visible, limita tareas en progreso y favorece la entrega continua. Su uso resulta adecuado para un proyecto individual porque no exige roles ni ceremonias propias de marcos pensados para equipos más grandes. El tablero permitirá relacionar cada tarea con un requisito y criterio de aceptación, y registrar correcciones como nuevas actividades cuando una revisión detecte defectos </w:t>
+      </w:r>
+      <w:r>
+        <w:fldChar w:fldCharType="begin"/>
+      </w:r>
+      <w:r>
+        <w:instrText xml:space="preserve"> CITATION Anderson2010 \l 3082 \m Ohno1988 </w:instrText>
+      </w:r>
+      <w:r>
+        <w:fldChar w:fldCharType="separate"/>
+      </w:r>
+      <w:r>
+        <w:rPr>
+          <w:noProof/>
+        </w:rPr>
+        <w:t xml:space="preserve"> </w:t>
+      </w:r>
+      <w:r>
+        <w:rPr>
+          <w:noProof/>
+        </w:rPr>
+        <w:t>(Anderson, 2010; Ohno, 1988)</w:t>
+      </w:r>
+      <w:r>
+        <w:fldChar w:fldCharType="end"/>
+      </w:r>
+      <w:r>
+        <w:t>.</w:t>
       </w:r>
     </w:p>
     <w:p>
@@ -5621,7 +7489,34 @@
     </w:p>
     <w:p>
       <w:r>
-        <w:t>La autenticación demostrará identidad; la autorización verificará que el usuario pueda operar sobre cada recurso. Conocer un identificador no será suficiente para consultar o modificar un perfil. Las acciones relevantes se registrarán en auditoría, incluyendo creación, modificación, eliminación lógica, carga de documentos y solicitudes de análisis de IA. OWASP ASVS 5.0.0 se utilizará como referencia para definir controles verificables en autenticación, sesiones, validación y acceso a recursos.</w:t>
+        <w:t xml:space="preserve">La autenticación demostrará identidad; la autorización verificará que el usuario pueda operar sobre cada recurso. Conocer un identificador no será suficiente para consultar o modificar un perfil. Las acciones relevantes se registrarán en auditoría, incluyendo creación, modificación, eliminación lógica, carga de documentos y solicitudes de análisis de IA. OWASP ASVS 5.0.0 se utilizará como referencia para definir controles verificables en autenticación, sesiones, validación y acceso a recursos </w:t>
+      </w:r>
+      <w:r>
+        <w:fldChar w:fldCharType="begin"/>
+      </w:r>
+      <w:r>
+        <w:instrText xml:space="preserve"> CITATION OWASP2025 \l 3082 </w:instrText>
+      </w:r>
+      <w:r>
+        <w:fldChar w:fldCharType="separate"/>
+      </w:r>
+      <w:r>
+        <w:rPr>
+          <w:noProof/>
+        </w:rPr>
+        <w:t xml:space="preserve"> </w:t>
+      </w:r>
+      <w:r>
+        <w:rPr>
+          <w:noProof/>
+        </w:rPr>
+        <w:t>(OWASP Foundation, 2025)</w:t>
+      </w:r>
+      <w:r>
+        <w:fldChar w:fldCharType="end"/>
+      </w:r>
+      <w:r>
+        <w:t>.</w:t>
       </w:r>
     </w:p>
     <w:p>
@@ -5630,6 +7525,7 @@
         <w:ind w:firstLine="0"/>
       </w:pPr>
       <w:r>
+        <w:lastRenderedPageBreak/>
         <w:t>1.5 MARCO DE CALIDAD</w:t>
       </w:r>
     </w:p>
@@ -5644,11 +7540,7 @@
     </w:p>
     <w:p>
       <w:r>
-        <w:t xml:space="preserve">Las pruebas funcionales verificarán cada requisito desde la perspectiva externa del sistema, comprobando entradas válidas, inválidas y límites. Las pruebas de integración revisarán la </w:t>
-      </w:r>
-      <w:r>
-        <w:lastRenderedPageBreak/>
-        <w:t>comunicación entre clientes, API, base de datos, almacenamiento y servicio de IA, prestando especial atención a operaciones donde un fallo parcial pueda dejar información inconsistente.</w:t>
+        <w:t>Las pruebas funcionales verificarán cada requisito desde la perspectiva externa del sistema, comprobando entradas válidas, inválidas y límites. Las pruebas de integración revisarán la comunicación entre clientes, API, base de datos, almacenamiento y servicio de IA, prestando especial atención a operaciones donde un fallo parcial pueda dejar información inconsistente.</w:t>
       </w:r>
     </w:p>
     <w:p>
@@ -5662,7 +7554,7 @@
     </w:p>
     <w:p>
       <w:r>
-        <w:t>Las pruebas de seguridad incluirán autorización por recurso, validación de entradas, manejo de archivos, protección de sesión y rechazo de solicitudes manipuladas. Las pruebas de rendimiento medirán tiempos de respuesta de endpoints representativos, paginación y carga de documentos dentro de los límites definidos. La compatibilidad se verificará en Android y navegadores modernos con resoluciones y tamaños de pantalla representativos.</w:t>
+        <w:t>Las pruebas de seguridad combinarán verificaciones internas de autorización por recurso, validación de entradas, manejo de archivos y protección de sesión con un reporte automatizado de la configuración HTTP de la versión web. Para este último se utilizará Mozilla HTTP Observatory sobre https://www.clinia.win/, revisando la configuración y las cabeceras de seguridad que la herramienta evalúa. Las pruebas de rendimiento de la versión web se ejecutarán con Google Lighthouse desde Chrome DevTools, conservando los reportes de las páginas representativas como evidencia. La compatibilidad se verificará adicionalmente en Android y navegadores modernos con resoluciones y tamaños de pantalla representativos.</w:t>
       </w:r>
     </w:p>
     <w:p>
@@ -5676,7 +7568,88 @@
     </w:p>
     <w:p>
       <w:r>
-        <w:t>El diseño centrado en las personas considera tareas, contexto y retroalimentación durante la construcción (ISO 9241-210:2019). La accesibilidad se revisará con criterios aplicables de WCAG 2.2, incluyendo etiquetas, orden de foco, contraste, tamaño de texto y áreas de interacción. La usabilidad se interpretará mediante eficacia, esfuerzo y satisfacción percibida (ISO 9241-11:2018).</w:t>
+        <w:t xml:space="preserve">El diseño centrado en las personas considera tareas, contexto y retroalimentación durante la construcción </w:t>
+      </w:r>
+      <w:r>
+        <w:fldChar w:fldCharType="begin"/>
+      </w:r>
+      <w:r>
+        <w:instrText xml:space="preserve"> CITATION ISO92412102019 \l 3082 </w:instrText>
+      </w:r>
+      <w:r>
+        <w:fldChar w:fldCharType="separate"/>
+      </w:r>
+      <w:r>
+        <w:rPr>
+          <w:noProof/>
+        </w:rPr>
+        <w:t xml:space="preserve"> </w:t>
+      </w:r>
+      <w:r>
+        <w:rPr>
+          <w:noProof/>
+        </w:rPr>
+        <w:t>(ISO 9241-210:2019, 2019)</w:t>
+      </w:r>
+      <w:r>
+        <w:fldChar w:fldCharType="end"/>
+      </w:r>
+      <w:r>
+        <w:t xml:space="preserve">. La accesibilidad se revisará con criterios aplicables de WCAG 2.2 </w:t>
+      </w:r>
+      <w:r>
+        <w:fldChar w:fldCharType="begin"/>
+      </w:r>
+      <w:r>
+        <w:instrText xml:space="preserve"> CITATION WCAG2023 \l 3082 </w:instrText>
+      </w:r>
+      <w:r>
+        <w:fldChar w:fldCharType="separate"/>
+      </w:r>
+      <w:r>
+        <w:rPr>
+          <w:noProof/>
+        </w:rPr>
+        <w:t xml:space="preserve"> </w:t>
+      </w:r>
+      <w:r>
+        <w:rPr>
+          <w:noProof/>
+        </w:rPr>
+        <w:t>(World Wide Web Consortium, 2023)</w:t>
+      </w:r>
+      <w:r>
+        <w:fldChar w:fldCharType="end"/>
+      </w:r>
+      <w:r>
+        <w:t xml:space="preserve">, incluyendo etiquetas, orden de foco, contraste, tamaño de texto y áreas de interacción. La usabilidad se interpretará mediante eficacia, esfuerzo y satisfacción percibida </w:t>
+      </w:r>
+      <w:r>
+        <w:fldChar w:fldCharType="begin"/>
+      </w:r>
+      <w:r>
+        <w:instrText xml:space="preserve"> CITATION ISO9241112018 \l 3082 </w:instrText>
+      </w:r>
+      <w:r>
+        <w:fldChar w:fldCharType="separate"/>
+      </w:r>
+      <w:r>
+        <w:rPr>
+          <w:noProof/>
+        </w:rPr>
+        <w:t xml:space="preserve"> </w:t>
+      </w:r>
+      <w:r>
+        <w:rPr>
+          <w:noProof/>
+        </w:rPr>
+        <w:t>(ISO 9241-11:2018, 2018)</w:t>
+      </w:r>
+      <w:r>
+        <w:fldChar w:fldCharType="end"/>
+      </w:r>
+      <w:r>
+        <w:t>.</w:t>
       </w:r>
     </w:p>
     <w:p>
@@ -5699,7 +7672,34 @@
     </w:p>
     <w:p>
       <w:r>
-        <w:t>La System Usability Scale es un cuestionario de diez ítems con escala de cinco puntos que permite obtener una puntuación estandarizada de 0 a 100 (Brooke, 1996). En el proyecto se aplicará después de que cada participante complete tareas representativas. La puntuación se reportará de forma descriptiva y se complementará con tiempos, errores y observaciones.</w:t>
+        <w:t xml:space="preserve">La System Usability Scale es un cuestionario de diez ítems con escala de cinco puntos que permite obtener una puntuación estandarizada de 0 a 100 </w:t>
+      </w:r>
+      <w:r>
+        <w:fldChar w:fldCharType="begin"/>
+      </w:r>
+      <w:r>
+        <w:instrText xml:space="preserve"> CITATION Brooke1996 \l 3082 </w:instrText>
+      </w:r>
+      <w:r>
+        <w:fldChar w:fldCharType="separate"/>
+      </w:r>
+      <w:r>
+        <w:rPr>
+          <w:noProof/>
+        </w:rPr>
+        <w:t xml:space="preserve"> </w:t>
+      </w:r>
+      <w:r>
+        <w:rPr>
+          <w:noProof/>
+        </w:rPr>
+        <w:t>(Brooke, 1996)</w:t>
+      </w:r>
+      <w:r>
+        <w:fldChar w:fldCharType="end"/>
+      </w:r>
+      <w:r>
+        <w:t>. En el proyecto se aplicará después de que cada participante complete tareas representativas. La puntuación se reportará de forma descriptiva y se complementará con tiempos, errores y observaciones.</w:t>
       </w:r>
     </w:p>
     <w:p>
@@ -5713,7 +7713,11 @@
     </w:p>
     <w:p>
       <w:r>
-        <w:t>La IA se evaluará con casos sintéticos para evitar utilizar información clínica real. La rúbrica verificará cobertura de los datos seleccionados, coherencia con el contenido de entrada, presencia de advertencias, identificación justificable de datos incompletos o contradictorios y ausencia de diagnósticos, riesgo clínico o recomendaciones de tratamiento. Las respuestas inciertas o incorrectas se documentarán como defectos del módulo y no se presentarán como información clínica válida.</w:t>
+        <w:t xml:space="preserve">La IA se evaluará con casos sintéticos para evitar utilizar información clínica real. La rúbrica verificará cobertura de los datos seleccionados, coherencia con el contenido de entrada, presencia de advertencias, identificación justificable de datos incompletos o contradictorios y </w:t>
+      </w:r>
+      <w:r>
+        <w:lastRenderedPageBreak/>
+        <w:t>ausencia de diagnósticos, riesgo clínico o recomendaciones de tratamiento. Las respuestas inciertas o incorrectas se documentarán como defectos del módulo y no se presentarán como información clínica válida.</w:t>
       </w:r>
     </w:p>
     <w:p>
@@ -9540,10 +11544,7 @@
               <w:ind w:firstLine="0"/>
             </w:pPr>
             <w:r>
-              <w:rPr>
-                <w:sz w:val="16"/>
-              </w:rPr>
-              <w:t>El 95 % de endpoints ordinarios del prototipo deberá responder dentro del umbral definido en ambiente de prueba, excluyendo la latencia del proveedor de IA.</w:t>
+              <w:t>La versión web deberá ser evaluada con Google Lighthouse desde Chrome DevTools y conservar reportes de rendimiento de páginas representativas del sistema.</w:t>
             </w:r>
           </w:p>
         </w:tc>
@@ -9802,6 +11803,7 @@
               <w:rPr>
                 <w:sz w:val="16"/>
               </w:rPr>
+              <w:lastRenderedPageBreak/>
               <w:t>RNF-13</w:t>
             </w:r>
           </w:p>
@@ -9920,7 +11922,6 @@
               <w:rPr>
                 <w:sz w:val="16"/>
               </w:rPr>
-              <w:lastRenderedPageBreak/>
               <w:t>RNF-15</w:t>
             </w:r>
           </w:p>
@@ -10052,7 +12053,7 @@
           <w:noProof/>
         </w:rPr>
         <w:drawing>
-          <wp:inline distT="0" distB="0" distL="0" distR="0" wp14:anchorId="61BF358C" wp14:editId="7F761E16">
+          <wp:inline distT="0" distB="0" distL="0" distR="0" wp14:anchorId="3C7B23D3" wp14:editId="5B1A3C27">
             <wp:extent cx="3474720" cy="6273603"/>
             <wp:effectExtent l="0" t="0" r="0" b="0"/>
             <wp:docPr id="4" name="Picture 4"/>
@@ -10096,6 +12097,7 @@
         <w:jc w:val="center"/>
       </w:pPr>
       <w:r>
+        <w:lastRenderedPageBreak/>
         <w:t>Figura 2.1. Diagrama general de casos de uso</w:t>
       </w:r>
     </w:p>
@@ -10110,7 +12112,6 @@
     </w:p>
     <w:p>
       <w:r>
-        <w:lastRenderedPageBreak/>
         <w:t>El diagrama general agrupa las interacciones esenciales sin representar cada operación CRUD por separado. Los casos detallados se especifican a continuación. Las precondiciones y flujos alternativos sirven como base para los casos de prueba del capítulo III.</w:t>
       </w:r>
     </w:p>
@@ -11569,6 +13570,7 @@
               <w:rPr>
                 <w:sz w:val="16"/>
               </w:rPr>
+              <w:lastRenderedPageBreak/>
               <w:t>Precondición</w:t>
             </w:r>
           </w:p>
@@ -11692,7 +13694,6 @@
               <w:rPr>
                 <w:sz w:val="16"/>
               </w:rPr>
-              <w:lastRenderedPageBreak/>
               <w:t>Flujos alternativos</w:t>
             </w:r>
           </w:p>
@@ -13337,6 +15338,7 @@
               <w:rPr>
                 <w:sz w:val="16"/>
               </w:rPr>
+              <w:lastRenderedPageBreak/>
               <w:t>Flujos alternativos</w:t>
             </w:r>
           </w:p>
@@ -13409,7 +15411,6 @@
         <w:jc w:val="center"/>
       </w:pPr>
       <w:r>
-        <w:lastRenderedPageBreak/>
         <w:t>Fuente: Elaboración propia, 2026</w:t>
       </w:r>
     </w:p>
@@ -15063,7 +17064,6 @@
         <w:ind w:firstLine="0"/>
       </w:pPr>
       <w:r>
-        <w:lastRenderedPageBreak/>
         <w:t>2.4 ARQUITECTURA DEL SISTEMA</w:t>
       </w:r>
     </w:p>
@@ -15092,7 +17092,7 @@
           <w:noProof/>
         </w:rPr>
         <w:drawing>
-          <wp:inline distT="0" distB="0" distL="0" distR="0" wp14:anchorId="716D3736" wp14:editId="05EC1153">
+          <wp:inline distT="0" distB="0" distL="0" distR="0" wp14:anchorId="18829098" wp14:editId="63F1C453">
             <wp:extent cx="5669280" cy="2050012"/>
             <wp:effectExtent l="0" t="0" r="0" b="0"/>
             <wp:docPr id="5" name="Picture 5"/>
@@ -15159,7 +17159,7 @@
     </w:p>
     <w:p>
       <w:r>
-        <w:t>A nivel de componentes, la interfaz consume servicios de autenticación, perfiles, historia longitudinal, documentos, búsqueda, IA y auditoría. El módulo de IA depende de la información recuperada por el backend y nunca consulta la base directamente. El despliegue separa los dispositivos cliente del servidor de aplicación y mantiene las dependencias de datos en redes o servicios privados.</w:t>
+        <w:t>A nivel de componentes, Clinia consume servicios de autenticación, perfiles, historia longitudinal, documentos, búsqueda, IA y auditoría. El módulo de IA depende de la información recuperada por el backend y nunca consulta la base directamente. Android y web compartirán la API del sistema; la versión web pública se desplegará en clinia.win. El despliegue separa los dispositivos cliente del servidor de aplicación y mantiene las dependencias de datos en servicios privados.</w:t>
       </w:r>
     </w:p>
     <w:p>
@@ -15174,7 +17174,7 @@
         </w:rPr>
         <w:lastRenderedPageBreak/>
         <w:drawing>
-          <wp:inline distT="0" distB="0" distL="0" distR="0" wp14:anchorId="4C61569F" wp14:editId="4D44F7D0">
+          <wp:inline distT="0" distB="0" distL="0" distR="0" wp14:anchorId="4D058B54" wp14:editId="68BEF3EC">
             <wp:extent cx="5486400" cy="3704838"/>
             <wp:effectExtent l="0" t="0" r="0" b="0"/>
             <wp:docPr id="6" name="Picture 6"/>
@@ -15241,7 +17241,7 @@
           <w:noProof/>
         </w:rPr>
         <w:drawing>
-          <wp:inline distT="0" distB="0" distL="0" distR="0" wp14:anchorId="69E3CF89" wp14:editId="639DA6F7">
+          <wp:inline distT="0" distB="0" distL="0" distR="0" wp14:anchorId="00A09FD9" wp14:editId="2D20E5A8">
             <wp:extent cx="5486400" cy="1502040"/>
             <wp:effectExtent l="0" t="0" r="0" b="0"/>
             <wp:docPr id="7" name="Picture 7"/>
@@ -15332,7 +17332,7 @@
         </w:rPr>
         <w:lastRenderedPageBreak/>
         <w:drawing>
-          <wp:inline distT="0" distB="0" distL="0" distR="0" wp14:anchorId="321B36A9" wp14:editId="590CBE92">
+          <wp:inline distT="0" distB="0" distL="0" distR="0" wp14:anchorId="62171CBF" wp14:editId="2BB6B201">
             <wp:extent cx="5715000" cy="5593867"/>
             <wp:effectExtent l="0" t="0" r="0" b="0"/>
             <wp:docPr id="8" name="Picture 8"/>
@@ -16395,7 +18395,7 @@
           <w:noProof/>
         </w:rPr>
         <w:drawing>
-          <wp:inline distT="0" distB="0" distL="0" distR="0" wp14:anchorId="58F7C453" wp14:editId="34338376">
+          <wp:inline distT="0" distB="0" distL="0" distR="0" wp14:anchorId="1AD78DA8" wp14:editId="5A622FD6">
             <wp:extent cx="5303520" cy="3596341"/>
             <wp:effectExtent l="0" t="0" r="0" b="0"/>
             <wp:docPr id="9" name="Picture 9"/>
@@ -16485,7 +18485,7 @@
           <w:noProof/>
         </w:rPr>
         <w:drawing>
-          <wp:inline distT="0" distB="0" distL="0" distR="0" wp14:anchorId="37472181" wp14:editId="3EDD3153">
+          <wp:inline distT="0" distB="0" distL="0" distR="0" wp14:anchorId="03D1FB5D" wp14:editId="29A4D15D">
             <wp:extent cx="5394960" cy="234749"/>
             <wp:effectExtent l="0" t="0" r="0" b="0"/>
             <wp:docPr id="10" name="Picture 10"/>
@@ -17760,7 +19760,23 @@
                 <w:sz w:val="16"/>
                 <w:lang w:val="en-US"/>
               </w:rPr>
-              <w:t>POST /profiles/:id/ai/review</w:t>
+              <w:t>POST /</w:t>
+            </w:r>
+            <w:proofErr w:type="gramStart"/>
+            <w:r>
+              <w:rPr>
+                <w:sz w:val="16"/>
+                <w:lang w:val="en-US"/>
+              </w:rPr>
+              <w:t>profiles/:</w:t>
+            </w:r>
+            <w:proofErr w:type="gramEnd"/>
+            <w:r>
+              <w:rPr>
+                <w:sz w:val="16"/>
+                <w:lang w:val="en-US"/>
+              </w:rPr>
+              <w:t>id/ai/review</w:t>
             </w:r>
           </w:p>
         </w:tc>
@@ -17918,7 +19934,7 @@
           <w:noProof/>
         </w:rPr>
         <w:drawing>
-          <wp:inline distT="0" distB="0" distL="0" distR="0" wp14:anchorId="46BA005D" wp14:editId="68ACC700">
+          <wp:inline distT="0" distB="0" distL="0" distR="0" wp14:anchorId="3300A791" wp14:editId="3B2923CB">
             <wp:extent cx="5486400" cy="6132228"/>
             <wp:effectExtent l="0" t="0" r="0" b="0"/>
             <wp:docPr id="11" name="Picture 11"/>
@@ -17986,7 +20002,7 @@
         </w:rPr>
         <w:lastRenderedPageBreak/>
         <w:drawing>
-          <wp:inline distT="0" distB="0" distL="0" distR="0" wp14:anchorId="475B3553" wp14:editId="11198154">
+          <wp:inline distT="0" distB="0" distL="0" distR="0" wp14:anchorId="344EEC7A" wp14:editId="52D2D3F8">
             <wp:extent cx="5486400" cy="6132228"/>
             <wp:effectExtent l="0" t="0" r="0" b="0"/>
             <wp:docPr id="12" name="Picture 12"/>
@@ -18054,7 +20070,7 @@
         </w:rPr>
         <w:lastRenderedPageBreak/>
         <w:drawing>
-          <wp:inline distT="0" distB="0" distL="0" distR="0" wp14:anchorId="1A8334A2" wp14:editId="3686D869">
+          <wp:inline distT="0" distB="0" distL="0" distR="0" wp14:anchorId="7D1AAE27" wp14:editId="0397FEF0">
             <wp:extent cx="5486400" cy="5788022"/>
             <wp:effectExtent l="0" t="0" r="0" b="0"/>
             <wp:docPr id="13" name="Picture 13"/>
@@ -18122,7 +20138,7 @@
         </w:rPr>
         <w:lastRenderedPageBreak/>
         <w:drawing>
-          <wp:inline distT="0" distB="0" distL="0" distR="0" wp14:anchorId="6E28F867" wp14:editId="34CE7377">
+          <wp:inline distT="0" distB="0" distL="0" distR="0" wp14:anchorId="791BFEE5" wp14:editId="420EA2DC">
             <wp:extent cx="5486400" cy="6021977"/>
             <wp:effectExtent l="0" t="0" r="0" b="0"/>
             <wp:docPr id="14" name="Picture 14"/>
@@ -18236,7 +20252,7 @@
     </w:p>
     <w:p>
       <w:r>
-        <w:t>Las pruebas se dividirán en funcionales, integración, seguridad, rendimiento, compatibilidad, accesibilidad, usabilidad y evaluación del módulo de IA. Los defectos se registrarán en el repositorio con severidad, pasos para reproducir, evidencia, requisito relacionado y estado de corrección. Una corrección deberá someterse a prueba de regresión antes de cerrar el defecto.</w:t>
+        <w:t>Las pruebas se dividirán en funcionales, integración, seguridad, rendimiento, compatibilidad, accesibilidad, usabilidad y evaluación del módulo de IA. Para la versión web de Clinia, las pruebas de rendimiento se documentarán mediante reportes generados con Google Lighthouse desde Chrome DevTools. La revisión automatizada de configuración y cabeceras HTTP de seguridad se documentará mediante el reporte de Mozilla HTTP Observatory ejecutado sobre https://www.clinia.win/. Debido a que HTTP Observatory evalúa la postura de seguridad HTTP del sitio y no toda la lógica interna de la aplicación, se mantendrán casos complementarios para autorización, sesiones, archivos, consultas y minimización de datos. Los defectos se registrarán en el repositorio con severidad, pasos para reproducir, evidencia, requisito relacionado y estado de corrección. Una corrección deberá someterse a prueba de regresión antes de cerrar el defecto.</w:t>
       </w:r>
     </w:p>
     <w:p>
@@ -20512,7 +22528,6 @@
               <w:rPr>
                 <w:sz w:val="15"/>
               </w:rPr>
-              <w:lastRenderedPageBreak/>
               <w:t>PI-02</w:t>
             </w:r>
           </w:p>
@@ -21084,6 +23099,7 @@
       </w:tblGrid>
       <w:tr>
         <w:trPr>
+          <w:cantSplit/>
           <w:tblHeader/>
           <w:jc w:val="center"/>
         </w:trPr>
@@ -21170,6 +23186,7 @@
       </w:tr>
       <w:tr>
         <w:trPr>
+          <w:cantSplit/>
           <w:jc w:val="center"/>
         </w:trPr>
         <w:tc>
@@ -21201,10 +23218,7 @@
               <w:ind w:firstLine="0"/>
             </w:pPr>
             <w:r>
-              <w:rPr>
-                <w:sz w:val="15"/>
-              </w:rPr>
-              <w:t>Autorización horizontal</w:t>
+              <w:t>Configuración HTTP externa</w:t>
             </w:r>
           </w:p>
         </w:tc>
@@ -21219,10 +23233,7 @@
               <w:ind w:firstLine="0"/>
             </w:pPr>
             <w:r>
-              <w:rPr>
-                <w:sz w:val="15"/>
-              </w:rPr>
-              <w:t>Solicitar /profiles/:id ajeno</w:t>
+              <w:t>Ejecutar Mozilla HTTP Observatory sobre clinia.win.</w:t>
             </w:r>
           </w:p>
         </w:tc>
@@ -21237,16 +23248,14 @@
               <w:ind w:firstLine="0"/>
             </w:pPr>
             <w:r>
-              <w:rPr>
-                <w:sz w:val="15"/>
-              </w:rPr>
-              <w:t>Respuesta denegada; no se filtra contenido y el evento queda trazable.</w:t>
+              <w:t>Generar y archivar el reporte; revisar cabeceras y corregir o justificar los hallazgos relevantes antes de la defensa.</w:t>
             </w:r>
           </w:p>
         </w:tc>
       </w:tr>
       <w:tr>
         <w:trPr>
+          <w:cantSplit/>
           <w:jc w:val="center"/>
         </w:trPr>
         <w:tc>
@@ -21324,6 +23333,7 @@
       </w:tr>
       <w:tr>
         <w:trPr>
+          <w:cantSplit/>
           <w:jc w:val="center"/>
         </w:trPr>
         <w:tc>
@@ -21401,6 +23411,7 @@
       </w:tr>
       <w:tr>
         <w:trPr>
+          <w:cantSplit/>
           <w:jc w:val="center"/>
         </w:trPr>
         <w:tc>
@@ -21478,6 +23489,7 @@
       </w:tr>
       <w:tr>
         <w:trPr>
+          <w:cantSplit/>
           <w:jc w:val="center"/>
         </w:trPr>
         <w:tc>
@@ -21555,6 +23567,7 @@
       </w:tr>
       <w:tr>
         <w:trPr>
+          <w:cantSplit/>
           <w:jc w:val="center"/>
         </w:trPr>
         <w:tc>
@@ -21632,6 +23645,7 @@
       </w:tr>
       <w:tr>
         <w:trPr>
+          <w:cantSplit/>
           <w:jc w:val="center"/>
         </w:trPr>
         <w:tc>
@@ -21709,6 +23723,7 @@
       </w:tr>
       <w:tr>
         <w:trPr>
+          <w:cantSplit/>
           <w:jc w:val="center"/>
         </w:trPr>
         <w:tc>
@@ -21786,6 +23801,7 @@
       </w:tr>
       <w:tr>
         <w:trPr>
+          <w:cantSplit/>
           <w:jc w:val="center"/>
         </w:trPr>
         <w:tc>
@@ -21863,6 +23879,7 @@
       </w:tr>
       <w:tr>
         <w:trPr>
+          <w:cantSplit/>
           <w:jc w:val="center"/>
         </w:trPr>
         <w:tc>
@@ -21940,6 +23957,7 @@
       </w:tr>
       <w:tr>
         <w:trPr>
+          <w:cantSplit/>
           <w:jc w:val="center"/>
         </w:trPr>
         <w:tc>
@@ -22017,6 +24035,7 @@
       </w:tr>
       <w:tr>
         <w:trPr>
+          <w:cantSplit/>
           <w:jc w:val="center"/>
         </w:trPr>
         <w:tc>
@@ -22142,6 +24161,7 @@
       </w:tblGrid>
       <w:tr>
         <w:trPr>
+          <w:cantSplit/>
           <w:tblHeader/>
           <w:jc w:val="center"/>
         </w:trPr>
@@ -22161,6 +24181,7 @@
                 <w:b/>
                 <w:sz w:val="15"/>
               </w:rPr>
+              <w:lastRenderedPageBreak/>
               <w:t>ID</w:t>
             </w:r>
           </w:p>
@@ -22228,6 +24249,7 @@
       </w:tr>
       <w:tr>
         <w:trPr>
+          <w:cantSplit/>
           <w:jc w:val="center"/>
         </w:trPr>
         <w:tc>
@@ -22259,10 +24281,7 @@
               <w:ind w:firstLine="0"/>
             </w:pPr>
             <w:r>
-              <w:rPr>
-                <w:sz w:val="15"/>
-              </w:rPr>
-              <w:t>GET línea de tiempo</w:t>
+              <w:t>Clinia Web - página inicial</w:t>
             </w:r>
           </w:p>
         </w:tc>
@@ -22277,10 +24296,7 @@
               <w:ind w:firstLine="0"/>
             </w:pPr>
             <w:r>
-              <w:rPr>
-                <w:sz w:val="15"/>
-              </w:rPr>
-              <w:t>Perfil sintético con 1.000 eventos paginados</w:t>
+              <w:t>Ejecutar Google Lighthouse en Chrome DevTools sobre la página inicial de clinia.win con Performance habilitado.</w:t>
             </w:r>
           </w:p>
         </w:tc>
@@ -22295,16 +24311,14 @@
               <w:ind w:firstLine="0"/>
             </w:pPr>
             <w:r>
-              <w:rPr>
-                <w:sz w:val="15"/>
-              </w:rPr>
-              <w:t>Medir p50, p95 y errores; el p95 deberá permanecer dentro del umbral fijado para el ambiente académico.</w:t>
+              <w:t>Archivar el reporte con puntuación, métricas de carga y oportunidades detectadas.</w:t>
             </w:r>
           </w:p>
         </w:tc>
       </w:tr>
       <w:tr>
         <w:trPr>
+          <w:cantSplit/>
           <w:jc w:val="center"/>
         </w:trPr>
         <w:tc>
@@ -22336,10 +24350,7 @@
               <w:ind w:firstLine="0"/>
             </w:pPr>
             <w:r>
-              <w:rPr>
-                <w:sz w:val="15"/>
-              </w:rPr>
-              <w:t>Búsqueda filtrada</w:t>
+              <w:t>Clinia Web - vista representativa autenticada</w:t>
             </w:r>
           </w:p>
         </w:tc>
@@ -22354,10 +24365,7 @@
               <w:ind w:firstLine="0"/>
             </w:pPr>
             <w:r>
-              <w:rPr>
-                <w:sz w:val="15"/>
-              </w:rPr>
-              <w:t>1.000 eventos + índices</w:t>
+              <w:t>Ejecutar Lighthouse sobre la línea de tiempo autenticada utilizando datos sintéticos.</w:t>
             </w:r>
           </w:p>
         </w:tc>
@@ -22372,16 +24380,14 @@
               <w:ind w:firstLine="0"/>
             </w:pPr>
             <w:r>
-              <w:rPr>
-                <w:sz w:val="15"/>
-              </w:rPr>
-              <w:t>La consulta no degrada de forma abrupta frente a paginación normal.</w:t>
+              <w:t>Archivar el reporte y comparar las métricas después de las correcciones de mayor impacto.</w:t>
             </w:r>
           </w:p>
         </w:tc>
       </w:tr>
       <w:tr>
         <w:trPr>
+          <w:cantSplit/>
           <w:jc w:val="center"/>
         </w:trPr>
         <w:tc>
@@ -22413,10 +24419,7 @@
               <w:ind w:firstLine="0"/>
             </w:pPr>
             <w:r>
-              <w:rPr>
-                <w:sz w:val="15"/>
-              </w:rPr>
-              <w:t>Carga de archivo</w:t>
+              <w:t>Repetibilidad del reporte</w:t>
             </w:r>
           </w:p>
         </w:tc>
@@ -22431,10 +24434,7 @@
               <w:ind w:firstLine="0"/>
             </w:pPr>
             <w:r>
-              <w:rPr>
-                <w:sz w:val="15"/>
-              </w:rPr>
-              <w:t>PDF cercano al límite</w:t>
+              <w:t>Repetir la auditoría en condiciones equivalentes después de aplicar optimizaciones.</w:t>
             </w:r>
           </w:p>
         </w:tc>
@@ -22449,16 +24449,14 @@
               <w:ind w:firstLine="0"/>
             </w:pPr>
             <w:r>
-              <w:rPr>
-                <w:sz w:val="15"/>
-              </w:rPr>
-              <w:t>La carga completa o falla controladamente sin bloquear la interfaz.</w:t>
+              <w:t>Documentar la configuración utilizada y conservar evidencia de la evolución de las métricas.</w:t>
             </w:r>
           </w:p>
         </w:tc>
       </w:tr>
       <w:tr>
         <w:trPr>
+          <w:cantSplit/>
           <w:jc w:val="center"/>
         </w:trPr>
         <w:tc>
@@ -22536,6 +24534,7 @@
       </w:tr>
       <w:tr>
         <w:trPr>
+          <w:cantSplit/>
           <w:jc w:val="center"/>
         </w:trPr>
         <w:tc>
@@ -22613,6 +24612,7 @@
       </w:tr>
       <w:tr>
         <w:trPr>
+          <w:cantSplit/>
           <w:jc w:val="center"/>
         </w:trPr>
         <w:tc>
@@ -22690,6 +24690,7 @@
       </w:tr>
       <w:tr>
         <w:trPr>
+          <w:cantSplit/>
           <w:jc w:val="center"/>
         </w:trPr>
         <w:tc>
@@ -22773,7 +24774,6 @@
         <w:jc w:val="center"/>
       </w:pPr>
       <w:r>
-        <w:lastRenderedPageBreak/>
         <w:t>Fuente: Elaboración propia, 2026</w:t>
       </w:r>
     </w:p>
@@ -23378,7 +25378,11 @@
     </w:p>
     <w:p>
       <w:r>
-        <w:t>La evaluación de IA utilizará historiales ficticios o sintéticos con situaciones controladas: datos completos, campos omitidos, duplicados, fechas contradictorias y registros sin relación. La finalidad es verificar que la herramienta respete el alcance, no determinar si puede diagnosticar enfermedades. Cada salida conservará el identificador del caso, versión de instrucciones, fecha y resultado para permitir análisis de errores.</w:t>
+        <w:t xml:space="preserve">La evaluación de IA utilizará historiales ficticios o sintéticos con situaciones controladas: datos completos, campos omitidos, duplicados, fechas contradictorias y registros sin relación. La finalidad es verificar que la herramienta respete el alcance, no determinar si puede diagnosticar </w:t>
+      </w:r>
+      <w:r>
+        <w:lastRenderedPageBreak/>
+        <w:t>enfermedades. Cada salida conservará el identificador del caso, versión de instrucciones, fecha y resultado para permitir análisis de errores.</w:t>
       </w:r>
     </w:p>
     <w:p>
@@ -23956,7 +25960,6 @@
                 <w:b/>
                 <w:sz w:val="15"/>
               </w:rPr>
-              <w:lastRenderedPageBreak/>
               <w:t>Objetivo</w:t>
             </w:r>
           </w:p>
@@ -24730,10 +26733,7 @@
               <w:ind w:firstLine="0"/>
             </w:pPr>
             <w:r>
-              <w:rPr>
-                <w:sz w:val="16"/>
-              </w:rPr>
-              <w:t>Servidor de aplicación, base de datos, almacenamiento privado y dominio</w:t>
+              <w:t>Servidor de aplicación, base de datos, almacenamiento privado y dominio clinia.win</w:t>
             </w:r>
           </w:p>
         </w:tc>
@@ -25754,10 +27754,7 @@
               <w:ind w:firstLine="0"/>
             </w:pPr>
             <w:r>
-              <w:rPr>
-                <w:sz w:val="16"/>
-              </w:rPr>
-              <w:t>Dominio / DNS</w:t>
+              <w:t>Dominio clinia.win / DNS</w:t>
             </w:r>
           </w:p>
         </w:tc>
@@ -26279,6 +28276,7 @@
     </w:p>
     <w:p>
       <w:r>
+        <w:lastRenderedPageBreak/>
         <w:t>Los montos son referenciales para una etapa académica de bajo volumen. La elección final de proveedor deberá documentarse al momento de contratación y reemplazar estas cifras por cotizaciones o comprobantes reales cuando corresponda.</w:t>
       </w:r>
     </w:p>
@@ -26288,7 +28286,6 @@
         <w:ind w:firstLine="0"/>
       </w:pPr>
       <w:r>
-        <w:lastRenderedPageBreak/>
         <w:t>4.4 COSTOS DE INVESTIGACIÓN Y PRUEBAS</w:t>
       </w:r>
     </w:p>
@@ -27489,6 +29486,7 @@
               <w:rPr>
                 <w:sz w:val="16"/>
               </w:rPr>
+              <w:lastRenderedPageBreak/>
               <w:t>IA, seguridad e integración</w:t>
             </w:r>
           </w:p>
@@ -27656,7 +29654,6 @@
         <w:jc w:val="center"/>
       </w:pPr>
       <w:r>
-        <w:lastRenderedPageBreak/>
         <w:t>Fuente: Elaboración propia, 2026</w:t>
       </w:r>
     </w:p>
@@ -27958,7 +29955,23 @@
           <w:sz w:val="20"/>
           <w:lang w:val="en-US"/>
         </w:rPr>
-        <w:t>Brooke, J. (1996). SUS: A quick and dirty usability scale. En P. W. Jordan, B. Thomas, B. A. Weerdmeester &amp; A. L. McClelland (Eds.), Usability evaluation in industry (pp. 189-194). Taylor &amp; Francis.</w:t>
+        <w:t xml:space="preserve">Brooke, J. (1996). SUS: A quick and dirty usability scale. En P. W. Jordan, B. Thomas, B. A. </w:t>
+      </w:r>
+      <w:proofErr w:type="spellStart"/>
+      <w:r>
+        <w:rPr>
+          <w:sz w:val="20"/>
+          <w:lang w:val="en-US"/>
+        </w:rPr>
+        <w:t>Weerdmeester</w:t>
+      </w:r>
+      <w:proofErr w:type="spellEnd"/>
+      <w:r>
+        <w:rPr>
+          <w:sz w:val="20"/>
+          <w:lang w:val="en-US"/>
+        </w:rPr>
+        <w:t xml:space="preserve"> &amp; A. L. McClelland (Eds.), Usability evaluation in industry (pp. 189-194). Taylor &amp; Francis.</w:t>
       </w:r>
     </w:p>
     <w:p>
@@ -27975,7 +29988,23 @@
           <w:sz w:val="20"/>
           <w:lang w:val="en-US"/>
         </w:rPr>
-        <w:t>Chacon, S., &amp; Straub, B. (2014). Pro Git (2.a ed.). Apress. https://git-scm.com/book/en/v2</w:t>
+        <w:t xml:space="preserve">Chacon, S., &amp; Straub, B. (2014). Pro Git (2.a ed.). </w:t>
+      </w:r>
+      <w:proofErr w:type="spellStart"/>
+      <w:r>
+        <w:rPr>
+          <w:sz w:val="20"/>
+          <w:lang w:val="en-US"/>
+        </w:rPr>
+        <w:t>Apress</w:t>
+      </w:r>
+      <w:proofErr w:type="spellEnd"/>
+      <w:r>
+        <w:rPr>
+          <w:sz w:val="20"/>
+          <w:lang w:val="en-US"/>
+        </w:rPr>
+        <w:t>. https://git-scm.com/book/en/v2</w:t>
       </w:r>
     </w:p>
     <w:p>
@@ -28051,19 +30080,16 @@
         <w:pStyle w:val="BodyNoIndent"/>
         <w:spacing w:after="100"/>
         <w:ind w:left="567" w:hanging="567"/>
+        <w:rPr>
+          <w:lang w:val="en-US"/>
+        </w:rPr>
       </w:pPr>
       <w:r>
         <w:rPr>
           <w:sz w:val="20"/>
           <w:lang w:val="en-US"/>
         </w:rPr>
-        <w:t xml:space="preserve">Fink, A. (2019). Conducting research literature reviews: From the Internet to paper (5.a ed.). </w:t>
-      </w:r>
-      <w:r>
-        <w:rPr>
-          <w:sz w:val="20"/>
-        </w:rPr>
-        <w:t>SAGE Publications.</w:t>
+        <w:t>Fink, A. (2019). Conducting research literature reviews: From the Internet to paper (5.a ed.). SAGE Publications.</w:t>
       </w:r>
     </w:p>
     <w:p>
@@ -28078,15 +30104,9 @@
       <w:r>
         <w:rPr>
           <w:sz w:val="20"/>
-        </w:rPr>
-        <w:t xml:space="preserve">Hernández Sampieri, R., Fernández Collado, C., &amp; Baptista Lucio, M. (2014). </w:t>
-      </w:r>
-      <w:r>
-        <w:rPr>
-          <w:sz w:val="20"/>
           <w:lang w:val="en-US"/>
         </w:rPr>
-        <w:t>Metodología de la investigación (6.a ed.). McGraw-Hill.</w:t>
+        <w:t>Google. (2026). Introduction to Lighthouse. Chrome for Developers. https://developer.chrome.com/docs/lighthouse/overview/</w:t>
       </w:r>
     </w:p>
     <w:p>
@@ -28101,68 +30121,40 @@
       <w:r>
         <w:rPr>
           <w:sz w:val="20"/>
-          <w:lang w:val="en-US"/>
         </w:rPr>
-        <w:t>ISO 9241-11:2018. Ergonomics of human-system interaction - Part 11: Usability: Definitions and concepts. (2018). International Organization for Standardization.</w:t>
-      </w:r>
-    </w:p>
-    <w:p>
-      <w:pPr>
-        <w:pStyle w:val="BodyNoIndent"/>
-        <w:spacing w:after="100"/>
-        <w:ind w:left="567" w:hanging="567"/>
-      </w:pPr>
+        <w:t xml:space="preserve">Hernández Sampieri, R., Fernández Collado, C., &amp; Baptista Lucio, M. (2014). </w:t>
+      </w:r>
+      <w:proofErr w:type="spellStart"/>
       <w:r>
         <w:rPr>
           <w:sz w:val="20"/>
           <w:lang w:val="en-US"/>
         </w:rPr>
-        <w:t xml:space="preserve">ISO 9241-210:2019. Ergonomics of human-system interaction - Part 210: Human-centred design for interactive systems. </w:t>
-      </w:r>
+        <w:t>Metodología</w:t>
+      </w:r>
+      <w:proofErr w:type="spellEnd"/>
       <w:r>
         <w:rPr>
           <w:sz w:val="20"/>
+          <w:lang w:val="en-US"/>
         </w:rPr>
-        <w:t>(2019). International Organization for Standardization.</w:t>
-      </w:r>
-    </w:p>
-    <w:p>
-      <w:pPr>
-        <w:pStyle w:val="BodyNoIndent"/>
-        <w:spacing w:after="100"/>
-        <w:ind w:left="567" w:hanging="567"/>
-      </w:pPr>
+        <w:t xml:space="preserve"> de la </w:t>
+      </w:r>
+      <w:proofErr w:type="spellStart"/>
       <w:r>
         <w:rPr>
           <w:sz w:val="20"/>
+          <w:lang w:val="en-US"/>
         </w:rPr>
-        <w:t>Lozada, J. (2014). Investigación aplicada: Definición, propiedad intelectual e industria. CienciAmérica, 3(1), 34-39.</w:t>
-      </w:r>
-    </w:p>
-    <w:p>
-      <w:pPr>
-        <w:pStyle w:val="BodyNoIndent"/>
-        <w:spacing w:after="100"/>
-        <w:ind w:left="567" w:hanging="567"/>
-      </w:pPr>
+        <w:t>investigación</w:t>
+      </w:r>
+      <w:proofErr w:type="spellEnd"/>
       <w:r>
         <w:rPr>
           <w:sz w:val="20"/>
+          <w:lang w:val="en-US"/>
         </w:rPr>
-        <w:t>MySQL Reference Manual. (2026). Oracle. https://dev.mysql.com/doc/refman/en/</w:t>
-      </w:r>
-    </w:p>
-    <w:p>
-      <w:pPr>
-        <w:pStyle w:val="BodyNoIndent"/>
-        <w:spacing w:after="100"/>
-        <w:ind w:left="567" w:hanging="567"/>
-      </w:pPr>
-      <w:r>
-        <w:rPr>
-          <w:sz w:val="20"/>
-        </w:rPr>
-        <w:t>Node.js Documentation. (2026). https://nodejs.org/docs/latest/api/</w:t>
+        <w:t xml:space="preserve"> (6.a ed.). McGraw-Hill.</w:t>
       </w:r>
     </w:p>
     <w:p>
@@ -28179,7 +30171,43 @@
           <w:sz w:val="20"/>
           <w:lang w:val="en-US"/>
         </w:rPr>
-        <w:t>Ohno, T. (1988). Toyota production system: Beyond large-scale production. Productivity Press.</w:t>
+        <w:t>ISO 9241-11:2018. Ergonomics of human-system interaction - Part 11: Usability: Definitions and concepts. (2018). International Organization for Standardization.</w:t>
+      </w:r>
+    </w:p>
+    <w:p>
+      <w:pPr>
+        <w:pStyle w:val="BodyNoIndent"/>
+        <w:spacing w:after="100"/>
+        <w:ind w:left="567" w:hanging="567"/>
+      </w:pPr>
+      <w:r>
+        <w:rPr>
+          <w:sz w:val="20"/>
+          <w:lang w:val="en-US"/>
+        </w:rPr>
+        <w:t>ISO 9241-210:2019. Ergonomics of human-system interaction - Part 210: Human-</w:t>
+      </w:r>
+      <w:proofErr w:type="spellStart"/>
+      <w:r>
+        <w:rPr>
+          <w:sz w:val="20"/>
+          <w:lang w:val="en-US"/>
+        </w:rPr>
+        <w:t>centred</w:t>
+      </w:r>
+      <w:proofErr w:type="spellEnd"/>
+      <w:r>
+        <w:rPr>
+          <w:sz w:val="20"/>
+          <w:lang w:val="en-US"/>
+        </w:rPr>
+        <w:t xml:space="preserve"> design for interactive systems. </w:t>
+      </w:r>
+      <w:r>
+        <w:rPr>
+          <w:sz w:val="20"/>
+        </w:rPr>
+        <w:t>(2019). International Organization for Standardization.</w:t>
       </w:r>
     </w:p>
     <w:p>
@@ -28194,9 +30222,24 @@
       <w:r>
         <w:rPr>
           <w:sz w:val="20"/>
+        </w:rPr>
+        <w:t xml:space="preserve">Lozada, J. (2014). Investigación aplicada: Definición, propiedad intelectual e industria. </w:t>
+      </w:r>
+      <w:proofErr w:type="spellStart"/>
+      <w:r>
+        <w:rPr>
+          <w:sz w:val="20"/>
           <w:lang w:val="en-US"/>
         </w:rPr>
-        <w:t>OWASP Application Security Verification Standard (ASVS) 5.0.0. (2025). OWASP Foundation. https://owasp.org/www-project-application-security-verification-standard/</w:t>
+        <w:t>CienciAmérica</w:t>
+      </w:r>
+      <w:proofErr w:type="spellEnd"/>
+      <w:r>
+        <w:rPr>
+          <w:sz w:val="20"/>
+          <w:lang w:val="en-US"/>
+        </w:rPr>
+        <w:t>, 3(1), 34-39.</w:t>
       </w:r>
     </w:p>
     <w:p>
@@ -28213,7 +30256,7 @@
           <w:sz w:val="20"/>
           <w:lang w:val="en-US"/>
         </w:rPr>
-        <w:t>Ponto, J. (2015). Understanding and evaluating survey research. Journal of the Advanced Practitioner in Oncology, 6(2), 168-171.</w:t>
+        <w:t>MDN Web Docs. (2026). HTTP Observatory: Frequently asked questions. https://developer.mozilla.org/en-US/observatory/docs/faq</w:t>
       </w:r>
     </w:p>
     <w:p>
@@ -28230,7 +30273,7 @@
           <w:sz w:val="20"/>
           <w:lang w:val="en-US"/>
         </w:rPr>
-        <w:t>Postman Docs. (2026). https://learning.postman.com/docs/</w:t>
+        <w:t>MySQL Reference Manual. (2026). Oracle. https://dev.mysql.com/doc/refman/en/</w:t>
       </w:r>
     </w:p>
     <w:p>
@@ -28247,8 +30290,7 @@
           <w:sz w:val="20"/>
           <w:lang w:val="en-US"/>
         </w:rPr>
-        <w:lastRenderedPageBreak/>
-        <w:t>React Native Documentation. (2026). https://reactnative.dev/docs/getting-started</w:t>
+        <w:t>Node.js Documentation. (2026). https://nodejs.org/docs/latest/api/</w:t>
       </w:r>
     </w:p>
     <w:p>
@@ -28265,7 +30307,7 @@
           <w:sz w:val="20"/>
           <w:lang w:val="en-US"/>
         </w:rPr>
-        <w:t>React Native for Web Documentation. (2026). https://necolas.github.io/react-native-web/docs/</w:t>
+        <w:t>Ohno, T. (1988). Toyota production system: Beyond large-scale production. Productivity Press.</w:t>
       </w:r>
     </w:p>
     <w:p>
@@ -28282,7 +30324,109 @@
           <w:sz w:val="20"/>
           <w:lang w:val="en-US"/>
         </w:rPr>
-        <w:t>Tang, P. C., Ash, J. S., Bates, D. W., Overhage, J. M., &amp; Sands, D. Z. (2006). Personal health records: Definitions, benefits, and strategies for overcoming barriers to adoption. Journal of the American Medical Informatics Association, 13(2), 121-126.</w:t>
+        <w:lastRenderedPageBreak/>
+        <w:t>OWASP Application Security Verification Standard (ASVS) 5.0.0. (2025). OWASP Foundation. https://owasp.org/www-project-application-security-verification-standard/</w:t>
+      </w:r>
+    </w:p>
+    <w:p>
+      <w:pPr>
+        <w:pStyle w:val="BodyNoIndent"/>
+        <w:spacing w:after="100"/>
+        <w:ind w:left="567" w:hanging="567"/>
+        <w:rPr>
+          <w:lang w:val="en-US"/>
+        </w:rPr>
+      </w:pPr>
+      <w:r>
+        <w:rPr>
+          <w:sz w:val="20"/>
+          <w:lang w:val="en-US"/>
+        </w:rPr>
+        <w:t>Ponto, J. (2015). Understanding and evaluating survey research. Journal of the Advanced Practitioner in Oncology, 6(2), 168-171.</w:t>
+      </w:r>
+    </w:p>
+    <w:p>
+      <w:pPr>
+        <w:pStyle w:val="BodyNoIndent"/>
+        <w:spacing w:after="100"/>
+        <w:ind w:left="567" w:hanging="567"/>
+        <w:rPr>
+          <w:lang w:val="en-US"/>
+        </w:rPr>
+      </w:pPr>
+      <w:r>
+        <w:rPr>
+          <w:sz w:val="20"/>
+          <w:lang w:val="en-US"/>
+        </w:rPr>
+        <w:t>Postman Docs. (2026). https://learning.postman.com/docs/</w:t>
+      </w:r>
+    </w:p>
+    <w:p>
+      <w:pPr>
+        <w:pStyle w:val="BodyNoIndent"/>
+        <w:spacing w:after="100"/>
+        <w:ind w:left="567" w:hanging="567"/>
+        <w:rPr>
+          <w:lang w:val="en-US"/>
+        </w:rPr>
+      </w:pPr>
+      <w:r>
+        <w:rPr>
+          <w:sz w:val="20"/>
+          <w:lang w:val="en-US"/>
+        </w:rPr>
+        <w:t>React Native Documentation. (2026). https://reactnative.dev/docs/getting-started</w:t>
+      </w:r>
+    </w:p>
+    <w:p>
+      <w:pPr>
+        <w:pStyle w:val="BodyNoIndent"/>
+        <w:spacing w:after="100"/>
+        <w:ind w:left="567" w:hanging="567"/>
+        <w:rPr>
+          <w:lang w:val="en-US"/>
+        </w:rPr>
+      </w:pPr>
+      <w:r>
+        <w:rPr>
+          <w:sz w:val="20"/>
+          <w:lang w:val="en-US"/>
+        </w:rPr>
+        <w:t>React Native for Web Documentation. (2026). https://necolas.github.io/react-native-web/docs/</w:t>
+      </w:r>
+    </w:p>
+    <w:p>
+      <w:pPr>
+        <w:pStyle w:val="BodyNoIndent"/>
+        <w:spacing w:after="100"/>
+        <w:ind w:left="567" w:hanging="567"/>
+        <w:rPr>
+          <w:lang w:val="en-US"/>
+        </w:rPr>
+      </w:pPr>
+      <w:r>
+        <w:rPr>
+          <w:sz w:val="20"/>
+          <w:lang w:val="en-US"/>
+        </w:rPr>
+        <w:t xml:space="preserve">Tang, P. C., Ash, J. S., Bates, D. W., </w:t>
+      </w:r>
+      <w:proofErr w:type="spellStart"/>
+      <w:r>
+        <w:rPr>
+          <w:sz w:val="20"/>
+          <w:lang w:val="en-US"/>
+        </w:rPr>
+        <w:t>Overhage</w:t>
+      </w:r>
+      <w:proofErr w:type="spellEnd"/>
+      <w:r>
+        <w:rPr>
+          <w:sz w:val="20"/>
+          <w:lang w:val="en-US"/>
+        </w:rPr>
+        <w:t>, J. M., &amp; Sands, D. Z. (2006). Personal health records: Definitions, benefits, and strategies for overcoming barriers to adoption. Journal of the American Medical Informatics Association, 13(2), 121-126.</w:t>
       </w:r>
     </w:p>
     <w:p>
@@ -29109,7 +31253,34 @@
     </w:p>
     <w:p>
       <w:r>
-        <w:t>Después de completar las tareas, el participante responderá cada afirmación en una escala de 1 = totalmente en desacuerdo a 5 = totalmente de acuerdo. La puntuación final se calculará de acuerdo con el procedimiento original de SUS (Brooke, 1996).</w:t>
+        <w:t xml:space="preserve">Después de completar las tareas, el participante responderá cada afirmación en una escala de 1 = totalmente en desacuerdo a 5 = totalmente de acuerdo. La puntuación final se calculará de acuerdo con el procedimiento original de SUS </w:t>
+      </w:r>
+      <w:r>
+        <w:fldChar w:fldCharType="begin"/>
+      </w:r>
+      <w:r>
+        <w:instrText xml:space="preserve"> CITATION Brooke1996 \l 3082 </w:instrText>
+      </w:r>
+      <w:r>
+        <w:fldChar w:fldCharType="separate"/>
+      </w:r>
+      <w:r>
+        <w:rPr>
+          <w:noProof/>
+        </w:rPr>
+        <w:t xml:space="preserve"> </w:t>
+      </w:r>
+      <w:r>
+        <w:rPr>
+          <w:noProof/>
+        </w:rPr>
+        <w:t>(Brooke, 1996)</w:t>
+      </w:r>
+      <w:r>
+        <w:fldChar w:fldCharType="end"/>
+      </w:r>
+      <w:r>
+        <w:t>.</w:t>
       </w:r>
     </w:p>
     <w:p>
@@ -29865,7 +32036,7 @@
         <w:ind w:left="340" w:hanging="198"/>
       </w:pPr>
       <w:r>
-        <w:t>• Evidencias de usabilidad, SUS y rúbrica de IA incorporadas al capítulo III antes de la defensa final.</w:t>
+        <w:t>• Evidencias de usabilidad, SUS, rúbrica de IA, reportes de Google Lighthouse y reporte de Mozilla HTTP Observatory incorporadas al capítulo III antes de la defensa final.</w:t>
       </w:r>
     </w:p>
     <w:sectPr>
@@ -30342,7 +32513,7 @@
         <v:path o:extrusionok="f" gradientshapeok="t" o:connecttype="rect"/>
         <o:lock v:ext="edit" aspectratio="t"/>
       </v:shapetype>
-      <v:shape id="_x0000_i1025" type="#_x0000_t75" style="width:153.9pt;height:149.4pt;visibility:visible" o:bullet="t">
+      <v:shape id="_x0000_i1025" type="#_x0000_t75" style="width:153.75pt;height:149.25pt;visibility:visible" o:bullet="t">
         <v:imagedata r:id="rId1" o:title=""/>
       </v:shape>
     </w:pict>
@@ -34025,7 +36196,6 @@
   <w:style w:type="character" w:default="1" w:styleId="DefaultParagraphFont">
     <w:name w:val="Default Paragraph Font"/>
     <w:uiPriority w:val="1"/>
-    <w:semiHidden/>
     <w:unhideWhenUsed/>
   </w:style>
   <w:style w:type="table" w:default="1" w:styleId="TableNormal">
@@ -36131,6 +38301,15 @@
 </file>
 
 <file path=customXml/item1.xml><?xml version="1.0" encoding="utf-8"?>
+<?mso-contentType ?>
+<FormTemplates xmlns="http://schemas.microsoft.com/sharepoint/v3/contenttype/forms">
+  <Display>DocumentLibraryForm</Display>
+  <Edit>DocumentLibraryForm</Edit>
+  <New>DocumentLibraryForm</New>
+</FormTemplates>
+</file>
+
+<file path=customXml/item2.xml><?xml version="1.0" encoding="utf-8"?>
 <ct:contentTypeSchema xmlns:ct="http://schemas.microsoft.com/office/2006/metadata/contentType" xmlns:ma="http://schemas.microsoft.com/office/2006/metadata/properties/metaAttributes" ct:_="" ma:_="" ma:contentTypeName="Documento" ma:contentTypeID="0x0101002B68F0477FC7884CBDC192EE56667B66" ma:contentTypeVersion="7" ma:contentTypeDescription="Crear nuevo documento." ma:contentTypeScope="" ma:versionID="fea9fef69a8b0f4c75c3e14d17ddf126">
   <xsd:schema xmlns:xsd="http://www.w3.org/2001/XMLSchema" xmlns:xs="http://www.w3.org/2001/XMLSchema" xmlns:p="http://schemas.microsoft.com/office/2006/metadata/properties" xmlns:ns2="34e6b66b-d026-491d-a982-bdad002e2ea2" targetNamespace="http://schemas.microsoft.com/office/2006/metadata/properties" ma:root="true" ma:fieldsID="642e5cc32ad709049b8232b465406ce8" ns2:_="">
     <xsd:import namespace="34e6b66b-d026-491d-a982-bdad002e2ea2"/>
@@ -36292,26 +38471,578 @@
 </ct:contentTypeSchema>
 </file>
 
-<file path=customXml/item2.xml><?xml version="1.0" encoding="utf-8"?>
+<file path=customXml/item3.xml><?xml version="1.0" encoding="utf-8"?>
 <p:properties xmlns:p="http://schemas.microsoft.com/office/2006/metadata/properties" xmlns:xsi="http://www.w3.org/2001/XMLSchema-instance" xmlns:pc="http://schemas.microsoft.com/office/infopath/2007/PartnerControls">
   <documentManagement/>
 </p:properties>
 </file>
 
-<file path=customXml/item3.xml><?xml version="1.0" encoding="utf-8"?>
-<b:Sources xmlns:b="http://schemas.openxmlformats.org/officeDocument/2006/bibliography" xmlns="http://schemas.openxmlformats.org/officeDocument/2006/bibliography" SelectedStyle="\APASixthEditionOfficeOnline.xsl" StyleName="APA" Version="6"/>
-</file>
-
 <file path=customXml/item4.xml><?xml version="1.0" encoding="utf-8"?>
-<?mso-contentType ?>
-<FormTemplates xmlns="http://schemas.microsoft.com/sharepoint/v3/contenttype/forms">
-  <Display>DocumentLibraryForm</Display>
-  <Edit>DocumentLibraryForm</Edit>
-  <New>DocumentLibraryForm</New>
-</FormTemplates>
+<b:Sources xmlns:b="http://schemas.openxmlformats.org/officeDocument/2006/bibliography" xmlns="http://schemas.openxmlformats.org/officeDocument/2006/bibliography" SelectedStyle="\APASixthEditionOfficeOnline.xsl" StyleName="APA" Version="6">
+  <b:Source>
+    <b:Tag>GitHub2026</b:Tag>
+    <b:SourceType>InternetSite</b:SourceType>
+    <b:Guid>{C796E639-4BBA-54F6-94FE-BA5183D88FE2}</b:Guid>
+    <b:LCID>es-ES</b:LCID>
+    <b:Author>
+      <b:Author>
+        <b:Corporate>GitHub</b:Corporate>
+      </b:Author>
+    </b:Author>
+    <b:Title>About GitHub and Git</b:Title>
+    <b:Year>2026</b:Year>
+    <b:URL>https://docs.github.com/en/get-started/start-your-journey/about-github-and-git</b:URL>
+    <b:RefOrder>21</b:RefOrder>
+  </b:Source>
+  <b:Source>
+    <b:Tag>Anderson2010</b:Tag>
+    <b:SourceType>Book</b:SourceType>
+    <b:Guid>{CFC8BBE7-A1D4-5638-B93D-34277505725A}</b:Guid>
+    <b:LCID>es-ES</b:LCID>
+    <b:Author>
+      <b:Author>
+        <b:NameList>
+          <b:Person>
+            <b:Last>Anderson</b:Last>
+            <b:First>David</b:First>
+            <b:Middle>J.</b:Middle>
+          </b:Person>
+        </b:NameList>
+      </b:Author>
+    </b:Author>
+    <b:Title>Kanban: Successful evolutionary change for your technology business</b:Title>
+    <b:Year>2010</b:Year>
+    <b:Publisher>Blue Hole Press</b:Publisher>
+    <b:RefOrder>26</b:RefOrder>
+  </b:Source>
+  <b:Source>
+    <b:Tag>Bowen2009</b:Tag>
+    <b:SourceType>JournalArticle</b:SourceType>
+    <b:Guid>{33B12E11-4B6C-5242-816A-8085FE16B816}</b:Guid>
+    <b:LCID>es-ES</b:LCID>
+    <b:Author>
+      <b:Author>
+        <b:NameList>
+          <b:Person>
+            <b:Last>Bowen</b:Last>
+            <b:First>Glenn</b:First>
+            <b:Middle>A.</b:Middle>
+          </b:Person>
+        </b:NameList>
+      </b:Author>
+    </b:Author>
+    <b:Title>Document analysis as a qualitative research method</b:Title>
+    <b:Year>2009</b:Year>
+    <b:JournalName>Qualitative Research Journal</b:JournalName>
+    <b:Volume>9</b:Volume>
+    <b:Issue>2</b:Issue>
+    <b:Pages>27-40</b:Pages>
+    <b:RefOrder>9</b:RefOrder>
+  </b:Source>
+  <b:Source>
+    <b:Tag>Brooke1996</b:Tag>
+    <b:SourceType>BookSection</b:SourceType>
+    <b:Guid>{977403B6-18F7-5CD8-ABB3-FE67B712D1FB}</b:Guid>
+    <b:LCID>es-ES</b:LCID>
+    <b:Author>
+      <b:Author>
+        <b:NameList>
+          <b:Person>
+            <b:Last>Brooke</b:Last>
+            <b:First>John</b:First>
+          </b:Person>
+        </b:NameList>
+      </b:Author>
+    </b:Author>
+    <b:Title>SUS: A quick and dirty usability scale</b:Title>
+    <b:Year>1996</b:Year>
+    <b:Publisher>Taylor &amp; Francis</b:Publisher>
+    <b:Pages>189-194</b:Pages>
+    <b:BookTitle>Usability evaluation in industry</b:BookTitle>
+    <b:RefOrder>11</b:RefOrder>
+  </b:Source>
+  <b:Source>
+    <b:Tag>ChaconStraub2014</b:Tag>
+    <b:SourceType>Book</b:SourceType>
+    <b:Guid>{5E08D2D1-3E69-5311-A515-31C416E4234C}</b:Guid>
+    <b:LCID>es-ES</b:LCID>
+    <b:Author>
+      <b:Author>
+        <b:NameList>
+          <b:Person>
+            <b:Last>Chacon</b:Last>
+            <b:First>Scott</b:First>
+          </b:Person>
+          <b:Person>
+            <b:Last>Straub</b:Last>
+            <b:First>Ben</b:First>
+          </b:Person>
+        </b:NameList>
+      </b:Author>
+    </b:Author>
+    <b:Title>Pro Git</b:Title>
+    <b:Year>2014</b:Year>
+    <b:Publisher>Apress</b:Publisher>
+    <b:Edition>2</b:Edition>
+    <b:URL>https://git-scm.com/book/en/v2</b:URL>
+    <b:RefOrder>20</b:RefOrder>
+  </b:Source>
+  <b:Source>
+    <b:Tag>DeepSeek2026</b:Tag>
+    <b:SourceType>InternetSite</b:SourceType>
+    <b:Guid>{2A518F34-E041-570F-8526-DD0C0120AB35}</b:Guid>
+    <b:LCID>es-ES</b:LCID>
+    <b:Author>
+      <b:Author>
+        <b:Corporate>DeepSeek</b:Corporate>
+      </b:Author>
+    </b:Author>
+    <b:Title>DeepSeek API Docs</b:Title>
+    <b:Year>2026</b:Year>
+    <b:URL>https://api-docs.deepseek.com/</b:URL>
+    <b:RefOrder>19</b:RefOrder>
+  </b:Source>
+  <b:Source>
+    <b:Tag>Express2026</b:Tag>
+    <b:SourceType>InternetSite</b:SourceType>
+    <b:Guid>{AC98DD66-85FF-5412-839B-449153663B9A}</b:Guid>
+    <b:LCID>es-ES</b:LCID>
+    <b:Author>
+      <b:Author>
+        <b:Corporate>Express.js Documentation</b:Corporate>
+      </b:Author>
+    </b:Author>
+    <b:Title>Express.js Documentation</b:Title>
+    <b:Year>2026</b:Year>
+    <b:URL>https://expressjs.com/</b:URL>
+    <b:RefOrder>17</b:RefOrder>
+  </b:Source>
+  <b:Source>
+    <b:Tag>FHIR2023</b:Tag>
+    <b:SourceType>InternetSite</b:SourceType>
+    <b:Guid>{7ED4F249-DF50-5AFC-81DC-D6D74022A642}</b:Guid>
+    <b:LCID>es-ES</b:LCID>
+    <b:Author>
+      <b:Author>
+        <b:Corporate>HL7 International</b:Corporate>
+      </b:Author>
+    </b:Author>
+    <b:Title>FHIR Release 5 (v5.0.0)</b:Title>
+    <b:Year>2023</b:Year>
+    <b:URL>https://hl7.org/fhir/</b:URL>
+    <b:RefOrder>4</b:RefOrder>
+  </b:Source>
+  <b:Source>
+    <b:Tag>Figma2026</b:Tag>
+    <b:SourceType>InternetSite</b:SourceType>
+    <b:Guid>{024EFF1F-5AC5-5843-8D91-EE2605BE73AF}</b:Guid>
+    <b:LCID>es-ES</b:LCID>
+    <b:Author>
+      <b:Author>
+        <b:Corporate>Figma</b:Corporate>
+      </b:Author>
+    </b:Author>
+    <b:Title>Figma Design documentation</b:Title>
+    <b:Year>2026</b:Year>
+    <b:URL>https://help.figma.com/hc/en-us/categories/360002042553-Figma-Design</b:URL>
+    <b:RefOrder>22</b:RefOrder>
+  </b:Source>
+  <b:Source>
+    <b:Tag>Fink2019</b:Tag>
+    <b:SourceType>Book</b:SourceType>
+    <b:Guid>{3F369412-C3E1-51FC-8E87-9A4F698E6713}</b:Guid>
+    <b:LCID>es-ES</b:LCID>
+    <b:Author>
+      <b:Author>
+        <b:NameList>
+          <b:Person>
+            <b:Last>Fink</b:Last>
+            <b:First>Arlene</b:First>
+          </b:Person>
+        </b:NameList>
+      </b:Author>
+    </b:Author>
+    <b:Title>Conducting research literature reviews: From the Internet to paper</b:Title>
+    <b:Year>2019</b:Year>
+    <b:Publisher>SAGE Publications</b:Publisher>
+    <b:Edition>5</b:Edition>
+    <b:RefOrder>8</b:RefOrder>
+  </b:Source>
+  <b:Source>
+    <b:Tag>GoogleLighthouse2026</b:Tag>
+    <b:SourceType>InternetSite</b:SourceType>
+    <b:Guid>{833C6210-086B-56D5-BE08-ECAB434E292D}</b:Guid>
+    <b:LCID>es-ES</b:LCID>
+    <b:Author>
+      <b:Author>
+        <b:Corporate>Google</b:Corporate>
+      </b:Author>
+    </b:Author>
+    <b:Title>Introduction to Lighthouse</b:Title>
+    <b:Year>2026</b:Year>
+    <b:URL>https://developer.chrome.com/docs/lighthouse/overview/</b:URL>
+    <b:RefOrder>24</b:RefOrder>
+  </b:Source>
+  <b:Source>
+    <b:Tag>Hernandez2014</b:Tag>
+    <b:SourceType>Book</b:SourceType>
+    <b:Guid>{D2808633-6E88-5A67-8D64-D9752C2F2E85}</b:Guid>
+    <b:LCID>es-ES</b:LCID>
+    <b:Author>
+      <b:Author>
+        <b:NameList>
+          <b:Person>
+            <b:Last>Hernández Sampieri</b:Last>
+            <b:First>Roberto</b:First>
+          </b:Person>
+          <b:Person>
+            <b:Last>Fernández Collado</b:Last>
+            <b:First>Carlos</b:First>
+          </b:Person>
+          <b:Person>
+            <b:Last>Baptista Lucio</b:Last>
+            <b:First>María del Pilar</b:First>
+          </b:Person>
+        </b:NameList>
+      </b:Author>
+    </b:Author>
+    <b:Title>Metodología de la investigación</b:Title>
+    <b:Year>2014</b:Year>
+    <b:Publisher>McGraw-Hill</b:Publisher>
+    <b:Edition>6</b:Edition>
+    <b:RefOrder>6</b:RefOrder>
+  </b:Source>
+  <b:Source>
+    <b:Tag>ISO9241112018</b:Tag>
+    <b:SourceType>Report</b:SourceType>
+    <b:Guid>{15E855CD-3DF2-57AE-AB20-0A1D48129885}</b:Guid>
+    <b:LCID>es-ES</b:LCID>
+    <b:Author>
+      <b:Author>
+        <b:Corporate>ISO 9241-11:2018</b:Corporate>
+      </b:Author>
+    </b:Author>
+    <b:Title>Ergonomics of human-system interaction - Part 11: Usability: Definitions and concepts</b:Title>
+    <b:Year>2018</b:Year>
+    <b:Institution>International Organization for Standardization</b:Institution>
+    <b:RefOrder>30</b:RefOrder>
+  </b:Source>
+  <b:Source>
+    <b:Tag>ISO92412102019</b:Tag>
+    <b:SourceType>Report</b:SourceType>
+    <b:Guid>{AD9AC4FA-50F9-5800-8519-19C2A370804D}</b:Guid>
+    <b:LCID>es-ES</b:LCID>
+    <b:Author>
+      <b:Author>
+        <b:Corporate>ISO 9241-210:2019</b:Corporate>
+      </b:Author>
+    </b:Author>
+    <b:Title>Ergonomics of human-system interaction - Part 210: Human-centred design for interactive systems</b:Title>
+    <b:Year>2019</b:Year>
+    <b:Institution>International Organization for Standardization</b:Institution>
+    <b:RefOrder>28</b:RefOrder>
+  </b:Source>
+  <b:Source>
+    <b:Tag>Lozada2014</b:Tag>
+    <b:SourceType>JournalArticle</b:SourceType>
+    <b:Guid>{141044BD-6AF1-5B55-8F9C-3690ADDC6FE9}</b:Guid>
+    <b:LCID>es-ES</b:LCID>
+    <b:Author>
+      <b:Author>
+        <b:NameList>
+          <b:Person>
+            <b:Last>Lozada</b:Last>
+            <b:First>José</b:First>
+          </b:Person>
+        </b:NameList>
+      </b:Author>
+    </b:Author>
+    <b:Title>Investigación aplicada: Definición, propiedad intelectual e industria</b:Title>
+    <b:Year>2014</b:Year>
+    <b:JournalName>CienciAmérica</b:JournalName>
+    <b:Volume>3</b:Volume>
+    <b:Issue>1</b:Issue>
+    <b:Pages>34-39</b:Pages>
+    <b:RefOrder>7</b:RefOrder>
+  </b:Source>
+  <b:Source>
+    <b:Tag>MDNObservatory2026</b:Tag>
+    <b:SourceType>InternetSite</b:SourceType>
+    <b:Guid>{C5CE56D6-C23C-5CDE-9AB2-635FAC68A38F}</b:Guid>
+    <b:LCID>es-ES</b:LCID>
+    <b:Author>
+      <b:Author>
+        <b:Corporate>MDN Web Docs</b:Corporate>
+      </b:Author>
+    </b:Author>
+    <b:Title>HTTP Observatory: Frequently asked questions</b:Title>
+    <b:Year>2026</b:Year>
+    <b:URL>https://developer.mozilla.org/en-US/observatory/docs/faq</b:URL>
+    <b:RefOrder>25</b:RefOrder>
+  </b:Source>
+  <b:Source>
+    <b:Tag>MySQL2026</b:Tag>
+    <b:SourceType>InternetSite</b:SourceType>
+    <b:Guid>{3D9FDB6E-3898-519F-8B25-BA7F997A9EE7}</b:Guid>
+    <b:LCID>es-ES</b:LCID>
+    <b:Author>
+      <b:Author>
+        <b:Corporate>Oracle</b:Corporate>
+      </b:Author>
+    </b:Author>
+    <b:Title>MySQL Reference Manual</b:Title>
+    <b:Year>2026</b:Year>
+    <b:URL>https://dev.mysql.com/doc/refman/en/</b:URL>
+    <b:RefOrder>18</b:RefOrder>
+  </b:Source>
+  <b:Source>
+    <b:Tag>Node2026</b:Tag>
+    <b:SourceType>InternetSite</b:SourceType>
+    <b:Guid>{2D4789A5-F2E3-59C4-8595-206B7E989673}</b:Guid>
+    <b:LCID>es-ES</b:LCID>
+    <b:Author>
+      <b:Author>
+        <b:Corporate>Node.js Documentation</b:Corporate>
+      </b:Author>
+    </b:Author>
+    <b:Title>Node.js Documentation</b:Title>
+    <b:Year>2026</b:Year>
+    <b:URL>https://nodejs.org/docs/latest/api/</b:URL>
+    <b:RefOrder>16</b:RefOrder>
+  </b:Source>
+  <b:Source>
+    <b:Tag>Ohno1988</b:Tag>
+    <b:SourceType>Book</b:SourceType>
+    <b:Guid>{9F998704-AF52-5E9D-8D5C-FBF864514A36}</b:Guid>
+    <b:LCID>es-ES</b:LCID>
+    <b:Author>
+      <b:Author>
+        <b:NameList>
+          <b:Person>
+            <b:Last>Ohno</b:Last>
+            <b:First>Taiichi</b:First>
+          </b:Person>
+        </b:NameList>
+      </b:Author>
+    </b:Author>
+    <b:Title>Toyota production system: Beyond large-scale production</b:Title>
+    <b:Year>1988</b:Year>
+    <b:Publisher>Productivity Press</b:Publisher>
+    <b:RefOrder>27</b:RefOrder>
+  </b:Source>
+  <b:Source>
+    <b:Tag>OWASP2025</b:Tag>
+    <b:SourceType>InternetSite</b:SourceType>
+    <b:Guid>{372E073C-5F17-5A8C-9E45-A1D790F4CB62}</b:Guid>
+    <b:LCID>es-ES</b:LCID>
+    <b:Author>
+      <b:Author>
+        <b:Corporate>OWASP Foundation</b:Corporate>
+      </b:Author>
+    </b:Author>
+    <b:Title>OWASP Application Security Verification Standard (ASVS) 5.0.0</b:Title>
+    <b:Year>2025</b:Year>
+    <b:URL>https://owasp.org/www-project-application-security-verification-standard/</b:URL>
+    <b:RefOrder>5</b:RefOrder>
+  </b:Source>
+  <b:Source>
+    <b:Tag>Ponto2015</b:Tag>
+    <b:SourceType>JournalArticle</b:SourceType>
+    <b:Guid>{70A83F33-A6E1-56C7-8C92-4629EBC3390D}</b:Guid>
+    <b:LCID>es-ES</b:LCID>
+    <b:Author>
+      <b:Author>
+        <b:NameList>
+          <b:Person>
+            <b:Last>Ponto</b:Last>
+            <b:First>Julie</b:First>
+          </b:Person>
+        </b:NameList>
+      </b:Author>
+    </b:Author>
+    <b:Title>Understanding and evaluating survey research</b:Title>
+    <b:Year>2015</b:Year>
+    <b:JournalName>Journal of the Advanced Practitioner in Oncology</b:JournalName>
+    <b:Volume>6</b:Volume>
+    <b:Issue>2</b:Issue>
+    <b:Pages>168-171</b:Pages>
+    <b:RefOrder>10</b:RefOrder>
+  </b:Source>
+  <b:Source>
+    <b:Tag>Postman2026</b:Tag>
+    <b:SourceType>InternetSite</b:SourceType>
+    <b:Guid>{C9996E9E-0E3E-54E4-AA66-7F394D6112E2}</b:Guid>
+    <b:LCID>es-ES</b:LCID>
+    <b:Author>
+      <b:Author>
+        <b:Corporate>Postman</b:Corporate>
+      </b:Author>
+    </b:Author>
+    <b:Title>Postman Docs</b:Title>
+    <b:Year>2026</b:Year>
+    <b:URL>https://learning.postman.com/docs/</b:URL>
+    <b:RefOrder>23</b:RefOrder>
+  </b:Source>
+  <b:Source>
+    <b:Tag>ReactNative2026</b:Tag>
+    <b:SourceType>InternetSite</b:SourceType>
+    <b:Guid>{DF8B5556-AF3C-5B20-A806-01A63479FBFA}</b:Guid>
+    <b:LCID>es-ES</b:LCID>
+    <b:Author>
+      <b:Author>
+        <b:Corporate>React Native Documentation</b:Corporate>
+      </b:Author>
+    </b:Author>
+    <b:Title>React Native Documentation</b:Title>
+    <b:Year>2026</b:Year>
+    <b:URL>https://reactnative.dev/docs/getting-started</b:URL>
+    <b:RefOrder>14</b:RefOrder>
+  </b:Source>
+  <b:Source>
+    <b:Tag>ReactNativeWeb2026</b:Tag>
+    <b:SourceType>InternetSite</b:SourceType>
+    <b:Guid>{0E69AA07-19DB-5EA1-A1F6-EF7E296620C4}</b:Guid>
+    <b:LCID>es-ES</b:LCID>
+    <b:Author>
+      <b:Author>
+        <b:Corporate>React Native for Web Documentation</b:Corporate>
+      </b:Author>
+    </b:Author>
+    <b:Title>React Native for Web Documentation</b:Title>
+    <b:Year>2026</b:Year>
+    <b:URL>https://necolas.github.io/react-native-web/docs/</b:URL>
+    <b:RefOrder>15</b:RefOrder>
+  </b:Source>
+  <b:Source>
+    <b:Tag>Tang2006</b:Tag>
+    <b:SourceType>JournalArticle</b:SourceType>
+    <b:Guid>{562ADDC6-C846-5B44-8A1A-AF60170C04DD}</b:Guid>
+    <b:LCID>es-ES</b:LCID>
+    <b:Author>
+      <b:Author>
+        <b:NameList>
+          <b:Person>
+            <b:Last>Tang</b:Last>
+            <b:First>Paul</b:First>
+            <b:Middle>C.</b:Middle>
+          </b:Person>
+          <b:Person>
+            <b:Last>Ash</b:Last>
+            <b:First>Joan</b:First>
+            <b:Middle>S.</b:Middle>
+          </b:Person>
+          <b:Person>
+            <b:Last>Bates</b:Last>
+            <b:First>David</b:First>
+            <b:Middle>W.</b:Middle>
+          </b:Person>
+          <b:Person>
+            <b:Last>Overhage</b:Last>
+            <b:First>J. Marc</b:First>
+          </b:Person>
+          <b:Person>
+            <b:Last>Sands</b:Last>
+            <b:First>Daniel</b:First>
+            <b:Middle>Z.</b:Middle>
+          </b:Person>
+        </b:NameList>
+      </b:Author>
+    </b:Author>
+    <b:Title>Personal health records: Definitions, benefits, and strategies for overcoming barriers to adoption</b:Title>
+    <b:Year>2006</b:Year>
+    <b:JournalName>Journal of the American Medical Informatics Association</b:JournalName>
+    <b:Volume>13</b:Volume>
+    <b:Issue>2</b:Issue>
+    <b:Pages>121-126</b:Pages>
+    <b:RefOrder>2</b:RefOrder>
+  </b:Source>
+  <b:Source>
+    <b:Tag>WCAG2023</b:Tag>
+    <b:SourceType>InternetSite</b:SourceType>
+    <b:Guid>{8453BF42-9037-5C9D-AD1C-ABB0D268CE29}</b:Guid>
+    <b:LCID>es-ES</b:LCID>
+    <b:Author>
+      <b:Author>
+        <b:Corporate>World Wide Web Consortium</b:Corporate>
+      </b:Author>
+    </b:Author>
+    <b:Title>Web Content Accessibility Guidelines (WCAG) 2.2</b:Title>
+    <b:Year>2023</b:Year>
+    <b:URL>https://www.w3.org/TR/WCAG22/</b:URL>
+    <b:RefOrder>29</b:RefOrder>
+  </b:Source>
+  <b:Source>
+    <b:Tag>WHO2021AI</b:Tag>
+    <b:SourceType>InternetSite</b:SourceType>
+    <b:Guid>{86E976FA-371A-56B9-9AB6-03351B9ADA53}</b:Guid>
+    <b:LCID>es-ES</b:LCID>
+    <b:Author>
+      <b:Author>
+        <b:Corporate>World Health Organization</b:Corporate>
+      </b:Author>
+    </b:Author>
+    <b:Title>Ethics and governance of artificial intelligence for health: WHO guidance</b:Title>
+    <b:Year>2021</b:Year>
+    <b:URL>https://www.who.int/publications/i/item/9789240029200</b:URL>
+    <b:RefOrder>3</b:RefOrder>
+  </b:Source>
+  <b:Source>
+    <b:Tag>WHO2022PHR</b:Tag>
+    <b:SourceType>InternetSite</b:SourceType>
+    <b:Guid>{8029142E-8B19-5E26-A09C-36744CA4D418}</b:Guid>
+    <b:LCID>es-ES</b:LCID>
+    <b:Author>
+      <b:Author>
+        <b:Corporate>World Health Organization</b:Corporate>
+      </b:Author>
+    </b:Author>
+    <b:Title>Ethical considerations and data protection principles for digital personal health records</b:Title>
+    <b:Year>2022</b:Year>
+    <b:URL>https://smart.who.int/trust/</b:URL>
+    <b:RefOrder>13</b:RefOrder>
+  </b:Source>
+  <b:Source>
+    <b:Tag>WHO2025LMM</b:Tag>
+    <b:SourceType>InternetSite</b:SourceType>
+    <b:Guid>{399FE228-D1C9-51DE-96A8-0E3C8684F220}</b:Guid>
+    <b:LCID>es-ES</b:LCID>
+    <b:Author>
+      <b:Author>
+        <b:Corporate>World Health Organization</b:Corporate>
+      </b:Author>
+    </b:Author>
+    <b:Title>Ethics and governance of artificial intelligence for health: Guidance on large multi-modal models</b:Title>
+    <b:Year>2025</b:Year>
+    <b:URL>https://www.who.int/publications/i/item/9789240084759</b:URL>
+    <b:RefOrder>12</b:RefOrder>
+  </b:Source>
+  <b:Source>
+    <b:Tag>WHO2025Global</b:Tag>
+    <b:SourceType>InternetSite</b:SourceType>
+    <b:Guid>{AE05D4DC-3782-5912-A4E1-A104047FE2E5}</b:Guid>
+    <b:LCID>es-ES</b:LCID>
+    <b:Author>
+      <b:Author>
+        <b:Corporate>World Health Organization</b:Corporate>
+      </b:Author>
+    </b:Author>
+    <b:Title>Global strategy on digital health 2020-2027</b:Title>
+    <b:Year>2025</b:Year>
+    <b:URL>https://www.who.int/publications/i/item/9789240116870</b:URL>
+    <b:RefOrder>1</b:RefOrder>
+  </b:Source>
+</b:Sources>
 </file>
 
 <file path=customXml/itemProps1.xml><?xml version="1.0" encoding="utf-8"?>
+<ds:datastoreItem xmlns:ds="http://schemas.openxmlformats.org/officeDocument/2006/customXml" ds:itemID="{AB19845B-02CF-4E4A-B764-8BDE518D32E7}">
+  <ds:schemaRefs>
+    <ds:schemaRef ds:uri="http://schemas.microsoft.com/sharepoint/v3/contenttype/forms"/>
+  </ds:schemaRefs>
+</ds:datastoreItem>
+</file>
+
+<file path=customXml/itemProps2.xml><?xml version="1.0" encoding="utf-8"?>
 <ds:datastoreItem xmlns:ds="http://schemas.openxmlformats.org/officeDocument/2006/customXml" ds:itemID="{15690C8D-C8EB-4F1E-A4E0-0089AE421FEC}">
   <ds:schemaRefs>
     <ds:schemaRef ds:uri="http://schemas.microsoft.com/office/2006/metadata/contentType"/>
@@ -36329,7 +39060,7 @@
 </ds:datastoreItem>
 </file>
 
-<file path=customXml/itemProps2.xml><?xml version="1.0" encoding="utf-8"?>
+<file path=customXml/itemProps3.xml><?xml version="1.0" encoding="utf-8"?>
 <ds:datastoreItem xmlns:ds="http://schemas.openxmlformats.org/officeDocument/2006/customXml" ds:itemID="{628A6DE5-F244-4E0D-8F10-08329BDBD4FD}">
   <ds:schemaRefs>
     <ds:schemaRef ds:uri="http://schemas.microsoft.com/office/2006/metadata/properties"/>
@@ -36338,18 +39069,10 @@
 </ds:datastoreItem>
 </file>
 
-<file path=customXml/itemProps3.xml><?xml version="1.0" encoding="utf-8"?>
-<ds:datastoreItem xmlns:ds="http://schemas.openxmlformats.org/officeDocument/2006/customXml" ds:itemID="{384D0A8B-9027-42BD-AFA8-51C268F32BE6}">
+<file path=customXml/itemProps4.xml><?xml version="1.0" encoding="utf-8"?>
+<ds:datastoreItem xmlns:ds="http://schemas.openxmlformats.org/officeDocument/2006/customXml" ds:itemID="{A40B922E-EF89-483F-AAF9-F6072C2A6446}">
   <ds:schemaRefs>
     <ds:schemaRef ds:uri="http://schemas.openxmlformats.org/officeDocument/2006/bibliography"/>
   </ds:schemaRefs>
 </ds:datastoreItem>
-</file>
-
-<file path=customXml/itemProps4.xml><?xml version="1.0" encoding="utf-8"?>
-<ds:datastoreItem xmlns:ds="http://schemas.openxmlformats.org/officeDocument/2006/customXml" ds:itemID="{AB19845B-02CF-4E4A-B764-8BDE518D32E7}">
-  <ds:schemaRefs>
-    <ds:schemaRef ds:uri="http://schemas.microsoft.com/sharepoint/v3/contenttype/forms"/>
-  </ds:schemaRefs>
-</ds:datastoreItem>
 </file>
--- a/docs/Proyecto_Grado_David_Acha.docx
+++ b/docs/Proyecto_Grado_David_Acha.docx
@@ -265,55 +265,7 @@
     </w:p>
     <w:p>
       <w:r>
-        <w:t xml:space="preserve">El presente proyecto de grado plantea el desarrollo de Clinia, un sistema multiplataforma de historia clínica personal para Android y web, orientado a centralizar, organizar y consultar longitudinalmente información de salud administrada por el propio usuario. La propuesta responde a la fragmentación de antecedentes, documentos, resultados y tratamientos que pueden quedar distribuidos entre diferentes instituciones, formatos físicos y archivos digitales. Clinia permitirá gestionar perfiles propios y dependientes, registrar antecedentes y eventos de salud, adjuntar documentos clínicos, consultar una línea de tiempo y localizar información mediante búsqueda y filtros. Como componente complementario, incorporará una funcionalidad de inteligencia artificial que trabajará únicamente con información seleccionada por el usuario para generar resúmenes no diagnósticos y señalar posibles datos incompletos o contradictorios. La solución se estructura con </w:t>
-      </w:r>
-      <w:proofErr w:type="spellStart"/>
-      <w:r>
-        <w:t>React</w:t>
-      </w:r>
-      <w:proofErr w:type="spellEnd"/>
-      <w:r>
-        <w:t xml:space="preserve"> Native y </w:t>
-      </w:r>
-      <w:proofErr w:type="spellStart"/>
-      <w:r>
-        <w:t>React</w:t>
-      </w:r>
-      <w:proofErr w:type="spellEnd"/>
-      <w:r>
-        <w:t xml:space="preserve"> Native Web en la capa cliente, Node.js y Express.js en el </w:t>
-      </w:r>
-      <w:proofErr w:type="spellStart"/>
-      <w:r>
-        <w:t>backend</w:t>
-      </w:r>
-      <w:proofErr w:type="spellEnd"/>
-      <w:r>
-        <w:t xml:space="preserve">, MySQL para datos estructurados, almacenamiento privado para archivos y un adaptador de integración con la API de </w:t>
-      </w:r>
-      <w:proofErr w:type="spellStart"/>
-      <w:r>
-        <w:t>DeepSeek</w:t>
-      </w:r>
-      <w:proofErr w:type="spellEnd"/>
-      <w:r>
-        <w:t xml:space="preserve">. El desarrollo se organizará mediante Kanban y la validación combinará pruebas funcionales, de integración, seguridad, rendimiento, accesibilidad y usabilidad, además de una rúbrica específica para las salidas de inteligencia artificial. Para la versión web se utilizará Google Lighthouse desde Chrome </w:t>
-      </w:r>
-      <w:proofErr w:type="spellStart"/>
-      <w:r>
-        <w:t>DevTools</w:t>
-      </w:r>
-      <w:proofErr w:type="spellEnd"/>
-      <w:r>
-        <w:t xml:space="preserve"> como evidencia de rendimiento y Mozilla HTTP </w:t>
-      </w:r>
-      <w:proofErr w:type="spellStart"/>
-      <w:r>
-        <w:t>Observatory</w:t>
-      </w:r>
-      <w:proofErr w:type="spellEnd"/>
-      <w:r>
-        <w:t xml:space="preserve"> para revisar la configuración y cabeceras de seguridad del dominio https://www.clinia.win/. La investigación adopta un enfoque mixto, aplicado y descriptivo, con usuarios potenciales y profesionales de salud. El documento define la ingeniería, los criterios de aceptación y el plan de validación sin atribuir resultados empíricos que aún no hayan sido observados.</w:t>
+        <w:t>El presente proyecto de grado plantea el desarrollo de Clinia, un sistema multiplataforma de historia clínica personal para Android y web, orientado a centralizar, organizar y consultar longitudinalmente información de salud administrada por el propio usuario. La propuesta responde a la fragmentación de antecedentes, documentos, resultados y tratamientos que pueden quedar distribuidos entre diferentes instituciones, formatos físicos y archivos digitales. Clinia permitirá gestionar perfiles propios y dependientes, registrar antecedentes y eventos de salud, adjuntar documentos clínicos, consultar una línea de tiempo y localizar información mediante búsqueda y filtros. Como componente complementario, incorporará una funcionalidad de inteligencia artificial que trabajará únicamente con información seleccionada por el usuario para generar resúmenes no diagnósticos y señalar posibles datos incompletos o contradictorios. La solución se estructura con React Native y React Native Web en la capa cliente, Node.js y Express.js en el backend, MySQL para datos estructurados, almacenamiento privado para archivos y un adaptador de integración con la API de DeepSeek. El desarrollo se organizará mediante Kanban y la validación combinará pruebas funcionales, de integración, seguridad, rendimiento, accesibilidad y usabilidad, además de una rúbrica específica para las salidas de inteligencia artificial. Para la versión web se utilizará Google Lighthouse desde Chrome DevTools como evidencia de rendimiento y Mozilla HTTP Observatory para revisar la configuración y cabeceras de seguridad del dominio https://www.clinia.win/. La investigación adopta un enfoque mixto, aplicado y descriptivo; contempla un mínimo de 25 usuarios potenciales seleccionados por conveniencia y entre 5 y 8 profesionales de salud seleccionados de forma intencional. Los resultados se analizarán de manera descriptiva mediante métricas cuantificables y hallazgos cualitativos, sin atribuir eficacia clínica.</w:t>
       </w:r>
     </w:p>
     <w:p>
@@ -369,38 +321,7 @@
         </w:rPr>
       </w:pPr>
       <w:r>
-        <w:rPr>
-          <w:lang w:val="en-US"/>
-        </w:rPr>
-        <w:t xml:space="preserve">This degree project proposes the development of Clinia, a cross-platform personal health record system for Android and the web, aimed at centralizing, organizing and longitudinally consulting health information managed by the user. The proposal addresses the fragmentation of medical history, documents, laboratory results and treatments that may remain distributed across different institutions, physical formats and digital files. Clinia will support personal and dependent profiles, health events and history, clinical document storage, a chronological timeline, and search and filtering mechanisms. As a complementary component, an artificial intelligence function will process only information explicitly selected by the user </w:t>
-      </w:r>
-      <w:proofErr w:type="gramStart"/>
-      <w:r>
-        <w:rPr>
-          <w:lang w:val="en-US"/>
-        </w:rPr>
-        <w:t>in order to</w:t>
-      </w:r>
-      <w:proofErr w:type="gramEnd"/>
-      <w:r>
-        <w:rPr>
-          <w:lang w:val="en-US"/>
-        </w:rPr>
-        <w:t xml:space="preserve"> generate non-diagnostic summaries and point out potentially incomplete or contradictory data. The solution is structured with React Native and React Native Web on the client side, Node.js and Express.js for the backend, MySQL for structured data, private object storage for documents, and an adapter for the DeepSeek API. Development will be managed through Kanban, while validation will include functional, integration, security, performance, accessibility and usability testing, together with a specific rubric for artificial intelligence outputs. For the web version, Google Lighthouse in Chrome </w:t>
-      </w:r>
-      <w:proofErr w:type="spellStart"/>
-      <w:r>
-        <w:rPr>
-          <w:lang w:val="en-US"/>
-        </w:rPr>
-        <w:t>DevTools</w:t>
-      </w:r>
-      <w:proofErr w:type="spellEnd"/>
-      <w:r>
-        <w:rPr>
-          <w:lang w:val="en-US"/>
-        </w:rPr>
-        <w:t xml:space="preserve"> will be used to generate performance evidence, while Mozilla HTTP Observatory will be used to review HTTP security configuration and headers for https://www.clinia.win/. The research follows a mixed, applied and descriptive approach involving potential users and health professionals. This document defines the engineering, acceptance criteria and validation plan without assigning empirical results that have not yet been observed.</w:t>
+        <w:t>This degree project proposes the development of Clinia, a cross-platform personal health record system for Android and the web, aimed at centralizing, organizing and longitudinally consulting health information managed by the user. The proposal addresses the fragmentation of medical history, documents, laboratory results and treatments that may remain distributed across different institutions, physical formats and digital files. Clinia will support personal and dependent profiles, health events and history, clinical document storage, a chronological timeline, and search and filtering mechanisms. As a complementary component, an artificial intelligence function will process only information explicitly selected by the user in order to generate non-diagnostic summaries and point out potentially incomplete or contradictory data. The solution is structured with React Native and React Native Web on the client side, Node.js and Express.js for the backend, MySQL for structured data, private object storage for documents, and an adapter for the DeepSeek API. Development will be managed through Kanban, while validation will include functional, integration, security, performance, accessibility and usability testing, together with a specific rubric for artificial intelligence outputs. For the web version, Google Lighthouse in Chrome DevTools will be used to generate performance evidence, while Mozilla HTTP Observatory will be used to review HTTP security configuration and headers for https://www.clinia.win/. The research follows a mixed, applied and descriptive approach, considering a minimum of 25 potential users selected by convenience and between 5 and 8 health professionals selected intentionally. Results will be analyzed descriptively through quantifiable metrics and qualitative findings, without claiming clinical effectiveness.</w:t>
       </w:r>
     </w:p>
     <w:p>
@@ -459,18 +380,11 @@
           <w:tab w:val="right" w:leader="dot" w:pos="9000"/>
         </w:tabs>
       </w:pPr>
-      <w:hyperlink w:anchor="_Clinia_toc_48" w:history="1">
-        <w:r>
-          <w:rPr>
-            <w:b/>
-          </w:rPr>
-          <w:t>MARCO INTRODUCTORIO</w:t>
-        </w:r>
-        <w:r>
-          <w:tab/>
-          <w:t>1</w:t>
-        </w:r>
-      </w:hyperlink>
+      <w:r>
+        <w:t>MARCO INTRODUCTORIO</w:t>
+        <w:tab/>
+        <w:t>1</w:t>
+      </w:r>
     </w:p>
     <w:p>
       <w:pPr>
@@ -480,15 +394,11 @@
         </w:tabs>
         <w:ind w:left="255"/>
       </w:pPr>
-      <w:hyperlink w:anchor="_Clinia_toc_49" w:history="1">
-        <w:r>
-          <w:t>INTRODUCCIÓN</w:t>
-        </w:r>
-        <w:r>
-          <w:tab/>
-          <w:t>1</w:t>
-        </w:r>
-      </w:hyperlink>
+      <w:r>
+        <w:t>INTRODUCCIÓN</w:t>
+        <w:tab/>
+        <w:t>1</w:t>
+      </w:r>
     </w:p>
     <w:p>
       <w:pPr>
@@ -498,15 +408,11 @@
         </w:tabs>
         <w:ind w:left="255"/>
       </w:pPr>
-      <w:hyperlink w:anchor="_Clinia_toc_50" w:history="1">
-        <w:r>
-          <w:t>ANTECEDENTES</w:t>
-        </w:r>
-        <w:r>
-          <w:tab/>
-          <w:t>2</w:t>
-        </w:r>
-      </w:hyperlink>
+      <w:r>
+        <w:t>ANTECEDENTES</w:t>
+        <w:tab/>
+        <w:t>2</w:t>
+      </w:r>
     </w:p>
     <w:p>
       <w:pPr>
@@ -516,15 +422,11 @@
         </w:tabs>
         <w:ind w:left="255"/>
       </w:pPr>
-      <w:hyperlink w:anchor="_Clinia_toc_51" w:history="1">
-        <w:r>
-          <w:t>PLANTEAMIENTO DEL PROBLEMA</w:t>
-        </w:r>
-        <w:r>
-          <w:tab/>
-          <w:t>2</w:t>
-        </w:r>
-      </w:hyperlink>
+      <w:r>
+        <w:t>PLANTEAMIENTO DEL PROBLEMA</w:t>
+        <w:tab/>
+        <w:t>2</w:t>
+      </w:r>
     </w:p>
     <w:p>
       <w:pPr>
@@ -534,15 +436,11 @@
         </w:tabs>
         <w:ind w:left="510"/>
       </w:pPr>
-      <w:hyperlink w:anchor="_Clinia_toc_52" w:history="1">
-        <w:r>
-          <w:t>FORMULACIÓN DEL PROBLEMA</w:t>
-        </w:r>
-        <w:r>
-          <w:tab/>
-          <w:t>4</w:t>
-        </w:r>
-      </w:hyperlink>
+      <w:r>
+        <w:t>FORMULACIÓN DEL PROBLEMA</w:t>
+        <w:tab/>
+        <w:t>4</w:t>
+      </w:r>
     </w:p>
     <w:p>
       <w:pPr>
@@ -552,15 +450,11 @@
         </w:tabs>
         <w:ind w:left="255"/>
       </w:pPr>
-      <w:hyperlink w:anchor="_Clinia_toc_53" w:history="1">
-        <w:r>
-          <w:t>JUSTIFICACIÓN</w:t>
-        </w:r>
-        <w:r>
-          <w:tab/>
-          <w:t>4</w:t>
-        </w:r>
-      </w:hyperlink>
+      <w:r>
+        <w:t>JUSTIFICACIÓN</w:t>
+        <w:tab/>
+        <w:t>4</w:t>
+      </w:r>
     </w:p>
     <w:p>
       <w:pPr>
@@ -570,15 +464,11 @@
         </w:tabs>
         <w:ind w:left="510"/>
       </w:pPr>
-      <w:hyperlink w:anchor="_Clinia_toc_54" w:history="1">
-        <w:r>
-          <w:t>JUSTIFICACIÓN TÉCNICA</w:t>
-        </w:r>
-        <w:r>
-          <w:tab/>
-          <w:t>4</w:t>
-        </w:r>
-      </w:hyperlink>
+      <w:r>
+        <w:t>JUSTIFICACIÓN TÉCNICA</w:t>
+        <w:tab/>
+        <w:t>4</w:t>
+      </w:r>
     </w:p>
     <w:p>
       <w:pPr>
@@ -588,15 +478,11 @@
         </w:tabs>
         <w:ind w:left="510"/>
       </w:pPr>
-      <w:hyperlink w:anchor="_Clinia_toc_55" w:history="1">
-        <w:r>
-          <w:t>JUSTIFICACIÓN SOCIAL</w:t>
-        </w:r>
-        <w:r>
-          <w:tab/>
-          <w:t>4</w:t>
-        </w:r>
-      </w:hyperlink>
+      <w:r>
+        <w:t>JUSTIFICACIÓN SOCIAL</w:t>
+        <w:tab/>
+        <w:t>5</w:t>
+      </w:r>
     </w:p>
     <w:p>
       <w:pPr>
@@ -606,15 +492,11 @@
         </w:tabs>
         <w:ind w:left="510"/>
       </w:pPr>
-      <w:hyperlink w:anchor="_Clinia_toc_56" w:history="1">
-        <w:r>
-          <w:t>JUSTIFICACIÓN ECONÓMICA</w:t>
-        </w:r>
-        <w:r>
-          <w:tab/>
-          <w:t>4</w:t>
-        </w:r>
-      </w:hyperlink>
+      <w:r>
+        <w:t>JUSTIFICACIÓN ECONÓMICA</w:t>
+        <w:tab/>
+        <w:t>5</w:t>
+      </w:r>
     </w:p>
     <w:p>
       <w:pPr>
@@ -624,15 +506,11 @@
         </w:tabs>
         <w:ind w:left="255"/>
       </w:pPr>
-      <w:hyperlink w:anchor="_Clinia_toc_57" w:history="1">
-        <w:r>
-          <w:t>OBJETIVOS</w:t>
-        </w:r>
-        <w:r>
-          <w:tab/>
-          <w:t>5</w:t>
-        </w:r>
-      </w:hyperlink>
+      <w:r>
+        <w:t>OBJETIVOS</w:t>
+        <w:tab/>
+        <w:t>6</w:t>
+      </w:r>
     </w:p>
     <w:p>
       <w:pPr>
@@ -642,15 +520,11 @@
         </w:tabs>
         <w:ind w:left="510"/>
       </w:pPr>
-      <w:hyperlink w:anchor="_Clinia_toc_58" w:history="1">
-        <w:r>
-          <w:t>OBJETIVO GENERAL</w:t>
-        </w:r>
-        <w:r>
-          <w:tab/>
-          <w:t>5</w:t>
-        </w:r>
-      </w:hyperlink>
+      <w:r>
+        <w:t>OBJETIVO GENERAL</w:t>
+        <w:tab/>
+        <w:t>6</w:t>
+      </w:r>
     </w:p>
     <w:p>
       <w:pPr>
@@ -660,15 +534,11 @@
         </w:tabs>
         <w:ind w:left="510"/>
       </w:pPr>
-      <w:hyperlink w:anchor="_Clinia_toc_59" w:history="1">
-        <w:r>
-          <w:t>OBJETIVOS ESPECÍFICOS</w:t>
-        </w:r>
-        <w:r>
-          <w:tab/>
-          <w:t>5</w:t>
-        </w:r>
-      </w:hyperlink>
+      <w:r>
+        <w:t>OBJETIVOS ESPECÍFICOS</w:t>
+        <w:tab/>
+        <w:t>6</w:t>
+      </w:r>
     </w:p>
     <w:p>
       <w:pPr>
@@ -678,15 +548,11 @@
         </w:tabs>
         <w:ind w:left="255"/>
       </w:pPr>
-      <w:hyperlink w:anchor="_Clinia_toc_60" w:history="1">
-        <w:r>
-          <w:t>ALCANCE</w:t>
-        </w:r>
-        <w:r>
-          <w:tab/>
-          <w:t>5</w:t>
-        </w:r>
-      </w:hyperlink>
+      <w:r>
+        <w:t>ALCANCE</w:t>
+        <w:tab/>
+        <w:t>6</w:t>
+      </w:r>
     </w:p>
     <w:p>
       <w:pPr>
@@ -696,15 +562,11 @@
         </w:tabs>
         <w:ind w:left="255"/>
       </w:pPr>
-      <w:hyperlink w:anchor="_Clinia_toc_61" w:history="1">
-        <w:r>
-          <w:t>LÍMITES</w:t>
-        </w:r>
-        <w:r>
-          <w:tab/>
-          <w:t>6</w:t>
-        </w:r>
-      </w:hyperlink>
+      <w:r>
+        <w:t>LÍMITES</w:t>
+        <w:tab/>
+        <w:t>7</w:t>
+      </w:r>
     </w:p>
     <w:p>
       <w:pPr>
@@ -714,15 +576,11 @@
         </w:tabs>
         <w:ind w:left="255"/>
       </w:pPr>
-      <w:hyperlink w:anchor="_Clinia_toc_62" w:history="1">
-        <w:r>
-          <w:t>METODOLOGÍA DE DESARROLLO DE SOFTWARE</w:t>
-        </w:r>
-        <w:r>
-          <w:tab/>
-          <w:t>6</w:t>
-        </w:r>
-      </w:hyperlink>
+      <w:r>
+        <w:t>METODOLOGÍA DE DESARROLLO DE SOFTWARE</w:t>
+        <w:tab/>
+        <w:t>8</w:t>
+      </w:r>
     </w:p>
     <w:p>
       <w:pPr>
@@ -732,15 +590,11 @@
         </w:tabs>
         <w:ind w:left="255"/>
       </w:pPr>
-      <w:hyperlink w:anchor="_Clinia_toc_63" w:history="1">
-        <w:r>
-          <w:t>TECNOLOGÍAS DE DESARROLLO</w:t>
-        </w:r>
-        <w:r>
-          <w:tab/>
-          <w:t>7</w:t>
-        </w:r>
-      </w:hyperlink>
+      <w:r>
+        <w:t>TECNOLOGÍAS DE DESARROLLO</w:t>
+        <w:tab/>
+        <w:t>9</w:t>
+      </w:r>
     </w:p>
     <w:p>
       <w:pPr>
@@ -750,15 +604,11 @@
         </w:tabs>
         <w:ind w:left="255"/>
       </w:pPr>
-      <w:hyperlink w:anchor="_Clinia_toc_64" w:history="1">
-        <w:r>
-          <w:t>METODOLOGÍA DE LA INVESTIGACIÓN</w:t>
-        </w:r>
-        <w:r>
-          <w:tab/>
-          <w:t>7</w:t>
-        </w:r>
-      </w:hyperlink>
+      <w:r>
+        <w:t>METODOLOGÍA DEL PROCESO DE INVESTIGACIÓN</w:t>
+        <w:tab/>
+        <w:t>9</w:t>
+      </w:r>
     </w:p>
     <w:p>
       <w:pPr>
@@ -768,15 +618,11 @@
         </w:tabs>
         <w:ind w:left="510"/>
       </w:pPr>
-      <w:hyperlink w:anchor="_Clinia_toc_65" w:history="1">
-        <w:r>
-          <w:t>ENFOQUE DE INVESTIGACIÓN</w:t>
-        </w:r>
-        <w:r>
-          <w:tab/>
-          <w:t>7</w:t>
-        </w:r>
-      </w:hyperlink>
+      <w:r>
+        <w:t>ENFOQUE DE INVESTIGACIÓN</w:t>
+        <w:tab/>
+        <w:t>9</w:t>
+      </w:r>
     </w:p>
     <w:p>
       <w:pPr>
@@ -786,15 +632,11 @@
         </w:tabs>
         <w:ind w:left="510"/>
       </w:pPr>
-      <w:hyperlink w:anchor="_Clinia_toc_66" w:history="1">
-        <w:r>
-          <w:t>TIPO DE INVESTIGACIÓN</w:t>
-        </w:r>
-        <w:r>
-          <w:tab/>
-          <w:t>8</w:t>
-        </w:r>
-      </w:hyperlink>
+      <w:r>
+        <w:t>TIPO DE INVESTIGACIÓN</w:t>
+        <w:tab/>
+        <w:t>9</w:t>
+      </w:r>
     </w:p>
     <w:p>
       <w:pPr>
@@ -804,15 +646,11 @@
         </w:tabs>
         <w:ind w:left="510"/>
       </w:pPr>
-      <w:hyperlink w:anchor="_Clinia_toc_67" w:history="1">
-        <w:r>
-          <w:t>MÉTODOS DE INVESTIGACIÓN</w:t>
-        </w:r>
-        <w:r>
-          <w:tab/>
-          <w:t>8</w:t>
-        </w:r>
-      </w:hyperlink>
+      <w:r>
+        <w:t>MÉTODO DE INVESTIGACIÓN</w:t>
+        <w:tab/>
+        <w:t>10</w:t>
+      </w:r>
     </w:p>
     <w:p>
       <w:pPr>
@@ -822,15 +660,11 @@
         </w:tabs>
         <w:ind w:left="510"/>
       </w:pPr>
-      <w:hyperlink w:anchor="_Clinia_toc_68" w:history="1">
-        <w:r>
-          <w:t>TÉCNICAS DE INVESTIGACIÓN</w:t>
-        </w:r>
-        <w:r>
-          <w:tab/>
-          <w:t>8</w:t>
-        </w:r>
-      </w:hyperlink>
+      <w:r>
+        <w:t>TÉCNICAS DE RECOLECCIÓN DE INFORMACIÓN</w:t>
+        <w:tab/>
+        <w:t>11</w:t>
+      </w:r>
     </w:p>
     <w:p>
       <w:pPr>
@@ -840,15 +674,11 @@
         </w:tabs>
         <w:ind w:left="510"/>
       </w:pPr>
-      <w:hyperlink w:anchor="_Clinia_toc_69" w:history="1">
-        <w:r>
-          <w:t>POBLACIÓN Y MUESTRA</w:t>
-        </w:r>
-        <w:r>
-          <w:tab/>
-          <w:t>8</w:t>
-        </w:r>
-      </w:hyperlink>
+      <w:r>
+        <w:t>HERRAMIENTAS DE INFORMACIÓN</w:t>
+        <w:tab/>
+        <w:t>13</w:t>
+      </w:r>
     </w:p>
     <w:p>
       <w:pPr>
@@ -858,15 +688,11 @@
         </w:tabs>
         <w:ind w:left="510"/>
       </w:pPr>
-      <w:hyperlink w:anchor="_Clinia_toc_70" w:history="1">
-        <w:r>
-          <w:t>FUENTES DE INVESTIGACIÓN</w:t>
-        </w:r>
-        <w:r>
-          <w:tab/>
-          <w:t>9</w:t>
-        </w:r>
-      </w:hyperlink>
+      <w:r>
+        <w:t>FUENTES DE INFORMACIÓN</w:t>
+        <w:tab/>
+        <w:t>13</w:t>
+      </w:r>
     </w:p>
     <w:p>
       <w:pPr>
@@ -874,19 +700,26 @@
         <w:tabs>
           <w:tab w:val="right" w:leader="dot" w:pos="9000"/>
         </w:tabs>
-      </w:pPr>
-      <w:hyperlink w:anchor="_Clinia_toc_71" w:history="1">
-        <w:r>
-          <w:rPr>
-            <w:b/>
-          </w:rPr>
-          <w:t>CAPÍTULO I. MARCO TEÓRICO Y CONCEPTUAL</w:t>
-        </w:r>
-        <w:r>
-          <w:tab/>
-          <w:t>11</w:t>
-        </w:r>
-      </w:hyperlink>
+        <w:ind w:left="510"/>
+      </w:pPr>
+      <w:r>
+        <w:t>POBLACIÓN Y MUESTRA</w:t>
+        <w:tab/>
+        <w:t>13</w:t>
+      </w:r>
+    </w:p>
+    <w:p>
+      <w:pPr>
+        <w:pStyle w:val="TOCStatic"/>
+        <w:tabs>
+          <w:tab w:val="right" w:leader="dot" w:pos="9000"/>
+        </w:tabs>
+      </w:pPr>
+      <w:r>
+        <w:t>CAPÍTULO I. MARCO TEÓRICO Y CONCEPTUAL</w:t>
+        <w:tab/>
+        <w:t>15</w:t>
+      </w:r>
     </w:p>
     <w:p>
       <w:pPr>
@@ -896,15 +729,11 @@
         </w:tabs>
         <w:ind w:left="255"/>
       </w:pPr>
-      <w:hyperlink w:anchor="_Clinia_toc_72" w:history="1">
-        <w:r>
-          <w:t>1.1 ESTADO DEL ARTE</w:t>
-        </w:r>
-        <w:r>
-          <w:tab/>
-          <w:t>11</w:t>
-        </w:r>
-      </w:hyperlink>
+      <w:r>
+        <w:t>1.1 ESTADO DEL ARTE</w:t>
+        <w:tab/>
+        <w:t>16</w:t>
+      </w:r>
     </w:p>
     <w:p>
       <w:pPr>
@@ -914,15 +743,11 @@
         </w:tabs>
         <w:ind w:left="510"/>
       </w:pPr>
-      <w:hyperlink w:anchor="_Clinia_toc_73" w:history="1">
-        <w:r>
-          <w:t>1.1.1 Antecedentes sobre historias clínicas personales y PHR</w:t>
-        </w:r>
-        <w:r>
-          <w:tab/>
-          <w:t>11</w:t>
-        </w:r>
-      </w:hyperlink>
+      <w:r>
+        <w:t>1.1.1 Antecedentes sobre historias clínicas personales y PHR</w:t>
+        <w:tab/>
+        <w:t>16</w:t>
+      </w:r>
     </w:p>
     <w:p>
       <w:pPr>
@@ -932,15 +757,11 @@
         </w:tabs>
         <w:ind w:left="510"/>
       </w:pPr>
-      <w:hyperlink w:anchor="_Clinia_toc_74" w:history="1">
-        <w:r>
-          <w:t>1.1.2 Salud digital e interoperabilidad</w:t>
-        </w:r>
-        <w:r>
-          <w:tab/>
-          <w:t>11</w:t>
-        </w:r>
-      </w:hyperlink>
+      <w:r>
+        <w:t>1.1.2 Salud digital e interoperabilidad</w:t>
+        <w:tab/>
+        <w:t>16</w:t>
+      </w:r>
     </w:p>
     <w:p>
       <w:pPr>
@@ -950,15 +771,11 @@
         </w:tabs>
         <w:ind w:left="510"/>
       </w:pPr>
-      <w:hyperlink w:anchor="_Clinia_toc_75" w:history="1">
-        <w:r>
-          <w:t>1.1.3 Inteligencia artificial aplicada a la revisión de información de salud</w:t>
-        </w:r>
-        <w:r>
-          <w:tab/>
-          <w:t>11</w:t>
-        </w:r>
-      </w:hyperlink>
+      <w:r>
+        <w:t>1.1.3 Inteligencia artificial aplicada a la revisión de información de salud</w:t>
+        <w:tab/>
+        <w:t>16</w:t>
+      </w:r>
     </w:p>
     <w:p>
       <w:pPr>
@@ -968,15 +785,11 @@
         </w:tabs>
         <w:ind w:left="510"/>
       </w:pPr>
-      <w:hyperlink w:anchor="_Clinia_toc_76" w:history="1">
-        <w:r>
-          <w:t>1.1.4 Oportunidad de aplicación en el contexto del proyecto</w:t>
-        </w:r>
-        <w:r>
-          <w:tab/>
-          <w:t>12</w:t>
-        </w:r>
-      </w:hyperlink>
+      <w:r>
+        <w:t>1.1.4 Oportunidad de aplicación en el contexto del proyecto</w:t>
+        <w:tab/>
+        <w:t>17</w:t>
+      </w:r>
     </w:p>
     <w:p>
       <w:pPr>
@@ -986,15 +799,11 @@
         </w:tabs>
         <w:ind w:left="255"/>
       </w:pPr>
-      <w:hyperlink w:anchor="_Clinia_toc_77" w:history="1">
-        <w:r>
-          <w:t>1.2 MARCO CONCEPTUAL</w:t>
-        </w:r>
-        <w:r>
-          <w:tab/>
-          <w:t>12</w:t>
-        </w:r>
-      </w:hyperlink>
+      <w:r>
+        <w:t>1.2 MARCO CONCEPTUAL</w:t>
+        <w:tab/>
+        <w:t>17</w:t>
+      </w:r>
     </w:p>
     <w:p>
       <w:pPr>
@@ -1004,15 +813,11 @@
         </w:tabs>
         <w:ind w:left="510"/>
       </w:pPr>
-      <w:hyperlink w:anchor="_Clinia_toc_78" w:history="1">
-        <w:r>
-          <w:t>1.2.1 Historia clínica personal y Personal Health Record</w:t>
-        </w:r>
-        <w:r>
-          <w:tab/>
-          <w:t>12</w:t>
-        </w:r>
-      </w:hyperlink>
+      <w:r>
+        <w:t>1.2.1 Historia clínica personal y Personal Health Record</w:t>
+        <w:tab/>
+        <w:t>17</w:t>
+      </w:r>
     </w:p>
     <w:p>
       <w:pPr>
@@ -1022,15 +827,11 @@
         </w:tabs>
         <w:ind w:left="510"/>
       </w:pPr>
-      <w:hyperlink w:anchor="_Clinia_toc_79" w:history="1">
-        <w:r>
-          <w:t>1.2.2 Historia clínica longitudinal</w:t>
-        </w:r>
-        <w:r>
-          <w:tab/>
-          <w:t>12</w:t>
-        </w:r>
-      </w:hyperlink>
+      <w:r>
+        <w:t>1.2.2 Historia clínica longitudinal</w:t>
+        <w:tab/>
+        <w:t>17</w:t>
+      </w:r>
     </w:p>
     <w:p>
       <w:pPr>
@@ -1040,15 +841,11 @@
         </w:tabs>
         <w:ind w:left="510"/>
       </w:pPr>
-      <w:hyperlink w:anchor="_Clinia_toc_80" w:history="1">
-        <w:r>
-          <w:t>1.2.3 Salud digital</w:t>
-        </w:r>
-        <w:r>
-          <w:tab/>
-          <w:t>12</w:t>
-        </w:r>
-      </w:hyperlink>
+      <w:r>
+        <w:t>1.2.3 Salud digital</w:t>
+        <w:tab/>
+        <w:t>17</w:t>
+      </w:r>
     </w:p>
     <w:p>
       <w:pPr>
@@ -1058,15 +855,11 @@
         </w:tabs>
         <w:ind w:left="510"/>
       </w:pPr>
-      <w:hyperlink w:anchor="_Clinia_toc_81" w:history="1">
-        <w:r>
-          <w:t>1.2.4 Interoperabilidad y HL7 FHIR</w:t>
-        </w:r>
-        <w:r>
-          <w:tab/>
-          <w:t>12</w:t>
-        </w:r>
-      </w:hyperlink>
+      <w:r>
+        <w:t>1.2.4 Interoperabilidad y HL7 FHIR</w:t>
+        <w:tab/>
+        <w:t>18</w:t>
+      </w:r>
     </w:p>
     <w:p>
       <w:pPr>
@@ -1076,15 +869,11 @@
         </w:tabs>
         <w:ind w:left="510"/>
       </w:pPr>
-      <w:hyperlink w:anchor="_Clinia_toc_82" w:history="1">
-        <w:r>
-          <w:t>1.2.5 Medicina preventiva y apoyo informativo</w:t>
-        </w:r>
-        <w:r>
-          <w:tab/>
-          <w:t>13</w:t>
-        </w:r>
-      </w:hyperlink>
+      <w:r>
+        <w:t>1.2.5 Medicina preventiva y apoyo informativo</w:t>
+        <w:tab/>
+        <w:t>18</w:t>
+      </w:r>
     </w:p>
     <w:p>
       <w:pPr>
@@ -1094,15 +883,11 @@
         </w:tabs>
         <w:ind w:left="510"/>
       </w:pPr>
-      <w:hyperlink w:anchor="_Clinia_toc_83" w:history="1">
-        <w:r>
-          <w:t>1.2.6 Inteligencia artificial y modelos de lenguaje</w:t>
-        </w:r>
-        <w:r>
-          <w:tab/>
-          <w:t>13</w:t>
-        </w:r>
-      </w:hyperlink>
+      <w:r>
+        <w:t>1.2.6 Inteligencia artificial y modelos de lenguaje</w:t>
+        <w:tab/>
+        <w:t>18</w:t>
+      </w:r>
     </w:p>
     <w:p>
       <w:pPr>
@@ -1112,15 +897,11 @@
         </w:tabs>
         <w:ind w:left="510"/>
       </w:pPr>
-      <w:hyperlink w:anchor="_Clinia_toc_84" w:history="1">
-        <w:r>
-          <w:t>1.2.7 Privacidad, seguridad y trazabilidad</w:t>
-        </w:r>
-        <w:r>
-          <w:tab/>
-          <w:t>13</w:t>
-        </w:r>
-      </w:hyperlink>
+      <w:r>
+        <w:t>1.2.7 Privacidad, seguridad y trazabilidad</w:t>
+        <w:tab/>
+        <w:t>18</w:t>
+      </w:r>
     </w:p>
     <w:p>
       <w:pPr>
@@ -1130,15 +911,11 @@
         </w:tabs>
         <w:ind w:left="255"/>
       </w:pPr>
-      <w:hyperlink w:anchor="_Clinia_toc_85" w:history="1">
-        <w:r>
-          <w:t>1.3 MARCO TÉCNICO</w:t>
-        </w:r>
-        <w:r>
-          <w:tab/>
-          <w:t>13</w:t>
-        </w:r>
-      </w:hyperlink>
+      <w:r>
+        <w:t>1.3 MARCO TÉCNICO</w:t>
+        <w:tab/>
+        <w:t>18</w:t>
+      </w:r>
     </w:p>
     <w:p>
       <w:pPr>
@@ -1151,21 +928,11 @@
           <w:lang w:val="en-US"/>
         </w:rPr>
       </w:pPr>
-      <w:hyperlink w:anchor="_Clinia_toc_86" w:history="1">
-        <w:r>
-          <w:rPr>
-            <w:lang w:val="en-US"/>
-          </w:rPr>
-          <w:t>1.3.1 React Native y React Native Web</w:t>
-        </w:r>
-        <w:r>
-          <w:rPr>
-            <w:lang w:val="en-US"/>
-          </w:rPr>
-          <w:tab/>
-          <w:t>13</w:t>
-        </w:r>
-      </w:hyperlink>
+      <w:r>
+        <w:t>1.3.1 React Native y React Native Web</w:t>
+        <w:tab/>
+        <w:t>18</w:t>
+      </w:r>
     </w:p>
     <w:p>
       <w:pPr>
@@ -1175,15 +942,11 @@
         </w:tabs>
         <w:ind w:left="510"/>
       </w:pPr>
-      <w:hyperlink w:anchor="_Clinia_toc_87" w:history="1">
-        <w:r>
-          <w:t>1.3.2 Node.js y Express.js</w:t>
-        </w:r>
-        <w:r>
-          <w:tab/>
-          <w:t>14</w:t>
-        </w:r>
-      </w:hyperlink>
+      <w:r>
+        <w:t>1.3.2 Node.js y Express.js</w:t>
+        <w:tab/>
+        <w:t>19</w:t>
+      </w:r>
     </w:p>
     <w:p>
       <w:pPr>
@@ -1193,15 +956,11 @@
         </w:tabs>
         <w:ind w:left="510"/>
       </w:pPr>
-      <w:hyperlink w:anchor="_Clinia_toc_88" w:history="1">
-        <w:r>
-          <w:t>1.3.3 MySQL</w:t>
-        </w:r>
-        <w:r>
-          <w:tab/>
-          <w:t>14</w:t>
-        </w:r>
-      </w:hyperlink>
+      <w:r>
+        <w:t>1.3.3 MySQL</w:t>
+        <w:tab/>
+        <w:t>19</w:t>
+      </w:r>
     </w:p>
     <w:p>
       <w:pPr>
@@ -1211,15 +970,11 @@
         </w:tabs>
         <w:ind w:left="510"/>
       </w:pPr>
-      <w:hyperlink w:anchor="_Clinia_toc_89" w:history="1">
-        <w:r>
-          <w:t>1.3.4 Almacenamiento privado de archivos</w:t>
-        </w:r>
-        <w:r>
-          <w:tab/>
-          <w:t>14</w:t>
-        </w:r>
-      </w:hyperlink>
+      <w:r>
+        <w:t>1.3.4 Almacenamiento privado de archivos</w:t>
+        <w:tab/>
+        <w:t>19</w:t>
+      </w:r>
     </w:p>
     <w:p>
       <w:pPr>
@@ -1229,20 +984,11 @@
         </w:tabs>
         <w:ind w:left="510"/>
       </w:pPr>
-      <w:hyperlink w:anchor="_Clinia_toc_90" w:history="1">
-        <w:r>
-          <w:t xml:space="preserve">1.3.5 API de </w:t>
-        </w:r>
-        <w:proofErr w:type="spellStart"/>
-        <w:r>
-          <w:t>DeepSeek</w:t>
-        </w:r>
-        <w:proofErr w:type="spellEnd"/>
-        <w:r>
-          <w:tab/>
-          <w:t>14</w:t>
-        </w:r>
-      </w:hyperlink>
+      <w:r>
+        <w:t>1.3.5 API de DeepSeek</w:t>
+        <w:tab/>
+        <w:t>19</w:t>
+      </w:r>
     </w:p>
     <w:p>
       <w:pPr>
@@ -1252,23 +998,11 @@
         </w:tabs>
         <w:ind w:left="510"/>
       </w:pPr>
-      <w:hyperlink w:anchor="_Clinia_toc_91" w:history="1">
-        <w:r>
-          <w:t xml:space="preserve">1.3.6 Git, GitHub, </w:t>
-        </w:r>
-        <w:proofErr w:type="spellStart"/>
-        <w:r>
-          <w:t>Figma</w:t>
-        </w:r>
-        <w:proofErr w:type="spellEnd"/>
-        <w:r>
-          <w:t xml:space="preserve"> y Postman</w:t>
-        </w:r>
-        <w:r>
-          <w:tab/>
-          <w:t>14</w:t>
-        </w:r>
-      </w:hyperlink>
+      <w:r>
+        <w:t>1.3.6 Git, GitHub, Figma y Postman</w:t>
+        <w:tab/>
+        <w:t>19</w:t>
+      </w:r>
     </w:p>
     <w:p>
       <w:pPr>
@@ -1278,15 +1012,11 @@
         </w:tabs>
         <w:ind w:left="255"/>
       </w:pPr>
-      <w:hyperlink w:anchor="_Clinia_toc_92" w:history="1">
-        <w:r>
-          <w:t>1.4 MARCO DE INGENIERÍA DE SOFTWARE</w:t>
-        </w:r>
-        <w:r>
-          <w:tab/>
-          <w:t>15</w:t>
-        </w:r>
-      </w:hyperlink>
+      <w:r>
+        <w:t>1.4 MARCO DE INGENIERÍA DE SOFTWARE</w:t>
+        <w:tab/>
+        <w:t>20</w:t>
+      </w:r>
     </w:p>
     <w:p>
       <w:pPr>
@@ -1296,15 +1026,11 @@
         </w:tabs>
         <w:ind w:left="510"/>
       </w:pPr>
-      <w:hyperlink w:anchor="_Clinia_toc_93" w:history="1">
-        <w:r>
-          <w:t>1.4.1 Kanban</w:t>
-        </w:r>
-        <w:r>
-          <w:tab/>
-          <w:t>15</w:t>
-        </w:r>
-      </w:hyperlink>
+      <w:r>
+        <w:t>1.4.1 Kanban</w:t>
+        <w:tab/>
+        <w:t>20</w:t>
+      </w:r>
     </w:p>
     <w:p>
       <w:pPr>
@@ -1314,15 +1040,11 @@
         </w:tabs>
         <w:ind w:left="510"/>
       </w:pPr>
-      <w:hyperlink w:anchor="_Clinia_toc_94" w:history="1">
-        <w:r>
-          <w:t>1.4.2 Arquitectura cliente-servidor</w:t>
-        </w:r>
-        <w:r>
-          <w:tab/>
-          <w:t>15</w:t>
-        </w:r>
-      </w:hyperlink>
+      <w:r>
+        <w:t>1.4.2 Arquitectura cliente-servidor</w:t>
+        <w:tab/>
+        <w:t>20</w:t>
+      </w:r>
     </w:p>
     <w:p>
       <w:pPr>
@@ -1332,15 +1054,11 @@
         </w:tabs>
         <w:ind w:left="510"/>
       </w:pPr>
-      <w:hyperlink w:anchor="_Clinia_toc_95" w:history="1">
-        <w:r>
-          <w:t>1.4.3 Modelo de datos y API</w:t>
-        </w:r>
-        <w:r>
-          <w:tab/>
-          <w:t>15</w:t>
-        </w:r>
-      </w:hyperlink>
+      <w:r>
+        <w:t>1.4.3 Modelo de datos y API</w:t>
+        <w:tab/>
+        <w:t>20</w:t>
+      </w:r>
     </w:p>
     <w:p>
       <w:pPr>
@@ -1350,15 +1068,11 @@
         </w:tabs>
         <w:ind w:left="510"/>
       </w:pPr>
-      <w:hyperlink w:anchor="_Clinia_toc_96" w:history="1">
-        <w:r>
-          <w:t>1.4.4 Seguridad y trazabilidad</w:t>
-        </w:r>
-        <w:r>
-          <w:tab/>
-          <w:t>15</w:t>
-        </w:r>
-      </w:hyperlink>
+      <w:r>
+        <w:t>1.4.4 Seguridad y trazabilidad</w:t>
+        <w:tab/>
+        <w:t>20</w:t>
+      </w:r>
     </w:p>
     <w:p>
       <w:pPr>
@@ -1368,15 +1082,11 @@
         </w:tabs>
         <w:ind w:left="255"/>
       </w:pPr>
-      <w:hyperlink w:anchor="_Clinia_toc_97" w:history="1">
-        <w:r>
-          <w:t>1.5 MARCO DE CALIDAD</w:t>
-        </w:r>
-        <w:r>
-          <w:tab/>
-          <w:t>15</w:t>
-        </w:r>
-      </w:hyperlink>
+      <w:r>
+        <w:t>1.5 MARCO DE CALIDAD</w:t>
+        <w:tab/>
+        <w:t>21</w:t>
+      </w:r>
     </w:p>
     <w:p>
       <w:pPr>
@@ -1386,15 +1096,11 @@
         </w:tabs>
         <w:ind w:left="510"/>
       </w:pPr>
-      <w:hyperlink w:anchor="_Clinia_toc_98" w:history="1">
-        <w:r>
-          <w:t>1.5.1 Pruebas funcionales e integración</w:t>
-        </w:r>
-        <w:r>
-          <w:tab/>
-          <w:t>15</w:t>
-        </w:r>
-      </w:hyperlink>
+      <w:r>
+        <w:t>1.5.1 Pruebas funcionales e integración</w:t>
+        <w:tab/>
+        <w:t>21</w:t>
+      </w:r>
     </w:p>
     <w:p>
       <w:pPr>
@@ -1404,15 +1110,11 @@
         </w:tabs>
         <w:ind w:left="510"/>
       </w:pPr>
-      <w:hyperlink w:anchor="_Clinia_toc_99" w:history="1">
-        <w:r>
-          <w:t>1.5.2 Seguridad, rendimiento y compatibilidad</w:t>
-        </w:r>
-        <w:r>
-          <w:tab/>
-          <w:t>16</w:t>
-        </w:r>
-      </w:hyperlink>
+      <w:r>
+        <w:t>1.5.2 Seguridad, rendimiento y compatibilidad</w:t>
+        <w:tab/>
+        <w:t>21</w:t>
+      </w:r>
     </w:p>
     <w:p>
       <w:pPr>
@@ -1422,15 +1124,11 @@
         </w:tabs>
         <w:ind w:left="510"/>
       </w:pPr>
-      <w:hyperlink w:anchor="_Clinia_toc_100" w:history="1">
-        <w:r>
-          <w:t>1.5.3 Accesibilidad y usabilidad</w:t>
-        </w:r>
-        <w:r>
-          <w:tab/>
-          <w:t>16</w:t>
-        </w:r>
-      </w:hyperlink>
+      <w:r>
+        <w:t>1.5.3 Accesibilidad y usabilidad</w:t>
+        <w:tab/>
+        <w:t>21</w:t>
+      </w:r>
     </w:p>
     <w:p>
       <w:pPr>
@@ -1440,15 +1138,11 @@
         </w:tabs>
         <w:ind w:left="255"/>
       </w:pPr>
-      <w:hyperlink w:anchor="_Clinia_toc_101" w:history="1">
-        <w:r>
-          <w:t>1.6 MARCO DE EVALUACIÓN</w:t>
-        </w:r>
-        <w:r>
-          <w:tab/>
-          <w:t>16</w:t>
-        </w:r>
-      </w:hyperlink>
+      <w:r>
+        <w:t>1.6 MARCO DE EVALUACIÓN</w:t>
+        <w:tab/>
+        <w:t>21</w:t>
+      </w:r>
     </w:p>
     <w:p>
       <w:pPr>
@@ -1458,31 +1152,11 @@
         </w:tabs>
         <w:ind w:left="510"/>
       </w:pPr>
-      <w:hyperlink w:anchor="_Clinia_toc_102" w:history="1">
-        <w:r>
-          <w:t xml:space="preserve">1.6.1 </w:t>
-        </w:r>
-        <w:proofErr w:type="spellStart"/>
-        <w:r>
-          <w:t>System</w:t>
-        </w:r>
-        <w:proofErr w:type="spellEnd"/>
-        <w:r>
-          <w:t xml:space="preserve"> </w:t>
-        </w:r>
-        <w:proofErr w:type="spellStart"/>
-        <w:r>
-          <w:t>Usability</w:t>
-        </w:r>
-        <w:proofErr w:type="spellEnd"/>
-        <w:r>
-          <w:t xml:space="preserve"> Scale</w:t>
-        </w:r>
-        <w:r>
-          <w:tab/>
-          <w:t>16</w:t>
-        </w:r>
-      </w:hyperlink>
+      <w:r>
+        <w:t>1.6.1 System Usability Scale</w:t>
+        <w:tab/>
+        <w:t>21</w:t>
+      </w:r>
     </w:p>
     <w:p>
       <w:pPr>
@@ -1492,15 +1166,11 @@
         </w:tabs>
         <w:ind w:left="510"/>
       </w:pPr>
-      <w:hyperlink w:anchor="_Clinia_toc_103" w:history="1">
-        <w:r>
-          <w:t>1.6.2 Evaluación de salidas de inteligencia artificial</w:t>
-        </w:r>
-        <w:r>
-          <w:tab/>
-          <w:t>16</w:t>
-        </w:r>
-      </w:hyperlink>
+      <w:r>
+        <w:t>1.6.2 Evaluación de salidas de inteligencia artificial</w:t>
+        <w:tab/>
+        <w:t>21</w:t>
+      </w:r>
     </w:p>
     <w:p>
       <w:pPr>
@@ -1509,18 +1179,11 @@
           <w:tab w:val="right" w:leader="dot" w:pos="9000"/>
         </w:tabs>
       </w:pPr>
-      <w:hyperlink w:anchor="_Clinia_toc_104" w:history="1">
-        <w:r>
-          <w:rPr>
-            <w:b/>
-          </w:rPr>
-          <w:t>CAPÍTULO II. INGENIERÍA DEL PROYECTO</w:t>
-        </w:r>
-        <w:r>
-          <w:tab/>
-          <w:t>18</w:t>
-        </w:r>
-      </w:hyperlink>
+      <w:r>
+        <w:t>CAPÍTULO II. INGENIERÍA DEL PROYECTO</w:t>
+        <w:tab/>
+        <w:t>23</w:t>
+      </w:r>
     </w:p>
     <w:p>
       <w:pPr>
@@ -1530,15 +1193,11 @@
         </w:tabs>
         <w:ind w:left="255"/>
       </w:pPr>
-      <w:hyperlink w:anchor="_Clinia_toc_105" w:history="1">
-        <w:r>
-          <w:t>2.1 CONTEXTO, ACTORES Y REGLAS DEL SISTEMA</w:t>
-        </w:r>
-        <w:r>
-          <w:tab/>
-          <w:t>18</w:t>
-        </w:r>
-      </w:hyperlink>
+      <w:r>
+        <w:t>2.1 CONTEXTO, ACTORES Y REGLAS DEL SISTEMA</w:t>
+        <w:tab/>
+        <w:t>24</w:t>
+      </w:r>
     </w:p>
     <w:p>
       <w:pPr>
@@ -1548,15 +1207,11 @@
         </w:tabs>
         <w:ind w:left="255"/>
       </w:pPr>
-      <w:hyperlink w:anchor="_Clinia_toc_106" w:history="1">
-        <w:r>
-          <w:t>2.2 ESPECIFICACIÓN DE REQUERIMIENTOS</w:t>
-        </w:r>
-        <w:r>
-          <w:tab/>
-          <w:t>18</w:t>
-        </w:r>
-      </w:hyperlink>
+      <w:r>
+        <w:t>2.2 ESPECIFICACIÓN DE REQUERIMIENTOS</w:t>
+        <w:tab/>
+        <w:t>24</w:t>
+      </w:r>
     </w:p>
     <w:p>
       <w:pPr>
@@ -1566,15 +1221,11 @@
         </w:tabs>
         <w:ind w:left="510"/>
       </w:pPr>
-      <w:hyperlink w:anchor="_Clinia_toc_107" w:history="1">
-        <w:r>
-          <w:t>2.2.1 Requerimientos funcionales</w:t>
-        </w:r>
-        <w:r>
-          <w:tab/>
-          <w:t>18</w:t>
-        </w:r>
-      </w:hyperlink>
+      <w:r>
+        <w:t>2.2.1 Requerimientos funcionales</w:t>
+        <w:tab/>
+        <w:t>24</w:t>
+      </w:r>
     </w:p>
     <w:p>
       <w:pPr>
@@ -1584,15 +1235,11 @@
         </w:tabs>
         <w:ind w:left="510"/>
       </w:pPr>
-      <w:hyperlink w:anchor="_Clinia_toc_108" w:history="1">
-        <w:r>
-          <w:t>2.2.2 Requerimientos no funcionales</w:t>
-        </w:r>
-        <w:r>
-          <w:tab/>
-          <w:t>20</w:t>
-        </w:r>
-      </w:hyperlink>
+      <w:r>
+        <w:t>2.2.2 Requerimientos no funcionales</w:t>
+        <w:tab/>
+        <w:t>25</w:t>
+      </w:r>
     </w:p>
     <w:p>
       <w:pPr>
@@ -1602,15 +1249,11 @@
         </w:tabs>
         <w:ind w:left="255"/>
       </w:pPr>
-      <w:hyperlink w:anchor="_Clinia_toc_109" w:history="1">
-        <w:r>
-          <w:t>2.3 MODELO DE CASOS DE USO</w:t>
-        </w:r>
-        <w:r>
-          <w:tab/>
-          <w:t>21</w:t>
-        </w:r>
-      </w:hyperlink>
+      <w:r>
+        <w:t>2.3 MODELO DE CASOS DE USO</w:t>
+        <w:tab/>
+        <w:t>26</w:t>
+      </w:r>
     </w:p>
     <w:p>
       <w:pPr>
@@ -1620,15 +1263,11 @@
         </w:tabs>
         <w:ind w:left="510"/>
       </w:pPr>
-      <w:hyperlink w:anchor="_Clinia_toc_110" w:history="1">
-        <w:r>
-          <w:t>2.3.1 Casos de uso principales</w:t>
-        </w:r>
-        <w:r>
-          <w:tab/>
-          <w:t>22</w:t>
-        </w:r>
-      </w:hyperlink>
+      <w:r>
+        <w:t>2.3.1 Casos de uso principales</w:t>
+        <w:tab/>
+        <w:t>27</w:t>
+      </w:r>
     </w:p>
     <w:p>
       <w:pPr>
@@ -1638,15 +1277,11 @@
         </w:tabs>
         <w:ind w:left="255"/>
       </w:pPr>
-      <w:hyperlink w:anchor="_Clinia_toc_111" w:history="1">
-        <w:r>
-          <w:t>2.4 ARQUITECTURA DEL SISTEMA</w:t>
-        </w:r>
-        <w:r>
-          <w:tab/>
-          <w:t>25</w:t>
-        </w:r>
-      </w:hyperlink>
+      <w:r>
+        <w:t>2.4 ARQUITECTURA DEL SISTEMA</w:t>
+        <w:tab/>
+        <w:t>30</w:t>
+      </w:r>
     </w:p>
     <w:p>
       <w:pPr>
@@ -1656,15 +1291,11 @@
         </w:tabs>
         <w:ind w:left="510"/>
       </w:pPr>
-      <w:hyperlink w:anchor="_Clinia_toc_112" w:history="1">
-        <w:r>
-          <w:t>2.4.1 Arquitectura general</w:t>
-        </w:r>
-        <w:r>
-          <w:tab/>
-          <w:t>25</w:t>
-        </w:r>
-      </w:hyperlink>
+      <w:r>
+        <w:t>2.4.1 Arquitectura general</w:t>
+        <w:tab/>
+        <w:t>30</w:t>
+      </w:r>
     </w:p>
     <w:p>
       <w:pPr>
@@ -1674,15 +1305,11 @@
         </w:tabs>
         <w:ind w:left="510"/>
       </w:pPr>
-      <w:hyperlink w:anchor="_Clinia_toc_113" w:history="1">
-        <w:r>
-          <w:t>2.4.2 Componentes y despliegue</w:t>
-        </w:r>
-        <w:r>
-          <w:tab/>
-          <w:t>25</w:t>
-        </w:r>
-      </w:hyperlink>
+      <w:r>
+        <w:t>2.4.2 Componentes y despliegue</w:t>
+        <w:tab/>
+        <w:t>30</w:t>
+      </w:r>
     </w:p>
     <w:p>
       <w:pPr>
@@ -1692,15 +1319,11 @@
         </w:tabs>
         <w:ind w:left="255"/>
       </w:pPr>
-      <w:hyperlink w:anchor="_Clinia_toc_114" w:history="1">
-        <w:r>
-          <w:t>2.5 DISEÑO DE DATOS</w:t>
-        </w:r>
-        <w:r>
-          <w:tab/>
-          <w:t>26</w:t>
-        </w:r>
-      </w:hyperlink>
+      <w:r>
+        <w:t>2.5 DISEÑO DE DATOS</w:t>
+        <w:tab/>
+        <w:t>31</w:t>
+      </w:r>
     </w:p>
     <w:p>
       <w:pPr>
@@ -1710,15 +1333,11 @@
         </w:tabs>
         <w:ind w:left="510"/>
       </w:pPr>
-      <w:hyperlink w:anchor="_Clinia_toc_115" w:history="1">
-        <w:r>
-          <w:t>2.5.1 Modelo relacional</w:t>
-        </w:r>
-        <w:r>
-          <w:tab/>
-          <w:t>26</w:t>
-        </w:r>
-      </w:hyperlink>
+      <w:r>
+        <w:t>2.5.1 Modelo relacional</w:t>
+        <w:tab/>
+        <w:t>31</w:t>
+      </w:r>
     </w:p>
     <w:p>
       <w:pPr>
@@ -1728,15 +1347,11 @@
         </w:tabs>
         <w:ind w:left="510"/>
       </w:pPr>
-      <w:hyperlink w:anchor="_Clinia_toc_116" w:history="1">
-        <w:r>
-          <w:t>2.5.2 Diccionario de datos</w:t>
-        </w:r>
-        <w:r>
-          <w:tab/>
-          <w:t>27</w:t>
-        </w:r>
-      </w:hyperlink>
+      <w:r>
+        <w:t>2.5.2 Diccionario de datos</w:t>
+        <w:tab/>
+        <w:t>32</w:t>
+      </w:r>
     </w:p>
     <w:p>
       <w:pPr>
@@ -1746,15 +1361,11 @@
         </w:tabs>
         <w:ind w:left="255"/>
       </w:pPr>
-      <w:hyperlink w:anchor="_Clinia_toc_117" w:history="1">
-        <w:r>
-          <w:t>2.6 DISEÑO DE INTERACCIÓN Y EXPERIENCIA DE USUARIO</w:t>
-        </w:r>
-        <w:r>
-          <w:tab/>
-          <w:t>28</w:t>
-        </w:r>
-      </w:hyperlink>
+      <w:r>
+        <w:t>2.6 DISEÑO DE INTERACCIÓN Y EXPERIENCIA DE USUARIO</w:t>
+        <w:tab/>
+        <w:t>33</w:t>
+      </w:r>
     </w:p>
     <w:p>
       <w:pPr>
@@ -1764,15 +1375,11 @@
         </w:tabs>
         <w:ind w:left="255"/>
       </w:pPr>
-      <w:hyperlink w:anchor="_Clinia_toc_118" w:history="1">
-        <w:r>
-          <w:t>2.7 SEGURIDAD, PRIVACIDAD Y TRAZABILIDAD</w:t>
-        </w:r>
-        <w:r>
-          <w:tab/>
-          <w:t>29</w:t>
-        </w:r>
-      </w:hyperlink>
+      <w:r>
+        <w:t>2.7 SEGURIDAD, PRIVACIDAD Y TRAZABILIDAD</w:t>
+        <w:tab/>
+        <w:t>34</w:t>
+      </w:r>
     </w:p>
     <w:p>
       <w:pPr>
@@ -1782,15 +1389,11 @@
         </w:tabs>
         <w:ind w:left="255"/>
       </w:pPr>
-      <w:hyperlink w:anchor="_Clinia_toc_119" w:history="1">
-        <w:r>
-          <w:t>2.8 DESARROLLO E INTEGRACIÓN</w:t>
-        </w:r>
-        <w:r>
-          <w:tab/>
-          <w:t>29</w:t>
-        </w:r>
-      </w:hyperlink>
+      <w:r>
+        <w:t>2.8 DESARROLLO E INTEGRACIÓN</w:t>
+        <w:tab/>
+        <w:t>34</w:t>
+      </w:r>
     </w:p>
     <w:p>
       <w:pPr>
@@ -1799,18 +1402,11 @@
           <w:tab w:val="right" w:leader="dot" w:pos="9000"/>
         </w:tabs>
       </w:pPr>
-      <w:hyperlink w:anchor="_Clinia_toc_120" w:history="1">
-        <w:r>
-          <w:rPr>
-            <w:b/>
-          </w:rPr>
-          <w:t>CAPÍTULO III. PRUEBAS Y CALIDAD DE SOFTWARE</w:t>
-        </w:r>
-        <w:r>
-          <w:tab/>
-          <w:t>36</w:t>
-        </w:r>
-      </w:hyperlink>
+      <w:r>
+        <w:t>CAPÍTULO III. PRUEBAS Y CALIDAD DE SOFTWARE</w:t>
+        <w:tab/>
+        <w:t>39</w:t>
+      </w:r>
     </w:p>
     <w:p>
       <w:pPr>
@@ -1820,15 +1416,11 @@
         </w:tabs>
         <w:ind w:left="255"/>
       </w:pPr>
-      <w:hyperlink w:anchor="_Clinia_toc_121" w:history="1">
-        <w:r>
-          <w:t>3.1 PLAN DE PRUEBAS</w:t>
-        </w:r>
-        <w:r>
-          <w:tab/>
-          <w:t>36</w:t>
-        </w:r>
-      </w:hyperlink>
+      <w:r>
+        <w:t>3.1 PLAN DE PRUEBAS</w:t>
+        <w:tab/>
+        <w:t>40</w:t>
+      </w:r>
     </w:p>
     <w:p>
       <w:pPr>
@@ -1838,15 +1430,11 @@
         </w:tabs>
         <w:ind w:left="255"/>
       </w:pPr>
-      <w:hyperlink w:anchor="_Clinia_toc_122" w:history="1">
-        <w:r>
-          <w:t>3.2 PRUEBAS FUNCIONALES</w:t>
-        </w:r>
-        <w:r>
-          <w:tab/>
-          <w:t>36</w:t>
-        </w:r>
-      </w:hyperlink>
+      <w:r>
+        <w:t>3.2 PRUEBAS FUNCIONALES</w:t>
+        <w:tab/>
+        <w:t>40</w:t>
+      </w:r>
     </w:p>
     <w:p>
       <w:pPr>
@@ -1856,15 +1444,11 @@
         </w:tabs>
         <w:ind w:left="255"/>
       </w:pPr>
-      <w:hyperlink w:anchor="_Clinia_toc_123" w:history="1">
-        <w:r>
-          <w:t>3.3 PRUEBAS DE INTEGRACIÓN</w:t>
-        </w:r>
-        <w:r>
-          <w:tab/>
-          <w:t>37</w:t>
-        </w:r>
-      </w:hyperlink>
+      <w:r>
+        <w:t>3.3 PRUEBAS DE INTEGRACIÓN</w:t>
+        <w:tab/>
+        <w:t>41</w:t>
+      </w:r>
     </w:p>
     <w:p>
       <w:pPr>
@@ -1874,15 +1458,11 @@
         </w:tabs>
         <w:ind w:left="255"/>
       </w:pPr>
-      <w:hyperlink w:anchor="_Clinia_toc_124" w:history="1">
-        <w:r>
-          <w:t>3.4 PRUEBAS DE SEGURIDAD</w:t>
-        </w:r>
-        <w:r>
-          <w:tab/>
-          <w:t>37</w:t>
-        </w:r>
-      </w:hyperlink>
+      <w:r>
+        <w:t>3.4 PRUEBAS DE SEGURIDAD</w:t>
+        <w:tab/>
+        <w:t>41</w:t>
+      </w:r>
     </w:p>
     <w:p>
       <w:pPr>
@@ -1892,15 +1472,11 @@
         </w:tabs>
         <w:ind w:left="255"/>
       </w:pPr>
-      <w:hyperlink w:anchor="_Clinia_toc_125" w:history="1">
-        <w:r>
-          <w:t>3.5 PRUEBAS DE RENDIMIENTO Y COMPATIBILIDAD</w:t>
-        </w:r>
-        <w:r>
-          <w:tab/>
-          <w:t>38</w:t>
-        </w:r>
-      </w:hyperlink>
+      <w:r>
+        <w:t>3.5 PRUEBAS DE RENDIMIENTO Y COMPATIBILIDAD</w:t>
+        <w:tab/>
+        <w:t>41</w:t>
+      </w:r>
     </w:p>
     <w:p>
       <w:pPr>
@@ -1910,15 +1486,11 @@
         </w:tabs>
         <w:ind w:left="255"/>
       </w:pPr>
-      <w:hyperlink w:anchor="_Clinia_toc_126" w:history="1">
-        <w:r>
-          <w:t>3.6 PRUEBAS DE ACCESIBILIDAD Y USABILIDAD</w:t>
-        </w:r>
-        <w:r>
-          <w:tab/>
-          <w:t>38</w:t>
-        </w:r>
-      </w:hyperlink>
+      <w:r>
+        <w:t>3.6 PRUEBAS DE ACCESIBILIDAD Y USABILIDAD</w:t>
+        <w:tab/>
+        <w:t>42</w:t>
+      </w:r>
     </w:p>
     <w:p>
       <w:pPr>
@@ -1928,15 +1500,11 @@
         </w:tabs>
         <w:ind w:left="255"/>
       </w:pPr>
-      <w:hyperlink w:anchor="_Clinia_toc_127" w:history="1">
-        <w:r>
-          <w:t>3.7 EVALUACIÓN DE INTELIGENCIA ARTIFICIAL</w:t>
-        </w:r>
-        <w:r>
-          <w:tab/>
-          <w:t>39</w:t>
-        </w:r>
-      </w:hyperlink>
+      <w:r>
+        <w:t>3.7 EVALUACIÓN DE INTELIGENCIA ARTIFICIAL</w:t>
+        <w:tab/>
+        <w:t>42</w:t>
+      </w:r>
     </w:p>
     <w:p>
       <w:pPr>
@@ -1946,15 +1514,11 @@
         </w:tabs>
         <w:ind w:left="255"/>
       </w:pPr>
-      <w:hyperlink w:anchor="_Clinia_toc_128" w:history="1">
-        <w:r>
-          <w:t>3.8 MATRIZ DE TRAZABILIDAD Y CRITERIOS DE ACEPTACIÓN</w:t>
-        </w:r>
-        <w:r>
-          <w:tab/>
-          <w:t>39</w:t>
-        </w:r>
-      </w:hyperlink>
+      <w:r>
+        <w:t>3.8 MATRIZ DE TRAZABILIDAD Y CRITERIOS DE ACEPTACIÓN</w:t>
+        <w:tab/>
+        <w:t>43</w:t>
+      </w:r>
     </w:p>
     <w:p>
       <w:pPr>
@@ -1963,18 +1527,11 @@
           <w:tab w:val="right" w:leader="dot" w:pos="9000"/>
         </w:tabs>
       </w:pPr>
-      <w:hyperlink w:anchor="_Clinia_toc_129" w:history="1">
-        <w:r>
-          <w:rPr>
-            <w:b/>
-          </w:rPr>
-          <w:t>CAPÍTULO IV. ESTIMACIÓN DE COSTOS Y PLANIFICACIÓN</w:t>
-        </w:r>
-        <w:r>
-          <w:tab/>
-          <w:t>42</w:t>
-        </w:r>
-      </w:hyperlink>
+      <w:r>
+        <w:t>CAPÍTULO IV. ESTIMACIÓN DE COSTOS Y PLANIFICACIÓN</w:t>
+        <w:tab/>
+        <w:t>45</w:t>
+      </w:r>
     </w:p>
     <w:p>
       <w:pPr>
@@ -1984,15 +1541,11 @@
         </w:tabs>
         <w:ind w:left="255"/>
       </w:pPr>
-      <w:hyperlink w:anchor="_Clinia_toc_130" w:history="1">
-        <w:r>
-          <w:t>4.1 RECURSOS DEL PROYECTO</w:t>
-        </w:r>
-        <w:r>
-          <w:tab/>
-          <w:t>42</w:t>
-        </w:r>
-      </w:hyperlink>
+      <w:r>
+        <w:t>4.1 RECURSOS DEL PROYECTO</w:t>
+        <w:tab/>
+        <w:t>46</w:t>
+      </w:r>
     </w:p>
     <w:p>
       <w:pPr>
@@ -2002,15 +1555,11 @@
         </w:tabs>
         <w:ind w:left="255"/>
       </w:pPr>
-      <w:hyperlink w:anchor="_Clinia_toc_131" w:history="1">
-        <w:r>
-          <w:t>4.2 COSTO DEL PERSONAL</w:t>
-        </w:r>
-        <w:r>
-          <w:tab/>
-          <w:t>42</w:t>
-        </w:r>
-      </w:hyperlink>
+      <w:r>
+        <w:t>4.2 COSTO DEL PERSONAL</w:t>
+        <w:tab/>
+        <w:t>46</w:t>
+      </w:r>
     </w:p>
     <w:p>
       <w:pPr>
@@ -2020,15 +1569,11 @@
         </w:tabs>
         <w:ind w:left="255"/>
       </w:pPr>
-      <w:hyperlink w:anchor="_Clinia_toc_132" w:history="1">
-        <w:r>
-          <w:t>4.3 COSTOS DE INFRAESTRUCTURA Y SERVICIOS</w:t>
-        </w:r>
-        <w:r>
-          <w:tab/>
-          <w:t>42</w:t>
-        </w:r>
-      </w:hyperlink>
+      <w:r>
+        <w:t>4.3 COSTOS DE INFRAESTRUCTURA Y SERVICIOS</w:t>
+        <w:tab/>
+        <w:t>46</w:t>
+      </w:r>
     </w:p>
     <w:p>
       <w:pPr>
@@ -2038,15 +1583,11 @@
         </w:tabs>
         <w:ind w:left="255"/>
       </w:pPr>
-      <w:hyperlink w:anchor="_Clinia_toc_133" w:history="1">
-        <w:r>
-          <w:t>4.4 COSTOS DE INVESTIGACIÓN Y PRUEBAS</w:t>
-        </w:r>
-        <w:r>
-          <w:tab/>
-          <w:t>43</w:t>
-        </w:r>
-      </w:hyperlink>
+      <w:r>
+        <w:t>4.4 COSTOS DE INVESTIGACIÓN Y PRUEBAS</w:t>
+        <w:tab/>
+        <w:t>47</w:t>
+      </w:r>
     </w:p>
     <w:p>
       <w:pPr>
@@ -2056,15 +1597,11 @@
         </w:tabs>
         <w:ind w:left="255"/>
       </w:pPr>
-      <w:hyperlink w:anchor="_Clinia_toc_134" w:history="1">
-        <w:r>
-          <w:t>4.5 COSTO TOTAL ESTIMADO</w:t>
-        </w:r>
-        <w:r>
-          <w:tab/>
-          <w:t>43</w:t>
-        </w:r>
-      </w:hyperlink>
+      <w:r>
+        <w:t>4.5 COSTO TOTAL ESTIMADO</w:t>
+        <w:tab/>
+        <w:t>47</w:t>
+      </w:r>
     </w:p>
     <w:p>
       <w:pPr>
@@ -2074,15 +1611,11 @@
         </w:tabs>
         <w:ind w:left="255"/>
       </w:pPr>
-      <w:hyperlink w:anchor="_Clinia_toc_135" w:history="1">
-        <w:r>
-          <w:t>4.6 CRONOGRAMA DE ACTIVIDADES</w:t>
-        </w:r>
-        <w:r>
-          <w:tab/>
-          <w:t>43</w:t>
-        </w:r>
-      </w:hyperlink>
+      <w:r>
+        <w:t>4.6 CRONOGRAMA DE ACTIVIDADES</w:t>
+        <w:tab/>
+        <w:t>47</w:t>
+      </w:r>
     </w:p>
     <w:p>
       <w:pPr>
@@ -2092,15 +1625,11 @@
         </w:tabs>
         <w:ind w:left="255"/>
       </w:pPr>
-      <w:hyperlink w:anchor="_Clinia_toc_136" w:history="1">
-        <w:r>
-          <w:t>4.7 VIABILIDAD DEL PROYECTO</w:t>
-        </w:r>
-        <w:r>
-          <w:tab/>
-          <w:t>44</w:t>
-        </w:r>
-      </w:hyperlink>
+      <w:r>
+        <w:t>4.7 VIABILIDAD DEL PROYECTO</w:t>
+        <w:tab/>
+        <w:t>48</w:t>
+      </w:r>
     </w:p>
     <w:p>
       <w:pPr>
@@ -2109,18 +1638,11 @@
           <w:tab w:val="right" w:leader="dot" w:pos="9000"/>
         </w:tabs>
       </w:pPr>
-      <w:hyperlink w:anchor="_Clinia_toc_137" w:history="1">
-        <w:r>
-          <w:rPr>
-            <w:b/>
-          </w:rPr>
-          <w:t>CONCLUSIONES</w:t>
-        </w:r>
-        <w:r>
-          <w:tab/>
-          <w:t>46</w:t>
-        </w:r>
-      </w:hyperlink>
+      <w:r>
+        <w:t>CONCLUSIONES</w:t>
+        <w:tab/>
+        <w:t>50</w:t>
+      </w:r>
     </w:p>
     <w:p>
       <w:pPr>
@@ -2129,18 +1651,11 @@
           <w:tab w:val="right" w:leader="dot" w:pos="9000"/>
         </w:tabs>
       </w:pPr>
-      <w:hyperlink w:anchor="_Clinia_toc_138" w:history="1">
-        <w:r>
-          <w:rPr>
-            <w:b/>
-          </w:rPr>
-          <w:t>RECOMENDACIONES</w:t>
-        </w:r>
-        <w:r>
-          <w:tab/>
-          <w:t>46</w:t>
-        </w:r>
-      </w:hyperlink>
+      <w:r>
+        <w:t>RECOMENDACIONES</w:t>
+        <w:tab/>
+        <w:t>50</w:t>
+      </w:r>
     </w:p>
     <w:p>
       <w:pPr>
@@ -2149,18 +1664,11 @@
           <w:tab w:val="right" w:leader="dot" w:pos="9000"/>
         </w:tabs>
       </w:pPr>
-      <w:hyperlink w:anchor="_Clinia_toc_139" w:history="1">
-        <w:r>
-          <w:rPr>
-            <w:b/>
-          </w:rPr>
-          <w:t>REFERENCIAS BIBLIOGRÁFICAS</w:t>
-        </w:r>
-        <w:r>
-          <w:tab/>
-          <w:t>49</w:t>
-        </w:r>
-      </w:hyperlink>
+      <w:r>
+        <w:t>REFERENCIAS BIBLIOGRÁFICAS</w:t>
+        <w:tab/>
+        <w:t>52</w:t>
+      </w:r>
     </w:p>
     <w:p>
       <w:pPr>
@@ -2169,18 +1677,11 @@
           <w:tab w:val="right" w:leader="dot" w:pos="9000"/>
         </w:tabs>
       </w:pPr>
-      <w:hyperlink w:anchor="_Clinia_toc_140" w:history="1">
-        <w:r>
-          <w:rPr>
-            <w:b/>
-          </w:rPr>
-          <w:t>APÉNDICES</w:t>
-        </w:r>
-        <w:r>
-          <w:tab/>
-          <w:t>52</w:t>
-        </w:r>
-      </w:hyperlink>
+      <w:r>
+        <w:t>APÉNDICES</w:t>
+        <w:tab/>
+        <w:t>55</w:t>
+      </w:r>
     </w:p>
     <w:p>
       <w:r>
@@ -2209,18 +1710,11 @@
           <w:tab w:val="right" w:leader="dot" w:pos="9000"/>
         </w:tabs>
       </w:pPr>
-      <w:hyperlink w:anchor="_Clinia_fig_1" w:history="1">
-        <w:r>
-          <w:rPr>
-            <w:b/>
-          </w:rPr>
-          <w:t>Figura 1. Árbol de problemas sobre la fragmentación de la información médica personal</w:t>
-        </w:r>
-        <w:r>
-          <w:tab/>
-          <w:t>3</w:t>
-        </w:r>
-      </w:hyperlink>
+      <w:r>
+        <w:t>Figura 1. Árbol de problemas sobre la fragmentación de la información médica personal</w:t>
+        <w:tab/>
+        <w:t>3</w:t>
+      </w:r>
     </w:p>
     <w:p>
       <w:pPr>
@@ -2229,18 +1723,11 @@
           <w:tab w:val="right" w:leader="dot" w:pos="9000"/>
         </w:tabs>
       </w:pPr>
-      <w:hyperlink w:anchor="_Clinia_fig_2" w:history="1">
-        <w:r>
-          <w:rPr>
-            <w:b/>
-          </w:rPr>
-          <w:t>Figura 1.1. Flujo de trabajo Kanban adaptado al proyecto</w:t>
-        </w:r>
-        <w:r>
-          <w:tab/>
-          <w:t>7</w:t>
-        </w:r>
-      </w:hyperlink>
+      <w:r>
+        <w:t>Figura 1.1. Flujo de trabajo Kanban adaptado al proyecto</w:t>
+        <w:tab/>
+        <w:t>8</w:t>
+      </w:r>
     </w:p>
     <w:p>
       <w:pPr>
@@ -2249,18 +1736,11 @@
           <w:tab w:val="right" w:leader="dot" w:pos="9000"/>
         </w:tabs>
       </w:pPr>
-      <w:hyperlink w:anchor="_Clinia_fig_3" w:history="1">
-        <w:r>
-          <w:rPr>
-            <w:b/>
-          </w:rPr>
-          <w:t>Figura 2.1. Diagrama general de casos de uso</w:t>
-        </w:r>
-        <w:r>
-          <w:tab/>
-          <w:t>21</w:t>
-        </w:r>
-      </w:hyperlink>
+      <w:r>
+        <w:t>Figura 2.1. Diagrama general de casos de uso</w:t>
+        <w:tab/>
+        <w:t>26</w:t>
+      </w:r>
     </w:p>
     <w:p>
       <w:pPr>
@@ -2269,18 +1749,11 @@
           <w:tab w:val="right" w:leader="dot" w:pos="9000"/>
         </w:tabs>
       </w:pPr>
-      <w:hyperlink w:anchor="_Clinia_fig_4" w:history="1">
-        <w:r>
-          <w:rPr>
-            <w:b/>
-          </w:rPr>
-          <w:t>Figura 2.2. Arquitectura general del sistema</w:t>
-        </w:r>
-        <w:r>
-          <w:tab/>
-          <w:t>25</w:t>
-        </w:r>
-      </w:hyperlink>
+      <w:r>
+        <w:t>Figura 2.2. Arquitectura general del sistema</w:t>
+        <w:tab/>
+        <w:t>30</w:t>
+      </w:r>
     </w:p>
     <w:p>
       <w:pPr>
@@ -2289,18 +1762,11 @@
           <w:tab w:val="right" w:leader="dot" w:pos="9000"/>
         </w:tabs>
       </w:pPr>
-      <w:hyperlink w:anchor="_Clinia_fig_5" w:history="1">
-        <w:r>
-          <w:rPr>
-            <w:b/>
-          </w:rPr>
-          <w:t>Figura 2.3. Diagrama de componentes</w:t>
-        </w:r>
-        <w:r>
-          <w:tab/>
-          <w:t>26</w:t>
-        </w:r>
-      </w:hyperlink>
+      <w:r>
+        <w:t>Figura 2.3. Diagrama de componentes</w:t>
+        <w:tab/>
+        <w:t>31</w:t>
+      </w:r>
     </w:p>
     <w:p>
       <w:pPr>
@@ -2309,18 +1775,11 @@
           <w:tab w:val="right" w:leader="dot" w:pos="9000"/>
         </w:tabs>
       </w:pPr>
-      <w:hyperlink w:anchor="_Clinia_fig_6" w:history="1">
-        <w:r>
-          <w:rPr>
-            <w:b/>
-          </w:rPr>
-          <w:t>Figura 2.4. Diagrama de despliegue</w:t>
-        </w:r>
-        <w:r>
-          <w:tab/>
-          <w:t>26</w:t>
-        </w:r>
-      </w:hyperlink>
+      <w:r>
+        <w:t>Figura 2.4. Diagrama de despliegue</w:t>
+        <w:tab/>
+        <w:t>31</w:t>
+      </w:r>
     </w:p>
     <w:p>
       <w:pPr>
@@ -2329,18 +1788,11 @@
           <w:tab w:val="right" w:leader="dot" w:pos="9000"/>
         </w:tabs>
       </w:pPr>
-      <w:hyperlink w:anchor="_Clinia_fig_7" w:history="1">
-        <w:r>
-          <w:rPr>
-            <w:b/>
-          </w:rPr>
-          <w:t>Figura 2.5. Modelo relacional conceptual</w:t>
-        </w:r>
-        <w:r>
-          <w:tab/>
-          <w:t>27</w:t>
-        </w:r>
-      </w:hyperlink>
+      <w:r>
+        <w:t>Figura 2.5. Modelo relacional conceptual</w:t>
+        <w:tab/>
+        <w:t>32</w:t>
+      </w:r>
     </w:p>
     <w:p>
       <w:pPr>
@@ -2349,18 +1801,11 @@
           <w:tab w:val="right" w:leader="dot" w:pos="9000"/>
         </w:tabs>
       </w:pPr>
-      <w:hyperlink w:anchor="_Clinia_fig_8" w:history="1">
-        <w:r>
-          <w:rPr>
-            <w:b/>
-          </w:rPr>
-          <w:t>Figura 2.6. Mapa de navegación principal</w:t>
-        </w:r>
-        <w:r>
-          <w:tab/>
-          <w:t>28</w:t>
-        </w:r>
-      </w:hyperlink>
+      <w:r>
+        <w:t>Figura 2.6. Mapa de navegación principal</w:t>
+        <w:tab/>
+        <w:t>33</w:t>
+      </w:r>
     </w:p>
     <w:p>
       <w:pPr>
@@ -2369,18 +1814,11 @@
           <w:tab w:val="right" w:leader="dot" w:pos="9000"/>
         </w:tabs>
       </w:pPr>
-      <w:hyperlink w:anchor="_Clinia_fig_9" w:history="1">
-        <w:r>
-          <w:rPr>
-            <w:b/>
-          </w:rPr>
-          <w:t>Figura 2.7. Flujo de seguridad de una solicitud</w:t>
-        </w:r>
-        <w:r>
-          <w:tab/>
-          <w:t>29</w:t>
-        </w:r>
-      </w:hyperlink>
+      <w:r>
+        <w:t>Figura 2.7. Flujo de seguridad de una solicitud</w:t>
+        <w:tab/>
+        <w:t>34</w:t>
+      </w:r>
     </w:p>
     <w:p>
       <w:pPr>
@@ -2389,18 +1827,11 @@
           <w:tab w:val="right" w:leader="dot" w:pos="9000"/>
         </w:tabs>
       </w:pPr>
-      <w:hyperlink w:anchor="_Clinia_fig_10" w:history="1">
-        <w:r>
-          <w:rPr>
-            <w:b/>
-          </w:rPr>
-          <w:t>Figura 2.8. Secuencia simplificada de autenticación</w:t>
-        </w:r>
-        <w:r>
-          <w:tab/>
-          <w:t>31</w:t>
-        </w:r>
-      </w:hyperlink>
+      <w:r>
+        <w:t>Figura 2.8. Secuencia simplificada de autenticación</w:t>
+        <w:tab/>
+        <w:t>35</w:t>
+      </w:r>
     </w:p>
     <w:p>
       <w:pPr>
@@ -2409,18 +1840,11 @@
           <w:tab w:val="right" w:leader="dot" w:pos="9000"/>
         </w:tabs>
       </w:pPr>
-      <w:hyperlink w:anchor="_Clinia_fig_11" w:history="1">
-        <w:r>
-          <w:rPr>
-            <w:b/>
-          </w:rPr>
-          <w:t>Figura 2.9. Secuencia de registro de evento de salud</w:t>
-        </w:r>
-        <w:r>
-          <w:tab/>
-          <w:t>32</w:t>
-        </w:r>
-      </w:hyperlink>
+      <w:r>
+        <w:t>Figura 2.9. Secuencia de registro de evento de salud</w:t>
+        <w:tab/>
+        <w:t>36</w:t>
+      </w:r>
     </w:p>
     <w:p>
       <w:pPr>
@@ -2429,18 +1853,11 @@
           <w:tab w:val="right" w:leader="dot" w:pos="9000"/>
         </w:tabs>
       </w:pPr>
-      <w:hyperlink w:anchor="_Clinia_fig_12" w:history="1">
-        <w:r>
-          <w:rPr>
-            <w:b/>
-          </w:rPr>
-          <w:t>Figura 2.10. Secuencia de carga de documento clínico</w:t>
-        </w:r>
-        <w:r>
-          <w:tab/>
-          <w:t>33</w:t>
-        </w:r>
-      </w:hyperlink>
+      <w:r>
+        <w:t>Figura 2.10. Secuencia de carga de documento clínico</w:t>
+        <w:tab/>
+        <w:t>37</w:t>
+      </w:r>
     </w:p>
     <w:p>
       <w:pPr>
@@ -2449,18 +1866,11 @@
           <w:tab w:val="right" w:leader="dot" w:pos="9000"/>
         </w:tabs>
       </w:pPr>
-      <w:hyperlink w:anchor="_Clinia_fig_13" w:history="1">
-        <w:r>
-          <w:rPr>
-            <w:b/>
-          </w:rPr>
-          <w:t>Figura 2.11. Secuencia de revisión asistida por inteligencia artificial</w:t>
-        </w:r>
-        <w:r>
-          <w:tab/>
-          <w:t>34</w:t>
-        </w:r>
-      </w:hyperlink>
+      <w:r>
+        <w:t>Figura 2.11. Secuencia de revisión asistida por inteligencia artificial</w:t>
+        <w:tab/>
+        <w:t>38</w:t>
+      </w:r>
     </w:p>
     <w:p>
       <w:r>
@@ -2489,18 +1899,11 @@
           <w:tab w:val="right" w:leader="dot" w:pos="9000"/>
         </w:tabs>
       </w:pPr>
-      <w:hyperlink w:anchor="_Clinia_tbl_14" w:history="1">
-        <w:r>
-          <w:rPr>
-            <w:b/>
-          </w:rPr>
-          <w:t>Tabla 1. Instrumentos, aspectos evaluados y procedimiento de análisis</w:t>
-        </w:r>
-        <w:r>
-          <w:tab/>
-          <w:t>8</w:t>
-        </w:r>
-      </w:hyperlink>
+      <w:r>
+        <w:t>Tabla 1. Instrumentos, aspectos evaluados y procedimiento de análisis</w:t>
+        <w:tab/>
+        <w:t>11</w:t>
+      </w:r>
     </w:p>
     <w:p>
       <w:pPr>
@@ -2509,18 +1912,11 @@
           <w:tab w:val="right" w:leader="dot" w:pos="9000"/>
         </w:tabs>
       </w:pPr>
-      <w:hyperlink w:anchor="_Clinia_tbl_15" w:history="1">
-        <w:r>
-          <w:rPr>
-            <w:b/>
-          </w:rPr>
-          <w:t>Tabla 2.1. Reglas generales del sistema</w:t>
-        </w:r>
-        <w:r>
-          <w:tab/>
-          <w:t>18</w:t>
-        </w:r>
-      </w:hyperlink>
+      <w:r>
+        <w:t>Tabla 2.1. Reglas generales del sistema</w:t>
+        <w:tab/>
+        <w:t>24</w:t>
+      </w:r>
     </w:p>
     <w:p>
       <w:pPr>
@@ -2529,18 +1925,11 @@
           <w:tab w:val="right" w:leader="dot" w:pos="9000"/>
         </w:tabs>
       </w:pPr>
-      <w:hyperlink w:anchor="_Clinia_tbl_16" w:history="1">
-        <w:r>
-          <w:rPr>
-            <w:b/>
-          </w:rPr>
-          <w:t>Tabla 2.2. Requerimientos funcionales de autenticación y perfiles</w:t>
-        </w:r>
-        <w:r>
-          <w:tab/>
-          <w:t>18</w:t>
-        </w:r>
-      </w:hyperlink>
+      <w:r>
+        <w:t>Tabla 2.2. Requerimientos funcionales de autenticación y perfiles</w:t>
+        <w:tab/>
+        <w:t>24</w:t>
+      </w:r>
     </w:p>
     <w:p>
       <w:pPr>
@@ -2549,18 +1938,11 @@
           <w:tab w:val="right" w:leader="dot" w:pos="9000"/>
         </w:tabs>
       </w:pPr>
-      <w:hyperlink w:anchor="_Clinia_tbl_17" w:history="1">
-        <w:r>
-          <w:rPr>
-            <w:b/>
-          </w:rPr>
-          <w:t>Tabla 2.3. Requerimientos funcionales de historia longitudinal</w:t>
-        </w:r>
-        <w:r>
-          <w:tab/>
-          <w:t>19</w:t>
-        </w:r>
-      </w:hyperlink>
+      <w:r>
+        <w:t>Tabla 2.3. Requerimientos funcionales de historia longitudinal</w:t>
+        <w:tab/>
+        <w:t>24</w:t>
+      </w:r>
     </w:p>
     <w:p>
       <w:pPr>
@@ -2569,18 +1951,11 @@
           <w:tab w:val="right" w:leader="dot" w:pos="9000"/>
         </w:tabs>
       </w:pPr>
-      <w:hyperlink w:anchor="_Clinia_tbl_18" w:history="1">
-        <w:r>
-          <w:rPr>
-            <w:b/>
-          </w:rPr>
-          <w:t>Tabla 2.4. Requerimientos funcionales de documentos, búsqueda e inteligencia artificial</w:t>
-        </w:r>
-        <w:r>
-          <w:tab/>
-          <w:t>19</w:t>
-        </w:r>
-      </w:hyperlink>
+      <w:r>
+        <w:t>Tabla 2.4. Requerimientos funcionales de documentos, búsqueda e inteligencia artificial</w:t>
+        <w:tab/>
+        <w:t>25</w:t>
+      </w:r>
     </w:p>
     <w:p>
       <w:pPr>
@@ -2589,18 +1964,11 @@
           <w:tab w:val="right" w:leader="dot" w:pos="9000"/>
         </w:tabs>
       </w:pPr>
-      <w:hyperlink w:anchor="_Clinia_tbl_19" w:history="1">
-        <w:r>
-          <w:rPr>
-            <w:b/>
-          </w:rPr>
-          <w:t>Tabla 2.5. Requerimientos no funcionales</w:t>
-        </w:r>
-        <w:r>
-          <w:tab/>
-          <w:t>20</w:t>
-        </w:r>
-      </w:hyperlink>
+      <w:r>
+        <w:t>Tabla 2.5. Requerimientos no funcionales</w:t>
+        <w:tab/>
+        <w:t>25</w:t>
+      </w:r>
     </w:p>
     <w:p>
       <w:pPr>
@@ -2609,18 +1977,11 @@
           <w:tab w:val="right" w:leader="dot" w:pos="9000"/>
         </w:tabs>
       </w:pPr>
-      <w:hyperlink w:anchor="_Clinia_tbl_20" w:history="1">
-        <w:r>
-          <w:rPr>
-            <w:b/>
-          </w:rPr>
-          <w:t>Tabla 2.6. Caso de uso CU-01 Autenticarse</w:t>
-        </w:r>
-        <w:r>
-          <w:tab/>
-          <w:t>22</w:t>
-        </w:r>
-      </w:hyperlink>
+      <w:r>
+        <w:t>Tabla 2.6. Caso de uso CU-01 Autenticarse</w:t>
+        <w:tab/>
+        <w:t>27</w:t>
+      </w:r>
     </w:p>
     <w:p>
       <w:pPr>
@@ -2629,18 +1990,11 @@
           <w:tab w:val="right" w:leader="dot" w:pos="9000"/>
         </w:tabs>
       </w:pPr>
-      <w:hyperlink w:anchor="_Clinia_tbl_21" w:history="1">
-        <w:r>
-          <w:rPr>
-            <w:b/>
-          </w:rPr>
-          <w:t>Tabla 2.7. Caso de uso CU-02 Gestionar perfil propio</w:t>
-        </w:r>
-        <w:r>
-          <w:tab/>
-          <w:t>22</w:t>
-        </w:r>
-      </w:hyperlink>
+      <w:r>
+        <w:t>Tabla 2.7. Caso de uso CU-02 Gestionar perfil propio</w:t>
+        <w:tab/>
+        <w:t>27</w:t>
+      </w:r>
     </w:p>
     <w:p>
       <w:pPr>
@@ -2649,18 +2003,11 @@
           <w:tab w:val="right" w:leader="dot" w:pos="9000"/>
         </w:tabs>
       </w:pPr>
-      <w:hyperlink w:anchor="_Clinia_tbl_22" w:history="1">
-        <w:r>
-          <w:rPr>
-            <w:b/>
-          </w:rPr>
-          <w:t>Tabla 2.8. Caso de uso CU-03 Gestionar perfil dependiente</w:t>
-        </w:r>
-        <w:r>
-          <w:tab/>
-          <w:t>22</w:t>
-        </w:r>
-      </w:hyperlink>
+      <w:r>
+        <w:t>Tabla 2.8. Caso de uso CU-03 Gestionar perfil dependiente</w:t>
+        <w:tab/>
+        <w:t>27</w:t>
+      </w:r>
     </w:p>
     <w:p>
       <w:pPr>
@@ -2669,18 +2016,11 @@
           <w:tab w:val="right" w:leader="dot" w:pos="9000"/>
         </w:tabs>
       </w:pPr>
-      <w:hyperlink w:anchor="_Clinia_tbl_23" w:history="1">
-        <w:r>
-          <w:rPr>
-            <w:b/>
-          </w:rPr>
-          <w:t>Tabla 2.9. Caso de uso CU-04 Registrar evento de salud</w:t>
-        </w:r>
-        <w:r>
-          <w:tab/>
-          <w:t>22</w:t>
-        </w:r>
-      </w:hyperlink>
+      <w:r>
+        <w:t>Tabla 2.9. Caso de uso CU-04 Registrar evento de salud</w:t>
+        <w:tab/>
+        <w:t>27</w:t>
+      </w:r>
     </w:p>
     <w:p>
       <w:pPr>
@@ -2689,18 +2029,11 @@
           <w:tab w:val="right" w:leader="dot" w:pos="9000"/>
         </w:tabs>
       </w:pPr>
-      <w:hyperlink w:anchor="_Clinia_tbl_24" w:history="1">
-        <w:r>
-          <w:rPr>
-            <w:b/>
-          </w:rPr>
-          <w:t>Tabla 2.10. Caso de uso CU-05 Gestionar antecedentes y medicamentos</w:t>
-        </w:r>
-        <w:r>
-          <w:tab/>
-          <w:t>23</w:t>
-        </w:r>
-      </w:hyperlink>
+      <w:r>
+        <w:t>Tabla 2.10. Caso de uso CU-05 Gestionar antecedentes y medicamentos</w:t>
+        <w:tab/>
+        <w:t>28</w:t>
+      </w:r>
     </w:p>
     <w:p>
       <w:pPr>
@@ -2709,18 +2042,11 @@
           <w:tab w:val="right" w:leader="dot" w:pos="9000"/>
         </w:tabs>
       </w:pPr>
-      <w:hyperlink w:anchor="_Clinia_tbl_25" w:history="1">
-        <w:r>
-          <w:rPr>
-            <w:b/>
-          </w:rPr>
-          <w:t>Tabla 2.11. Caso de uso CU-06 Registrar resultado de laboratorio</w:t>
-        </w:r>
-        <w:r>
-          <w:tab/>
-          <w:t>23</w:t>
-        </w:r>
-      </w:hyperlink>
+      <w:r>
+        <w:t>Tabla 2.11. Caso de uso CU-06 Registrar resultado de laboratorio</w:t>
+        <w:tab/>
+        <w:t>28</w:t>
+      </w:r>
     </w:p>
     <w:p>
       <w:pPr>
@@ -2729,18 +2055,11 @@
           <w:tab w:val="right" w:leader="dot" w:pos="9000"/>
         </w:tabs>
       </w:pPr>
-      <w:hyperlink w:anchor="_Clinia_tbl_26" w:history="1">
-        <w:r>
-          <w:rPr>
-            <w:b/>
-          </w:rPr>
-          <w:t>Tabla 2.12. Caso de uso CU-07 Gestionar documento clínico</w:t>
-        </w:r>
-        <w:r>
-          <w:tab/>
-          <w:t>23</w:t>
-        </w:r>
-      </w:hyperlink>
+      <w:r>
+        <w:t>Tabla 2.12. Caso de uso CU-07 Gestionar documento clínico</w:t>
+        <w:tab/>
+        <w:t>28</w:t>
+      </w:r>
     </w:p>
     <w:p>
       <w:pPr>
@@ -2749,18 +2068,11 @@
           <w:tab w:val="right" w:leader="dot" w:pos="9000"/>
         </w:tabs>
       </w:pPr>
-      <w:hyperlink w:anchor="_Clinia_tbl_27" w:history="1">
-        <w:r>
-          <w:rPr>
-            <w:b/>
-          </w:rPr>
-          <w:t>Tabla 2.13. Caso de uso CU-08 Consultar línea de tiempo</w:t>
-        </w:r>
-        <w:r>
-          <w:tab/>
-          <w:t>23</w:t>
-        </w:r>
-      </w:hyperlink>
+      <w:r>
+        <w:t>Tabla 2.13. Caso de uso CU-08 Consultar línea de tiempo</w:t>
+        <w:tab/>
+        <w:t>28</w:t>
+      </w:r>
     </w:p>
     <w:p>
       <w:pPr>
@@ -2769,18 +2081,11 @@
           <w:tab w:val="right" w:leader="dot" w:pos="9000"/>
         </w:tabs>
       </w:pPr>
-      <w:hyperlink w:anchor="_Clinia_tbl_28" w:history="1">
-        <w:r>
-          <w:rPr>
-            <w:b/>
-          </w:rPr>
-          <w:t>Tabla 2.14. Caso de uso CU-09 Buscar y filtrar información</w:t>
-        </w:r>
-        <w:r>
-          <w:tab/>
-          <w:t>24</w:t>
-        </w:r>
-      </w:hyperlink>
+      <w:r>
+        <w:t>Tabla 2.14. Caso de uso CU-09 Buscar y filtrar información</w:t>
+        <w:tab/>
+        <w:t>29</w:t>
+      </w:r>
     </w:p>
     <w:p>
       <w:pPr>
@@ -2789,18 +2094,11 @@
           <w:tab w:val="right" w:leader="dot" w:pos="9000"/>
         </w:tabs>
       </w:pPr>
-      <w:hyperlink w:anchor="_Clinia_tbl_29" w:history="1">
-        <w:r>
-          <w:rPr>
-            <w:b/>
-          </w:rPr>
-          <w:t>Tabla 2.15. Caso de uso CU-10 Generar vista estructurada</w:t>
-        </w:r>
-        <w:r>
-          <w:tab/>
-          <w:t>24</w:t>
-        </w:r>
-      </w:hyperlink>
+      <w:r>
+        <w:t>Tabla 2.15. Caso de uso CU-10 Generar vista estructurada</w:t>
+        <w:tab/>
+        <w:t>29</w:t>
+      </w:r>
     </w:p>
     <w:p>
       <w:pPr>
@@ -2809,18 +2107,11 @@
           <w:tab w:val="right" w:leader="dot" w:pos="9000"/>
         </w:tabs>
       </w:pPr>
-      <w:hyperlink w:anchor="_Clinia_tbl_30" w:history="1">
-        <w:r>
-          <w:rPr>
-            <w:b/>
-          </w:rPr>
-          <w:t>Tabla 2.16. Caso de uso CU-11 Solicitar revisión asistida por IA</w:t>
-        </w:r>
-        <w:r>
-          <w:tab/>
-          <w:t>24</w:t>
-        </w:r>
-      </w:hyperlink>
+      <w:r>
+        <w:t>Tabla 2.16. Caso de uso CU-11 Solicitar revisión asistida por IA</w:t>
+        <w:tab/>
+        <w:t>29</w:t>
+      </w:r>
     </w:p>
     <w:p>
       <w:pPr>
@@ -2829,18 +2120,11 @@
           <w:tab w:val="right" w:leader="dot" w:pos="9000"/>
         </w:tabs>
       </w:pPr>
-      <w:hyperlink w:anchor="_Clinia_tbl_31" w:history="1">
-        <w:r>
-          <w:rPr>
-            <w:b/>
-          </w:rPr>
-          <w:t>Tabla 2.17. Caso de uso CU-12 Consultar trazabilidad</w:t>
-        </w:r>
-        <w:r>
-          <w:tab/>
-          <w:t>25</w:t>
-        </w:r>
-      </w:hyperlink>
+      <w:r>
+        <w:t>Tabla 2.17. Caso de uso CU-12 Consultar trazabilidad</w:t>
+        <w:tab/>
+        <w:t>29</w:t>
+      </w:r>
     </w:p>
     <w:p>
       <w:pPr>
@@ -2849,18 +2133,11 @@
           <w:tab w:val="right" w:leader="dot" w:pos="9000"/>
         </w:tabs>
       </w:pPr>
-      <w:hyperlink w:anchor="_Clinia_tbl_32" w:history="1">
-        <w:r>
-          <w:rPr>
-            <w:b/>
-          </w:rPr>
-          <w:t>Tabla 2.18. Entidades principales del modelo de datos</w:t>
-        </w:r>
-        <w:r>
-          <w:tab/>
-          <w:t>27</w:t>
-        </w:r>
-      </w:hyperlink>
+      <w:r>
+        <w:t>Tabla 2.18. Entidades principales del modelo de datos</w:t>
+        <w:tab/>
+        <w:t>32</w:t>
+      </w:r>
     </w:p>
     <w:p>
       <w:pPr>
@@ -2869,18 +2146,11 @@
           <w:tab w:val="right" w:leader="dot" w:pos="9000"/>
         </w:tabs>
       </w:pPr>
-      <w:hyperlink w:anchor="_Clinia_tbl_33" w:history="1">
-        <w:r>
-          <w:rPr>
-            <w:b/>
-          </w:rPr>
-          <w:t>Tabla 2.19. Controles de seguridad y privacidad</w:t>
-        </w:r>
-        <w:r>
-          <w:tab/>
-          <w:t>29</w:t>
-        </w:r>
-      </w:hyperlink>
+      <w:r>
+        <w:t>Tabla 2.19. Controles de seguridad y privacidad</w:t>
+        <w:tab/>
+        <w:t>34</w:t>
+      </w:r>
     </w:p>
     <w:p>
       <w:pPr>
@@ -2889,32 +2159,11 @@
           <w:tab w:val="right" w:leader="dot" w:pos="9000"/>
         </w:tabs>
       </w:pPr>
-      <w:hyperlink w:anchor="_Clinia_tbl_34" w:history="1">
-        <w:r>
-          <w:rPr>
-            <w:b/>
-          </w:rPr>
-          <w:t xml:space="preserve">Tabla 2.20. </w:t>
-        </w:r>
-        <w:proofErr w:type="spellStart"/>
-        <w:r>
-          <w:rPr>
-            <w:b/>
-          </w:rPr>
-          <w:t>Endpoints</w:t>
-        </w:r>
-        <w:proofErr w:type="spellEnd"/>
-        <w:r>
-          <w:rPr>
-            <w:b/>
-          </w:rPr>
-          <w:t xml:space="preserve"> principales de la API</w:t>
-        </w:r>
-        <w:r>
-          <w:tab/>
-          <w:t>30</w:t>
-        </w:r>
-      </w:hyperlink>
+      <w:r>
+        <w:t>Tabla 2.20. Endpoints principales de la API</w:t>
+        <w:tab/>
+        <w:t>34</w:t>
+      </w:r>
     </w:p>
     <w:p>
       <w:pPr>
@@ -2923,18 +2172,11 @@
           <w:tab w:val="right" w:leader="dot" w:pos="9000"/>
         </w:tabs>
       </w:pPr>
-      <w:hyperlink w:anchor="_Clinia_tbl_35" w:history="1">
-        <w:r>
-          <w:rPr>
-            <w:b/>
-          </w:rPr>
-          <w:t>Tabla 3.1. Casos de prueba funcionales</w:t>
-        </w:r>
-        <w:r>
-          <w:tab/>
-          <w:t>36</w:t>
-        </w:r>
-      </w:hyperlink>
+      <w:r>
+        <w:t>Tabla 3.1. Casos de prueba funcionales</w:t>
+        <w:tab/>
+        <w:t>40</w:t>
+      </w:r>
     </w:p>
     <w:p>
       <w:pPr>
@@ -2943,18 +2185,11 @@
           <w:tab w:val="right" w:leader="dot" w:pos="9000"/>
         </w:tabs>
       </w:pPr>
-      <w:hyperlink w:anchor="_Clinia_tbl_36" w:history="1">
-        <w:r>
-          <w:rPr>
-            <w:b/>
-          </w:rPr>
-          <w:t>Tabla 3.2. Casos de prueba de integración</w:t>
-        </w:r>
-        <w:r>
-          <w:tab/>
-          <w:t>37</w:t>
-        </w:r>
-      </w:hyperlink>
+      <w:r>
+        <w:t>Tabla 3.2. Casos de prueba de integración</w:t>
+        <w:tab/>
+        <w:t>41</w:t>
+      </w:r>
     </w:p>
     <w:p>
       <w:pPr>
@@ -2963,18 +2198,11 @@
           <w:tab w:val="right" w:leader="dot" w:pos="9000"/>
         </w:tabs>
       </w:pPr>
-      <w:hyperlink w:anchor="_Clinia_tbl_37" w:history="1">
-        <w:r>
-          <w:rPr>
-            <w:b/>
-          </w:rPr>
-          <w:t>Tabla 3.3. Casos de prueba de seguridad</w:t>
-        </w:r>
-        <w:r>
-          <w:tab/>
-          <w:t>37</w:t>
-        </w:r>
-      </w:hyperlink>
+      <w:r>
+        <w:t>Tabla 3.3. Casos de prueba de seguridad</w:t>
+        <w:tab/>
+        <w:t>41</w:t>
+      </w:r>
     </w:p>
     <w:p>
       <w:pPr>
@@ -2983,18 +2211,11 @@
           <w:tab w:val="right" w:leader="dot" w:pos="9000"/>
         </w:tabs>
       </w:pPr>
-      <w:hyperlink w:anchor="_Clinia_tbl_38" w:history="1">
-        <w:r>
-          <w:rPr>
-            <w:b/>
-          </w:rPr>
-          <w:t>Tabla 3.4. Casos de prueba de rendimiento y compatibilidad</w:t>
-        </w:r>
-        <w:r>
-          <w:tab/>
-          <w:t>38</w:t>
-        </w:r>
-      </w:hyperlink>
+      <w:r>
+        <w:t>Tabla 3.4. Casos de prueba de rendimiento y compatibilidad</w:t>
+        <w:tab/>
+        <w:t>41</w:t>
+      </w:r>
     </w:p>
     <w:p>
       <w:pPr>
@@ -3003,18 +2224,11 @@
           <w:tab w:val="right" w:leader="dot" w:pos="9000"/>
         </w:tabs>
       </w:pPr>
-      <w:hyperlink w:anchor="_Clinia_tbl_39" w:history="1">
-        <w:r>
-          <w:rPr>
-            <w:b/>
-          </w:rPr>
-          <w:t>Tabla 3.5. Criterios de accesibilidad y usabilidad</w:t>
-        </w:r>
-        <w:r>
-          <w:tab/>
-          <w:t>38</w:t>
-        </w:r>
-      </w:hyperlink>
+      <w:r>
+        <w:t>Tabla 3.5. Criterios de accesibilidad y usabilidad</w:t>
+        <w:tab/>
+        <w:t>42</w:t>
+      </w:r>
     </w:p>
     <w:p>
       <w:pPr>
@@ -3023,18 +2237,11 @@
           <w:tab w:val="right" w:leader="dot" w:pos="9000"/>
         </w:tabs>
       </w:pPr>
-      <w:hyperlink w:anchor="_Clinia_tbl_40" w:history="1">
-        <w:r>
-          <w:rPr>
-            <w:b/>
-          </w:rPr>
-          <w:t>Tabla 3.6. Rúbrica de evaluación de salidas de IA</w:t>
-        </w:r>
-        <w:r>
-          <w:tab/>
-          <w:t>39</w:t>
-        </w:r>
-      </w:hyperlink>
+      <w:r>
+        <w:t>Tabla 3.6. Rúbrica de evaluación de salidas de IA</w:t>
+        <w:tab/>
+        <w:t>43</w:t>
+      </w:r>
     </w:p>
     <w:p>
       <w:pPr>
@@ -3043,18 +2250,11 @@
           <w:tab w:val="right" w:leader="dot" w:pos="9000"/>
         </w:tabs>
       </w:pPr>
-      <w:hyperlink w:anchor="_Clinia_tbl_41" w:history="1">
-        <w:r>
-          <w:rPr>
-            <w:b/>
-          </w:rPr>
-          <w:t>Tabla 3.7. Matriz de trazabilidad entre objetivos, requisitos y pruebas</w:t>
-        </w:r>
-        <w:r>
-          <w:tab/>
-          <w:t>39</w:t>
-        </w:r>
-      </w:hyperlink>
+      <w:r>
+        <w:t>Tabla 3.7. Matriz de trazabilidad entre objetivos, requisitos y pruebas</w:t>
+        <w:tab/>
+        <w:t>43</w:t>
+      </w:r>
     </w:p>
     <w:p>
       <w:pPr>
@@ -3063,18 +2263,11 @@
           <w:tab w:val="right" w:leader="dot" w:pos="9000"/>
         </w:tabs>
       </w:pPr>
-      <w:hyperlink w:anchor="_Clinia_tbl_42" w:history="1">
-        <w:r>
-          <w:rPr>
-            <w:b/>
-          </w:rPr>
-          <w:t>Tabla 4.1. Recursos del proyecto</w:t>
-        </w:r>
-        <w:r>
-          <w:tab/>
-          <w:t>42</w:t>
-        </w:r>
-      </w:hyperlink>
+      <w:r>
+        <w:t>Tabla 4.1. Recursos del proyecto</w:t>
+        <w:tab/>
+        <w:t>46</w:t>
+      </w:r>
     </w:p>
     <w:p>
       <w:pPr>
@@ -3083,18 +2276,11 @@
           <w:tab w:val="right" w:leader="dot" w:pos="9000"/>
         </w:tabs>
       </w:pPr>
-      <w:hyperlink w:anchor="_Clinia_tbl_43" w:history="1">
-        <w:r>
-          <w:rPr>
-            <w:b/>
-          </w:rPr>
-          <w:t>Tabla 4.2. Costo estimado del personal</w:t>
-        </w:r>
-        <w:r>
-          <w:tab/>
-          <w:t>42</w:t>
-        </w:r>
-      </w:hyperlink>
+      <w:r>
+        <w:t>Tabla 4.2. Costo estimado del personal</w:t>
+        <w:tab/>
+        <w:t>46</w:t>
+      </w:r>
     </w:p>
     <w:p>
       <w:pPr>
@@ -3103,18 +2289,11 @@
           <w:tab w:val="right" w:leader="dot" w:pos="9000"/>
         </w:tabs>
       </w:pPr>
-      <w:hyperlink w:anchor="_Clinia_tbl_44" w:history="1">
-        <w:r>
-          <w:rPr>
-            <w:b/>
-          </w:rPr>
-          <w:t>Tabla 4.3. Costos estimados de infraestructura y servicios</w:t>
-        </w:r>
-        <w:r>
-          <w:tab/>
-          <w:t>42</w:t>
-        </w:r>
-      </w:hyperlink>
+      <w:r>
+        <w:t>Tabla 4.3. Costos estimados de infraestructura y servicios</w:t>
+        <w:tab/>
+        <w:t>46</w:t>
+      </w:r>
     </w:p>
     <w:p>
       <w:pPr>
@@ -3123,18 +2302,11 @@
           <w:tab w:val="right" w:leader="dot" w:pos="9000"/>
         </w:tabs>
       </w:pPr>
-      <w:hyperlink w:anchor="_Clinia_tbl_45" w:history="1">
-        <w:r>
-          <w:rPr>
-            <w:b/>
-          </w:rPr>
-          <w:t>Tabla 4.4. Costos de investigación y pruebas</w:t>
-        </w:r>
-        <w:r>
-          <w:tab/>
-          <w:t>43</w:t>
-        </w:r>
-      </w:hyperlink>
+      <w:r>
+        <w:t>Tabla 4.4. Costos de investigación y pruebas</w:t>
+        <w:tab/>
+        <w:t>47</w:t>
+      </w:r>
     </w:p>
     <w:p>
       <w:pPr>
@@ -3143,18 +2315,11 @@
           <w:tab w:val="right" w:leader="dot" w:pos="9000"/>
         </w:tabs>
       </w:pPr>
-      <w:hyperlink w:anchor="_Clinia_tbl_46" w:history="1">
-        <w:r>
-          <w:rPr>
-            <w:b/>
-          </w:rPr>
-          <w:t>Tabla 4.5. Costo total estimado</w:t>
-        </w:r>
-        <w:r>
-          <w:tab/>
-          <w:t>43</w:t>
-        </w:r>
-      </w:hyperlink>
+      <w:r>
+        <w:t>Tabla 4.5. Costo total estimado</w:t>
+        <w:tab/>
+        <w:t>47</w:t>
+      </w:r>
     </w:p>
     <w:p>
       <w:pPr>
@@ -3163,18 +2328,11 @@
           <w:tab w:val="right" w:leader="dot" w:pos="9000"/>
         </w:tabs>
       </w:pPr>
-      <w:hyperlink w:anchor="_Clinia_tbl_47" w:history="1">
-        <w:r>
-          <w:rPr>
-            <w:b/>
-          </w:rPr>
-          <w:t>Tabla 4.6. Cronograma de actividades</w:t>
-        </w:r>
-        <w:r>
-          <w:tab/>
-          <w:t>43</w:t>
-        </w:r>
-      </w:hyperlink>
+      <w:r>
+        <w:t>Tabla 4.6. Cronograma de actividades</w:t>
+        <w:tab/>
+        <w:t>47</w:t>
+      </w:r>
     </w:p>
     <w:p>
       <w:r>
@@ -4767,67 +3925,243 @@
       </w:r>
     </w:p>
     <w:p>
-      <w:r>
-        <w:t xml:space="preserve">La propuesta es técnicamente viable porque se basa en una arquitectura cliente-servidor y en tecnologías con documentación amplia para autenticación, persistencia de datos, validación de entradas e interfaces multiplataforma. </w:t>
+      <w:pPr>
+        <w:rPr>
+          <w:color w:val="000000" w:themeColor="text1"/>
+        </w:rPr>
+      </w:pPr>
+      <w:r>
+        <w:rPr>
+          <w:rFonts w:ascii="Times New Roman" w:hAnsi="Times New Roman"/>
+          <w:color w:val="000000" w:themeColor="text1"/>
+          <w:sz w:val="24"/>
+        </w:rPr>
+        <w:t xml:space="preserve">La propuesta es técnicamente viable porque se apoya en una arquitectura cliente-servidor multiplataforma y en tecnologías con documentación amplia para autenticación, persistencia de datos, validación de entradas y construcción de interfaces. </w:t>
       </w:r>
       <w:proofErr w:type="spellStart"/>
       <w:r>
+        <w:rPr>
+          <w:rFonts w:ascii="Times New Roman" w:hAnsi="Times New Roman"/>
+          <w:color w:val="000000" w:themeColor="text1"/>
+          <w:sz w:val="24"/>
+        </w:rPr>
         <w:t>React</w:t>
       </w:r>
       <w:proofErr w:type="spellEnd"/>
       <w:r>
-        <w:t xml:space="preserve"> Native y </w:t>
+        <w:rPr>
+          <w:rFonts w:ascii="Times New Roman" w:hAnsi="Times New Roman"/>
+          <w:color w:val="000000" w:themeColor="text1"/>
+          <w:sz w:val="24"/>
+        </w:rPr>
+        <w:t xml:space="preserve"> Native, complementado con </w:t>
       </w:r>
       <w:proofErr w:type="spellStart"/>
       <w:r>
+        <w:rPr>
+          <w:rFonts w:ascii="Times New Roman" w:hAnsi="Times New Roman"/>
+          <w:color w:val="000000" w:themeColor="text1"/>
+          <w:sz w:val="24"/>
+        </w:rPr>
         <w:t>React</w:t>
       </w:r>
       <w:proofErr w:type="spellEnd"/>
       <w:r>
-        <w:t xml:space="preserve"> Native Web permiten compartir una parte importante de la lógica y componentes entre Android y navegador; Node.js y Express.js permiten concentrar reglas de negocio y controles de acceso en un </w:t>
-      </w:r>
-      <w:proofErr w:type="spellStart"/>
-      <w:r>
-        <w:t>backend</w:t>
-      </w:r>
-      <w:proofErr w:type="spellEnd"/>
-      <w:r>
-        <w:t xml:space="preserve"> común; MySQL proporciona persistencia relacional; y el almacenamiento privado mantiene los documentos fuera de la base transaccional. La integración con </w:t>
-      </w:r>
-      <w:proofErr w:type="spellStart"/>
-      <w:r>
-        <w:t>DeepSeek</w:t>
-      </w:r>
-      <w:proofErr w:type="spellEnd"/>
-      <w:r>
-        <w:t xml:space="preserve"> se encapsulará en un adaptador interno para minimizar información enviada y evitar dependencia directa desde los clientes. Los controles de seguridad se definirán con criterios verificables inspirados en OWASP ASVS 5.0.0 </w:t>
-      </w:r>
-      <w:r>
+        <w:rPr>
+          <w:rFonts w:ascii="Times New Roman" w:hAnsi="Times New Roman"/>
+          <w:color w:val="000000" w:themeColor="text1"/>
+          <w:sz w:val="24"/>
+        </w:rPr>
+        <w:t xml:space="preserve"> Native Web, permitirá desarrollar una solución para Android y navegadores web a partir de una base de código ampliamente compartida, adaptando la interfaz a las características de cada plataforma </w:t>
+      </w:r>
+      <w:r>
+        <w:rPr>
+          <w:color w:val="000000" w:themeColor="text1"/>
+        </w:rPr>
         <w:fldChar w:fldCharType="begin"/>
       </w:r>
       <w:r>
-        <w:instrText xml:space="preserve"> CITATION OWASP2025 \l 3082 </w:instrText>
-      </w:r>
-      <w:r>
+        <w:rPr>
+          <w:color w:val="000000" w:themeColor="text1"/>
+        </w:rPr>
+        <w:instrText xml:space="preserve"> CITATION ReactNative2026 ReactNativeWeb2026 \l 3082 </w:instrText>
+      </w:r>
+      <w:r>
+        <w:rPr>
+          <w:color w:val="000000" w:themeColor="text1"/>
+        </w:rPr>
         <w:fldChar w:fldCharType="separate"/>
       </w:r>
       <w:r>
         <w:rPr>
           <w:noProof/>
+          <w:color w:val="000000" w:themeColor="text1"/>
         </w:rPr>
         <w:t xml:space="preserve"> </w:t>
       </w:r>
       <w:r>
         <w:rPr>
           <w:noProof/>
+          <w:color w:val="000000" w:themeColor="text1"/>
         </w:rPr>
-        <w:t>(OWASP Foundation, 2025)</w:t>
-      </w:r>
-      <w:r>
+        <w:t>(React Native Documentation, 2026)</w:t>
+      </w:r>
+      <w:r>
+        <w:rPr>
+          <w:color w:val="000000" w:themeColor="text1"/>
+        </w:rPr>
         <w:fldChar w:fldCharType="end"/>
       </w:r>
       <w:r>
-        <w:t>.</w:t>
+        <w:rPr>
+          <w:rFonts w:ascii="Times New Roman" w:hAnsi="Times New Roman"/>
+          <w:color w:val="000000" w:themeColor="text1"/>
+          <w:sz w:val="24"/>
+        </w:rPr>
+        <w:t xml:space="preserve">. Node.js con Express.js se utilizará para implementar la API y la lógica del servidor, mientras que MySQL gestionará la información estructurada del sistema </w:t>
+      </w:r>
+      <w:r>
+        <w:rPr>
+          <w:color w:val="000000" w:themeColor="text1"/>
+        </w:rPr>
+        <w:fldChar w:fldCharType="begin"/>
+      </w:r>
+      <w:r>
+        <w:rPr>
+          <w:color w:val="000000" w:themeColor="text1"/>
+        </w:rPr>
+        <w:instrText xml:space="preserve"> CITATION NodeJS2026 ExpressJS2026 MySQL2026 \l 3082 </w:instrText>
+      </w:r>
+      <w:r>
+        <w:rPr>
+          <w:color w:val="000000" w:themeColor="text1"/>
+        </w:rPr>
+        <w:fldChar w:fldCharType="separate"/>
+      </w:r>
+      <w:r>
+        <w:rPr>
+          <w:noProof/>
+          <w:color w:val="000000" w:themeColor="text1"/>
+        </w:rPr>
+        <w:t xml:space="preserve"> </w:t>
+      </w:r>
+      <w:r>
+        <w:rPr>
+          <w:noProof/>
+          <w:color w:val="000000" w:themeColor="text1"/>
+        </w:rPr>
+        <w:t>(Node.js Documentation, 2026)</w:t>
+      </w:r>
+      <w:r>
+        <w:rPr>
+          <w:color w:val="000000" w:themeColor="text1"/>
+        </w:rPr>
+        <w:fldChar w:fldCharType="end"/>
+      </w:r>
+      <w:r>
+        <w:rPr>
+          <w:rFonts w:ascii="Times New Roman" w:hAnsi="Times New Roman"/>
+          <w:color w:val="000000" w:themeColor="text1"/>
+          <w:sz w:val="24"/>
+        </w:rPr>
+        <w:t>. Los documentos clínicos se mantendrán fuera de la base de datos transaccional en almacenamiento privado, conservando metadatos y permisos dentro del sistema.</w:t>
+      </w:r>
+    </w:p>
+    <w:p>
+      <w:pPr>
+        <w:rPr>
+          <w:color w:val="000000" w:themeColor="text1"/>
+        </w:rPr>
+      </w:pPr>
+      <w:r>
+        <w:rPr>
+          <w:rFonts w:ascii="Times New Roman" w:hAnsi="Times New Roman"/>
+          <w:color w:val="000000" w:themeColor="text1"/>
+          <w:sz w:val="24"/>
+        </w:rPr>
+        <w:t xml:space="preserve">La protección de la información constituye un requisito transversal debido a la sensibilidad de los datos de salud. El diseño contemplará autenticación, autorización por recurso, validación de archivos, cifrado en tránsito, manejo seguro de secretos, trazabilidad de acciones y controles basados en buenas prácticas de seguridad de aplicaciones y </w:t>
+      </w:r>
+      <w:proofErr w:type="spellStart"/>
+      <w:r>
+        <w:rPr>
+          <w:rFonts w:ascii="Times New Roman" w:hAnsi="Times New Roman"/>
+          <w:color w:val="000000" w:themeColor="text1"/>
+          <w:sz w:val="24"/>
+        </w:rPr>
+        <w:t>APIs</w:t>
+      </w:r>
+      <w:proofErr w:type="spellEnd"/>
+      <w:r>
+        <w:rPr>
+          <w:rFonts w:ascii="Times New Roman" w:hAnsi="Times New Roman"/>
+          <w:color w:val="000000" w:themeColor="text1"/>
+          <w:sz w:val="24"/>
+        </w:rPr>
+        <w:t xml:space="preserve"> </w:t>
+      </w:r>
+      <w:r>
+        <w:rPr>
+          <w:color w:val="000000" w:themeColor="text1"/>
+        </w:rPr>
+        <w:fldChar w:fldCharType="begin"/>
+      </w:r>
+      <w:r>
+        <w:rPr>
+          <w:color w:val="000000" w:themeColor="text1"/>
+        </w:rPr>
+        <w:instrText xml:space="preserve"> CITATION OWASP2025 \l 3082 </w:instrText>
+      </w:r>
+      <w:r>
+        <w:rPr>
+          <w:color w:val="000000" w:themeColor="text1"/>
+        </w:rPr>
+        <w:fldChar w:fldCharType="separate"/>
+      </w:r>
+      <w:r>
+        <w:rPr>
+          <w:noProof/>
+          <w:color w:val="000000" w:themeColor="text1"/>
+        </w:rPr>
+        <w:t xml:space="preserve"> </w:t>
+      </w:r>
+      <w:r>
+        <w:rPr>
+          <w:noProof/>
+          <w:color w:val="000000" w:themeColor="text1"/>
+        </w:rPr>
+        <w:t>(OWASP Application Security Verification Standard (ASVS) 5.0.0, 2025)</w:t>
+      </w:r>
+      <w:r>
+        <w:rPr>
+          <w:color w:val="000000" w:themeColor="text1"/>
+        </w:rPr>
+        <w:fldChar w:fldCharType="end"/>
+      </w:r>
+      <w:r>
+        <w:rPr>
+          <w:rFonts w:ascii="Times New Roman" w:hAnsi="Times New Roman"/>
+          <w:color w:val="000000" w:themeColor="text1"/>
+          <w:sz w:val="24"/>
+        </w:rPr>
+        <w:t xml:space="preserve">. La integración de inteligencia artificial mediante API se realizará exclusivamente desde el </w:t>
+      </w:r>
+      <w:proofErr w:type="spellStart"/>
+      <w:r>
+        <w:rPr>
+          <w:rFonts w:ascii="Times New Roman" w:hAnsi="Times New Roman"/>
+          <w:color w:val="000000" w:themeColor="text1"/>
+          <w:sz w:val="24"/>
+        </w:rPr>
+        <w:t>backend</w:t>
+      </w:r>
+      <w:proofErr w:type="spellEnd"/>
+      <w:r>
+        <w:rPr>
+          <w:rFonts w:ascii="Times New Roman" w:hAnsi="Times New Roman"/>
+          <w:color w:val="000000" w:themeColor="text1"/>
+          <w:sz w:val="24"/>
+        </w:rPr>
+        <w:t xml:space="preserve"> mediante un adaptador que reduzca los datos enviados, registre la finalidad del análisis y permita sustituir el proveedor si cambian las condiciones técnicas o de disponibilidad.</w:t>
       </w:r>
     </w:p>
     <w:p>
@@ -4840,8 +4174,88 @@
       </w:r>
     </w:p>
     <w:p>
-      <w:r>
-        <w:t>La centralización de información personal puede favorecer que las personas comprendan y organicen mejor sus antecedentes, especialmente cuando han recibido atención en instituciones diferentes. Una línea de tiempo, documentos vinculados y vistas resumidas pueden facilitar la comunicación del paciente con profesionales de salud y disminuir la dependencia exclusiva de la memoria al explicar tratamientos, alergias, procedimientos o resultados previos. El beneficio esperado se concentra en la continuidad informativa, no en la automatización de decisiones clínicas.</w:t>
+      <w:pPr>
+        <w:rPr>
+          <w:color w:val="000000" w:themeColor="text1"/>
+        </w:rPr>
+      </w:pPr>
+      <w:r>
+        <w:rPr>
+          <w:rFonts w:ascii="Times New Roman" w:hAnsi="Times New Roman"/>
+          <w:color w:val="000000" w:themeColor="text1"/>
+          <w:sz w:val="24"/>
+        </w:rPr>
+        <w:t>La centralización de información médica personal puede favorecer que las personas comprendan y organicen mejor sus antecedentes, especialmente cuando han recibido atención en diferentes instituciones. Disponer de una línea de tiempo, documentos vinculados y resúmenes seleccionables puede facilitar la comunicación del paciente con profesionales de salud y disminuir la dependencia exclusiva de la memoria al explicar tratamientos, alergias, procedimientos o resultados previos. El beneficio social esperado se relaciona con mayor continuidad informativa y participación del usuario en el cuidado de su propia información.</w:t>
+      </w:r>
+    </w:p>
+    <w:p>
+      <w:pPr>
+        <w:rPr>
+          <w:color w:val="000000" w:themeColor="text1"/>
+        </w:rPr>
+      </w:pPr>
+      <w:r>
+        <w:rPr>
+          <w:rFonts w:ascii="Times New Roman" w:hAnsi="Times New Roman"/>
+          <w:color w:val="000000" w:themeColor="text1"/>
+          <w:sz w:val="24"/>
+        </w:rPr>
+        <w:t xml:space="preserve">El componente de inteligencia artificial busca aportar a la prevención desde una perspectiva responsable, generando señales informativas que motiven revisión profesional cuando existan datos relevantes. Debido a que los modelos de IA pueden producir errores, omisiones o </w:t>
+      </w:r>
+      <w:r>
+        <w:rPr>
+          <w:rFonts w:ascii="Times New Roman" w:hAnsi="Times New Roman"/>
+          <w:color w:val="000000" w:themeColor="text1"/>
+          <w:sz w:val="24"/>
+        </w:rPr>
+        <w:lastRenderedPageBreak/>
+        <w:t xml:space="preserve">respuestas plausibles pero incorrectas, la plataforma mostrará límites explícitos y evitará presentar sus salidas como decisiones clínicas </w:t>
+      </w:r>
+      <w:r>
+        <w:rPr>
+          <w:color w:val="000000" w:themeColor="text1"/>
+        </w:rPr>
+        <w:fldChar w:fldCharType="begin"/>
+      </w:r>
+      <w:r>
+        <w:rPr>
+          <w:color w:val="000000" w:themeColor="text1"/>
+        </w:rPr>
+        <w:instrText xml:space="preserve"> CITATION WHO2025Ethics \l 3082 </w:instrText>
+      </w:r>
+      <w:r>
+        <w:rPr>
+          <w:color w:val="000000" w:themeColor="text1"/>
+        </w:rPr>
+        <w:fldChar w:fldCharType="separate"/>
+      </w:r>
+      <w:r>
+        <w:rPr>
+          <w:noProof/>
+          <w:color w:val="000000" w:themeColor="text1"/>
+        </w:rPr>
+        <w:t xml:space="preserve"> </w:t>
+      </w:r>
+      <w:r>
+        <w:rPr>
+          <w:noProof/>
+          <w:color w:val="000000" w:themeColor="text1"/>
+        </w:rPr>
+        <w:t>(Ethics and governance of artificial intelligence for health: Guidance on large multi-modal models, 2025)</w:t>
+      </w:r>
+      <w:r>
+        <w:rPr>
+          <w:color w:val="000000" w:themeColor="text1"/>
+        </w:rPr>
+        <w:fldChar w:fldCharType="end"/>
+      </w:r>
+      <w:r>
+        <w:rPr>
+          <w:rFonts w:ascii="Times New Roman" w:hAnsi="Times New Roman"/>
+          <w:color w:val="000000" w:themeColor="text1"/>
+          <w:sz w:val="24"/>
+        </w:rPr>
+        <w:t>. De esta manera, la propuesta pretende combinar utilidad tecnológica con precauciones que reduzcan interpretaciones inadecuadas y promuevan el uso informado del sistema.</w:t>
       </w:r>
     </w:p>
     <w:p>
@@ -4855,8 +4269,33 @@
       </w:r>
     </w:p>
     <w:p>
-      <w:r>
-        <w:t>El proyecto puede desarrollarse con una inversión moderada debido a que las principales herramientas de programación, control de versiones, diseño y pruebas cuentan con alternativas gratuitas, comunitarias o académicas. Los costos variables se concentran en alojamiento, almacenamiento de archivos, base de datos, consumo de API, dominio y actividades de validación. La arquitectura desacoplada permite modificar proveedores externos sin reconstruir toda la solución, lo que reduce el costo de sustitución tecnológica y permite evaluar escenarios de crecimiento antes de un despliegue mayor.</w:t>
+      <w:pPr>
+        <w:rPr>
+          <w:color w:val="000000" w:themeColor="text1"/>
+        </w:rPr>
+      </w:pPr>
+      <w:r>
+        <w:rPr>
+          <w:rFonts w:ascii="Times New Roman" w:hAnsi="Times New Roman"/>
+          <w:color w:val="000000" w:themeColor="text1"/>
+          <w:sz w:val="24"/>
+        </w:rPr>
+        <w:t>El proyecto puede desarrollarse con una inversión inicial moderada porque gran parte de las herramientas de programación, control de versiones, diseño y pruebas dispone de planes gratuitos, comunitarios o académicos. Los costos variables se concentrarán principalmente en infraestructura de alojamiento, almacenamiento de archivos, base de datos y consumo de la API de inteligencia artificial. Durante la etapa académica se utilizarán volúmenes reducidos de información y ambientes de prueba, lo que permitirá controlar el gasto y evaluar alternativas antes de un eventual despliegue de mayor escala.</w:t>
+      </w:r>
+    </w:p>
+    <w:p>
+      <w:pPr>
+        <w:rPr>
+          <w:color w:val="000000" w:themeColor="text1"/>
+        </w:rPr>
+      </w:pPr>
+      <w:r>
+        <w:rPr>
+          <w:rFonts w:ascii="Times New Roman" w:hAnsi="Times New Roman"/>
+          <w:color w:val="000000" w:themeColor="text1"/>
+          <w:sz w:val="24"/>
+        </w:rPr>
+        <w:t>La arquitectura desacoplada también favorece la sostenibilidad económica, ya que permite cambiar proveedores de almacenamiento o inteligencia artificial sin reconstruir toda la aplicación. Durante la fase académica, el prototipo se ofrecerá sin costo únicamente a los participantes de la evaluación; sus costos serán cubiertos por los recursos definidos para el proyecto y por el uso de ambientes de prueba de bajo volumen. No se plantea el prototipo como un servicio público permanente ni se define una modalidad comercial en esta etapa. La estimación de costos incluirá dominio, hospedaje, copias de seguridad, almacenamiento, consumo de API y mantenimiento, y documentará escenarios de crecimiento para una futura decisión de sostenibilidad antes de cualquier despliegue masivo.</w:t>
       </w:r>
     </w:p>
     <w:p>
@@ -4894,8 +4333,7 @@
     <w:p>
       <w:pPr>
         <w:pStyle w:val="BodyNoIndent"/>
-        <w:spacing w:after="0"/>
-        <w:ind w:left="340" w:hanging="198"/>
+        <w:ind w:firstLine="0"/>
       </w:pPr>
       <w:r>
         <w:t>• Implementar mecanismos de autenticación y control de acceso para la gestión de perfiles propios y dependientes.</w:t>
@@ -4904,8 +4342,7 @@
     <w:p>
       <w:pPr>
         <w:pStyle w:val="BodyNoIndent"/>
-        <w:spacing w:after="0"/>
-        <w:ind w:left="340" w:hanging="198"/>
+        <w:ind w:firstLine="0"/>
       </w:pPr>
       <w:r>
         <w:t>• Implementar el registro y consulta longitudinal de antecedentes de salud personales y eventos clínicos para organizar la información del usuario por fechas y categorías.</w:t>
@@ -4914,31 +4351,37 @@
     <w:p>
       <w:pPr>
         <w:pStyle w:val="BodyNoIndent"/>
-        <w:spacing w:after="0"/>
-        <w:ind w:left="340" w:hanging="198"/>
-      </w:pPr>
-      <w:r>
-        <w:t>• Implementar una línea de tiempo para la visualización cronológica, búsqueda y filtrado de datos, facilitando la localización de eventos por fecha, categoría y palabras clave.</w:t>
+        <w:ind w:firstLine="0"/>
+      </w:pPr>
+      <w:r>
+        <w:t>• Implementar una línea de tiempo para la visualización cronológica, búsqueda y filtrado de datos con el propósito de organizar la información de salud y facilitar la localización de eventos clínicos por fecha, categoría y palabras clave.</w:t>
       </w:r>
     </w:p>
     <w:p>
       <w:pPr>
         <w:pStyle w:val="BodyNoIndent"/>
-        <w:spacing w:after="0"/>
-        <w:ind w:left="340" w:hanging="198"/>
-      </w:pPr>
-      <w:r>
-        <w:t>• Implementar el almacenamiento, vinculación y consulta de documentos clínicos, integrando resultados estructurados y formatos digitales de texto e imagen.</w:t>
+        <w:ind w:firstLine="0"/>
+      </w:pPr>
+      <w:r>
+        <w:t>• Implementar el almacenamiento, vinculación y consulta de documentos clínicos, integrando resultados estructurados y formatos digitales de texto e imagen para respaldar la información de salud del titular.</w:t>
       </w:r>
     </w:p>
     <w:p>
       <w:pPr>
         <w:pStyle w:val="BodyNoIndent"/>
-        <w:spacing w:after="0"/>
-        <w:ind w:left="340" w:hanging="198"/>
-      </w:pPr>
-      <w:r>
-        <w:t>• Implementar herramientas de inteligencia artificial para procesar información seleccionada por el usuario, generando resúmenes y señalando posibles vacíos o contradicciones sin emitir recomendaciones clínicas.</w:t>
+        <w:ind w:firstLine="0"/>
+      </w:pPr>
+      <w:r>
+        <w:t>• Implementar herramientas de inteligencia artificial para procesar información seleccionada por el usuario, generando resúmenes de información de salud y detección de posibles vacíos o contradicciones, delimitando su alcance técnico sin emitir recomendaciones clínicas.</w:t>
+      </w:r>
+    </w:p>
+    <w:p>
+      <w:pPr>
+        <w:pStyle w:val="BodyNoIndent"/>
+        <w:ind w:firstLine="0"/>
+      </w:pPr>
+      <w:r>
+        <w:t>• Evaluar el funcionamiento, la seguridad, el rendimiento y la usabilidad del prototipo mediante pruebas funcionales, de integración, seguridad, rendimiento y experiencia de usuario, analizando resultados cuantificables y hallazgos cualitativos para verificar el cumplimiento de los requisitos establecidos.</w:t>
       </w:r>
     </w:p>
     <w:p>
@@ -4952,93 +4395,127 @@
     </w:p>
     <w:p>
       <w:pPr>
-        <w:pStyle w:val="BodyNoIndent"/>
-        <w:spacing w:after="0"/>
-        <w:ind w:left="340" w:hanging="198"/>
-      </w:pPr>
-      <w:r>
-        <w:t>• Autenticación de cuentas, recuperación de acceso, cierre de sesión y autorización por recurso.</w:t>
-      </w:r>
-    </w:p>
-    <w:p>
-      <w:pPr>
-        <w:pStyle w:val="BodyNoIndent"/>
-        <w:spacing w:after="0"/>
-        <w:ind w:left="340" w:hanging="198"/>
-      </w:pPr>
-      <w:r>
-        <w:t>• Gestión de perfiles propios y dependientes con relación explícita entre titular, representante y perfil de salud.</w:t>
-      </w:r>
-    </w:p>
-    <w:p>
-      <w:pPr>
-        <w:pStyle w:val="BodyNoIndent"/>
-        <w:spacing w:after="0"/>
-        <w:ind w:left="340" w:hanging="198"/>
-      </w:pPr>
-      <w:r>
-        <w:t>• Registro de antecedentes, alergias, medicamentos, vacunas, procedimientos, consultas, resultados de laboratorio y otros eventos de salud con fecha y categoría.</w:t>
-      </w:r>
-    </w:p>
-    <w:p>
-      <w:pPr>
-        <w:pStyle w:val="BodyNoIndent"/>
-        <w:spacing w:after="0"/>
-        <w:ind w:left="340" w:hanging="198"/>
-      </w:pPr>
-      <w:r>
+        <w:rPr>
+          <w:color w:val="000000" w:themeColor="text1"/>
+        </w:rPr>
+      </w:pPr>
+      <w:r>
+        <w:rPr>
+          <w:rFonts w:ascii="Times New Roman" w:hAnsi="Times New Roman"/>
+          <w:color w:val="000000" w:themeColor="text1"/>
+          <w:sz w:val="24"/>
+        </w:rPr>
+        <w:t>El proyecto abarcará el diseño, construcción y evaluación académica de una aplicación multiplataforma para Android y web de uso personal destinada a mantener un historial de salud longitudinal. La primera versión permitirá registrar información estructurada y documentos, relacionarlos con fechas y eventos, y consultarlos desde una línea de tiempo. El sistema también ofrecerá una vista estructurada —no generada por inteligencia artificial— para preparar información relevante antes de una consulta. El acceso se realizará mediante cuentas autenticadas y se contemplarán perfiles dependientes administrados por un representante autorizado.</w:t>
+      </w:r>
+    </w:p>
+    <w:p>
+      <w:pPr>
+        <w:rPr>
+          <w:color w:val="000000" w:themeColor="text1"/>
+        </w:rPr>
+      </w:pPr>
+      <w:r>
+        <w:rPr>
+          <w:rFonts w:ascii="Times New Roman" w:hAnsi="Times New Roman"/>
+          <w:color w:val="000000" w:themeColor="text1"/>
+          <w:sz w:val="24"/>
+        </w:rPr>
         <w:lastRenderedPageBreak/>
-        <w:t>• Línea de tiempo longitudinal, búsqueda por palabras clave y filtros por fecha, categoría y tipo de registro.</w:t>
-      </w:r>
-    </w:p>
-    <w:p>
-      <w:pPr>
-        <w:pStyle w:val="BodyNoIndent"/>
-        <w:spacing w:after="0"/>
-        <w:ind w:left="340" w:hanging="198"/>
-      </w:pPr>
-      <w:r>
-        <w:t>• Almacenamiento privado y vinculación de archivos PDF e imágenes digitalizadas, con validación de formato y metadatos.</w:t>
-      </w:r>
-    </w:p>
-    <w:p>
-      <w:pPr>
-        <w:pStyle w:val="BodyNoIndent"/>
-        <w:spacing w:after="0"/>
-        <w:ind w:left="340" w:hanging="198"/>
-      </w:pPr>
-      <w:r>
-        <w:t>• Vista estructurada de información relevante antes de una consulta, generada a partir de datos registrados y no de inferencia clínica.</w:t>
-      </w:r>
-    </w:p>
-    <w:p>
-      <w:pPr>
-        <w:pStyle w:val="BodyNoIndent"/>
-        <w:spacing w:after="0"/>
-        <w:ind w:left="340" w:hanging="198"/>
-      </w:pPr>
-      <w:r>
-        <w:t>• Análisis asistido por IA solamente sobre información seleccionada por el usuario, con resumen no diagnóstico, señalamiento de posibles vacíos o contradicciones y advertencias visibles.</w:t>
-      </w:r>
-    </w:p>
-    <w:p>
-      <w:pPr>
-        <w:pStyle w:val="BodyNoIndent"/>
-        <w:spacing w:after="0"/>
-        <w:ind w:left="340" w:hanging="198"/>
-      </w:pPr>
-      <w:r>
-        <w:t>• Registro de acciones relevantes para auditoría y trazabilidad.</w:t>
-      </w:r>
-    </w:p>
-    <w:p>
-      <w:pPr>
-        <w:pStyle w:val="BodyNoIndent"/>
-        <w:spacing w:after="0"/>
-        <w:ind w:left="340" w:hanging="198"/>
-      </w:pPr>
-      <w:r>
-        <w:t>• Evaluación académica mediante pruebas técnicas, tareas de usabilidad, SUS y rúbrica para el componente de IA.</w:t>
+        <w:t>El alcance funcional incluirá mecanismos de autenticación y control de acceso para perfiles propios y dependientes; el registro y consulta longitudinal de antecedentes de salud personales y eventos clínicos; una línea de tiempo con búsqueda y filtros por fecha, categoría y palabras clave; y el almacenamiento, vinculación y consulta de documentos clínicos. Se admitirán resultados estructurados, archivos PDF y fotografías o imágenes digitalizadas de documentos, sin realizar interpretación automática de imágenes diagnósticas.</w:t>
+      </w:r>
+    </w:p>
+    <w:p>
+      <w:pPr>
+        <w:rPr>
+          <w:color w:val="000000" w:themeColor="text1"/>
+        </w:rPr>
+      </w:pPr>
+      <w:r>
+        <w:rPr>
+          <w:rFonts w:ascii="Times New Roman" w:hAnsi="Times New Roman"/>
+          <w:color w:val="000000" w:themeColor="text1"/>
+          <w:sz w:val="24"/>
+        </w:rPr>
+        <w:t xml:space="preserve">La funcionalidad de inteligencia artificial operará únicamente sobre información que el usuario seleccione o autorice. El </w:t>
+      </w:r>
+      <w:proofErr w:type="spellStart"/>
+      <w:r>
+        <w:rPr>
+          <w:rFonts w:ascii="Times New Roman" w:hAnsi="Times New Roman"/>
+          <w:color w:val="000000" w:themeColor="text1"/>
+          <w:sz w:val="24"/>
+        </w:rPr>
+        <w:t>backend</w:t>
+      </w:r>
+      <w:proofErr w:type="spellEnd"/>
+      <w:r>
+        <w:rPr>
+          <w:rFonts w:ascii="Times New Roman" w:hAnsi="Times New Roman"/>
+          <w:color w:val="000000" w:themeColor="text1"/>
+          <w:sz w:val="24"/>
+        </w:rPr>
+        <w:t xml:space="preserve"> preparará un contexto mínimo, reducirá identificadores directos cuando sea posible y enviará la solicitud al servicio externo mediante un adaptador. La salida se limitará a un resumen no diagnóstico y al señalamiento de posibles campos incompletos o contradictorios en el registro; se mostrará con advertencias de carácter informativo, fecha de generación y limitaciones </w:t>
+      </w:r>
+      <w:r>
+        <w:rPr>
+          <w:color w:val="000000" w:themeColor="text1"/>
+        </w:rPr>
+        <w:fldChar w:fldCharType="begin"/>
+      </w:r>
+      <w:r>
+        <w:rPr>
+          <w:color w:val="000000" w:themeColor="text1"/>
+        </w:rPr>
+        <w:instrText xml:space="preserve"> CITATION WHO2021 \l 3082 </w:instrText>
+      </w:r>
+      <w:r>
+        <w:rPr>
+          <w:color w:val="000000" w:themeColor="text1"/>
+        </w:rPr>
+        <w:fldChar w:fldCharType="separate"/>
+      </w:r>
+      <w:r>
+        <w:rPr>
+          <w:noProof/>
+          <w:color w:val="000000" w:themeColor="text1"/>
+        </w:rPr>
+        <w:t xml:space="preserve"> </w:t>
+      </w:r>
+      <w:r>
+        <w:rPr>
+          <w:noProof/>
+          <w:color w:val="000000" w:themeColor="text1"/>
+        </w:rPr>
+        <w:t>(Ethics and governance of artificial intelligence for health: WHO guidance, 2021)</w:t>
+      </w:r>
+      <w:r>
+        <w:rPr>
+          <w:color w:val="000000" w:themeColor="text1"/>
+        </w:rPr>
+        <w:fldChar w:fldCharType="end"/>
+      </w:r>
+      <w:r>
+        <w:rPr>
+          <w:rFonts w:ascii="Times New Roman" w:hAnsi="Times New Roman"/>
+          <w:color w:val="000000" w:themeColor="text1"/>
+          <w:sz w:val="24"/>
+        </w:rPr>
+        <w:t>. Su comportamiento se evaluará con casos ficticios o sintéticos y una rúbrica que verifique cobertura de la información seleccionada, presencia de advertencias y ausencia de diagnósticos o recomendaciones clínicas.</w:t>
+      </w:r>
+    </w:p>
+    <w:p>
+      <w:pPr>
+        <w:rPr>
+          <w:color w:val="000000" w:themeColor="text1"/>
+        </w:rPr>
+      </w:pPr>
+      <w:r>
+        <w:rPr>
+          <w:rFonts w:ascii="Times New Roman" w:hAnsi="Times New Roman"/>
+          <w:color w:val="000000" w:themeColor="text1"/>
+          <w:sz w:val="24"/>
+        </w:rPr>
+        <w:t>Como parte de la ingeniería del prototipo se incluirá un registro de acciones relevantes de seguridad y trazabilidad, necesario para verificar accesos y operaciones sobre la información. La exportación de información, la gestión de consentimientos dentro de la aplicación, la interoperabilidad institucional y la adopción de HL7 FHIR quedarán como posibilidades de evolución futura y no formarán parte de las funcionalidades evaluadas en esta primera versión.</w:t>
       </w:r>
     </w:p>
     <w:p>
@@ -5053,18 +4530,16 @@
     <w:p>
       <w:pPr>
         <w:pStyle w:val="BodyNoIndent"/>
-        <w:spacing w:after="0"/>
-        <w:ind w:left="340" w:hanging="198"/>
-      </w:pPr>
-      <w:r>
-        <w:t>• El sistema no reemplazará la historia clínica oficial de hospitales, clínicas, laboratorios o consultorios.</w:t>
+        <w:ind w:firstLine="0"/>
+      </w:pPr>
+      <w:r>
+        <w:t>• El sistema no reemplazará la historia clínica oficial de hospitales, clínicas, laboratorios o consultorios; funcionará como un registro personal administrado por el usuario.</w:t>
       </w:r>
     </w:p>
     <w:p>
       <w:pPr>
         <w:pStyle w:val="BodyNoIndent"/>
-        <w:spacing w:after="0"/>
-        <w:ind w:left="340" w:hanging="198"/>
+        <w:ind w:firstLine="0"/>
       </w:pPr>
       <w:r>
         <w:t>• La primera versión no realizará interoperabilidad automática con sistemas institucionales, aseguradoras, dispositivos médicos, laboratorios ni bases de datos gubernamentales.</w:t>
@@ -5073,64 +4548,52 @@
     <w:p>
       <w:pPr>
         <w:pStyle w:val="BodyNoIndent"/>
-        <w:spacing w:after="0"/>
-        <w:ind w:left="340" w:hanging="198"/>
-      </w:pPr>
-      <w:r>
-        <w:t xml:space="preserve">• La inteligencia artificial no emitirá diagnósticos, factores de riesgo, prescripciones, indicaciones de tratamiento, recomendaciones de estudios, </w:t>
-      </w:r>
-      <w:proofErr w:type="spellStart"/>
-      <w:r>
-        <w:t>triaje</w:t>
-      </w:r>
-      <w:proofErr w:type="spellEnd"/>
-      <w:r>
-        <w:t xml:space="preserve"> de emergencias ni decisiones clínicas autónomas.</w:t>
+        <w:ind w:firstLine="0"/>
+      </w:pPr>
+      <w:r>
+        <w:t>• La inteligencia artificial no emitirá diagnósticos, factores de riesgo, prescripciones, indicaciones de tratamiento, recomendaciones de estudios, triaje de emergencias ni decisiones clínicas autónomas.</w:t>
       </w:r>
     </w:p>
     <w:p>
       <w:pPr>
         <w:pStyle w:val="BodyNoIndent"/>
-        <w:spacing w:after="0"/>
-        <w:ind w:left="340" w:hanging="198"/>
-      </w:pPr>
-      <w:r>
-        <w:t>• No se realizará interpretación automática especializada de radiografías, tomografías, resonancias u otras imágenes diagnósticas.</w:t>
+        <w:ind w:firstLine="0"/>
+      </w:pPr>
+      <w:r>
+        <w:t>• La funcionalidad de inteligencia artificial procesará exclusivamente información seleccionada o autorizada por el usuario y se limitará a generar resúmenes y señalar posibles datos incompletos o contradictorios del registro; sus resultados requerirán revisión del usuario y, cuando corresponda, de un profesional de salud.</w:t>
       </w:r>
     </w:p>
     <w:p>
       <w:pPr>
         <w:pStyle w:val="BodyNoIndent"/>
-        <w:spacing w:after="0"/>
-        <w:ind w:left="340" w:hanging="198"/>
-      </w:pPr>
-      <w:r>
-        <w:t>• La calidad de la información dependerá de la exactitud, actualidad y completitud de los datos registrados por el usuario.</w:t>
+        <w:ind w:firstLine="0"/>
+      </w:pPr>
+      <w:r>
+        <w:t>• No se realizará interpretación automática especializada de imágenes diagnósticas como radiografías, tomografías o resonancias.</w:t>
       </w:r>
     </w:p>
     <w:p>
       <w:pPr>
         <w:pStyle w:val="BodyNoIndent"/>
-        <w:spacing w:after="0"/>
-        <w:ind w:left="340" w:hanging="198"/>
-      </w:pPr>
-      <w:r>
-        <w:t xml:space="preserve">• La integración con la API de </w:t>
-      </w:r>
-      <w:proofErr w:type="spellStart"/>
-      <w:r>
-        <w:t>DeepSeek</w:t>
-      </w:r>
-      <w:proofErr w:type="spellEnd"/>
-      <w:r>
-        <w:t xml:space="preserve"> dependerá de la disponibilidad y condiciones del proveedor, por lo que se mantendrá desacoplada mediante un adaptador.</w:t>
+        <w:ind w:firstLine="0"/>
+      </w:pPr>
+      <w:r>
+        <w:t>• La calidad de los análisis dependerá de la exactitud, actualidad y completitud de la información registrada por el usuario.</w:t>
       </w:r>
     </w:p>
     <w:p>
       <w:pPr>
         <w:pStyle w:val="BodyNoIndent"/>
-        <w:spacing w:after="0"/>
-        <w:ind w:left="340" w:hanging="198"/>
+        <w:ind w:firstLine="0"/>
+      </w:pPr>
+      <w:r>
+        <w:t>• La integración de inteligencia artificial mediante API dependerá de la disponibilidad y condiciones del proveedor seleccionado; por ello se mantendrá desacoplada mediante un adaptador interno.</w:t>
+      </w:r>
+    </w:p>
+    <w:p>
+      <w:pPr>
+        <w:pStyle w:val="BodyNoIndent"/>
+        <w:ind w:firstLine="0"/>
       </w:pPr>
       <w:r>
         <w:t>• La certificación como dispositivo médico, validación clínica formal y homologación regulatoria quedarán fuera del alcance del proyecto de grado.</w:t>
@@ -5139,11 +4602,10 @@
     <w:p>
       <w:pPr>
         <w:pStyle w:val="BodyNoIndent"/>
-        <w:spacing w:after="0"/>
-        <w:ind w:left="340" w:hanging="198"/>
-      </w:pPr>
-      <w:r>
-        <w:t>• Los resultados de la evaluación académica se interpretarán de forma descriptiva y no como evidencia de eficacia clínica.</w:t>
+        <w:ind w:firstLine="0"/>
+      </w:pPr>
+      <w:r>
+        <w:t>• Los resultados de la validación académica se interpretarán de manera descriptiva dentro de la población y muestra definidas, sin presentarlos como evidencia clínica o eficacia terapéutica.</w:t>
       </w:r>
     </w:p>
     <w:p>
@@ -5850,254 +5312,639 @@
         <w:ind w:firstLine="0"/>
       </w:pPr>
       <w:r>
-        <w:t>METODOLOGÍA DE LA INVESTIGACIÓN</w:t>
+        <w:t>METODOLOGÍA DEL PROCESO DE INVESTIGACIÓN</w:t>
       </w:r>
     </w:p>
     <w:p>
       <w:pPr>
         <w:pStyle w:val="Heading2"/>
-        <w:ind w:firstLine="0"/>
+        <w:rPr>
+          <w:color w:val="000000" w:themeColor="text1"/>
+        </w:rPr>
       </w:pPr>
       <w:r>
         <w:t>ENFOQUE DE INVESTIGACIÓN</w:t>
       </w:r>
     </w:p>
     <w:p>
-      <w:r>
-        <w:t xml:space="preserve">El estudio adoptará un enfoque mixto porque combinará información cuantitativa y cualitativa para caracterizar el problema y evaluar el prototipo. El componente cuantitativo utilizará preguntas cerradas, escalas y métricas de ejecución; el cualitativo permitirá profundizar en experiencias, necesidades, preocupaciones de privacidad y opiniones de profesionales de salud mediante respuestas abiertas y entrevistas. Los resultados cuantitativos se presentarán mediante frecuencias, porcentajes y estadísticas descriptivas, mientras que las respuestas cualitativas se agruparán por temas recurrentes </w:t>
-      </w:r>
-      <w:r>
+      <w:pPr>
+        <w:rPr>
+          <w:color w:val="000000" w:themeColor="text1"/>
+        </w:rPr>
+      </w:pPr>
+      <w:r>
+        <w:rPr>
+          <w:rFonts w:ascii="Times New Roman" w:hAnsi="Times New Roman"/>
+          <w:color w:val="000000" w:themeColor="text1"/>
+          <w:sz w:val="24"/>
+        </w:rPr>
+        <w:t xml:space="preserve">El estudio adoptará un enfoque mixto porque combinará información cuantitativa y cualitativa para caracterizar el problema y evaluar el prototipo. El componente cuantitativo utilizará preguntas cerradas y escalas para resumir frecuencia de dificultades, importancia atribuida a funciones y percepción de facilidad de uso. El componente cualitativo permitirá profundizar en experiencias, necesidades, preocupaciones de privacidad y opiniones de profesionales de salud mediante preguntas abiertas y entrevistas </w:t>
+      </w:r>
+      <w:r>
+        <w:rPr>
+          <w:color w:val="000000" w:themeColor="text1"/>
+        </w:rPr>
         <w:fldChar w:fldCharType="begin"/>
       </w:r>
       <w:r>
+        <w:rPr>
+          <w:color w:val="000000" w:themeColor="text1"/>
+        </w:rPr>
         <w:instrText xml:space="preserve"> CITATION Hernandez2014 \l 3082 </w:instrText>
       </w:r>
       <w:r>
+        <w:rPr>
+          <w:color w:val="000000" w:themeColor="text1"/>
+        </w:rPr>
         <w:fldChar w:fldCharType="separate"/>
       </w:r>
       <w:r>
         <w:rPr>
           <w:noProof/>
+          <w:color w:val="000000" w:themeColor="text1"/>
         </w:rPr>
         <w:t xml:space="preserve"> </w:t>
       </w:r>
       <w:r>
         <w:rPr>
           <w:noProof/>
+          <w:color w:val="000000" w:themeColor="text1"/>
         </w:rPr>
         <w:t>(Hernández Sampieri, Fernández Collado, &amp; Baptista Lucio, 2014)</w:t>
       </w:r>
       <w:r>
+        <w:rPr>
+          <w:color w:val="000000" w:themeColor="text1"/>
+        </w:rPr>
         <w:fldChar w:fldCharType="end"/>
       </w:r>
       <w:r>
+        <w:rPr>
+          <w:rFonts w:ascii="Times New Roman" w:hAnsi="Times New Roman"/>
+          <w:color w:val="000000" w:themeColor="text1"/>
+          <w:sz w:val="24"/>
+        </w:rPr>
         <w:t>.</w:t>
       </w:r>
     </w:p>
     <w:p>
       <w:pPr>
+        <w:rPr>
+          <w:color w:val="000000" w:themeColor="text1"/>
+        </w:rPr>
+      </w:pPr>
+      <w:r>
+        <w:rPr>
+          <w:rFonts w:ascii="Times New Roman" w:hAnsi="Times New Roman"/>
+          <w:color w:val="000000" w:themeColor="text1"/>
+          <w:sz w:val="24"/>
+        </w:rPr>
+        <w:t>La combinación de ambos componentes permitirá contrastar resultados numéricos con explicaciones de los participantes. No se buscará demostrar relaciones causales ni eficacia clínica; la finalidad será describir el contexto de uso, priorizar requerimientos y analizar si el prototipo responde de manera comprensible a las tareas definidas. Los resultados cuantitativos se presentarán mediante frecuencias y porcentajes, mientras que las respuestas cualitativas se agruparán por temas recurrentes.</w:t>
+      </w:r>
+    </w:p>
+    <w:p>
+      <w:pPr>
         <w:pStyle w:val="Heading2"/>
-        <w:ind w:firstLine="0"/>
-      </w:pPr>
-      <w:r>
-        <w:lastRenderedPageBreak/>
+        <w:rPr>
+          <w:color w:val="000000" w:themeColor="text1"/>
+        </w:rPr>
+      </w:pPr>
+      <w:r>
         <w:t>TIPO DE INVESTIGACIÓN</w:t>
       </w:r>
     </w:p>
     <w:p>
-      <w:r>
-        <w:t xml:space="preserve">La investigación será aplicada porque utiliza conocimiento existente para construir una solución tecnológica orientada a un problema concreto </w:t>
-      </w:r>
-      <w:r>
+      <w:pPr>
+        <w:rPr>
+          <w:color w:val="000000" w:themeColor="text1"/>
+        </w:rPr>
+      </w:pPr>
+      <w:r>
+        <w:rPr>
+          <w:rFonts w:ascii="Times New Roman" w:hAnsi="Times New Roman"/>
+          <w:color w:val="000000" w:themeColor="text1"/>
+          <w:sz w:val="24"/>
+        </w:rPr>
+        <w:t xml:space="preserve">La investigación será aplicada porque utilizará conocimiento existente para construir una solución tecnológica orientada a un problema concreto. Este tipo de investigación vincula conceptos y métodos con la generación de productos o procedimientos que pueden evaluarse en un contexto determinado </w:t>
+      </w:r>
+      <w:r>
+        <w:rPr>
+          <w:color w:val="000000" w:themeColor="text1"/>
+        </w:rPr>
         <w:fldChar w:fldCharType="begin"/>
       </w:r>
       <w:r>
+        <w:rPr>
+          <w:color w:val="000000" w:themeColor="text1"/>
+        </w:rPr>
         <w:instrText xml:space="preserve"> CITATION Lozada2014 \l 3082 </w:instrText>
       </w:r>
       <w:r>
+        <w:rPr>
+          <w:color w:val="000000" w:themeColor="text1"/>
+        </w:rPr>
         <w:fldChar w:fldCharType="separate"/>
       </w:r>
       <w:r>
         <w:rPr>
           <w:noProof/>
+          <w:color w:val="000000" w:themeColor="text1"/>
         </w:rPr>
         <w:t xml:space="preserve"> </w:t>
       </w:r>
       <w:r>
         <w:rPr>
           <w:noProof/>
+          <w:color w:val="000000" w:themeColor="text1"/>
         </w:rPr>
         <w:t>(Lozada, 2014)</w:t>
       </w:r>
       <w:r>
+        <w:rPr>
+          <w:color w:val="000000" w:themeColor="text1"/>
+        </w:rPr>
         <w:fldChar w:fldCharType="end"/>
       </w:r>
       <w:r>
-        <w:t>. Tendrá además un alcance descriptivo, al documentar cómo los participantes administran actualmente su información, qué dificultades encuentran y cómo perciben la utilidad, claridad y facilidad de uso del prototipo. No se buscará demostrar eficacia clínica ni relaciones causales.</w:t>
+        <w:rPr>
+          <w:rFonts w:ascii="Times New Roman" w:hAnsi="Times New Roman"/>
+          <w:color w:val="000000" w:themeColor="text1"/>
+          <w:sz w:val="24"/>
+        </w:rPr>
+        <w:t>. En este caso, el resultado esperado será un prototipo funcional de historia clínica personal con mecanismos de organización longitudinal y revisión asistida por inteligencia artificial no diagnóstica.</w:t>
+      </w:r>
+    </w:p>
+    <w:p>
+      <w:pPr>
+        <w:rPr>
+          <w:color w:val="000000" w:themeColor="text1"/>
+        </w:rPr>
+      </w:pPr>
+      <w:r>
+        <w:rPr>
+          <w:rFonts w:ascii="Times New Roman" w:hAnsi="Times New Roman"/>
+          <w:color w:val="000000" w:themeColor="text1"/>
+          <w:sz w:val="24"/>
+        </w:rPr>
+        <w:t>También tendrá un alcance descriptivo, ya que se documentará cómo los participantes administran actualmente su información médica, qué dificultades encuentran y qué funciones consideran relevantes. Después de la implementación se describirá la experiencia de uso y la percepción sobre utilidad, claridad y confianza. La investigación no intentará atribuir mejoras clínicas al prototipo ni generalizar conclusiones más allá de las condiciones definidas para la muestra.</w:t>
       </w:r>
     </w:p>
     <w:p>
       <w:pPr>
         <w:pStyle w:val="Heading2"/>
-        <w:ind w:firstLine="0"/>
-      </w:pPr>
-      <w:r>
-        <w:t>MÉTODOS DE INVESTIGACIÓN</w:t>
-      </w:r>
-    </w:p>
-    <w:p>
-      <w:r>
-        <w:t xml:space="preserve">Se emplearán revisión bibliográfica y análisis documental para fundamentar conceptos de PHR, salud digital, interoperabilidad, inteligencia artificial, seguridad, accesibilidad y experiencia de usuario. La revisión organizada permite delimitar conceptos y relacionar la propuesta con conocimiento publicado </w:t>
-      </w:r>
-      <w:r>
+        <w:rPr>
+          <w:color w:val="000000" w:themeColor="text1"/>
+        </w:rPr>
+      </w:pPr>
+      <w:r>
+        <w:t>MÉTODO DE INVESTIGACIÓN</w:t>
+      </w:r>
+    </w:p>
+    <w:p>
+      <w:pPr>
+        <w:rPr>
+          <w:color w:val="000000" w:themeColor="text1"/>
+        </w:rPr>
+      </w:pPr>
+      <w:r>
+        <w:rPr>
+          <w:rFonts w:ascii="Times New Roman" w:hAnsi="Times New Roman"/>
+          <w:color w:val="000000" w:themeColor="text1"/>
+          <w:sz w:val="24"/>
+        </w:rPr>
+        <w:t xml:space="preserve">Se utilizará revisión bibliográfica para estudiar historia clínica personal, salud digital, interoperabilidad, inteligencia artificial, seguridad, experiencia de usuario y metodologías de desarrollo. Una revisión organizada permite delimitar conceptos, identificar antecedentes y relacionar la propuesta con conocimiento publicado </w:t>
+      </w:r>
+      <w:r>
+        <w:rPr>
+          <w:color w:val="000000" w:themeColor="text1"/>
+        </w:rPr>
         <w:fldChar w:fldCharType="begin"/>
       </w:r>
       <w:r>
+        <w:rPr>
+          <w:color w:val="000000" w:themeColor="text1"/>
+        </w:rPr>
         <w:instrText xml:space="preserve"> CITATION Fink2019 \l 3082 </w:instrText>
       </w:r>
       <w:r>
+        <w:rPr>
+          <w:color w:val="000000" w:themeColor="text1"/>
+        </w:rPr>
         <w:fldChar w:fldCharType="separate"/>
       </w:r>
       <w:r>
         <w:rPr>
           <w:noProof/>
+          <w:color w:val="000000" w:themeColor="text1"/>
         </w:rPr>
         <w:t xml:space="preserve"> </w:t>
       </w:r>
       <w:r>
         <w:rPr>
           <w:noProof/>
+          <w:color w:val="000000" w:themeColor="text1"/>
         </w:rPr>
         <w:t>(Fink, 2019)</w:t>
       </w:r>
       <w:r>
+        <w:rPr>
+          <w:color w:val="000000" w:themeColor="text1"/>
+        </w:rPr>
         <w:fldChar w:fldCharType="end"/>
       </w:r>
       <w:r>
-        <w:t xml:space="preserve">, mientras que el análisis documental permite examinar normas, guías y documentación técnica de forma sistemática </w:t>
-      </w:r>
-      <w:r>
+        <w:rPr>
+          <w:rFonts w:ascii="Times New Roman" w:hAnsi="Times New Roman"/>
+          <w:color w:val="000000" w:themeColor="text1"/>
+          <w:sz w:val="24"/>
+        </w:rPr>
+        <w:t>. La información recopilada servirá para definir conceptos, justificar decisiones técnicas y establecer límites del módulo de inteligencia artificial.</w:t>
+      </w:r>
+    </w:p>
+    <w:p>
+      <w:pPr>
+        <w:rPr>
+          <w:color w:val="000000" w:themeColor="text1"/>
+        </w:rPr>
+      </w:pPr>
+      <w:r>
+        <w:rPr>
+          <w:rFonts w:ascii="Times New Roman" w:hAnsi="Times New Roman"/>
+          <w:color w:val="000000" w:themeColor="text1"/>
+          <w:sz w:val="24"/>
+        </w:rPr>
+        <w:t xml:space="preserve">También se aplicará análisis documental a estándares, guías de organismos internacionales y documentación oficial de las tecnologías empleadas. El análisis documental permite examinar materiales existentes de manera sistemática y extraer información pertinente para la investigación </w:t>
+      </w:r>
+      <w:r>
+        <w:rPr>
+          <w:color w:val="000000" w:themeColor="text1"/>
+        </w:rPr>
         <w:fldChar w:fldCharType="begin"/>
       </w:r>
       <w:r>
+        <w:rPr>
+          <w:color w:val="000000" w:themeColor="text1"/>
+        </w:rPr>
         <w:instrText xml:space="preserve"> CITATION Bowen2009 \l 3082 </w:instrText>
       </w:r>
       <w:r>
+        <w:rPr>
+          <w:color w:val="000000" w:themeColor="text1"/>
+        </w:rPr>
         <w:fldChar w:fldCharType="separate"/>
       </w:r>
       <w:r>
         <w:rPr>
           <w:noProof/>
+          <w:color w:val="000000" w:themeColor="text1"/>
         </w:rPr>
         <w:t xml:space="preserve"> </w:t>
       </w:r>
       <w:r>
         <w:rPr>
           <w:noProof/>
+          <w:color w:val="000000" w:themeColor="text1"/>
         </w:rPr>
         <w:t>(Bowen, 2009)</w:t>
       </w:r>
       <w:r>
+        <w:rPr>
+          <w:color w:val="000000" w:themeColor="text1"/>
+        </w:rPr>
         <w:fldChar w:fldCharType="end"/>
       </w:r>
       <w:r>
-        <w:t xml:space="preserve">. También se utilizará la encuesta </w:t>
-      </w:r>
-      <w:r>
+        <w:rPr>
+          <w:rFonts w:ascii="Times New Roman" w:hAnsi="Times New Roman"/>
+          <w:color w:val="000000" w:themeColor="text1"/>
+          <w:sz w:val="24"/>
+        </w:rPr>
+        <w:t>. Este método será especialmente relevante para revisar recomendaciones de privacidad, seguridad, interoperabilidad y uso responsable de IA.</w:t>
+      </w:r>
+    </w:p>
+    <w:p>
+      <w:pPr>
+        <w:rPr>
+          <w:color w:val="000000" w:themeColor="text1"/>
+        </w:rPr>
+      </w:pPr>
+      <w:r>
+        <w:rPr>
+          <w:rFonts w:ascii="Times New Roman" w:hAnsi="Times New Roman"/>
+          <w:color w:val="000000" w:themeColor="text1"/>
+          <w:sz w:val="24"/>
+        </w:rPr>
+        <w:t xml:space="preserve">La encuesta se aplicará a usuarios potenciales para identificar hábitos de almacenamiento, dificultades al localizar información, valoración de funcionalidades y preocupaciones de privacidad. Las encuestas permiten recopilar información estandarizada de un grupo definido y resumir tendencias descriptivas cuando las preguntas se diseñan de forma coherente </w:t>
+      </w:r>
+      <w:r>
+        <w:rPr>
+          <w:color w:val="000000" w:themeColor="text1"/>
+        </w:rPr>
         <w:fldChar w:fldCharType="begin"/>
       </w:r>
       <w:r>
+        <w:rPr>
+          <w:color w:val="000000" w:themeColor="text1"/>
+        </w:rPr>
         <w:instrText xml:space="preserve"> CITATION Ponto2015 \l 3082 </w:instrText>
       </w:r>
       <w:r>
+        <w:rPr>
+          <w:color w:val="000000" w:themeColor="text1"/>
+        </w:rPr>
         <w:fldChar w:fldCharType="separate"/>
       </w:r>
       <w:r>
         <w:rPr>
           <w:noProof/>
+          <w:color w:val="000000" w:themeColor="text1"/>
         </w:rPr>
         <w:t xml:space="preserve"> </w:t>
       </w:r>
       <w:r>
         <w:rPr>
           <w:noProof/>
+          <w:color w:val="000000" w:themeColor="text1"/>
         </w:rPr>
-        <w:t>(Ponto, 2015)</w:t>
-      </w:r>
-      <w:r>
-        <w:fldChar w:fldCharType="end"/>
-      </w:r>
-      <w:r>
-        <w:t>, además de entrevista semiestructurada y observación directa durante las pruebas del prototipo.</w:t>
-      </w:r>
-    </w:p>
-    <w:p>
-      <w:pPr>
-        <w:pStyle w:val="Heading2"/>
-        <w:ind w:firstLine="0"/>
-      </w:pPr>
-      <w:r>
-        <w:t>TÉCNICAS DE INVESTIGACIÓN</w:t>
-      </w:r>
-    </w:p>
-    <w:p>
-      <w:r>
-        <w:t xml:space="preserve">Para el diagnóstico se aplicará una encuesta a usuarios potenciales con preguntas cerradas, escalas y respuestas abiertas. A profesionales de salud se les realizará una entrevista semiestructurada para identificar información relevante durante una consulta y límites que debería respetar una herramienta de apoyo. La evaluación del prototipo utilizará una guía de tareas, observación estructurada y la </w:t>
-      </w:r>
-      <w:proofErr w:type="spellStart"/>
-      <w:r>
-        <w:t>System</w:t>
-      </w:r>
-      <w:proofErr w:type="spellEnd"/>
-      <w:r>
-        <w:t xml:space="preserve"> </w:t>
-      </w:r>
-      <w:proofErr w:type="spellStart"/>
-      <w:r>
-        <w:t>Usability</w:t>
-      </w:r>
-      <w:proofErr w:type="spellEnd"/>
-      <w:r>
-        <w:t xml:space="preserve"> Scale de diez ítems </w:t>
-      </w:r>
-      <w:r>
-        <w:fldChar w:fldCharType="begin"/>
-      </w:r>
-      <w:r>
-        <w:instrText xml:space="preserve"> CITATION Brooke1996 \l 3082 </w:instrText>
-      </w:r>
-      <w:r>
-        <w:fldChar w:fldCharType="separate"/>
+        <w:t xml:space="preserve">(Ponto, </w:t>
       </w:r>
       <w:r>
         <w:rPr>
           <w:noProof/>
+          <w:color w:val="000000" w:themeColor="text1"/>
+        </w:rPr>
+        <w:lastRenderedPageBreak/>
+        <w:t>2015)</w:t>
+      </w:r>
+      <w:r>
+        <w:rPr>
+          <w:color w:val="000000" w:themeColor="text1"/>
+        </w:rPr>
+        <w:fldChar w:fldCharType="end"/>
+      </w:r>
+      <w:r>
+        <w:rPr>
+          <w:rFonts w:ascii="Times New Roman" w:hAnsi="Times New Roman"/>
+          <w:color w:val="000000" w:themeColor="text1"/>
+          <w:sz w:val="24"/>
+        </w:rPr>
+        <w:t>. Se incorporarán preguntas cerradas y algunas respuestas abiertas para complementar la interpretación.</w:t>
+      </w:r>
+    </w:p>
+    <w:p>
+      <w:pPr>
+        <w:rPr>
+          <w:color w:val="000000" w:themeColor="text1"/>
+        </w:rPr>
+      </w:pPr>
+      <w:r>
+        <w:rPr>
+          <w:rFonts w:ascii="Times New Roman" w:hAnsi="Times New Roman"/>
+          <w:color w:val="000000" w:themeColor="text1"/>
+          <w:sz w:val="24"/>
+        </w:rPr>
+        <w:t>Las entrevistas semiestructuradas se dirigirán a profesionales de salud para conocer qué antecedentes suelen ser útiles durante una consulta, qué problemas produce la falta de información y qué límites debería respetar una herramienta basada en inteligencia artificial. La observación directa se empleará durante las pruebas del prototipo para registrar dificultades de navegación, errores y pasos innecesarios, evitando inferir estados clínicos o emocionales de los participantes.</w:t>
+      </w:r>
+    </w:p>
+    <w:p>
+      <w:pPr>
+        <w:pStyle w:val="Heading2"/>
+        <w:rPr>
+          <w:color w:val="000000" w:themeColor="text1"/>
+        </w:rPr>
+      </w:pPr>
+      <w:r>
+        <w:t>TÉCNICAS DE RECOLECCIÓN DE INFORMACIÓN</w:t>
+      </w:r>
+    </w:p>
+    <w:p>
+      <w:pPr>
+        <w:rPr>
+          <w:color w:val="000000" w:themeColor="text1"/>
+        </w:rPr>
+      </w:pPr>
+      <w:r>
+        <w:rPr>
+          <w:rFonts w:ascii="Times New Roman" w:hAnsi="Times New Roman"/>
+          <w:color w:val="000000" w:themeColor="text1"/>
+          <w:sz w:val="24"/>
+        </w:rPr>
+        <w:t>La recolección de información se organizará en instrumentos diferenciados para el diagnóstico inicial y la evaluación del prototipo. El diagnóstico inicial permitirá identificar necesidades y hábitos de los usuarios potenciales; la evaluación final medirá la ejecución de tareas, la usabilidad y la comprensión de los límites de la inteligencia artificial. No se utilizarán los resultados para establecer eficacia clínica ni para validar decisiones médicas.</w:t>
+      </w:r>
+    </w:p>
+    <w:p>
+      <w:pPr>
+        <w:pBdr>
+          <w:top w:val="nil"/>
+          <w:left w:val="nil"/>
+          <w:bottom w:val="nil"/>
+          <w:right w:val="nil"/>
+          <w:between w:val="nil"/>
+        </w:pBdr>
+        <w:spacing w:after="0"/>
+        <w:ind w:left="567" w:hanging="283"/>
+        <w:rPr>
+          <w:color w:val="000000" w:themeColor="text1"/>
+        </w:rPr>
+      </w:pPr>
+      <w:r>
+        <w:rPr>
+          <w:rFonts w:ascii="Times New Roman" w:hAnsi="Times New Roman"/>
+          <w:color w:val="000000" w:themeColor="text1"/>
+          <w:sz w:val="24"/>
+        </w:rPr>
+        <w:t>Para el diagnóstico se aplicará una encuesta a usuarios potenciales con preguntas cerradas, escalas y respuestas abiertas sobre hábitos de almacenamiento, dificultades al localizar información y preocupaciones de privacidad. A profesionales de salud se les aplicará una entrevista semiestructurada para recoger criterios sobre la relevancia de la información, la comprensión de la interfaz y los límites que debe respetar una herramienta de apoyo informativo.</w:t>
+      </w:r>
+    </w:p>
+    <w:p>
+      <w:pPr>
+        <w:pBdr>
+          <w:top w:val="nil"/>
+          <w:left w:val="nil"/>
+          <w:bottom w:val="nil"/>
+          <w:right w:val="nil"/>
+          <w:between w:val="nil"/>
+        </w:pBdr>
+        <w:spacing w:after="0"/>
+        <w:ind w:left="567" w:hanging="283"/>
+        <w:rPr>
+          <w:color w:val="000000" w:themeColor="text1"/>
+        </w:rPr>
+      </w:pPr>
+      <w:r>
+        <w:rPr>
+          <w:rFonts w:ascii="Times New Roman" w:hAnsi="Times New Roman"/>
+          <w:color w:val="000000" w:themeColor="text1"/>
+          <w:sz w:val="24"/>
+        </w:rPr>
+        <w:t xml:space="preserve">La evaluación del prototipo utilizará una guía de tareas y una ficha de observación. Para cada participante se registrará si completa cada tarea, el tiempo empleado, los errores, los retrocesos y la necesidad de apoyo. Al finalizar se aplicará la </w:t>
+      </w:r>
+      <w:proofErr w:type="spellStart"/>
+      <w:r>
+        <w:rPr>
+          <w:rFonts w:ascii="Times New Roman" w:hAnsi="Times New Roman"/>
+          <w:color w:val="000000" w:themeColor="text1"/>
+          <w:sz w:val="24"/>
+        </w:rPr>
+        <w:t>System</w:t>
+      </w:r>
+      <w:proofErr w:type="spellEnd"/>
+      <w:r>
+        <w:rPr>
+          <w:rFonts w:ascii="Times New Roman" w:hAnsi="Times New Roman"/>
+          <w:color w:val="000000" w:themeColor="text1"/>
+          <w:sz w:val="24"/>
         </w:rPr>
         <w:t xml:space="preserve"> </w:t>
       </w:r>
+      <w:proofErr w:type="spellStart"/>
+      <w:r>
+        <w:rPr>
+          <w:rFonts w:ascii="Times New Roman" w:hAnsi="Times New Roman"/>
+          <w:color w:val="000000" w:themeColor="text1"/>
+          <w:sz w:val="24"/>
+        </w:rPr>
+        <w:t>Usability</w:t>
+      </w:r>
+      <w:proofErr w:type="spellEnd"/>
+      <w:r>
+        <w:rPr>
+          <w:rFonts w:ascii="Times New Roman" w:hAnsi="Times New Roman"/>
+          <w:color w:val="000000" w:themeColor="text1"/>
+          <w:sz w:val="24"/>
+        </w:rPr>
+        <w:t xml:space="preserve"> Scale (SUS), cuestionario estandarizado de diez ítems con escala de cinco puntos, cuyo resultado se expresará en una puntuación de 0 a 100 </w:t>
+      </w:r>
+      <w:r>
+        <w:rPr>
+          <w:color w:val="000000" w:themeColor="text1"/>
+        </w:rPr>
+        <w:fldChar w:fldCharType="begin"/>
+      </w:r>
+      <w:r>
+        <w:rPr>
+          <w:color w:val="000000" w:themeColor="text1"/>
+        </w:rPr>
+        <w:instrText xml:space="preserve"> CITATION Brooke1996 \l 3082 </w:instrText>
+      </w:r>
+      <w:r>
+        <w:rPr>
+          <w:color w:val="000000" w:themeColor="text1"/>
+        </w:rPr>
+        <w:fldChar w:fldCharType="separate"/>
+      </w:r>
       <w:r>
         <w:rPr>
           <w:noProof/>
+          <w:color w:val="000000" w:themeColor="text1"/>
+        </w:rPr>
+        <w:t xml:space="preserve"> </w:t>
+      </w:r>
+      <w:r>
+        <w:rPr>
+          <w:noProof/>
+          <w:color w:val="000000" w:themeColor="text1"/>
         </w:rPr>
         <w:t>(Brooke, 1996)</w:t>
       </w:r>
       <w:r>
+        <w:rPr>
+          <w:color w:val="000000" w:themeColor="text1"/>
+        </w:rPr>
         <w:fldChar w:fldCharType="end"/>
       </w:r>
       <w:r>
-        <w:t>. Las salidas de IA se revisarán con una rúbrica aplicada a casos ficticios o sintéticos.</w:t>
-      </w:r>
-    </w:p>
-    <w:p>
-      <w:pPr>
-        <w:spacing w:before="100" w:after="40"/>
-        <w:ind w:firstLine="0"/>
-        <w:jc w:val="center"/>
-      </w:pPr>
-      <w:r>
         <w:rPr>
-          <w:b/>
-          <w:sz w:val="18"/>
+          <w:rFonts w:ascii="Times New Roman" w:hAnsi="Times New Roman"/>
+          <w:color w:val="000000" w:themeColor="text1"/>
+          <w:sz w:val="24"/>
+        </w:rPr>
+        <w:t>.</w:t>
+      </w:r>
+    </w:p>
+    <w:p>
+      <w:pPr>
+        <w:pBdr>
+          <w:top w:val="nil"/>
+          <w:left w:val="nil"/>
+          <w:bottom w:val="nil"/>
+          <w:right w:val="nil"/>
+          <w:between w:val="nil"/>
+        </w:pBdr>
+        <w:spacing w:after="0"/>
+        <w:ind w:left="567" w:hanging="283"/>
+        <w:rPr>
+          <w:color w:val="000000" w:themeColor="text1"/>
+        </w:rPr>
+      </w:pPr>
+      <w:r>
+        <w:rPr>
+          <w:rFonts w:ascii="Times New Roman" w:hAnsi="Times New Roman"/>
+          <w:color w:val="000000" w:themeColor="text1"/>
+          <w:sz w:val="24"/>
+        </w:rPr>
+        <w:t xml:space="preserve">Las salidas de inteligencia artificial se revisarán con una rúbrica aplicada a casos ficticios o sintéticos. La rúbrica verificará: cobertura de la información seleccionada, coherencia con los datos de entrada, presencia de advertencias, señalamiento justificable de datos </w:t>
+      </w:r>
+      <w:r>
+        <w:rPr>
+          <w:rFonts w:ascii="Times New Roman" w:hAnsi="Times New Roman"/>
+          <w:color w:val="000000" w:themeColor="text1"/>
+          <w:sz w:val="24"/>
+        </w:rPr>
+        <w:lastRenderedPageBreak/>
+        <w:t>incompletos o contradictorios y ausencia de diagnósticos, factores de riesgo o recomendaciones clínicas. Los resultados se reportarán de forma descriptiva.</w:t>
+      </w:r>
+    </w:p>
+    <w:p>
+      <w:pPr>
+        <w:pBdr>
+          <w:top w:val="nil"/>
+          <w:left w:val="nil"/>
+          <w:bottom w:val="nil"/>
+          <w:right w:val="nil"/>
+          <w:between w:val="nil"/>
+        </w:pBdr>
+        <w:spacing w:after="0"/>
+        <w:ind w:left="567" w:hanging="283"/>
+        <w:rPr>
+          <w:color w:val="000000" w:themeColor="text1"/>
+        </w:rPr>
+      </w:pPr>
+      <w:r>
+        <w:rPr>
+          <w:rFonts w:ascii="Times New Roman" w:hAnsi="Times New Roman"/>
+          <w:color w:val="000000" w:themeColor="text1"/>
+          <w:sz w:val="24"/>
+        </w:rPr>
+        <w:t>La Tabla 1</w:t>
+      </w:r>
+      <w:r>
+        <w:rPr>
+          <w:rFonts w:ascii="Times New Roman" w:hAnsi="Times New Roman"/>
+          <w:color w:val="000000" w:themeColor="text1"/>
+          <w:sz w:val="24"/>
+        </w:rPr>
+        <w:t>,</w:t>
+      </w:r>
+      <w:r>
+        <w:rPr>
+          <w:rFonts w:ascii="Times New Roman" w:hAnsi="Times New Roman"/>
+          <w:color w:val="000000" w:themeColor="text1"/>
+          <w:sz w:val="24"/>
+        </w:rPr>
+        <w:t xml:space="preserve"> establece la correspondencia entre cada instrumento, el aspecto evaluado y el procedimiento de análisis.</w:t>
+      </w:r>
+    </w:p>
+    <w:p>
+      <w:pPr>
+        <w:keepNext/>
+        <w:rPr>
+          <w:color w:val="000000" w:themeColor="text1"/>
+        </w:rPr>
+      </w:pPr>
+      <w:r>
+        <w:rPr>
+          <w:color w:val="000000" w:themeColor="text1"/>
         </w:rPr>
         <w:t>Tabla 1. Instrumentos, aspectos evaluados y procedimiento de análisis</w:t>
       </w:r>
@@ -6107,35 +5954,38 @@
         <w:tblStyle w:val="TableGrid"/>
         <w:tblW w:w="0" w:type="auto"/>
         <w:jc w:val="center"/>
-        <w:tblLayout w:type="fixed"/>
         <w:tblLook w:val="04A0" w:firstRow="1" w:lastRow="0" w:firstColumn="1" w:lastColumn="0" w:noHBand="0" w:noVBand="1"/>
       </w:tblPr>
       <w:tblGrid>
-        <w:gridCol w:w="1440"/>
-        <w:gridCol w:w="2304"/>
-        <w:gridCol w:w="2880"/>
-        <w:gridCol w:w="2880"/>
+        <w:gridCol w:w="2209"/>
+        <w:gridCol w:w="2209"/>
+        <w:gridCol w:w="2209"/>
+        <w:gridCol w:w="2209"/>
       </w:tblGrid>
       <w:tr>
         <w:trPr>
+          <w:cantSplit/>
           <w:tblHeader/>
           <w:jc w:val="center"/>
         </w:trPr>
         <w:tc>
           <w:tcPr>
-            <w:tcW w:w="1440" w:type="dxa"/>
-            <w:shd w:val="clear" w:color="auto" w:fill="E7E6E6"/>
-            <w:vAlign w:val="center"/>
-          </w:tcPr>
-          <w:p>
-            <w:pPr>
-              <w:spacing w:line="240" w:lineRule="auto"/>
-              <w:ind w:firstLine="0"/>
+            <w:tcW w:w="2209" w:type="dxa"/>
+            <w:shd w:val="clear" w:color="auto" w:fill="D9EAF7"/>
+            <w:vAlign w:val="center"/>
+          </w:tcPr>
+          <w:p>
+            <w:pPr>
+              <w:jc w:val="center"/>
+              <w:rPr>
+                <w:color w:val="000000" w:themeColor="text1"/>
+              </w:rPr>
             </w:pPr>
             <w:r>
               <w:rPr>
                 <w:b/>
-                <w:sz w:val="16"/>
+                <w:color w:val="000000" w:themeColor="text1"/>
+                <w:sz w:val="18"/>
               </w:rPr>
               <w:t>Momento</w:t>
             </w:r>
@@ -6143,19 +5993,22 @@
         </w:tc>
         <w:tc>
           <w:tcPr>
-            <w:tcW w:w="2304" w:type="dxa"/>
-            <w:shd w:val="clear" w:color="auto" w:fill="E7E6E6"/>
-            <w:vAlign w:val="center"/>
-          </w:tcPr>
-          <w:p>
-            <w:pPr>
-              <w:spacing w:line="240" w:lineRule="auto"/>
-              <w:ind w:firstLine="0"/>
+            <w:tcW w:w="2209" w:type="dxa"/>
+            <w:shd w:val="clear" w:color="auto" w:fill="D9EAF7"/>
+            <w:vAlign w:val="center"/>
+          </w:tcPr>
+          <w:p>
+            <w:pPr>
+              <w:jc w:val="center"/>
+              <w:rPr>
+                <w:color w:val="000000" w:themeColor="text1"/>
+              </w:rPr>
             </w:pPr>
             <w:r>
               <w:rPr>
                 <w:b/>
-                <w:sz w:val="16"/>
+                <w:color w:val="000000" w:themeColor="text1"/>
+                <w:sz w:val="18"/>
               </w:rPr>
               <w:t>Instrumento</w:t>
             </w:r>
@@ -6163,19 +6016,22 @@
         </w:tc>
         <w:tc>
           <w:tcPr>
-            <w:tcW w:w="2880" w:type="dxa"/>
-            <w:shd w:val="clear" w:color="auto" w:fill="E7E6E6"/>
-            <w:vAlign w:val="center"/>
-          </w:tcPr>
-          <w:p>
-            <w:pPr>
-              <w:spacing w:line="240" w:lineRule="auto"/>
-              <w:ind w:firstLine="0"/>
+            <w:tcW w:w="2209" w:type="dxa"/>
+            <w:shd w:val="clear" w:color="auto" w:fill="D9EAF7"/>
+            <w:vAlign w:val="center"/>
+          </w:tcPr>
+          <w:p>
+            <w:pPr>
+              <w:jc w:val="center"/>
+              <w:rPr>
+                <w:color w:val="000000" w:themeColor="text1"/>
+              </w:rPr>
             </w:pPr>
             <w:r>
               <w:rPr>
                 <w:b/>
-                <w:sz w:val="16"/>
+                <w:color w:val="000000" w:themeColor="text1"/>
+                <w:sz w:val="18"/>
               </w:rPr>
               <w:t>Aspecto evaluado</w:t>
             </w:r>
@@ -6183,21 +6039,499 @@
         </w:tc>
         <w:tc>
           <w:tcPr>
-            <w:tcW w:w="2880" w:type="dxa"/>
-            <w:shd w:val="clear" w:color="auto" w:fill="E7E6E6"/>
-            <w:vAlign w:val="center"/>
-          </w:tcPr>
-          <w:p>
-            <w:pPr>
-              <w:spacing w:line="240" w:lineRule="auto"/>
-              <w:ind w:firstLine="0"/>
+            <w:tcW w:w="2209" w:type="dxa"/>
+            <w:shd w:val="clear" w:color="auto" w:fill="D9EAF7"/>
+            <w:vAlign w:val="center"/>
+          </w:tcPr>
+          <w:p>
+            <w:pPr>
+              <w:jc w:val="center"/>
+              <w:rPr>
+                <w:color w:val="000000" w:themeColor="text1"/>
+              </w:rPr>
             </w:pPr>
             <w:r>
               <w:rPr>
                 <w:b/>
-                <w:sz w:val="16"/>
+                <w:color w:val="000000" w:themeColor="text1"/>
+                <w:sz w:val="18"/>
               </w:rPr>
               <w:t>Análisis</w:t>
+            </w:r>
+          </w:p>
+        </w:tc>
+      </w:tr>
+      <w:tr>
+        <w:trPr>
+          <w:cantSplit/>
+          <w:jc w:val="center"/>
+        </w:trPr>
+        <w:tc>
+          <w:tcPr>
+            <w:tcW w:w="2209" w:type="dxa"/>
+            <w:vAlign w:val="center"/>
+          </w:tcPr>
+          <w:p>
+            <w:pPr>
+              <w:jc w:val="center"/>
+              <w:rPr>
+                <w:color w:val="000000" w:themeColor="text1"/>
+              </w:rPr>
+            </w:pPr>
+            <w:r>
+              <w:rPr>
+                <w:color w:val="000000" w:themeColor="text1"/>
+                <w:sz w:val="18"/>
+              </w:rPr>
+              <w:t>Diagnóstico</w:t>
+            </w:r>
+          </w:p>
+        </w:tc>
+        <w:tc>
+          <w:tcPr>
+            <w:tcW w:w="2209" w:type="dxa"/>
+            <w:vAlign w:val="center"/>
+          </w:tcPr>
+          <w:p>
+            <w:pPr>
+              <w:jc w:val="center"/>
+              <w:rPr>
+                <w:color w:val="000000" w:themeColor="text1"/>
+              </w:rPr>
+            </w:pPr>
+            <w:r>
+              <w:rPr>
+                <w:color w:val="000000" w:themeColor="text1"/>
+                <w:sz w:val="18"/>
+              </w:rPr>
+              <w:t>Encuesta a usuarios</w:t>
+            </w:r>
+          </w:p>
+        </w:tc>
+        <w:tc>
+          <w:tcPr>
+            <w:tcW w:w="2209" w:type="dxa"/>
+            <w:vAlign w:val="center"/>
+          </w:tcPr>
+          <w:p>
+            <w:pPr>
+              <w:jc w:val="center"/>
+              <w:rPr>
+                <w:color w:val="000000" w:themeColor="text1"/>
+              </w:rPr>
+            </w:pPr>
+            <w:r>
+              <w:rPr>
+                <w:color w:val="000000" w:themeColor="text1"/>
+                <w:sz w:val="18"/>
+              </w:rPr>
+              <w:t>Hábitos, dificultades y privacidad</w:t>
+            </w:r>
+          </w:p>
+        </w:tc>
+        <w:tc>
+          <w:tcPr>
+            <w:tcW w:w="2209" w:type="dxa"/>
+            <w:vAlign w:val="center"/>
+          </w:tcPr>
+          <w:p>
+            <w:pPr>
+              <w:jc w:val="center"/>
+              <w:rPr>
+                <w:color w:val="000000" w:themeColor="text1"/>
+              </w:rPr>
+            </w:pPr>
+            <w:r>
+              <w:rPr>
+                <w:color w:val="000000" w:themeColor="text1"/>
+                <w:sz w:val="18"/>
+              </w:rPr>
+              <w:t>Frecuencias, porcentajes y respuestas abiertas.</w:t>
+            </w:r>
+          </w:p>
+        </w:tc>
+      </w:tr>
+      <w:tr>
+        <w:trPr>
+          <w:cantSplit/>
+          <w:jc w:val="center"/>
+        </w:trPr>
+        <w:tc>
+          <w:tcPr>
+            <w:tcW w:w="2209" w:type="dxa"/>
+            <w:vAlign w:val="center"/>
+          </w:tcPr>
+          <w:p>
+            <w:pPr>
+              <w:jc w:val="center"/>
+              <w:rPr>
+                <w:color w:val="000000" w:themeColor="text1"/>
+              </w:rPr>
+            </w:pPr>
+            <w:r>
+              <w:rPr>
+                <w:color w:val="000000" w:themeColor="text1"/>
+                <w:sz w:val="18"/>
+              </w:rPr>
+              <w:t>Diagnóstico</w:t>
+            </w:r>
+          </w:p>
+        </w:tc>
+        <w:tc>
+          <w:tcPr>
+            <w:tcW w:w="2209" w:type="dxa"/>
+            <w:vAlign w:val="center"/>
+          </w:tcPr>
+          <w:p>
+            <w:pPr>
+              <w:jc w:val="center"/>
+              <w:rPr>
+                <w:color w:val="000000" w:themeColor="text1"/>
+              </w:rPr>
+            </w:pPr>
+            <w:r>
+              <w:rPr>
+                <w:color w:val="000000" w:themeColor="text1"/>
+                <w:sz w:val="18"/>
+              </w:rPr>
+              <w:t>Entrevista a profesionales</w:t>
+            </w:r>
+          </w:p>
+        </w:tc>
+        <w:tc>
+          <w:tcPr>
+            <w:tcW w:w="2209" w:type="dxa"/>
+            <w:vAlign w:val="center"/>
+          </w:tcPr>
+          <w:p>
+            <w:pPr>
+              <w:jc w:val="center"/>
+              <w:rPr>
+                <w:color w:val="000000" w:themeColor="text1"/>
+              </w:rPr>
+            </w:pPr>
+            <w:r>
+              <w:rPr>
+                <w:color w:val="000000" w:themeColor="text1"/>
+                <w:sz w:val="18"/>
+              </w:rPr>
+              <w:t>Información relevante y límites del sistema</w:t>
+            </w:r>
+          </w:p>
+        </w:tc>
+        <w:tc>
+          <w:tcPr>
+            <w:tcW w:w="2209" w:type="dxa"/>
+            <w:vAlign w:val="center"/>
+          </w:tcPr>
+          <w:p>
+            <w:pPr>
+              <w:jc w:val="center"/>
+              <w:rPr>
+                <w:color w:val="000000" w:themeColor="text1"/>
+              </w:rPr>
+            </w:pPr>
+            <w:r>
+              <w:rPr>
+                <w:color w:val="000000" w:themeColor="text1"/>
+                <w:sz w:val="18"/>
+              </w:rPr>
+              <w:t>Agrupación temática de respuestas.</w:t>
+            </w:r>
+          </w:p>
+        </w:tc>
+      </w:tr>
+      <w:tr>
+        <w:trPr>
+          <w:cantSplit/>
+          <w:jc w:val="center"/>
+        </w:trPr>
+        <w:tc>
+          <w:tcPr>
+            <w:tcW w:w="2209" w:type="dxa"/>
+            <w:vAlign w:val="center"/>
+          </w:tcPr>
+          <w:p>
+            <w:pPr>
+              <w:jc w:val="center"/>
+              <w:rPr>
+                <w:color w:val="000000" w:themeColor="text1"/>
+              </w:rPr>
+            </w:pPr>
+            <w:r>
+              <w:rPr>
+                <w:color w:val="000000" w:themeColor="text1"/>
+                <w:sz w:val="18"/>
+              </w:rPr>
+              <w:t>Evaluación</w:t>
+            </w:r>
+          </w:p>
+        </w:tc>
+        <w:tc>
+          <w:tcPr>
+            <w:tcW w:w="2209" w:type="dxa"/>
+            <w:vAlign w:val="center"/>
+          </w:tcPr>
+          <w:p>
+            <w:pPr>
+              <w:jc w:val="center"/>
+              <w:rPr>
+                <w:color w:val="000000" w:themeColor="text1"/>
+              </w:rPr>
+            </w:pPr>
+            <w:r>
+              <w:rPr>
+                <w:color w:val="000000" w:themeColor="text1"/>
+                <w:sz w:val="18"/>
+              </w:rPr>
+              <w:t>Guía de tareas y observación</w:t>
+            </w:r>
+          </w:p>
+        </w:tc>
+        <w:tc>
+          <w:tcPr>
+            <w:tcW w:w="2209" w:type="dxa"/>
+            <w:vAlign w:val="center"/>
+          </w:tcPr>
+          <w:p>
+            <w:pPr>
+              <w:jc w:val="center"/>
+              <w:rPr>
+                <w:color w:val="000000" w:themeColor="text1"/>
+              </w:rPr>
+            </w:pPr>
+            <w:r>
+              <w:rPr>
+                <w:color w:val="000000" w:themeColor="text1"/>
+                <w:sz w:val="18"/>
+              </w:rPr>
+              <w:t>Eficacia, tiempo, errores y apoyos</w:t>
+            </w:r>
+          </w:p>
+        </w:tc>
+        <w:tc>
+          <w:tcPr>
+            <w:tcW w:w="2209" w:type="dxa"/>
+            <w:vAlign w:val="center"/>
+          </w:tcPr>
+          <w:p>
+            <w:pPr>
+              <w:jc w:val="center"/>
+              <w:rPr>
+                <w:color w:val="000000" w:themeColor="text1"/>
+              </w:rPr>
+            </w:pPr>
+            <w:r>
+              <w:rPr>
+                <w:color w:val="000000" w:themeColor="text1"/>
+                <w:sz w:val="18"/>
+              </w:rPr>
+              <w:t>Tasa de finalización, tiempos y recuento de incidencias.</w:t>
+            </w:r>
+          </w:p>
+        </w:tc>
+      </w:tr>
+      <w:tr>
+        <w:trPr>
+          <w:cantSplit/>
+          <w:jc w:val="center"/>
+        </w:trPr>
+        <w:tc>
+          <w:tcPr>
+            <w:tcW w:w="2209" w:type="dxa"/>
+            <w:vAlign w:val="center"/>
+          </w:tcPr>
+          <w:p>
+            <w:pPr>
+              <w:jc w:val="center"/>
+              <w:rPr>
+                <w:color w:val="000000" w:themeColor="text1"/>
+              </w:rPr>
+            </w:pPr>
+            <w:r>
+              <w:rPr>
+                <w:color w:val="000000" w:themeColor="text1"/>
+                <w:sz w:val="18"/>
+              </w:rPr>
+              <w:t>Evaluación</w:t>
+            </w:r>
+          </w:p>
+        </w:tc>
+        <w:tc>
+          <w:tcPr>
+            <w:tcW w:w="2209" w:type="dxa"/>
+            <w:vAlign w:val="center"/>
+          </w:tcPr>
+          <w:p>
+            <w:pPr>
+              <w:jc w:val="center"/>
+              <w:rPr>
+                <w:color w:val="000000" w:themeColor="text1"/>
+              </w:rPr>
+            </w:pPr>
+            <w:proofErr w:type="spellStart"/>
+            <w:r>
+              <w:rPr>
+                <w:color w:val="000000" w:themeColor="text1"/>
+                <w:sz w:val="18"/>
+              </w:rPr>
+              <w:t>System</w:t>
+            </w:r>
+            <w:proofErr w:type="spellEnd"/>
+            <w:r>
+              <w:rPr>
+                <w:color w:val="000000" w:themeColor="text1"/>
+                <w:sz w:val="18"/>
+              </w:rPr>
+              <w:t xml:space="preserve"> </w:t>
+            </w:r>
+            <w:proofErr w:type="spellStart"/>
+            <w:r>
+              <w:rPr>
+                <w:color w:val="000000" w:themeColor="text1"/>
+                <w:sz w:val="18"/>
+              </w:rPr>
+              <w:t>Usability</w:t>
+            </w:r>
+            <w:proofErr w:type="spellEnd"/>
+            <w:r>
+              <w:rPr>
+                <w:color w:val="000000" w:themeColor="text1"/>
+                <w:sz w:val="18"/>
+              </w:rPr>
+              <w:t xml:space="preserve"> Scale (SUS)</w:t>
+            </w:r>
+          </w:p>
+        </w:tc>
+        <w:tc>
+          <w:tcPr>
+            <w:tcW w:w="2209" w:type="dxa"/>
+            <w:vAlign w:val="center"/>
+          </w:tcPr>
+          <w:p>
+            <w:pPr>
+              <w:jc w:val="center"/>
+              <w:rPr>
+                <w:color w:val="000000" w:themeColor="text1"/>
+              </w:rPr>
+            </w:pPr>
+            <w:r>
+              <w:rPr>
+                <w:color w:val="000000" w:themeColor="text1"/>
+                <w:sz w:val="18"/>
+              </w:rPr>
+              <w:t>Usabilidad percibida</w:t>
+            </w:r>
+          </w:p>
+        </w:tc>
+        <w:tc>
+          <w:tcPr>
+            <w:tcW w:w="2209" w:type="dxa"/>
+            <w:vAlign w:val="center"/>
+          </w:tcPr>
+          <w:p>
+            <w:pPr>
+              <w:jc w:val="center"/>
+              <w:rPr>
+                <w:color w:val="000000" w:themeColor="text1"/>
+              </w:rPr>
+            </w:pPr>
+            <w:r>
+              <w:rPr>
+                <w:color w:val="000000" w:themeColor="text1"/>
+                <w:sz w:val="18"/>
+              </w:rPr>
+              <w:t>Puntuación SUS por participante y promedio descriptivo.</w:t>
+            </w:r>
+          </w:p>
+        </w:tc>
+      </w:tr>
+      <w:tr>
+        <w:trPr>
+          <w:cantSplit/>
+          <w:jc w:val="center"/>
+        </w:trPr>
+        <w:tc>
+          <w:tcPr>
+            <w:tcW w:w="2209" w:type="dxa"/>
+            <w:vAlign w:val="center"/>
+          </w:tcPr>
+          <w:p>
+            <w:pPr>
+              <w:jc w:val="center"/>
+              <w:rPr>
+                <w:color w:val="000000" w:themeColor="text1"/>
+              </w:rPr>
+            </w:pPr>
+            <w:r>
+              <w:rPr>
+                <w:color w:val="000000" w:themeColor="text1"/>
+                <w:sz w:val="18"/>
+              </w:rPr>
+              <w:t>Evaluación</w:t>
+            </w:r>
+          </w:p>
+        </w:tc>
+        <w:tc>
+          <w:tcPr>
+            <w:tcW w:w="2209" w:type="dxa"/>
+            <w:vAlign w:val="center"/>
+          </w:tcPr>
+          <w:p>
+            <w:pPr>
+              <w:jc w:val="center"/>
+              <w:rPr>
+                <w:color w:val="000000" w:themeColor="text1"/>
+              </w:rPr>
+            </w:pPr>
+            <w:r>
+              <w:rPr>
+                <w:color w:val="000000" w:themeColor="text1"/>
+                <w:sz w:val="18"/>
+              </w:rPr>
+              <w:t>Rúbrica de salidas de IA</w:t>
+            </w:r>
+          </w:p>
+        </w:tc>
+        <w:tc>
+          <w:tcPr>
+            <w:tcW w:w="2209" w:type="dxa"/>
+            <w:vAlign w:val="center"/>
+          </w:tcPr>
+          <w:p>
+            <w:pPr>
+              <w:jc w:val="center"/>
+              <w:rPr>
+                <w:color w:val="000000" w:themeColor="text1"/>
+              </w:rPr>
+            </w:pPr>
+            <w:r>
+              <w:rPr>
+                <w:color w:val="000000" w:themeColor="text1"/>
+                <w:sz w:val="18"/>
+              </w:rPr>
+              <w:t>Cobertura, límites y ausencia de contenido clínico</w:t>
+            </w:r>
+          </w:p>
+        </w:tc>
+        <w:tc>
+          <w:tcPr>
+            <w:tcW w:w="2209" w:type="dxa"/>
+            <w:vAlign w:val="center"/>
+          </w:tcPr>
+          <w:p>
+            <w:pPr>
+              <w:jc w:val="center"/>
+              <w:rPr>
+                <w:color w:val="000000" w:themeColor="text1"/>
+              </w:rPr>
+            </w:pPr>
+            <w:r>
+              <w:rPr>
+                <w:color w:val="000000" w:themeColor="text1"/>
+                <w:sz w:val="18"/>
+              </w:rPr>
+              <w:t>Cumplimiento por criterio en casos sintéticos.</w:t>
             </w:r>
           </w:p>
         </w:tc>
@@ -6208,73 +6542,65 @@
         </w:trPr>
         <w:tc>
           <w:tcPr>
-            <w:tcW w:w="1440" w:type="dxa"/>
-            <w:vAlign w:val="center"/>
-          </w:tcPr>
-          <w:p>
-            <w:pPr>
-              <w:spacing w:line="240" w:lineRule="auto"/>
-              <w:ind w:firstLine="0"/>
-            </w:pPr>
-            <w:r>
-              <w:rPr>
-                <w:sz w:val="16"/>
-              </w:rPr>
-              <w:t>Diagnóstico</w:t>
-            </w:r>
-          </w:p>
-        </w:tc>
-        <w:tc>
-          <w:tcPr>
-            <w:tcW w:w="2304" w:type="dxa"/>
-            <w:vAlign w:val="center"/>
-          </w:tcPr>
-          <w:p>
-            <w:pPr>
-              <w:spacing w:line="240" w:lineRule="auto"/>
-              <w:ind w:firstLine="0"/>
-            </w:pPr>
-            <w:r>
-              <w:rPr>
-                <w:sz w:val="16"/>
-              </w:rPr>
-              <w:t>Encuesta a usuarios</w:t>
-            </w:r>
-          </w:p>
-        </w:tc>
-        <w:tc>
-          <w:tcPr>
-            <w:tcW w:w="2880" w:type="dxa"/>
-            <w:vAlign w:val="center"/>
-          </w:tcPr>
-          <w:p>
-            <w:pPr>
-              <w:spacing w:line="240" w:lineRule="auto"/>
-              <w:ind w:firstLine="0"/>
-            </w:pPr>
-            <w:r>
-              <w:rPr>
-                <w:sz w:val="16"/>
-              </w:rPr>
-              <w:t>Hábitos, dificultades y privacidad</w:t>
-            </w:r>
-          </w:p>
-        </w:tc>
-        <w:tc>
-          <w:tcPr>
-            <w:tcW w:w="2880" w:type="dxa"/>
-            <w:vAlign w:val="center"/>
-          </w:tcPr>
-          <w:p>
-            <w:pPr>
-              <w:spacing w:line="240" w:lineRule="auto"/>
-              <w:ind w:firstLine="0"/>
-            </w:pPr>
-            <w:r>
-              <w:rPr>
-                <w:sz w:val="16"/>
-              </w:rPr>
-              <w:t>Frecuencias, porcentajes y respuestas abiertas.</w:t>
+            <w:tcW w:w="2209" w:type="dxa"/>
+          </w:tcPr>
+          <w:p>
+            <w:pPr>
+              <w:jc w:val="center"/>
+            </w:pPr>
+            <w:r>
+              <w:rPr>
+                <w:sz w:val="18"/>
+              </w:rPr>
+              <w:t>Evaluación técnica</w:t>
+            </w:r>
+          </w:p>
+        </w:tc>
+        <w:tc>
+          <w:tcPr>
+            <w:tcW w:w="2209" w:type="dxa"/>
+          </w:tcPr>
+          <w:p>
+            <w:pPr>
+              <w:jc w:val="center"/>
+            </w:pPr>
+            <w:r>
+              <w:rPr>
+                <w:sz w:val="18"/>
+              </w:rPr>
+              <w:t>Pruebas funcionales y de integración</w:t>
+            </w:r>
+          </w:p>
+        </w:tc>
+        <w:tc>
+          <w:tcPr>
+            <w:tcW w:w="2209" w:type="dxa"/>
+          </w:tcPr>
+          <w:p>
+            <w:pPr>
+              <w:jc w:val="center"/>
+            </w:pPr>
+            <w:r>
+              <w:rPr>
+                <w:sz w:val="18"/>
+              </w:rPr>
+              <w:t>Correctitud de funciones y comunicación entre componentes</w:t>
+            </w:r>
+          </w:p>
+        </w:tc>
+        <w:tc>
+          <w:tcPr>
+            <w:tcW w:w="2209" w:type="dxa"/>
+          </w:tcPr>
+          <w:p>
+            <w:pPr>
+              <w:jc w:val="center"/>
+            </w:pPr>
+            <w:r>
+              <w:rPr>
+                <w:sz w:val="18"/>
+              </w:rPr>
+              <w:t>Porcentaje de casos aprobados y fallidos; incidencias detectadas.</w:t>
             </w:r>
           </w:p>
         </w:tc>
@@ -6285,73 +6611,65 @@
         </w:trPr>
         <w:tc>
           <w:tcPr>
-            <w:tcW w:w="1440" w:type="dxa"/>
-            <w:vAlign w:val="center"/>
-          </w:tcPr>
-          <w:p>
-            <w:pPr>
-              <w:spacing w:line="240" w:lineRule="auto"/>
-              <w:ind w:firstLine="0"/>
-            </w:pPr>
-            <w:r>
-              <w:rPr>
-                <w:sz w:val="16"/>
-              </w:rPr>
-              <w:t>Diagnóstico</w:t>
-            </w:r>
-          </w:p>
-        </w:tc>
-        <w:tc>
-          <w:tcPr>
-            <w:tcW w:w="2304" w:type="dxa"/>
-            <w:vAlign w:val="center"/>
-          </w:tcPr>
-          <w:p>
-            <w:pPr>
-              <w:spacing w:line="240" w:lineRule="auto"/>
-              <w:ind w:firstLine="0"/>
-            </w:pPr>
-            <w:r>
-              <w:rPr>
-                <w:sz w:val="16"/>
-              </w:rPr>
-              <w:t>Entrevista a profesionales</w:t>
-            </w:r>
-          </w:p>
-        </w:tc>
-        <w:tc>
-          <w:tcPr>
-            <w:tcW w:w="2880" w:type="dxa"/>
-            <w:vAlign w:val="center"/>
-          </w:tcPr>
-          <w:p>
-            <w:pPr>
-              <w:spacing w:line="240" w:lineRule="auto"/>
-              <w:ind w:firstLine="0"/>
-            </w:pPr>
-            <w:r>
-              <w:rPr>
-                <w:sz w:val="16"/>
-              </w:rPr>
-              <w:t>Información relevante y límites del sistema</w:t>
-            </w:r>
-          </w:p>
-        </w:tc>
-        <w:tc>
-          <w:tcPr>
-            <w:tcW w:w="2880" w:type="dxa"/>
-            <w:vAlign w:val="center"/>
-          </w:tcPr>
-          <w:p>
-            <w:pPr>
-              <w:spacing w:line="240" w:lineRule="auto"/>
-              <w:ind w:firstLine="0"/>
-            </w:pPr>
-            <w:r>
-              <w:rPr>
-                <w:sz w:val="16"/>
-              </w:rPr>
-              <w:t>Agrupación temática de respuestas.</w:t>
+            <w:tcW w:w="2209" w:type="dxa"/>
+          </w:tcPr>
+          <w:p>
+            <w:pPr>
+              <w:jc w:val="center"/>
+            </w:pPr>
+            <w:r>
+              <w:rPr>
+                <w:sz w:val="18"/>
+              </w:rPr>
+              <w:t>Evaluación técnica</w:t>
+            </w:r>
+          </w:p>
+        </w:tc>
+        <w:tc>
+          <w:tcPr>
+            <w:tcW w:w="2209" w:type="dxa"/>
+          </w:tcPr>
+          <w:p>
+            <w:pPr>
+              <w:jc w:val="center"/>
+            </w:pPr>
+            <w:r>
+              <w:rPr>
+                <w:sz w:val="18"/>
+              </w:rPr>
+              <w:t>Pruebas de seguridad</w:t>
+            </w:r>
+          </w:p>
+        </w:tc>
+        <w:tc>
+          <w:tcPr>
+            <w:tcW w:w="2209" w:type="dxa"/>
+          </w:tcPr>
+          <w:p>
+            <w:pPr>
+              <w:jc w:val="center"/>
+            </w:pPr>
+            <w:r>
+              <w:rPr>
+                <w:sz w:val="18"/>
+              </w:rPr>
+              <w:t>Controles de acceso, configuración y exposición de la aplicación web</w:t>
+            </w:r>
+          </w:p>
+        </w:tc>
+        <w:tc>
+          <w:tcPr>
+            <w:tcW w:w="2209" w:type="dxa"/>
+          </w:tcPr>
+          <w:p>
+            <w:pPr>
+              <w:jc w:val="center"/>
+            </w:pPr>
+            <w:r>
+              <w:rPr>
+                <w:sz w:val="18"/>
+              </w:rPr>
+              <w:t>Hallazgos clasificados por severidad y cumplimiento de criterios seleccionados.</w:t>
             </w:r>
           </w:p>
         </w:tc>
@@ -6362,299 +6680,408 @@
         </w:trPr>
         <w:tc>
           <w:tcPr>
-            <w:tcW w:w="1440" w:type="dxa"/>
-            <w:vAlign w:val="center"/>
-          </w:tcPr>
-          <w:p>
-            <w:pPr>
-              <w:spacing w:line="240" w:lineRule="auto"/>
-              <w:ind w:firstLine="0"/>
-            </w:pPr>
-            <w:r>
-              <w:rPr>
-                <w:sz w:val="16"/>
-              </w:rPr>
-              <w:t>Evaluación</w:t>
-            </w:r>
-          </w:p>
-        </w:tc>
-        <w:tc>
-          <w:tcPr>
-            <w:tcW w:w="2304" w:type="dxa"/>
-            <w:vAlign w:val="center"/>
-          </w:tcPr>
-          <w:p>
-            <w:pPr>
-              <w:spacing w:line="240" w:lineRule="auto"/>
-              <w:ind w:firstLine="0"/>
-            </w:pPr>
-            <w:r>
-              <w:rPr>
-                <w:sz w:val="16"/>
-              </w:rPr>
-              <w:t>Guía de tareas y observación</w:t>
-            </w:r>
-          </w:p>
-        </w:tc>
-        <w:tc>
-          <w:tcPr>
-            <w:tcW w:w="2880" w:type="dxa"/>
-            <w:vAlign w:val="center"/>
-          </w:tcPr>
-          <w:p>
-            <w:pPr>
-              <w:spacing w:line="240" w:lineRule="auto"/>
-              <w:ind w:firstLine="0"/>
-            </w:pPr>
-            <w:r>
-              <w:rPr>
-                <w:sz w:val="16"/>
-              </w:rPr>
-              <w:t>Eficacia, tiempo, errores y apoyos</w:t>
-            </w:r>
-          </w:p>
-        </w:tc>
-        <w:tc>
-          <w:tcPr>
-            <w:tcW w:w="2880" w:type="dxa"/>
-            <w:vAlign w:val="center"/>
-          </w:tcPr>
-          <w:p>
-            <w:pPr>
-              <w:spacing w:line="240" w:lineRule="auto"/>
-              <w:ind w:firstLine="0"/>
-            </w:pPr>
-            <w:r>
-              <w:rPr>
-                <w:sz w:val="16"/>
-              </w:rPr>
-              <w:t>Tasa de finalización, tiempos y recuento de incidencias.</w:t>
-            </w:r>
-          </w:p>
-        </w:tc>
-      </w:tr>
-      <w:tr>
-        <w:trPr>
-          <w:jc w:val="center"/>
-        </w:trPr>
-        <w:tc>
-          <w:tcPr>
-            <w:tcW w:w="1440" w:type="dxa"/>
-            <w:vAlign w:val="center"/>
-          </w:tcPr>
-          <w:p>
-            <w:pPr>
-              <w:spacing w:line="240" w:lineRule="auto"/>
-              <w:ind w:firstLine="0"/>
-            </w:pPr>
-            <w:r>
-              <w:rPr>
-                <w:sz w:val="16"/>
-              </w:rPr>
-              <w:t>Evaluación</w:t>
-            </w:r>
-          </w:p>
-        </w:tc>
-        <w:tc>
-          <w:tcPr>
-            <w:tcW w:w="2304" w:type="dxa"/>
-            <w:vAlign w:val="center"/>
-          </w:tcPr>
-          <w:p>
-            <w:pPr>
-              <w:spacing w:line="240" w:lineRule="auto"/>
-              <w:ind w:firstLine="0"/>
-            </w:pPr>
-            <w:proofErr w:type="spellStart"/>
-            <w:r>
-              <w:rPr>
-                <w:sz w:val="16"/>
-              </w:rPr>
-              <w:t>System</w:t>
-            </w:r>
-            <w:proofErr w:type="spellEnd"/>
-            <w:r>
-              <w:rPr>
-                <w:sz w:val="16"/>
-              </w:rPr>
-              <w:t xml:space="preserve"> </w:t>
-            </w:r>
-            <w:proofErr w:type="spellStart"/>
-            <w:r>
-              <w:rPr>
-                <w:sz w:val="16"/>
-              </w:rPr>
-              <w:t>Usability</w:t>
-            </w:r>
-            <w:proofErr w:type="spellEnd"/>
-            <w:r>
-              <w:rPr>
-                <w:sz w:val="16"/>
-              </w:rPr>
-              <w:t xml:space="preserve"> Scale</w:t>
-            </w:r>
-          </w:p>
-        </w:tc>
-        <w:tc>
-          <w:tcPr>
-            <w:tcW w:w="2880" w:type="dxa"/>
-            <w:vAlign w:val="center"/>
-          </w:tcPr>
-          <w:p>
-            <w:pPr>
-              <w:spacing w:line="240" w:lineRule="auto"/>
-              <w:ind w:firstLine="0"/>
-            </w:pPr>
-            <w:r>
-              <w:rPr>
-                <w:sz w:val="16"/>
-              </w:rPr>
-              <w:t>Usabilidad percibida</w:t>
-            </w:r>
-          </w:p>
-        </w:tc>
-        <w:tc>
-          <w:tcPr>
-            <w:tcW w:w="2880" w:type="dxa"/>
-            <w:vAlign w:val="center"/>
-          </w:tcPr>
-          <w:p>
-            <w:pPr>
-              <w:spacing w:line="240" w:lineRule="auto"/>
-              <w:ind w:firstLine="0"/>
-            </w:pPr>
-            <w:r>
-              <w:rPr>
-                <w:sz w:val="16"/>
-              </w:rPr>
-              <w:t>Puntuación SUS por participante y promedio descriptivo.</w:t>
-            </w:r>
-          </w:p>
-        </w:tc>
-      </w:tr>
-      <w:tr>
-        <w:trPr>
-          <w:jc w:val="center"/>
-        </w:trPr>
-        <w:tc>
-          <w:tcPr>
-            <w:tcW w:w="1440" w:type="dxa"/>
-            <w:vAlign w:val="center"/>
-          </w:tcPr>
-          <w:p>
-            <w:pPr>
-              <w:spacing w:line="240" w:lineRule="auto"/>
-              <w:ind w:firstLine="0"/>
-            </w:pPr>
-            <w:r>
-              <w:rPr>
-                <w:sz w:val="16"/>
-              </w:rPr>
-              <w:t>Evaluación</w:t>
-            </w:r>
-          </w:p>
-        </w:tc>
-        <w:tc>
-          <w:tcPr>
-            <w:tcW w:w="2304" w:type="dxa"/>
-            <w:vAlign w:val="center"/>
-          </w:tcPr>
-          <w:p>
-            <w:pPr>
-              <w:spacing w:line="240" w:lineRule="auto"/>
-              <w:ind w:firstLine="0"/>
-            </w:pPr>
-            <w:r>
-              <w:rPr>
-                <w:sz w:val="16"/>
-              </w:rPr>
-              <w:t>Rúbrica de salidas de IA</w:t>
-            </w:r>
-          </w:p>
-        </w:tc>
-        <w:tc>
-          <w:tcPr>
-            <w:tcW w:w="2880" w:type="dxa"/>
-            <w:vAlign w:val="center"/>
-          </w:tcPr>
-          <w:p>
-            <w:pPr>
-              <w:spacing w:line="240" w:lineRule="auto"/>
-              <w:ind w:firstLine="0"/>
-            </w:pPr>
-            <w:r>
-              <w:rPr>
-                <w:sz w:val="16"/>
-              </w:rPr>
-              <w:t>Cobertura, límites y ausencia de contenido clínico</w:t>
-            </w:r>
-          </w:p>
-        </w:tc>
-        <w:tc>
-          <w:tcPr>
-            <w:tcW w:w="2880" w:type="dxa"/>
-            <w:vAlign w:val="center"/>
-          </w:tcPr>
-          <w:p>
-            <w:pPr>
-              <w:spacing w:line="240" w:lineRule="auto"/>
-              <w:ind w:firstLine="0"/>
-            </w:pPr>
-            <w:r>
-              <w:rPr>
-                <w:sz w:val="16"/>
-              </w:rPr>
-              <w:t>Cumplimiento por criterio en casos sintéticos.</w:t>
+            <w:tcW w:w="2209" w:type="dxa"/>
+          </w:tcPr>
+          <w:p>
+            <w:pPr>
+              <w:jc w:val="center"/>
+            </w:pPr>
+            <w:r>
+              <w:rPr>
+                <w:sz w:val="18"/>
+              </w:rPr>
+              <w:t>Evaluación técnica</w:t>
+            </w:r>
+          </w:p>
+        </w:tc>
+        <w:tc>
+          <w:tcPr>
+            <w:tcW w:w="2209" w:type="dxa"/>
+          </w:tcPr>
+          <w:p>
+            <w:pPr>
+              <w:jc w:val="center"/>
+            </w:pPr>
+            <w:r>
+              <w:rPr>
+                <w:sz w:val="18"/>
+              </w:rPr>
+              <w:t>Pruebas de rendimiento</w:t>
+            </w:r>
+          </w:p>
+        </w:tc>
+        <w:tc>
+          <w:tcPr>
+            <w:tcW w:w="2209" w:type="dxa"/>
+          </w:tcPr>
+          <w:p>
+            <w:pPr>
+              <w:jc w:val="center"/>
+            </w:pPr>
+            <w:r>
+              <w:rPr>
+                <w:sz w:val="18"/>
+              </w:rPr>
+              <w:t>Tiempos de respuesta y carga en escenarios representativos</w:t>
+            </w:r>
+          </w:p>
+        </w:tc>
+        <w:tc>
+          <w:tcPr>
+            <w:tcW w:w="2209" w:type="dxa"/>
+          </w:tcPr>
+          <w:p>
+            <w:pPr>
+              <w:jc w:val="center"/>
+            </w:pPr>
+            <w:r>
+              <w:rPr>
+                <w:sz w:val="18"/>
+              </w:rPr>
+              <w:t>Tiempos medidos y métricas de rendimiento obtenidas.</w:t>
             </w:r>
           </w:p>
         </w:tc>
       </w:tr>
     </w:tbl>
-    <w:p/>
     <w:p>
       <w:pPr>
         <w:pStyle w:val="SmallText"/>
+        <w:jc w:val="left"/>
+        <w:rPr>
+          <w:color w:val="000000" w:themeColor="text1"/>
+        </w:rPr>
+      </w:pPr>
+      <w:r>
+        <w:rPr>
+          <w:rFonts w:ascii="Times New Roman" w:hAnsi="Times New Roman"/>
+          <w:color w:val="000000" w:themeColor="text1"/>
+          <w:sz w:val="24"/>
+        </w:rPr>
+        <w:t>Fuente: Elaboración propia, 2026</w:t>
+      </w:r>
+    </w:p>
+    <w:p>
+      <w:pPr>
+        <w:rPr>
+          <w:color w:val="000000" w:themeColor="text1"/>
+        </w:rPr>
+      </w:pPr>
+      <w:r>
+        <w:t>En una primera fase se realizará la revisión bibliográfica, delimitación final del problema, diseño de instrumentos y levantamiento diagnóstico. Los resultados se utilizarán para ajustar requerimientos, lenguaje de la interfaz y prioridades del backlog.</w:t>
+      </w:r>
+    </w:p>
+    <w:p>
+      <w:pPr>
+        <w:rPr>
+          <w:color w:val="000000" w:themeColor="text1"/>
+        </w:rPr>
+      </w:pPr>
+      <w:r>
+        <w:rPr>
+          <w:rFonts w:ascii="Times New Roman" w:hAnsi="Times New Roman"/>
+          <w:color w:val="000000" w:themeColor="text1"/>
+          <w:sz w:val="24"/>
+        </w:rPr>
+        <w:t>En una segunda fase se desarrollará el prototipo siguiendo el tablero Kanban. Se implementarán las funcionalidades de forma incremental y cada función se someterá a pruebas unitarias o de integración según corresponda. Los servicios externos se probarán con datos controlados, y la funcionalidad de inteligencia artificial se integrará después de que existan mecanismos de autorización, minimización y trazabilidad que reduzcan la exposición innecesaria de información.</w:t>
+      </w:r>
+    </w:p>
+    <w:p>
+      <w:pPr>
+        <w:rPr>
+          <w:color w:val="000000" w:themeColor="text1"/>
+        </w:rPr>
+      </w:pPr>
+      <w:r>
+        <w:rPr>
+          <w:rFonts w:ascii="Times New Roman" w:hAnsi="Times New Roman"/>
+          <w:color w:val="000000" w:themeColor="text1"/>
+          <w:sz w:val="24"/>
+        </w:rPr>
+        <w:t xml:space="preserve">En la fase final se ejecutarán pruebas funcionales y de usabilidad con participantes seleccionados. Se recopilarán métricas descriptivas, observaciones y comentarios; posteriormente se analizarán los resultados y se incorporarán correcciones priorizadas. La </w:t>
+      </w:r>
+      <w:r>
+        <w:rPr>
+          <w:rFonts w:ascii="Times New Roman" w:hAnsi="Times New Roman"/>
+          <w:color w:val="000000" w:themeColor="text1"/>
+          <w:sz w:val="24"/>
+        </w:rPr>
+        <w:lastRenderedPageBreak/>
+        <w:t>documentación final incluirá requerimientos, decisiones de arquitectura, pruebas realizadas, limitaciones encontradas y recomendaciones para una posible evolución del sistema.</w:t>
+      </w:r>
+    </w:p>
+    <w:p>
+      <w:pPr>
+        <w:pStyle w:val="Heading2"/>
+        <w:rPr>
+          <w:color w:val="000000" w:themeColor="text1"/>
+        </w:rPr>
+      </w:pPr>
+      <w:r>
+        <w:t>HERRAMIENTAS DE INFORMACIÓN</w:t>
+      </w:r>
+    </w:p>
+    <w:p>
+      <w:pPr>
+        <w:rPr>
+          <w:color w:val="000000" w:themeColor="text1"/>
+        </w:rPr>
+      </w:pPr>
+      <w:r>
+        <w:rPr>
+          <w:rFonts w:ascii="Times New Roman" w:hAnsi="Times New Roman"/>
+          <w:color w:val="000000" w:themeColor="text1"/>
+          <w:sz w:val="24"/>
+        </w:rPr>
+        <w:t>Postman</w:t>
+      </w:r>
+      <w:r>
+        <w:rPr>
+          <w:rFonts w:ascii="Times New Roman" w:hAnsi="Times New Roman"/>
+          <w:color w:val="000000" w:themeColor="text1"/>
+          <w:sz w:val="24"/>
+        </w:rPr>
+        <w:t>,</w:t>
+      </w:r>
+      <w:r>
+        <w:rPr>
+          <w:rFonts w:ascii="Times New Roman" w:hAnsi="Times New Roman"/>
+          <w:color w:val="000000" w:themeColor="text1"/>
+          <w:sz w:val="24"/>
+        </w:rPr>
+        <w:t xml:space="preserve"> se utilizará como herramienta auxiliar para probar </w:t>
+      </w:r>
+      <w:proofErr w:type="spellStart"/>
+      <w:r>
+        <w:rPr>
+          <w:rFonts w:ascii="Times New Roman" w:hAnsi="Times New Roman"/>
+          <w:color w:val="000000" w:themeColor="text1"/>
+          <w:sz w:val="24"/>
+        </w:rPr>
+        <w:t>endpoints</w:t>
+      </w:r>
+      <w:proofErr w:type="spellEnd"/>
+      <w:r>
+        <w:rPr>
+          <w:rFonts w:ascii="Times New Roman" w:hAnsi="Times New Roman"/>
+          <w:color w:val="000000" w:themeColor="text1"/>
+          <w:sz w:val="24"/>
+        </w:rPr>
+        <w:t xml:space="preserve"> internos, autenticación y consumo de servicios externos durante el desarrollo. Permitirá ejecutar solicitudes controladas y revisar códigos de respuesta, cabeceras y estructuras JSON antes de integrar determinadas funciones con la interfaz </w:t>
+      </w:r>
+      <w:r>
+        <w:rPr>
+          <w:color w:val="000000" w:themeColor="text1"/>
+        </w:rPr>
+        <w:fldChar w:fldCharType="begin"/>
+      </w:r>
+      <w:r>
+        <w:rPr>
+          <w:color w:val="000000" w:themeColor="text1"/>
+        </w:rPr>
+        <w:instrText xml:space="preserve"> CITATION Postman2026 \l 3082 </w:instrText>
+      </w:r>
+      <w:r>
+        <w:rPr>
+          <w:color w:val="000000" w:themeColor="text1"/>
+        </w:rPr>
+        <w:fldChar w:fldCharType="separate"/>
+      </w:r>
+      <w:r>
+        <w:rPr>
+          <w:noProof/>
+          <w:color w:val="000000" w:themeColor="text1"/>
+        </w:rPr>
+        <w:t xml:space="preserve"> </w:t>
+      </w:r>
+      <w:r>
+        <w:rPr>
+          <w:noProof/>
+          <w:color w:val="000000" w:themeColor="text1"/>
+        </w:rPr>
+        <w:t>(Postman Docs, 2026)</w:t>
+      </w:r>
+      <w:r>
+        <w:rPr>
+          <w:color w:val="000000" w:themeColor="text1"/>
+        </w:rPr>
+        <w:fldChar w:fldCharType="end"/>
+      </w:r>
+      <w:r>
+        <w:rPr>
+          <w:rFonts w:ascii="Times New Roman" w:hAnsi="Times New Roman"/>
+          <w:color w:val="000000" w:themeColor="text1"/>
+          <w:sz w:val="24"/>
+        </w:rPr>
+        <w:t>. Su utilización se limitará al proceso de desarrollo y pruebas, por lo que no formará parte del producto final desplegado.</w:t>
+      </w:r>
+    </w:p>
+    <w:p>
+      <w:r>
+        <w:t>Google Lighthouse se utilizará sobre la versión web para obtener métricas reproducibles de rendimiento, incluyendo indicadores de carga y respuesta de la interfaz. Los reportes generados se conservarán como evidencia de las pruebas de rendimiento realizadas.</w:t>
+      </w:r>
+    </w:p>
+    <w:p>
+      <w:r>
+        <w:t xml:space="preserve">Mozilla HTTP </w:t>
+      </w:r>
+      <w:proofErr w:type="spellStart"/>
+      <w:r>
+        <w:t>Observatory</w:t>
+      </w:r>
+      <w:proofErr w:type="spellEnd"/>
+      <w:r>
+        <w:t xml:space="preserve"> se utilizará sobre la versión web desplegada para revisar la configuración de seguridad HTTP y las cabeceras expuestas por la aplicación. El reporte obtenido permitirá registrar hallazgos técnicos y documentar las correcciones aplicadas.</w:t>
+      </w:r>
+    </w:p>
+    <w:p>
+      <w:pPr>
+        <w:pStyle w:val="Heading2"/>
+        <w:rPr>
+          <w:color w:val="000000" w:themeColor="text1"/>
+        </w:rPr>
+      </w:pPr>
+      <w:r>
+        <w:t>FUENTES DE INFORMACIÓN</w:t>
+      </w:r>
+    </w:p>
+    <w:p>
+      <w:pPr>
+        <w:rPr>
+          <w:color w:val="000000" w:themeColor="text1"/>
+        </w:rPr>
+      </w:pPr>
+      <w:r>
+        <w:rPr>
+          <w:rFonts w:ascii="Times New Roman" w:hAnsi="Times New Roman"/>
+          <w:color w:val="000000" w:themeColor="text1"/>
+          <w:sz w:val="24"/>
+        </w:rPr>
+        <w:t>Las fuentes primarias serán los usuarios potenciales y los profesionales de salud que participen en las encuestas, entrevistas, pruebas de tareas, cuestionario SUS y revisión cualitativa del prototipo. Las fuentes secundarias comprenderán libros, artículos científicos, normas, estándares, documentación técnica oficial y publicaciones institucionales utilizadas para sustentar el problema, el diseño, la seguridad, la accesibilidad y el uso responsable de inteligencia artificial. La información médica de los participantes no se empleará como fuente de investigación; las demostraciones y pruebas se realizarán prioritariamente con datos ficticios o sintéticos.</w:t>
+      </w:r>
+    </w:p>
+    <w:p>
+      <w:pPr>
+        <w:pStyle w:val="Heading2"/>
+        <w:rPr>
+          <w:color w:val="000000" w:themeColor="text1"/>
+        </w:rPr>
+      </w:pPr>
+      <w:r>
+        <w:t>POBLACIÓN Y MUESTRA</w:t>
+      </w:r>
+    </w:p>
+    <w:p>
+      <w:pPr>
+        <w:rPr>
+          <w:color w:val="000000" w:themeColor="text1"/>
+        </w:rPr>
+      </w:pPr>
+      <w:r>
+        <w:rPr>
+          <w:rFonts w:ascii="Times New Roman" w:hAnsi="Times New Roman"/>
+          <w:color w:val="000000" w:themeColor="text1"/>
+          <w:sz w:val="24"/>
+        </w:rPr>
+        <w:t xml:space="preserve">La población del estudio estará conformada por dos grupos diferenciados. El primer grupo estará integrado por usuarios potenciales: personas mayores de 18 años que gestionen información relacionada con su propia salud o con la salud de un familiar o dependiente. El segundo grupo estará integrado por profesionales de salud con experiencia en atención sanitaria y/o gestión de </w:t>
+      </w:r>
+      <w:r>
+        <w:rPr>
+          <w:rFonts w:ascii="Times New Roman" w:hAnsi="Times New Roman"/>
+          <w:color w:val="000000" w:themeColor="text1"/>
+          <w:sz w:val="24"/>
+        </w:rPr>
+        <w:lastRenderedPageBreak/>
+        <w:t>información clínica. La evaluación tendrá carácter exploratorio y sus resultados no pretenderán representar estadísticamente a la población del departamento de Cochabamba.</w:t>
+      </w:r>
+    </w:p>
+    <w:p>
+      <w:pPr>
+        <w:rPr>
+          <w:color w:val="000000" w:themeColor="text1"/>
+        </w:rPr>
+      </w:pPr>
+      <w:r>
+        <w:t>Para establecer un tamaño mínimo de referencia para el grupo de usuarios potenciales se empleará la fórmula de estimación de una proporción para poblaciones amplias. Debido al carácter exploratorio del estudio y a que no se dispone de un marco muestral completo de usuarios que gestionen información de salud personal, el cálculo se utilizará únicamente para definir un mínimo operativo y no para realizar inferencia estadística sobre la población de Cochabamba.</w:t>
+      </w:r>
+    </w:p>
+    <w:p>
+      <w:pPr>
         <w:jc w:val="center"/>
       </w:pPr>
       <w:r>
-        <w:t>Fuente: Elaboración propia, 2026</w:t>
-      </w:r>
-    </w:p>
-    <w:p>
-      <w:pPr>
-        <w:pStyle w:val="Heading2"/>
-        <w:ind w:firstLine="0"/>
-      </w:pPr>
-      <w:r>
-        <w:t>POBLACIÓN Y MUESTRA</w:t>
-      </w:r>
-    </w:p>
-    <w:p>
-      <w:r>
-        <w:t xml:space="preserve">La población estará conformada por dos grupos. El primero incluirá usuarios potenciales mayores de 18 años que gestionen información de salud propia o de un familiar o dependiente. </w:t>
-      </w:r>
-      <w:r>
-        <w:lastRenderedPageBreak/>
-        <w:t>El segundo incluirá profesionales de salud con experiencia en atención sanitaria y/o gestión de información clínica. La evaluación tendrá carácter exploratorio y no buscará representar estadísticamente a toda la población de Cochabamba.</w:t>
-      </w:r>
-    </w:p>
-    <w:p>
-      <w:r>
-        <w:t>Para usuarios potenciales se considerará un mínimo de 20 participantes mediante muestreo no probabilístico por conveniencia. Para profesionales de salud se seleccionarán entre 5 y 8 participantes mediante muestreo no probabilístico intencional. Los criterios de inclusión requerirán mayoría de edad, pertinencia con el grupo definido, acceso a un dispositivo con Internet cuando corresponda y participación voluntaria. Se excluirá a quienes no cumplan los criterios o decidan retirarse.</w:t>
-      </w:r>
-    </w:p>
-    <w:p>
-      <w:pPr>
-        <w:pStyle w:val="Heading2"/>
-        <w:ind w:firstLine="0"/>
-      </w:pPr>
-      <w:r>
-        <w:t>FUENTES DE INVESTIGACIÓN</w:t>
-      </w:r>
-    </w:p>
-    <w:p>
-      <w:r>
-        <w:t>Las fuentes primarias serán los usuarios potenciales y profesionales que participen en encuestas, entrevistas y pruebas de uso. Las fuentes secundarias comprenderán libros, artículos científicos, normas, estándares, documentación técnica oficial y publicaciones institucionales. La información clínica real de los participantes no se empleará como fuente de investigación; las demostraciones y pruebas del módulo de IA se realizarán prioritariamente con datos ficticios o sintéticos.</w:t>
+        <w:t>n = (Z</w:t>
+      </w:r>
+      <w:r>
+        <w:rPr>
+          <w:vertAlign w:val="superscript"/>
+        </w:rPr>
+        <w:t>2</w:t>
+      </w:r>
+      <w:r>
+        <w:t xml:space="preserve"> · p · q) / e</w:t>
+      </w:r>
+      <w:r>
+        <w:rPr>
+          <w:vertAlign w:val="superscript"/>
+        </w:rPr>
+        <w:t>2</w:t>
+      </w:r>
+    </w:p>
+    <w:p>
+      <w:pPr>
+        <w:jc w:val="center"/>
+      </w:pPr>
+      <w:r>
+        <w:t>n = (1,96</w:t>
+      </w:r>
+      <w:r>
+        <w:rPr>
+          <w:vertAlign w:val="superscript"/>
+        </w:rPr>
+        <w:t>2</w:t>
+      </w:r>
+      <w:r>
+        <w:t xml:space="preserve"> · 0,50 · 0,50) / 0,20</w:t>
+      </w:r>
+      <w:r>
+        <w:rPr>
+          <w:vertAlign w:val="superscript"/>
+        </w:rPr>
+        <w:t>2</w:t>
+      </w:r>
+      <w:r>
+        <w:t xml:space="preserve"> = 24,01 ≈ 25 participantes</w:t>
+      </w:r>
+    </w:p>
+    <w:p>
+      <w:r>
+        <w:t>Donde n representa el tamaño mínimo de la muestra, Z = 1,96 corresponde a un nivel de confianza del 95 %, p = 0,50 y q = 0,50 representan la máxima variabilidad esperada y e = 0,20 corresponde al margen de error admitido para esta evaluación exploratoria. En consecuencia, se trabajará con un mínimo de 25 usuarios potenciales, seleccionados mediante muestreo no probabilístico por conveniencia. Los resultados serán analizados de forma descriptiva y no se generalizarán estadísticamente a toda la población.</w:t>
+      </w:r>
+    </w:p>
+    <w:p>
+      <w:pPr>
+        <w:rPr>
+          <w:color w:val="000000" w:themeColor="text1"/>
+        </w:rPr>
+      </w:pPr>
+      <w:r>
+        <w:t>Para profesionales de salud se seleccionarán entre 5 y 8 participantes mediante muestreo no probabilístico intencional, considerando su experiencia y pertinencia respecto al manejo de información clínica. Debido a que este componente tiene finalidad cualitativa, no se aplicará una fórmula probabilística para determinar su tamaño; la participación estará orientada a obtener una valoración profesional de las funcionalidades, los límites y la seguridad del sistema.</w:t>
+      </w:r>
+    </w:p>
+    <w:p>
+      <w:pPr>
+        <w:rPr>
+          <w:color w:val="000000" w:themeColor="text1"/>
+        </w:rPr>
+      </w:pPr>
+      <w:r>
+        <w:rPr>
+          <w:rFonts w:ascii="Times New Roman" w:hAnsi="Times New Roman"/>
+          <w:color w:val="000000" w:themeColor="text1"/>
+          <w:sz w:val="24"/>
+        </w:rPr>
+        <w:t>Para usuarios potenciales se considerarán como criterios de inclusión: tener 18 años o más, gestionar información relacionada con su propia salud o con la de un familiar o dependiente, contar con un dispositivo con conexión a Internet y aceptar voluntariamente participar mediante consentimiento informado. Para profesionales de salud se requerirá ser mayor de 18 años, ejercer o contar con experiencia en atención sanitaria y/o gestión de información clínica, y aceptar voluntariamente participar. Se excluirá a quienes no cumplan los criterios de inclusión o decidan retirarse del estudio en cualquier momento.</w:t>
       </w:r>
     </w:p>
     <w:p>
@@ -26418,6 +26845,76 @@
           </w:p>
         </w:tc>
       </w:tr>
+      <w:tr>
+        <w:tc>
+          <w:tcPr>
+            <w:tcW w:type="dxa" w:w="2088"/>
+          </w:tcPr>
+          <w:p>
+            <w:pPr>
+              <w:spacing w:before="0" w:after="0"/>
+              <w:jc w:val="left"/>
+            </w:pPr>
+            <w:r>
+              <w:rPr>
+                <w:sz w:val="15"/>
+              </w:rPr>
+              <w:t>OE-6 Evaluación del prototipo</w:t>
+            </w:r>
+          </w:p>
+        </w:tc>
+        <w:tc>
+          <w:tcPr>
+            <w:tcW w:type="dxa" w:w="1584"/>
+          </w:tcPr>
+          <w:p>
+            <w:pPr>
+              <w:spacing w:before="0" w:after="0"/>
+              <w:jc w:val="left"/>
+            </w:pPr>
+            <w:r>
+              <w:rPr>
+                <w:sz w:val="15"/>
+              </w:rPr>
+              <w:t>RNF-01 a RNF-16</w:t>
+            </w:r>
+          </w:p>
+        </w:tc>
+        <w:tc>
+          <w:tcPr>
+            <w:tcW w:type="dxa" w:w="3816"/>
+          </w:tcPr>
+          <w:p>
+            <w:pPr>
+              <w:spacing w:before="0" w:after="0"/>
+              <w:jc w:val="left"/>
+            </w:pPr>
+            <w:r>
+              <w:rPr>
+                <w:sz w:val="15"/>
+              </w:rPr>
+              <w:t>PF-01 a PF-20; PI-01 a PI-08; PS-01 a PS-12; PR-01 a PR-07; AU-01 a AU-08; rúbrica IA</w:t>
+            </w:r>
+          </w:p>
+        </w:tc>
+        <w:tc>
+          <w:tcPr>
+            <w:tcW w:type="dxa" w:w="1872"/>
+          </w:tcPr>
+          <w:p>
+            <w:pPr>
+              <w:spacing w:before="0" w:after="0"/>
+              <w:jc w:val="left"/>
+            </w:pPr>
+            <w:r>
+              <w:rPr>
+                <w:sz w:val="15"/>
+              </w:rPr>
+              <w:t>Resultados cuantitativos y cualitativos documentados y vinculados con los requisitos.</w:t>
+            </w:r>
+          </w:p>
+        </w:tc>
+      </w:tr>
     </w:tbl>
     <w:p/>
     <w:p>
@@ -26427,6 +26924,12 @@
       </w:pPr>
       <w:r>
         <w:t>Fuente: Elaboración propia, 2026</w:t>
+      </w:r>
+    </w:p>
+    <w:p>
+      <w:pPr/>
+      <w:r>
+        <w:t>Para el OE-6, la evaluación consolidará el porcentaje de casos funcionales y de integración aprobados, los hallazgos de seguridad, las métricas de rendimiento obtenidas con Google Lighthouse, los resultados de accesibilidad y usabilidad, la puntuación SUS y el cumplimiento de la rúbrica de inteligencia artificial. Los valores observados y los hallazgos cualitativos se incorporarán únicamente después de ejecutar las pruebas sobre una versión identificada del prototipo, manteniendo la interpretación descriptiva definida en el perfil.</w:t>
       </w:r>
     </w:p>
     <w:p>
@@ -29761,7 +30264,7 @@
         <w:ind w:left="340" w:hanging="198"/>
       </w:pPr>
       <w:r>
-        <w:t>• El plan de validación combina pruebas técnicas, evaluación de usabilidad y una rúbrica específica para IA. Esta combinación permite evaluar funcionamiento, comprensión y límites del prototipo sin presentar la experiencia de uso como evidencia clínica.</w:t>
+        <w:t>• El objetivo específico de evaluación queda trazado mediante pruebas funcionales, de integración, seguridad, rendimiento, accesibilidad y usabilidad, además de SUS y una rúbrica específica para IA. Los resultados cuantitativos y cualitativos deberán incorporarse únicamente después de ejecutar el plan sobre una versión identificada del prototipo, sin presentarlos como evidencia clínica.</w:t>
       </w:r>
     </w:p>
     <w:p>
